--- a/docs/KLOL_GG_관리자_기능_교육자료_2026-08-26.docx
+++ b/docs/KLOL_GG_관리자_기능_교육자료_2026-08-26.docx
@@ -39,7 +39,7 @@
           <w:color w:val="7A5A00"/>
           <w:sz w:val="20"/>
         </w:rPr>
-        <w:t>K-LOL.GG ADMIN TRAINING</w:t>
+        <w:t>K-LOL.GG 운영진 안내</w:t>
       </w:r>
     </w:p>
     <w:p>
@@ -54,7 +54,7 @@
           <w:color w:val="0B2545"/>
           <w:sz w:val="54"/>
         </w:rPr>
-        <w:t>K-LOL.GG 관리자 기능 교육자료</w:t>
+        <w:t>K-LOL.GG 운영진 기능 가이드</w:t>
       </w:r>
     </w:p>
     <w:p>
@@ -68,7 +68,7 @@
           <w:color w:val="1F4D78"/>
           <w:sz w:val="27"/>
         </w:rPr>
-        <w:t>신규·기존 관리자 공통 실무 교육 · 시나리오 실습 · 운영 체크리스트</w:t>
+        <w:t>자원 운영진을 위한 사이트 · 카카오봇 · 경고 · 내전 안내</w:t>
       </w:r>
     </w:p>
     <w:p>
@@ -83,7 +83,7 @@
           <w:color w:val="5C6773"/>
           <w:sz w:val="21"/>
         </w:rPr>
-        <w:t>2026-08-26  |  운영·교육용 완성본</w:t>
+        <w:t>2026-08-26  |  운영진 공유용</w:t>
       </w:r>
     </w:p>
     <w:p>
@@ -99,7 +99,7 @@
           <w:color w:val="5C6773"/>
           <w:sz w:val="21"/>
         </w:rPr>
-        <w:t>관리자가 접수 확인부터 승인·반려, 수기 확정, 로그 점검과 장애 보고까지 같은 기준으로 처리하도록 만든 교육용 실무 교재입니다.</w:t>
+        <w:t>처음 보는 운영진도 화면을 함께 보며 경고·내전·운영 기능을 편하게 설명하고 사용할 수 있도록 만든 안내서입니다.</w:t>
       </w:r>
     </w:p>
     <w:p>
@@ -113,7 +113,7 @@
           <w:color w:val="9B1C1C"/>
           <w:sz w:val="19"/>
         </w:rPr>
-        <w:t>교육 중 실제 제재·삭제 금지 · 사진 저장은 Vercel Blob 연결 후 최종 실습</w:t>
+        <w:t>연습 중 실제 제재·삭제 금지 · 애매한 판단은 운영진과 먼저 상의</w:t>
       </w:r>
     </w:p>
     <w:p>
@@ -131,7 +131,7 @@
           <w:color w:val="2E74B5"/>
           <w:sz w:val="32"/>
         </w:rPr>
-        <w:t>1. 교육 목표와 수료 기준</w:t>
+        <w:t>1. 이 가이드를 보는 방법</w:t>
       </w:r>
     </w:p>
     <w:p>
@@ -139,7 +139,7 @@
         <w:rPr>
           <w:rFonts w:ascii="Malgun Gothic" w:hAnsi="Malgun Gothic" w:eastAsia="Malgun Gothic" w:cs="Malgun Gothic"/>
         </w:rPr>
-        <w:t>이 자료는 관리자에게 모든 메뉴를 나열하는 데 그치지 않고, 실제 접수가 들어왔을 때 무엇을 먼저 확인하고 어떤 근거를 남겨야 하는지 교육하기 위한 실무 교재다.</w:t>
+        <w:t>이 자료는 회사식 근무 매뉴얼이나 평가표가 아니다. 자원해서 운영을 돕는 사람이 사이트와 카카오봇을 처음 배울 때, 옆에서 화면을 보여주며 말로 설명하기 위한 안내서다.</w:t>
       </w:r>
     </w:p>
     <w:p>
@@ -147,7 +147,7 @@
         <w:rPr>
           <w:rFonts w:ascii="Malgun Gothic" w:hAnsi="Malgun Gothic" w:eastAsia="Malgun Gothic" w:cs="Malgun Gothic"/>
         </w:rPr>
-        <w:t>교육을 마친 관리자는 다음 업무를 혼자 수행할 수 있어야 한다.</w:t>
+        <w:t>처음부터 전부 외울 필요는 없다. 아래 세 가지 흐름을 먼저 이해하고, 나머지 메뉴는 필요한 상황이 생겼을 때 찾아보면 된다.</w:t>
       </w:r>
     </w:p>
     <w:p>
@@ -158,7 +158,48 @@
         <w:rPr>
           <w:rFonts w:ascii="Malgun Gothic" w:hAnsi="Malgun Gothic" w:eastAsia="Malgun Gothic" w:cs="Malgun Gothic"/>
         </w:rPr>
-        <w:t>관리자 홈에서 오늘 처리할 업무와 오류를 구분한다.</w:t>
+        <w:t>내전: 카카오 접수 → 사진 확인 → 사이트에서 수기 등록</w:t>
+      </w:r>
+    </w:p>
+    <w:p>
+      <w:pPr>
+        <w:pStyle w:val="ListBullet"/>
+      </w:pPr>
+      <w:r>
+        <w:rPr>
+          <w:rFonts w:ascii="Malgun Gothic" w:hAnsi="Malgun Gothic" w:eastAsia="Malgun Gothic" w:cs="Malgun Gothic"/>
+        </w:rPr>
+        <w:t>경고: 카카오 접수 → 관리자 검토 → 승인·반려 → 차감 인증</w:t>
+      </w:r>
+    </w:p>
+    <w:p>
+      <w:pPr>
+        <w:pStyle w:val="ListBullet"/>
+      </w:pPr>
+      <w:r>
+        <w:rPr>
+          <w:rFonts w:ascii="Malgun Gothic" w:hAnsi="Malgun Gothic" w:eastAsia="Malgun Gothic" w:cs="Malgun Gothic"/>
+        </w:rPr>
+        <w:t>운영: 구인·신청·오류를 확인하고 필요한 사람과 상의</w:t>
+      </w:r>
+    </w:p>
+    <w:p>
+      <w:r>
+        <w:rPr>
+          <w:rFonts w:ascii="Malgun Gothic" w:hAnsi="Malgun Gothic" w:eastAsia="Malgun Gothic" w:cs="Malgun Gothic"/>
+        </w:rPr>
+        <w:t>이 가이드를 함께 본 뒤에는 다음 내용을 편하게 설명할 수 있으면 충분하다.</w:t>
+      </w:r>
+    </w:p>
+    <w:p>
+      <w:pPr>
+        <w:pStyle w:val="ListBullet"/>
+      </w:pPr>
+      <w:r>
+        <w:rPr>
+          <w:rFonts w:ascii="Malgun Gothic" w:hAnsi="Malgun Gothic" w:eastAsia="Malgun Gothic" w:cs="Malgun Gothic"/>
+        </w:rPr>
+        <w:t>관리자 홈에서 접수와 오류가 어디에 보이는지 찾는다.</w:t>
       </w:r>
     </w:p>
     <w:p>
@@ -180,7 +221,7 @@
         <w:rPr>
           <w:rFonts w:ascii="Malgun Gothic" w:hAnsi="Malgun Gothic" w:eastAsia="Malgun Gothic" w:cs="Malgun Gothic"/>
         </w:rPr>
-        <w:t>경고 접수를 승인·반려하고 비공개 사유를 안전하게 기록한다.</w:t>
+        <w:t>경고 접수를 검토하고 비공개 사유를 안전하게 기록한다.</w:t>
       </w:r>
     </w:p>
     <w:p>
@@ -224,7 +265,7 @@
         <w:rPr>
           <w:rFonts w:ascii="Malgun Gothic" w:hAnsi="Malgun Gothic" w:eastAsia="Malgun Gothic" w:cs="Malgun Gothic"/>
         </w:rPr>
-        <w:t>장애 발생 시 임의 수정하지 않고 로그와 재현 정보를 수집해 보고한다.</w:t>
+        <w:t>잘 모르거나 애매한 상황에서 혼자 결정하지 않고 다른 운영진에게 물어본다.</w:t>
       </w:r>
     </w:p>
     <w:p>
@@ -241,7 +282,7 @@
           <w:color w:val="0B2545"/>
           <w:sz w:val="21"/>
         </w:rPr>
-        <w:t>교육 실습에서는 실제 이용자에게 경고·벤을 부여하거나 운영 데이터를 삭제하지 않는다. 테스트 접수와 조회 기능만 사용하고, 승인 실습은 지정된 테스트 대상에 한정한다.</w:t>
+        <w:t>같이 연습할 때는 실제 이용자에게 경고·벤을 부여하거나 운영 데이터를 삭제하지 않는다. 테스트 접수와 조회 기능만 사용하고, 승인 연습은 지정된 테스트 대상에 한정한다.</w:t>
       </w:r>
     </w:p>
     <w:p>
@@ -259,7 +300,15 @@
           <w:color w:val="2E74B5"/>
           <w:sz w:val="32"/>
         </w:rPr>
-        <w:t>2. 교육 진행안</w:t>
+        <w:t>2. 말로 설명할 때 추천 순서</w:t>
+      </w:r>
+    </w:p>
+    <w:p>
+      <w:r>
+        <w:rPr>
+          <w:rFonts w:ascii="Malgun Gothic" w:hAnsi="Malgun Gothic" w:eastAsia="Malgun Gothic" w:cs="Malgun Gothic"/>
+        </w:rPr>
+        <w:t>한 번에 모든 메뉴를 설명하면 기억하기 어렵다. 실제 화면을 함께 보면서 다음 순서로 이야기하는 것을 권장한다.</w:t>
       </w:r>
     </w:p>
     <w:tbl>
@@ -317,7 +366,7 @@
                 <w:color w:val="0B2545"/>
                 <w:sz w:val="17"/>
               </w:rPr>
-              <w:t>단계</w:t>
+              <w:t>순서</w:t>
             </w:r>
           </w:p>
         </w:tc>
@@ -383,7 +432,7 @@
                 <w:color w:val="0B2545"/>
                 <w:sz w:val="17"/>
               </w:rPr>
-              <w:t>교육 내용</w:t>
+              <w:t>함께 볼 내용</w:t>
             </w:r>
           </w:p>
         </w:tc>
@@ -416,7 +465,7 @@
                 <w:color w:val="0B2545"/>
                 <w:sz w:val="17"/>
               </w:rPr>
-              <w:t>수료 증거</w:t>
+              <w:t>확인해 볼 것</w:t>
             </w:r>
           </w:p>
         </w:tc>
@@ -450,7 +499,7 @@
                 <w:color w:val="0B2545"/>
                 <w:sz w:val="17"/>
               </w:rPr>
-              <w:t>1. 기본 이해</w:t>
+              <w:t>1. 전체 모습</w:t>
             </w:r>
           </w:p>
         </w:tc>
@@ -476,7 +525,7 @@
                 <w:color w:val="0B2545"/>
                 <w:sz w:val="17"/>
               </w:rPr>
-              <w:t>15분</w:t>
+              <w:t>10분</w:t>
             </w:r>
           </w:p>
         </w:tc>
@@ -502,7 +551,7 @@
                 <w:color w:val="0B2545"/>
                 <w:sz w:val="17"/>
               </w:rPr>
-              <w:t>역할, 권한, 접수번호, 금지 행동</w:t>
+              <w:t>관리자 홈, 메뉴, 접수번호</w:t>
             </w:r>
           </w:p>
         </w:tc>
@@ -528,7 +577,7 @@
                 <w:color w:val="0B2545"/>
                 <w:sz w:val="17"/>
               </w:rPr>
-              <w:t>용어 확인 질문 통과</w:t>
+              <w:t>경고·내전 메뉴 위치 찾기</w:t>
             </w:r>
           </w:p>
         </w:tc>
@@ -562,7 +611,7 @@
                 <w:color w:val="0B2545"/>
                 <w:sz w:val="17"/>
               </w:rPr>
-              <w:t>2. 사이트 탐색</w:t>
+              <w:t>2. 경고</w:t>
             </w:r>
           </w:p>
         </w:tc>
@@ -588,7 +637,7 @@
                 <w:color w:val="0B2545"/>
                 <w:sz w:val="17"/>
               </w:rPr>
-              <w:t>20분</w:t>
+              <w:t>20~30분</w:t>
             </w:r>
           </w:p>
         </w:tc>
@@ -614,7 +663,7 @@
                 <w:color w:val="0B2545"/>
                 <w:sz w:val="17"/>
               </w:rPr>
-              <w:t>관리자 홈과 주요 메뉴 위치</w:t>
+              <w:t>접수, 근거사진, 승인·반려, 차감</w:t>
             </w:r>
           </w:p>
         </w:tc>
@@ -640,7 +689,7 @@
                 <w:color w:val="0B2545"/>
                 <w:sz w:val="17"/>
               </w:rPr>
-              <w:t>지정 메뉴 5개 직접 찾기</w:t>
+              <w:t>0~3장과 10·15장 구분하기</w:t>
             </w:r>
           </w:p>
         </w:tc>
@@ -674,7 +723,7 @@
                 <w:color w:val="0B2545"/>
                 <w:sz w:val="17"/>
               </w:rPr>
-              <w:t>3. 카카오 운영</w:t>
+              <w:t>3. 내전</w:t>
             </w:r>
           </w:p>
         </w:tc>
@@ -700,7 +749,119 @@
                 <w:color w:val="0B2545"/>
                 <w:sz w:val="17"/>
               </w:rPr>
-              <w:t>25분</w:t>
+              <w:t>20~30분</w:t>
+            </w:r>
+          </w:p>
+        </w:tc>
+        <w:tc>
+          <w:tcPr>
+            <w:tcW w:type="dxa" w:w="1800"/>
+            <w:vAlign w:val="center"/>
+            <w:tcMar>
+              <w:top w:w="80" w:type="dxa"/>
+              <w:start w:w="120" w:type="dxa"/>
+              <w:bottom w:w="80" w:type="dxa"/>
+              <w:end w:w="120" w:type="dxa"/>
+            </w:tcMar>
+          </w:tcPr>
+          <w:p>
+            <w:pPr>
+              <w:spacing w:before="0" w:after="0" w:line="269" w:lineRule="auto"/>
+            </w:pPr>
+            <w:r/>
+            <w:r>
+              <w:rPr>
+                <w:rFonts w:ascii="Malgun Gothic" w:hAnsi="Malgun Gothic" w:eastAsia="Malgun Gothic" w:cs="Malgun Gothic"/>
+                <w:color w:val="0B2545"/>
+                <w:sz w:val="17"/>
+              </w:rPr>
+              <w:t>2·3세트 사진, 접수 확인, 수기 등록</w:t>
+            </w:r>
+          </w:p>
+        </w:tc>
+        <w:tc>
+          <w:tcPr>
+            <w:tcW w:type="dxa" w:w="3860"/>
+            <w:vAlign w:val="center"/>
+            <w:tcMar>
+              <w:top w:w="80" w:type="dxa"/>
+              <w:start w:w="120" w:type="dxa"/>
+              <w:bottom w:w="80" w:type="dxa"/>
+              <w:end w:w="120" w:type="dxa"/>
+            </w:tcMar>
+          </w:tcPr>
+          <w:p>
+            <w:pPr>
+              <w:spacing w:before="0" w:after="0" w:line="269" w:lineRule="auto"/>
+            </w:pPr>
+            <w:r/>
+            <w:r>
+              <w:rPr>
+                <w:rFonts w:ascii="Malgun Gothic" w:hAnsi="Malgun Gothic" w:eastAsia="Malgun Gothic" w:cs="Malgun Gothic"/>
+                <w:color w:val="0B2545"/>
+                <w:sz w:val="17"/>
+              </w:rPr>
+              <w:t>사진 순서와 등록 화면 연결하기</w:t>
+            </w:r>
+          </w:p>
+        </w:tc>
+      </w:tr>
+      <w:tr>
+        <w:tc>
+          <w:tcPr>
+            <w:tcW w:type="dxa" w:w="1400"/>
+            <w:vAlign w:val="center"/>
+            <w:tcMar>
+              <w:top w:w="80" w:type="dxa"/>
+              <w:start w:w="120" w:type="dxa"/>
+              <w:bottom w:w="80" w:type="dxa"/>
+              <w:end w:w="120" w:type="dxa"/>
+            </w:tcMar>
+            <w:shd w:fill="F4F6F9"/>
+          </w:tcPr>
+          <w:p>
+            <w:pPr>
+              <w:spacing w:before="0" w:after="0" w:line="269" w:lineRule="auto"/>
+            </w:pPr>
+            <w:r>
+              <w:rPr>
+                <w:b/>
+              </w:rPr>
+            </w:r>
+            <w:r>
+              <w:rPr>
+                <w:rFonts w:ascii="Malgun Gothic" w:hAnsi="Malgun Gothic" w:eastAsia="Malgun Gothic" w:cs="Malgun Gothic"/>
+                <w:b/>
+                <w:color w:val="0B2545"/>
+                <w:sz w:val="17"/>
+              </w:rPr>
+              <w:t>4. 카카오 운영</w:t>
+            </w:r>
+          </w:p>
+        </w:tc>
+        <w:tc>
+          <w:tcPr>
+            <w:tcW w:type="dxa" w:w="2300"/>
+            <w:vAlign w:val="center"/>
+            <w:tcMar>
+              <w:top w:w="80" w:type="dxa"/>
+              <w:start w:w="120" w:type="dxa"/>
+              <w:bottom w:w="80" w:type="dxa"/>
+              <w:end w:w="120" w:type="dxa"/>
+            </w:tcMar>
+          </w:tcPr>
+          <w:p>
+            <w:pPr>
+              <w:spacing w:before="0" w:after="0" w:line="269" w:lineRule="auto"/>
+            </w:pPr>
+            <w:r/>
+            <w:r>
+              <w:rPr>
+                <w:rFonts w:ascii="Malgun Gothic" w:hAnsi="Malgun Gothic" w:eastAsia="Malgun Gothic" w:cs="Malgun Gothic"/>
+                <w:color w:val="0B2545"/>
+                <w:sz w:val="17"/>
+              </w:rPr>
+              <w:t>15~20분</w:t>
             </w:r>
           </w:p>
         </w:tc>
@@ -752,7 +913,7 @@
                 <w:color w:val="0B2545"/>
                 <w:sz w:val="17"/>
               </w:rPr>
-              <w:t>명령별 결과 설명</w:t>
+              <w:t>모집번호가 왜 필요한지 설명하기</w:t>
             </w:r>
           </w:p>
         </w:tc>
@@ -786,7 +947,7 @@
                 <w:color w:val="0B2545"/>
                 <w:sz w:val="17"/>
               </w:rPr>
-              <w:t>4. 경고 처리</w:t>
+              <w:t>5. 애매한 상황</w:t>
             </w:r>
           </w:p>
         </w:tc>
@@ -812,7 +973,7 @@
                 <w:color w:val="0B2545"/>
                 <w:sz w:val="17"/>
               </w:rPr>
-              <w:t>35분</w:t>
+              <w:t>10분</w:t>
             </w:r>
           </w:p>
         </w:tc>
@@ -838,7 +999,7 @@
                 <w:color w:val="0B2545"/>
                 <w:sz w:val="17"/>
               </w:rPr>
-              <w:t>접수, 증빙, 승인·반려, 차감</w:t>
+              <w:t>보류, 운영진 상의, 오류 기록</w:t>
             </w:r>
           </w:p>
         </w:tc>
@@ -864,343 +1025,7 @@
                 <w:color w:val="0B2545"/>
                 <w:sz w:val="17"/>
               </w:rPr>
-              <w:t>테스트 경고 처리</w:t>
-            </w:r>
-          </w:p>
-        </w:tc>
-      </w:tr>
-      <w:tr>
-        <w:tc>
-          <w:tcPr>
-            <w:tcW w:type="dxa" w:w="1400"/>
-            <w:vAlign w:val="center"/>
-            <w:tcMar>
-              <w:top w:w="80" w:type="dxa"/>
-              <w:start w:w="120" w:type="dxa"/>
-              <w:bottom w:w="80" w:type="dxa"/>
-              <w:end w:w="120" w:type="dxa"/>
-            </w:tcMar>
-            <w:shd w:fill="F4F6F9"/>
-          </w:tcPr>
-          <w:p>
-            <w:pPr>
-              <w:spacing w:before="0" w:after="0" w:line="269" w:lineRule="auto"/>
-            </w:pPr>
-            <w:r>
-              <w:rPr>
-                <w:b/>
-              </w:rPr>
-            </w:r>
-            <w:r>
-              <w:rPr>
-                <w:rFonts w:ascii="Malgun Gothic" w:hAnsi="Malgun Gothic" w:eastAsia="Malgun Gothic" w:cs="Malgun Gothic"/>
-                <w:b/>
-                <w:color w:val="0B2545"/>
-                <w:sz w:val="17"/>
-              </w:rPr>
-              <w:t>5. 내전 결과</w:t>
-            </w:r>
-          </w:p>
-        </w:tc>
-        <w:tc>
-          <w:tcPr>
-            <w:tcW w:type="dxa" w:w="2300"/>
-            <w:vAlign w:val="center"/>
-            <w:tcMar>
-              <w:top w:w="80" w:type="dxa"/>
-              <w:start w:w="120" w:type="dxa"/>
-              <w:bottom w:w="80" w:type="dxa"/>
-              <w:end w:w="120" w:type="dxa"/>
-            </w:tcMar>
-          </w:tcPr>
-          <w:p>
-            <w:pPr>
-              <w:spacing w:before="0" w:after="0" w:line="269" w:lineRule="auto"/>
-            </w:pPr>
-            <w:r/>
-            <w:r>
-              <w:rPr>
-                <w:rFonts w:ascii="Malgun Gothic" w:hAnsi="Malgun Gothic" w:eastAsia="Malgun Gothic" w:cs="Malgun Gothic"/>
-                <w:color w:val="0B2545"/>
-                <w:sz w:val="17"/>
-              </w:rPr>
-              <w:t>30분</w:t>
-            </w:r>
-          </w:p>
-        </w:tc>
-        <w:tc>
-          <w:tcPr>
-            <w:tcW w:type="dxa" w:w="1800"/>
-            <w:vAlign w:val="center"/>
-            <w:tcMar>
-              <w:top w:w="80" w:type="dxa"/>
-              <w:start w:w="120" w:type="dxa"/>
-              <w:bottom w:w="80" w:type="dxa"/>
-              <w:end w:w="120" w:type="dxa"/>
-            </w:tcMar>
-          </w:tcPr>
-          <w:p>
-            <w:pPr>
-              <w:spacing w:before="0" w:after="0" w:line="269" w:lineRule="auto"/>
-            </w:pPr>
-            <w:r/>
-            <w:r>
-              <w:rPr>
-                <w:rFonts w:ascii="Malgun Gothic" w:hAnsi="Malgun Gothic" w:eastAsia="Malgun Gothic" w:cs="Malgun Gothic"/>
-                <w:color w:val="0B2545"/>
-                <w:sz w:val="17"/>
-              </w:rPr>
-              <w:t>2·3세트 사진, 수기 등록 연결</w:t>
-            </w:r>
-          </w:p>
-        </w:tc>
-        <w:tc>
-          <w:tcPr>
-            <w:tcW w:type="dxa" w:w="3860"/>
-            <w:vAlign w:val="center"/>
-            <w:tcMar>
-              <w:top w:w="80" w:type="dxa"/>
-              <w:start w:w="120" w:type="dxa"/>
-              <w:bottom w:w="80" w:type="dxa"/>
-              <w:end w:w="120" w:type="dxa"/>
-            </w:tcMar>
-          </w:tcPr>
-          <w:p>
-            <w:pPr>
-              <w:spacing w:before="0" w:after="0" w:line="269" w:lineRule="auto"/>
-            </w:pPr>
-            <w:r/>
-            <w:r>
-              <w:rPr>
-                <w:rFonts w:ascii="Malgun Gothic" w:hAnsi="Malgun Gothic" w:eastAsia="Malgun Gothic" w:cs="Malgun Gothic"/>
-                <w:color w:val="0B2545"/>
-                <w:sz w:val="17"/>
-              </w:rPr>
-              <w:t>테스트 내전 접수 확인</w:t>
-            </w:r>
-          </w:p>
-        </w:tc>
-      </w:tr>
-      <w:tr>
-        <w:tc>
-          <w:tcPr>
-            <w:tcW w:type="dxa" w:w="1400"/>
-            <w:vAlign w:val="center"/>
-            <w:tcMar>
-              <w:top w:w="80" w:type="dxa"/>
-              <w:start w:w="120" w:type="dxa"/>
-              <w:bottom w:w="80" w:type="dxa"/>
-              <w:end w:w="120" w:type="dxa"/>
-            </w:tcMar>
-            <w:shd w:fill="F4F6F9"/>
-          </w:tcPr>
-          <w:p>
-            <w:pPr>
-              <w:spacing w:before="0" w:after="0" w:line="269" w:lineRule="auto"/>
-            </w:pPr>
-            <w:r>
-              <w:rPr>
-                <w:b/>
-              </w:rPr>
-            </w:r>
-            <w:r>
-              <w:rPr>
-                <w:rFonts w:ascii="Malgun Gothic" w:hAnsi="Malgun Gothic" w:eastAsia="Malgun Gothic" w:cs="Malgun Gothic"/>
-                <w:b/>
-                <w:color w:val="0B2545"/>
-                <w:sz w:val="17"/>
-              </w:rPr>
-              <w:t>6. 장애 대응</w:t>
-            </w:r>
-          </w:p>
-        </w:tc>
-        <w:tc>
-          <w:tcPr>
-            <w:tcW w:type="dxa" w:w="2300"/>
-            <w:vAlign w:val="center"/>
-            <w:tcMar>
-              <w:top w:w="80" w:type="dxa"/>
-              <w:start w:w="120" w:type="dxa"/>
-              <w:bottom w:w="80" w:type="dxa"/>
-              <w:end w:w="120" w:type="dxa"/>
-            </w:tcMar>
-          </w:tcPr>
-          <w:p>
-            <w:pPr>
-              <w:spacing w:before="0" w:after="0" w:line="269" w:lineRule="auto"/>
-            </w:pPr>
-            <w:r/>
-            <w:r>
-              <w:rPr>
-                <w:rFonts w:ascii="Malgun Gothic" w:hAnsi="Malgun Gothic" w:eastAsia="Malgun Gothic" w:cs="Malgun Gothic"/>
-                <w:color w:val="0B2545"/>
-                <w:sz w:val="17"/>
-              </w:rPr>
-              <w:t>20분</w:t>
-            </w:r>
-          </w:p>
-        </w:tc>
-        <w:tc>
-          <w:tcPr>
-            <w:tcW w:type="dxa" w:w="1800"/>
-            <w:vAlign w:val="center"/>
-            <w:tcMar>
-              <w:top w:w="80" w:type="dxa"/>
-              <w:start w:w="120" w:type="dxa"/>
-              <w:bottom w:w="80" w:type="dxa"/>
-              <w:end w:w="120" w:type="dxa"/>
-            </w:tcMar>
-          </w:tcPr>
-          <w:p>
-            <w:pPr>
-              <w:spacing w:before="0" w:after="0" w:line="269" w:lineRule="auto"/>
-            </w:pPr>
-            <w:r/>
-            <w:r>
-              <w:rPr>
-                <w:rFonts w:ascii="Malgun Gothic" w:hAnsi="Malgun Gothic" w:eastAsia="Malgun Gothic" w:cs="Malgun Gothic"/>
-                <w:color w:val="0B2545"/>
-                <w:sz w:val="17"/>
-              </w:rPr>
-              <w:t>오류 분류, 로그, 보고 양식</w:t>
-            </w:r>
-          </w:p>
-        </w:tc>
-        <w:tc>
-          <w:tcPr>
-            <w:tcW w:type="dxa" w:w="3860"/>
-            <w:vAlign w:val="center"/>
-            <w:tcMar>
-              <w:top w:w="80" w:type="dxa"/>
-              <w:start w:w="120" w:type="dxa"/>
-              <w:bottom w:w="80" w:type="dxa"/>
-              <w:end w:w="120" w:type="dxa"/>
-            </w:tcMar>
-          </w:tcPr>
-          <w:p>
-            <w:pPr>
-              <w:spacing w:before="0" w:after="0" w:line="269" w:lineRule="auto"/>
-            </w:pPr>
-            <w:r/>
-            <w:r>
-              <w:rPr>
-                <w:rFonts w:ascii="Malgun Gothic" w:hAnsi="Malgun Gothic" w:eastAsia="Malgun Gothic" w:cs="Malgun Gothic"/>
-                <w:color w:val="0B2545"/>
-                <w:sz w:val="17"/>
-              </w:rPr>
-              <w:t>장애 보고서 작성</w:t>
-            </w:r>
-          </w:p>
-        </w:tc>
-      </w:tr>
-      <w:tr>
-        <w:tc>
-          <w:tcPr>
-            <w:tcW w:type="dxa" w:w="1400"/>
-            <w:vAlign w:val="center"/>
-            <w:tcMar>
-              <w:top w:w="80" w:type="dxa"/>
-              <w:start w:w="120" w:type="dxa"/>
-              <w:bottom w:w="80" w:type="dxa"/>
-              <w:end w:w="120" w:type="dxa"/>
-            </w:tcMar>
-            <w:shd w:fill="F4F6F9"/>
-          </w:tcPr>
-          <w:p>
-            <w:pPr>
-              <w:spacing w:before="0" w:after="0" w:line="269" w:lineRule="auto"/>
-            </w:pPr>
-            <w:r>
-              <w:rPr>
-                <w:b/>
-              </w:rPr>
-            </w:r>
-            <w:r>
-              <w:rPr>
-                <w:rFonts w:ascii="Malgun Gothic" w:hAnsi="Malgun Gothic" w:eastAsia="Malgun Gothic" w:cs="Malgun Gothic"/>
-                <w:b/>
-                <w:color w:val="0B2545"/>
-                <w:sz w:val="17"/>
-              </w:rPr>
-              <w:t>7. 평가</w:t>
-            </w:r>
-          </w:p>
-        </w:tc>
-        <w:tc>
-          <w:tcPr>
-            <w:tcW w:type="dxa" w:w="2300"/>
-            <w:vAlign w:val="center"/>
-            <w:tcMar>
-              <w:top w:w="80" w:type="dxa"/>
-              <w:start w:w="120" w:type="dxa"/>
-              <w:bottom w:w="80" w:type="dxa"/>
-              <w:end w:w="120" w:type="dxa"/>
-            </w:tcMar>
-          </w:tcPr>
-          <w:p>
-            <w:pPr>
-              <w:spacing w:before="0" w:after="0" w:line="269" w:lineRule="auto"/>
-            </w:pPr>
-            <w:r/>
-            <w:r>
-              <w:rPr>
-                <w:rFonts w:ascii="Malgun Gothic" w:hAnsi="Malgun Gothic" w:eastAsia="Malgun Gothic" w:cs="Malgun Gothic"/>
-                <w:color w:val="0B2545"/>
-                <w:sz w:val="17"/>
-              </w:rPr>
-              <w:t>15분</w:t>
-            </w:r>
-          </w:p>
-        </w:tc>
-        <w:tc>
-          <w:tcPr>
-            <w:tcW w:type="dxa" w:w="1800"/>
-            <w:vAlign w:val="center"/>
-            <w:tcMar>
-              <w:top w:w="80" w:type="dxa"/>
-              <w:start w:w="120" w:type="dxa"/>
-              <w:bottom w:w="80" w:type="dxa"/>
-              <w:end w:w="120" w:type="dxa"/>
-            </w:tcMar>
-          </w:tcPr>
-          <w:p>
-            <w:pPr>
-              <w:spacing w:before="0" w:after="0" w:line="269" w:lineRule="auto"/>
-            </w:pPr>
-            <w:r/>
-            <w:r>
-              <w:rPr>
-                <w:rFonts w:ascii="Malgun Gothic" w:hAnsi="Malgun Gothic" w:eastAsia="Malgun Gothic" w:cs="Malgun Gothic"/>
-                <w:color w:val="0B2545"/>
-                <w:sz w:val="17"/>
-              </w:rPr>
-              <w:t>체크리스트와 질의응답</w:t>
-            </w:r>
-          </w:p>
-        </w:tc>
-        <w:tc>
-          <w:tcPr>
-            <w:tcW w:type="dxa" w:w="3860"/>
-            <w:vAlign w:val="center"/>
-            <w:tcMar>
-              <w:top w:w="80" w:type="dxa"/>
-              <w:start w:w="120" w:type="dxa"/>
-              <w:bottom w:w="80" w:type="dxa"/>
-              <w:end w:w="120" w:type="dxa"/>
-            </w:tcMar>
-          </w:tcPr>
-          <w:p>
-            <w:pPr>
-              <w:spacing w:before="0" w:after="0" w:line="269" w:lineRule="auto"/>
-            </w:pPr>
-            <w:r/>
-            <w:r>
-              <w:rPr>
-                <w:rFonts w:ascii="Malgun Gothic" w:hAnsi="Malgun Gothic" w:eastAsia="Malgun Gothic" w:cs="Malgun Gothic"/>
-                <w:color w:val="0B2545"/>
-                <w:sz w:val="17"/>
-              </w:rPr>
-              <w:t>최종 체크리스트 서명</w:t>
+              <w:t>혼자 처리하지 않을 경우 구분하기</w:t>
             </w:r>
           </w:p>
         </w:tc>
@@ -1221,7 +1046,7 @@
           <w:color w:val="2E74B5"/>
           <w:sz w:val="26"/>
         </w:rPr>
-        <w:t>교육 전 준비</w:t>
+        <w:t>같이 보기 전 준비</w:t>
       </w:r>
     </w:p>
     <w:p>
@@ -1232,7 +1057,7 @@
         <w:rPr>
           <w:rFonts w:ascii="Malgun Gothic" w:hAnsi="Malgun Gothic" w:eastAsia="Malgun Gothic" w:cs="Malgun Gothic"/>
         </w:rPr>
-        <w:t>교육용 관리자 계정과 역할을 확인한다.</w:t>
+        <w:t>사용할 관리자 계정과 권한 범위를 확인한다.</w:t>
       </w:r>
     </w:p>
     <w:p>
@@ -1276,7 +1101,7 @@
         <w:rPr>
           <w:rFonts w:ascii="Malgun Gothic" w:hAnsi="Malgun Gothic" w:eastAsia="Malgun Gothic" w:cs="Malgun Gothic"/>
         </w:rPr>
-        <w:t>현재 사진 저장은 Vercel Blob 인증 문제로 성공 실습이 제한됨을 공지한다.</w:t>
+        <w:t>현재 사진 저장은 Vercel Blob 인증 문제로 성공 테스트가 제한될 수 있음을 먼저 알려준다.</w:t>
       </w:r>
     </w:p>
     <w:p>
@@ -1384,7 +1209,7 @@
                 <w:color w:val="0B2545"/>
                 <w:sz w:val="17"/>
               </w:rPr>
-              <w:t>담당 업무</w:t>
+              <w:t>주로 돕는 내용</w:t>
             </w:r>
           </w:p>
         </w:tc>
@@ -1623,7 +1448,7 @@
                 <w:color w:val="0B2545"/>
                 <w:sz w:val="17"/>
               </w:rPr>
-              <w:t>교육 진행자</w:t>
+              <w:t>설명을 맡은 관리자</w:t>
             </w:r>
           </w:p>
         </w:tc>
@@ -1649,7 +1474,7 @@
                 <w:color w:val="0B2545"/>
                 <w:sz w:val="17"/>
               </w:rPr>
-              <w:t>테스트 범위 지정, 실습 감독, 수료 확인</w:t>
+              <w:t>화면을 같이 보며 기능과 주의점을 안내</w:t>
             </w:r>
           </w:p>
         </w:tc>
@@ -1675,7 +1500,7 @@
                 <w:color w:val="0B2545"/>
                 <w:sz w:val="17"/>
               </w:rPr>
-              <w:t>실습을 실제 이용자 데이터로 진행</w:t>
+              <w:t>연습을 실제 이용자 데이터로 진행</w:t>
             </w:r>
           </w:p>
         </w:tc>
@@ -1691,7 +1516,7 @@
         <w:rPr>
           <w:rFonts w:ascii="Malgun Gothic" w:hAnsi="Malgun Gothic" w:eastAsia="Malgun Gothic" w:cs="Malgun Gothic"/>
         </w:rPr>
-        <w:t xml:space="preserve">모든 관리자 작업은 </w:t>
+        <w:t xml:space="preserve">관리자 처리는 </w:t>
       </w:r>
       <w:r>
         <w:rPr>
@@ -1705,7 +1530,24 @@
         <w:rPr>
           <w:rFonts w:ascii="Malgun Gothic" w:hAnsi="Malgun Gothic" w:eastAsia="Malgun Gothic" w:cs="Malgun Gothic"/>
         </w:rPr>
-        <w:t xml:space="preserve"> 추적 가능해야 한다. 불확실하면 승인하지 말고 보류한 뒤 다른 관리자와 근거를 확인한다.</w:t>
+        <w:t xml:space="preserve"> 나중에 확인할 수 있어야 한다. 불확실하면 승인하지 말고 보류한 뒤 다른 운영진과 근거를 확인한다.</w:t>
+      </w:r>
+    </w:p>
+    <w:p>
+      <w:pPr>
+        <w:pStyle w:val="Callout"/>
+        <w:shd w:fill="E8EEF5"/>
+        <w:pBdr>
+          <w:left w:val="single" w:sz="18" w:space="8" w:color="2E74B5"/>
+        </w:pBdr>
+      </w:pPr>
+      <w:r>
+        <w:rPr>
+          <w:rFonts w:ascii="Malgun Gothic" w:hAnsi="Malgun Gothic" w:eastAsia="Malgun Gothic" w:cs="Malgun Gothic"/>
+          <w:color w:val="0B2545"/>
+          <w:sz w:val="21"/>
+        </w:rPr>
+        <w:t>일반 관리자는 계정·권한 변경, 전체 데이터 삭제, 번호 초기화, 시즌 종료, 비밀값 변경처럼 영향이 큰 기능을 직접 처리하지 않는다. 이런 기능은 최고관리자와 먼저 상의한다.</w:t>
       </w:r>
     </w:p>
     <w:p>
@@ -1813,7 +1655,7 @@
         <w:rPr>
           <w:rFonts w:ascii="Malgun Gothic" w:hAnsi="Malgun Gothic" w:eastAsia="Malgun Gothic" w:cs="Malgun Gothic"/>
         </w:rPr>
-        <w:t>에서 미처리 접수, 오류, 자동화 상태를 먼저 확인한다. 메뉴 검색을 이용하면 기능 이름이나 업무 키워드로 빠르게 이동할 수 있다.</w:t>
+        <w:t>에서 접수, 오류, 자동화 상태를 확인할 수 있다. 메뉴 검색을 이용하면 기능 이름이나 상황 키워드로 빠르게 이동할 수 있다.</w:t>
       </w:r>
     </w:p>
     <w:p>
@@ -1831,7 +1673,7 @@
         <w:drawing>
           <wp:inline xmlns:a="http://schemas.openxmlformats.org/drawingml/2006/main" xmlns:pic="http://schemas.openxmlformats.org/drawingml/2006/picture">
             <wp:extent cx="5760720" cy="4050506"/>
-            <wp:docPr id="1" name="Picture 1" descr="관리자 홈: 왼쪽 업무 메뉴와 오늘 운영 현황을 확인하는 시작 화면" title="관리자 홈: 왼쪽 업무 메뉴와 오늘 운영 현황을 확인하는 시작 화면"/>
+            <wp:docPr id="1" name="Picture 1" descr="관리자 홈: 왼쪽 메뉴와 현재 운영 현황을 확인하는 시작 화면" title="관리자 홈: 왼쪽 메뉴와 현재 운영 현황을 확인하는 시작 화면"/>
             <wp:cNvGraphicFramePr>
               <a:graphicFrameLocks noChangeAspect="1"/>
             </wp:cNvGraphicFramePr>
@@ -1874,7 +1716,7 @@
           <w:color w:val="5C6773"/>
           <w:sz w:val="18"/>
         </w:rPr>
-        <w:t>관리자 홈: 왼쪽 업무 메뉴와 오늘 운영 현황을 확인하는 시작 화면</w:t>
+        <w:t>관리자 홈: 왼쪽 메뉴와 현재 운영 현황을 확인하는 시작 화면</w:t>
       </w:r>
     </w:p>
     <w:tbl>
@@ -1931,7 +1773,7 @@
                 <w:color w:val="0B2545"/>
                 <w:sz w:val="17"/>
               </w:rPr>
-              <w:t>업무</w:t>
+              <w:t>하고 싶은 일</w:t>
             </w:r>
           </w:p>
         </w:tc>
@@ -2031,7 +1873,7 @@
                 <w:color w:val="0B2545"/>
                 <w:sz w:val="17"/>
               </w:rPr>
-              <w:t>오늘 현황</w:t>
+              <w:t>전체 현황 보기</w:t>
             </w:r>
           </w:p>
         </w:tc>
@@ -2083,7 +1925,7 @@
                 <w:color w:val="0B2545"/>
                 <w:sz w:val="17"/>
               </w:rPr>
-              <w:t>근무 시작과 인수인계 때</w:t>
+              <w:t>접수나 오류가 있는지 궁금할 때</w:t>
             </w:r>
           </w:p>
         </w:tc>
@@ -3149,7 +2991,7 @@
           <w:color w:val="2E74B5"/>
           <w:sz w:val="32"/>
         </w:rPr>
-        <w:t>5. 근무 시작·종료 표준 절차</w:t>
+        <w:t>5. 관리 페이지를 열었을 때</w:t>
       </w:r>
     </w:p>
     <w:p>
@@ -3162,7 +3004,7 @@
           <w:color w:val="2E74B5"/>
           <w:sz w:val="26"/>
         </w:rPr>
-        <w:t>근무 시작</w:t>
+        <w:t>먼저 보면 좋은 곳</w:t>
       </w:r>
     </w:p>
     <w:p>
@@ -3244,7 +3086,7 @@
         <w:rPr>
           <w:rFonts w:ascii="Malgun Gothic" w:hAnsi="Malgun Gothic" w:eastAsia="Malgun Gothic" w:cs="Malgun Gothic"/>
         </w:rPr>
-        <w:t>이전 관리자 인수인계 메모와 처리 중 접수번호를 확인한다.</w:t>
+        <w:t>다른 관리자가 이미 보고 있는 접수번호가 있는지 확인한다.</w:t>
       </w:r>
     </w:p>
     <w:p>
@@ -3257,7 +3099,7 @@
           <w:color w:val="2E74B5"/>
           <w:sz w:val="26"/>
         </w:rPr>
-        <w:t>근무 종료</w:t>
+        <w:t>처리를 마쳤을 때</w:t>
       </w:r>
     </w:p>
     <w:p>
@@ -3268,7 +3110,7 @@
         <w:rPr>
           <w:rFonts w:ascii="Malgun Gothic" w:hAnsi="Malgun Gothic" w:eastAsia="Malgun Gothic" w:cs="Malgun Gothic"/>
         </w:rPr>
-        <w:t>처리한 접수번호와 결과를 인수인계에 남긴다.</w:t>
+        <w:t>여러 사람이 알아야 하는 처리라면 접수번호와 결과를 운영진 방에 남긴다.</w:t>
       </w:r>
     </w:p>
     <w:p>
@@ -3279,7 +3121,7 @@
         <w:rPr>
           <w:rFonts w:ascii="Malgun Gothic" w:hAnsi="Malgun Gothic" w:eastAsia="Malgun Gothic" w:cs="Malgun Gothic"/>
         </w:rPr>
-        <w:t>보류 건은 보류 이유와 필요한 추가 근거를 적는다.</w:t>
+        <w:t>보류 건은 이유와 추가로 필요한 내용을 짧게 적는다.</w:t>
       </w:r>
     </w:p>
     <w:p>
@@ -7519,7 +7361,7 @@
           <w:color w:val="2E74B5"/>
           <w:sz w:val="32"/>
         </w:rPr>
-        <w:t>14. 관리자 실습 시나리오</w:t>
+        <w:t>14. 함께 해보면 좋은 예시</w:t>
       </w:r>
     </w:p>
     <w:p>
@@ -7540,7 +7382,7 @@
         <w:rPr>
           <w:rFonts w:ascii="Malgun Gothic" w:hAnsi="Malgun Gothic" w:eastAsia="Malgun Gothic" w:cs="Malgun Gothic"/>
         </w:rPr>
-        <w:t xml:space="preserve">목표: </w:t>
+        <w:t xml:space="preserve">해볼 일: </w:t>
       </w:r>
       <w:r>
         <w:rPr>
@@ -7582,7 +7424,7 @@
         <w:rPr>
           <w:rFonts w:ascii="Malgun Gothic" w:hAnsi="Malgun Gothic" w:eastAsia="Malgun Gothic" w:cs="Malgun Gothic"/>
         </w:rPr>
-        <w:t>의 용도를 설명한다.</w:t>
+        <w:t>의 용도를 서로 설명해 본다.</w:t>
       </w:r>
     </w:p>
     <w:p>
@@ -7590,7 +7432,7 @@
         <w:rPr>
           <w:rFonts w:ascii="Malgun Gothic" w:hAnsi="Malgun Gothic" w:eastAsia="Malgun Gothic" w:cs="Malgun Gothic"/>
         </w:rPr>
-        <w:t>합격 기준: 봇 버전과 사이트 도움말 주소를 확인하고, 명령 오류 시 로그 위치를 찾는다.</w:t>
+        <w:t>확인할 점: 봇 버전과 사이트 도움말 주소를 확인하고, 명령 오류 시 로그 위치를 찾을 수 있는지 본다.</w:t>
       </w:r>
     </w:p>
     <w:p>
@@ -7611,7 +7453,7 @@
         <w:rPr>
           <w:rFonts w:ascii="Malgun Gothic" w:hAnsi="Malgun Gothic" w:eastAsia="Malgun Gothic" w:cs="Malgun Gothic"/>
         </w:rPr>
-        <w:t>목표: 테스트 파티를 만들고 모집번호를 유지한 채 참가자 한 명을 추가한다.</w:t>
+        <w:t>해볼 일: 테스트 파티를 만들고 모집번호를 유지한 채 참가자 한 명을 추가한다.</w:t>
       </w:r>
     </w:p>
     <w:p>
@@ -7619,7 +7461,7 @@
         <w:rPr>
           <w:rFonts w:ascii="Malgun Gothic" w:hAnsi="Malgun Gothic" w:eastAsia="Malgun Gothic" w:cs="Malgun Gothic"/>
         </w:rPr>
-        <w:t>합격 기준: 새 구인으로 중복 생성하지 않고 같은 모집번호의 인원만 변경한다.</w:t>
+        <w:t>확인할 점: 새 구인으로 중복 생성하지 않고 같은 모집번호의 인원만 변경되는지 본다.</w:t>
       </w:r>
     </w:p>
     <w:p>
@@ -7640,7 +7482,7 @@
         <w:rPr>
           <w:rFonts w:ascii="Malgun Gothic" w:hAnsi="Malgun Gothic" w:eastAsia="Malgun Gothic" w:cs="Malgun Gothic"/>
         </w:rPr>
-        <w:t>목표: 테스트 대상에게 근거사진 0장 일반 경고 양식을 접수하고 상태를 조회한다.</w:t>
+        <w:t>해볼 일: 테스트 대상에게 근거사진 0장 일반 경고 양식을 접수하고 상태를 조회한다.</w:t>
       </w:r>
     </w:p>
     <w:p>
@@ -7648,7 +7490,7 @@
         <w:rPr>
           <w:rFonts w:ascii="Malgun Gothic" w:hAnsi="Malgun Gothic" w:eastAsia="Malgun Gothic" w:cs="Malgun Gothic"/>
         </w:rPr>
-        <w:t xml:space="preserve">합격 기준: 경고 사유를 카카오에 쓰지 않고 </w:t>
+        <w:t xml:space="preserve">확인할 점: 경고 사유를 카카오에 쓰지 않고 </w:t>
       </w:r>
       <w:r>
         <w:rPr>
@@ -7662,7 +7504,7 @@
         <w:rPr>
           <w:rFonts w:ascii="Malgun Gothic" w:hAnsi="Malgun Gothic" w:eastAsia="Malgun Gothic" w:cs="Malgun Gothic"/>
         </w:rPr>
-        <w:t xml:space="preserve"> 상태가 검토 대기임을 설명한다.</w:t>
+        <w:t xml:space="preserve"> 상태가 검토 대기임을 설명할 수 있는지 본다.</w:t>
       </w:r>
     </w:p>
     <w:p>
@@ -7683,7 +7525,7 @@
         <w:rPr>
           <w:rFonts w:ascii="Malgun Gothic" w:hAnsi="Malgun Gothic" w:eastAsia="Malgun Gothic" w:cs="Malgun Gothic"/>
         </w:rPr>
-        <w:t>목표: 교육용 접수의 대상, 구분, 날짜, 증빙을 검토한다.</w:t>
+        <w:t>해볼 일: 테스트 접수의 대상, 구분, 날짜, 증빙을 같이 검토한다.</w:t>
       </w:r>
     </w:p>
     <w:p>
@@ -7691,7 +7533,7 @@
         <w:rPr>
           <w:rFonts w:ascii="Malgun Gothic" w:hAnsi="Malgun Gothic" w:eastAsia="Malgun Gothic" w:cs="Malgun Gothic"/>
         </w:rPr>
-        <w:t>합격 기준: 승인·반려 근거를 말하고 일반 10장·내전 15장 목표를 구분한다. 실제 승인 실행은 교육 진행자 지시에 따른다.</w:t>
+        <w:t>확인할 점: 승인·반려 근거를 말하고 일반 10장·내전 15장 목표를 구분한다. 실제 승인 실행은 함께 설명하는 관리자가 지정한 테스트 대상에만 한다.</w:t>
       </w:r>
     </w:p>
     <w:p>
@@ -7712,7 +7554,7 @@
         <w:rPr>
           <w:rFonts w:ascii="Malgun Gothic" w:hAnsi="Malgun Gothic" w:eastAsia="Malgun Gothic" w:cs="Malgun Gothic"/>
         </w:rPr>
-        <w:t xml:space="preserve">목표: </w:t>
+        <w:t xml:space="preserve">해볼 일: </w:t>
       </w:r>
       <w:r>
         <w:rPr>
@@ -7734,7 +7576,7 @@
         <w:rPr>
           <w:rFonts w:ascii="Malgun Gothic" w:hAnsi="Malgun Gothic" w:eastAsia="Malgun Gothic" w:cs="Malgun Gothic"/>
         </w:rPr>
-        <w:t>합격 기준: 2세트 2장, 3세트 3장과 사진 순서를 설명하고 수기 등록 시작 위치를 찾는다.</w:t>
+        <w:t>확인할 점: 2세트 2장, 3세트 3장과 사진 순서를 설명하고 수기 등록 시작 위치를 찾을 수 있는지 본다.</w:t>
       </w:r>
     </w:p>
     <w:p>
@@ -7755,7 +7597,7 @@
         <w:rPr>
           <w:rFonts w:ascii="Malgun Gothic" w:hAnsi="Malgun Gothic" w:eastAsia="Malgun Gothic" w:cs="Malgun Gothic"/>
         </w:rPr>
-        <w:t>목표: 사진 저장 오류를 장애 보고 양식으로 정리한다.</w:t>
+        <w:t>해볼 일: 사진 저장 오류를 장애 공유 양식으로 정리한다.</w:t>
       </w:r>
     </w:p>
     <w:p>
@@ -7763,7 +7605,7 @@
         <w:rPr>
           <w:rFonts w:ascii="Malgun Gothic" w:hAnsi="Malgun Gothic" w:eastAsia="Malgun Gothic" w:cs="Malgun Gothic"/>
         </w:rPr>
-        <w:t>합격 기준: 토큰을 노출하지 않고 시간, 방, 보낸 사람, 명령, 접수번호, 실제·기대 결과를 기록한다.</w:t>
+        <w:t>확인할 점: 토큰을 노출하지 않고 시간, 방, 보낸 사람, 명령, 접수번호, 실제·기대 결과를 기록했는지 본다.</w:t>
       </w:r>
     </w:p>
     <w:p>
@@ -7781,7 +7623,15 @@
           <w:color w:val="2E74B5"/>
           <w:sz w:val="32"/>
         </w:rPr>
-        <w:t>15. 관리자 수료 체크리스트</w:t>
+        <w:t>15. 설명을 마치기 전 같이 확인할 내용</w:t>
+      </w:r>
+    </w:p>
+    <w:p>
+      <w:r>
+        <w:rPr>
+          <w:rFonts w:ascii="Malgun Gothic" w:hAnsi="Malgun Gothic" w:eastAsia="Malgun Gothic" w:cs="Malgun Gothic"/>
+        </w:rPr>
+        <w:t>시험이나 수료 기준이 아니다. 처음 안내받은 관리자가 헷갈리는 부분이 없는지 대화하면서 확인하는 목록이다.</w:t>
       </w:r>
     </w:p>
     <w:p>
@@ -7957,7 +7807,7 @@
         <w:rPr>
           <w:rFonts w:ascii="Malgun Gothic" w:hAnsi="Malgun Gothic" w:eastAsia="Malgun Gothic" w:cs="Malgun Gothic"/>
         </w:rPr>
-        <w:t>보류·반려·승인 판단 근거를 인수인계에 남길 수 있다.</w:t>
+        <w:t>보류·반려·승인 판단 근거를 다른 운영진이 알 수 있게 남길 수 있다.</w:t>
       </w:r>
     </w:p>
     <w:p>
@@ -7965,7 +7815,7 @@
         <w:rPr>
           <w:rFonts w:ascii="Malgun Gothic" w:hAnsi="Malgun Gothic" w:eastAsia="Malgun Gothic" w:cs="Malgun Gothic"/>
         </w:rPr>
-        <w:t>교육 진행자는 실습 결과를 확인한 뒤 관리자 권한 부여 또는 단독 근무 가능 여부를 결정한다.</w:t>
+        <w:t>모르는 항목은 그 자리에서 다시 화면을 열어 함께 확인한다. 모든 메뉴를 외우는 것보다, 애매할 때 누구에게 물어보고 어디에서 기록을 찾는지 아는 것이 더 중요하다.</w:t>
       </w:r>
     </w:p>
     <w:p>
@@ -7997,7 +7847,7 @@
           <w:color w:val="0B2545"/>
           <w:sz w:val="17"/>
         </w:rPr>
-        <w:t>[관리자 근무 시작]</w:t>
+        <w:t>[관리 페이지를 열었을 때]</w:t>
       </w:r>
       <w:r>
         <w:br/>
@@ -8052,7 +7902,7 @@
           <w:color w:val="0B2545"/>
           <w:sz w:val="17"/>
         </w:rPr>
-        <w:t>5. 인수인계 접수번호 확인</w:t>
+        <w:t>5. 다른 관리자가 확인 중인 접수번호가 있는지 확인</w:t>
       </w:r>
       <w:r>
         <w:br/>
@@ -9083,7 +8933,7 @@
         <w:rPr>
           <w:rFonts w:ascii="Malgun Gothic" w:hAnsi="Malgun Gothic" w:eastAsia="Malgun Gothic" w:cs="Malgun Gothic"/>
         </w:rPr>
-        <w:t>이 교육자료의 이미지 중 다음 3장은 실제 이용자 이름이나 관리자 전용 데이터가 없는 모바일 안내 화면으로 만들어 유저 공지에 재사용할 수 있다.</w:t>
+        <w:t>이 가이드의 이미지 중 다음 3장은 실제 이용자 이름이나 관리자 전용 데이터가 없는 모바일 안내 화면으로 만들어 유저 공지에 재사용할 수 있다.</w:t>
       </w:r>
     </w:p>
     <w:tbl>
@@ -9734,7 +9584,7 @@
         <w:color w:val="5C6773"/>
         <w:sz w:val="17"/>
       </w:rPr>
-      <w:t>K-LOL.GG | 관리자 기능 교육자료</w:t>
+      <w:t>K-LOL.GG | 운영진 기능 가이드</w:t>
     </w:r>
   </w:p>
 </w:hdr>

--- a/docs/KLOL_GG_관리자_기능_교육자료_2026-08-26.docx
+++ b/docs/KLOL_GG_관리자_기능_교육자료_2026-08-26.docx
@@ -39,7 +39,7 @@
           <w:color w:val="7A5A00"/>
           <w:sz w:val="20"/>
         </w:rPr>
-        <w:t>K-LOL.GG 운영진 안내</w:t>
+        <w:t>K-LOL.GG FUNCTION GUIDE</w:t>
       </w:r>
     </w:p>
     <w:p>
@@ -54,7 +54,7 @@
           <w:color w:val="0B2545"/>
           <w:sz w:val="54"/>
         </w:rPr>
-        <w:t>K-LOL.GG 운영진 기능 가이드</w:t>
+        <w:t>K-LOL.GG 사이트·카카오톡 기능 안내</w:t>
       </w:r>
     </w:p>
     <w:p>
@@ -68,7 +68,7 @@
           <w:color w:val="1F4D78"/>
           <w:sz w:val="27"/>
         </w:rPr>
-        <w:t>자원 운영진을 위한 사이트 · 카카오봇 · 경고 · 내전 안내</w:t>
+        <w:t>사이트 화면 · 카카오톡 명령어 · 경고 · 내전 · 구인 기능</w:t>
       </w:r>
     </w:p>
     <w:p>
@@ -83,7 +83,7 @@
           <w:color w:val="5C6773"/>
           <w:sz w:val="21"/>
         </w:rPr>
-        <w:t>2026-08-26  |  운영진 공유용</w:t>
+        <w:t>2026-08-26  |  기능 안내서</w:t>
       </w:r>
     </w:p>
     <w:p>
@@ -99,7 +99,7 @@
           <w:color w:val="5C6773"/>
           <w:sz w:val="21"/>
         </w:rPr>
-        <w:t>처음 보는 운영진도 화면을 함께 보며 경고·내전·운영 기능을 편하게 설명하고 사용할 수 있도록 만든 안내서입니다.</w:t>
+        <w:t>K-LOL.GG 사이트와 카카오톡봇에서 제공하는 기능, 명령어, 접수번호와 두 시스템의 연결 방식을 정리했습니다.</w:t>
       </w:r>
     </w:p>
     <w:p>
@@ -110,10 +110,10 @@
         <w:rPr>
           <w:rFonts w:ascii="Malgun Gothic" w:hAnsi="Malgun Gothic" w:eastAsia="Malgun Gothic" w:cs="Malgun Gothic"/>
           <w:b/>
-          <w:color w:val="9B1C1C"/>
+          <w:color w:val="2E74B5"/>
           <w:sz w:val="19"/>
         </w:rPr>
-        <w:t>연습 중 실제 제재·삭제 금지 · 애매한 판단은 운영진과 먼저 상의</w:t>
+        <w:t>카카오톡에서 접수 · 사이트에서 확인 및 처리</w:t>
       </w:r>
     </w:p>
     <w:p>
@@ -131,7 +131,7 @@
           <w:color w:val="2E74B5"/>
           <w:sz w:val="32"/>
         </w:rPr>
-        <w:t>1. 이 가이드를 보는 방법</w:t>
+        <w:t>1. 전체 연결 구조</w:t>
       </w:r>
     </w:p>
     <w:p>
@@ -139,987 +139,7 @@
         <w:rPr>
           <w:rFonts w:ascii="Malgun Gothic" w:hAnsi="Malgun Gothic" w:eastAsia="Malgun Gothic" w:cs="Malgun Gothic"/>
         </w:rPr>
-        <w:t>이 자료는 회사식 근무 매뉴얼이나 평가표가 아니다. 자원해서 운영을 돕는 사람이 사이트와 카카오봇을 처음 배울 때, 옆에서 화면을 보여주며 말로 설명하기 위한 안내서다.</w:t>
-      </w:r>
-    </w:p>
-    <w:p>
-      <w:r>
-        <w:rPr>
-          <w:rFonts w:ascii="Malgun Gothic" w:hAnsi="Malgun Gothic" w:eastAsia="Malgun Gothic" w:cs="Malgun Gothic"/>
-        </w:rPr>
-        <w:t>처음부터 전부 외울 필요는 없다. 아래 세 가지 흐름을 먼저 이해하고, 나머지 메뉴는 필요한 상황이 생겼을 때 찾아보면 된다.</w:t>
-      </w:r>
-    </w:p>
-    <w:p>
-      <w:pPr>
-        <w:pStyle w:val="ListBullet"/>
-      </w:pPr>
-      <w:r>
-        <w:rPr>
-          <w:rFonts w:ascii="Malgun Gothic" w:hAnsi="Malgun Gothic" w:eastAsia="Malgun Gothic" w:cs="Malgun Gothic"/>
-        </w:rPr>
-        <w:t>내전: 카카오 접수 → 사진 확인 → 사이트에서 수기 등록</w:t>
-      </w:r>
-    </w:p>
-    <w:p>
-      <w:pPr>
-        <w:pStyle w:val="ListBullet"/>
-      </w:pPr>
-      <w:r>
-        <w:rPr>
-          <w:rFonts w:ascii="Malgun Gothic" w:hAnsi="Malgun Gothic" w:eastAsia="Malgun Gothic" w:cs="Malgun Gothic"/>
-        </w:rPr>
-        <w:t>경고: 카카오 접수 → 관리자 검토 → 승인·반려 → 차감 인증</w:t>
-      </w:r>
-    </w:p>
-    <w:p>
-      <w:pPr>
-        <w:pStyle w:val="ListBullet"/>
-      </w:pPr>
-      <w:r>
-        <w:rPr>
-          <w:rFonts w:ascii="Malgun Gothic" w:hAnsi="Malgun Gothic" w:eastAsia="Malgun Gothic" w:cs="Malgun Gothic"/>
-        </w:rPr>
-        <w:t>운영: 구인·신청·오류를 확인하고 필요한 사람과 상의</w:t>
-      </w:r>
-    </w:p>
-    <w:p>
-      <w:r>
-        <w:rPr>
-          <w:rFonts w:ascii="Malgun Gothic" w:hAnsi="Malgun Gothic" w:eastAsia="Malgun Gothic" w:cs="Malgun Gothic"/>
-        </w:rPr>
-        <w:t>이 가이드를 함께 본 뒤에는 다음 내용을 편하게 설명할 수 있으면 충분하다.</w:t>
-      </w:r>
-    </w:p>
-    <w:p>
-      <w:pPr>
-        <w:pStyle w:val="ListBullet"/>
-      </w:pPr>
-      <w:r>
-        <w:rPr>
-          <w:rFonts w:ascii="Malgun Gothic" w:hAnsi="Malgun Gothic" w:eastAsia="Malgun Gothic" w:cs="Malgun Gothic"/>
-        </w:rPr>
-        <w:t>관리자 홈에서 접수와 오류가 어디에 보이는지 찾는다.</w:t>
-      </w:r>
-    </w:p>
-    <w:p>
-      <w:pPr>
-        <w:pStyle w:val="ListBullet"/>
-      </w:pPr>
-      <w:r>
-        <w:rPr>
-          <w:rFonts w:ascii="Malgun Gothic" w:hAnsi="Malgun Gothic" w:eastAsia="Malgun Gothic" w:cs="Malgun Gothic"/>
-        </w:rPr>
-        <w:t>카카오 명령과 사이트 접수번호를 연결해 상태를 확인한다.</w:t>
-      </w:r>
-    </w:p>
-    <w:p>
-      <w:pPr>
-        <w:pStyle w:val="ListBullet"/>
-      </w:pPr>
-      <w:r>
-        <w:rPr>
-          <w:rFonts w:ascii="Malgun Gothic" w:hAnsi="Malgun Gothic" w:eastAsia="Malgun Gothic" w:cs="Malgun Gothic"/>
-        </w:rPr>
-        <w:t>경고 접수를 검토하고 비공개 사유를 안전하게 기록한다.</w:t>
-      </w:r>
-    </w:p>
-    <w:p>
-      <w:pPr>
-        <w:pStyle w:val="ListBullet"/>
-      </w:pPr>
-      <w:r>
-        <w:rPr>
-          <w:rFonts w:ascii="Malgun Gothic" w:hAnsi="Malgun Gothic" w:eastAsia="Malgun Gothic" w:cs="Malgun Gothic"/>
-        </w:rPr>
-        <w:t>경고 근거사진 0~3장과 차감 인증사진 일반 10장·내전 15장을 구분한다.</w:t>
-      </w:r>
-    </w:p>
-    <w:p>
-      <w:pPr>
-        <w:pStyle w:val="ListBullet"/>
-      </w:pPr>
-      <w:r>
-        <w:rPr>
-          <w:rFonts w:ascii="Malgun Gothic" w:hAnsi="Malgun Gothic" w:eastAsia="Malgun Gothic" w:cs="Malgun Gothic"/>
-        </w:rPr>
-        <w:t>종료된 내전 결과사진 2장·3장을 확인하고 기존 내전 등록 화면에서 수기 확정한다.</w:t>
-      </w:r>
-    </w:p>
-    <w:p>
-      <w:pPr>
-        <w:pStyle w:val="ListBullet"/>
-      </w:pPr>
-      <w:r>
-        <w:rPr>
-          <w:rFonts w:ascii="Malgun Gothic" w:hAnsi="Malgun Gothic" w:eastAsia="Malgun Gothic" w:cs="Malgun Gothic"/>
-        </w:rPr>
-        <w:t>구인·스크림·내전 모집번호 중복과 잘못된 양식을 판별한다.</w:t>
-      </w:r>
-    </w:p>
-    <w:p>
-      <w:pPr>
-        <w:pStyle w:val="ListBullet"/>
-      </w:pPr>
-      <w:r>
-        <w:rPr>
-          <w:rFonts w:ascii="Malgun Gothic" w:hAnsi="Malgun Gothic" w:eastAsia="Malgun Gothic" w:cs="Malgun Gothic"/>
-        </w:rPr>
-        <w:t>잘 모르거나 애매한 상황에서 혼자 결정하지 않고 다른 운영진에게 물어본다.</w:t>
-      </w:r>
-    </w:p>
-    <w:p>
-      <w:pPr>
-        <w:pStyle w:val="Callout"/>
-        <w:shd w:fill="E8EEF5"/>
-        <w:pBdr>
-          <w:left w:val="single" w:sz="18" w:space="8" w:color="2E74B5"/>
-        </w:pBdr>
-      </w:pPr>
-      <w:r>
-        <w:rPr>
-          <w:rFonts w:ascii="Malgun Gothic" w:hAnsi="Malgun Gothic" w:eastAsia="Malgun Gothic" w:cs="Malgun Gothic"/>
-          <w:color w:val="0B2545"/>
-          <w:sz w:val="21"/>
-        </w:rPr>
-        <w:t>같이 연습할 때는 실제 이용자에게 경고·벤을 부여하거나 운영 데이터를 삭제하지 않는다. 테스트 접수와 조회 기능만 사용하고, 승인 연습은 지정된 테스트 대상에 한정한다.</w:t>
-      </w:r>
-    </w:p>
-    <w:p>
-      <w:r>
-        <w:br w:type="page"/>
-      </w:r>
-    </w:p>
-    <w:p>
-      <w:pPr>
-        <w:pStyle w:val="Heading1"/>
-      </w:pPr>
-      <w:r>
-        <w:rPr>
-          <w:rFonts w:ascii="Malgun Gothic" w:hAnsi="Malgun Gothic" w:eastAsia="Malgun Gothic" w:cs="Malgun Gothic"/>
-          <w:color w:val="2E74B5"/>
-          <w:sz w:val="32"/>
-        </w:rPr>
-        <w:t>2. 말로 설명할 때 추천 순서</w:t>
-      </w:r>
-    </w:p>
-    <w:p>
-      <w:r>
-        <w:rPr>
-          <w:rFonts w:ascii="Malgun Gothic" w:hAnsi="Malgun Gothic" w:eastAsia="Malgun Gothic" w:cs="Malgun Gothic"/>
-        </w:rPr>
-        <w:t>한 번에 모든 메뉴를 설명하면 기억하기 어렵다. 실제 화면을 함께 보면서 다음 순서로 이야기하는 것을 권장한다.</w:t>
-      </w:r>
-    </w:p>
-    <w:tbl>
-      <w:tblPr>
-        <w:tblW w:type="dxa" w:w="9360"/>
-        <w:jc w:val="left"/>
-        <w:tblLayout w:type="fixed"/>
-        <w:tblLook w:firstColumn="1" w:firstRow="1" w:lastColumn="0" w:lastRow="0" w:noHBand="0" w:noVBand="1" w:val="04A0"/>
-        <w:tblInd w:w="120" w:type="dxa"/>
-        <w:tblBorders>
-          <w:top w:val="single" w:sz="6" w:space="0" w:color="CBD3DC"/>
-          <w:left w:val="single" w:sz="6" w:space="0" w:color="CBD3DC"/>
-          <w:bottom w:val="single" w:sz="6" w:space="0" w:color="CBD3DC"/>
-          <w:right w:val="single" w:sz="6" w:space="0" w:color="CBD3DC"/>
-          <w:insideH w:val="single" w:sz="6" w:space="0" w:color="CBD3DC"/>
-          <w:insideV w:val="single" w:sz="6" w:space="0" w:color="CBD3DC"/>
-        </w:tblBorders>
-      </w:tblPr>
-      <w:tblGrid>
-        <w:gridCol w:w="1400"/>
-        <w:gridCol w:w="2300"/>
-        <w:gridCol w:w="1800"/>
-        <w:gridCol w:w="3860"/>
-      </w:tblGrid>
-      <w:tr>
-        <w:trPr>
-          <w:tblHeader w:val="true"/>
-        </w:trPr>
-        <w:tc>
-          <w:tcPr>
-            <w:tcW w:type="dxa" w:w="1400"/>
-            <w:vAlign w:val="center"/>
-            <w:tcMar>
-              <w:top w:w="80" w:type="dxa"/>
-              <w:start w:w="120" w:type="dxa"/>
-              <w:bottom w:w="80" w:type="dxa"/>
-              <w:end w:w="120" w:type="dxa"/>
-            </w:tcMar>
-            <w:shd w:fill="E8EEF5"/>
-          </w:tcPr>
-          <w:p>
-            <w:pPr>
-              <w:spacing w:before="0" w:after="0" w:line="269" w:lineRule="auto"/>
-            </w:pPr>
-            <w:r>
-              <w:rPr>
-                <w:b/>
-                <w:color w:val="0B2545"/>
-              </w:rPr>
-            </w:r>
-            <w:r>
-              <w:rPr>
-                <w:rFonts w:ascii="Malgun Gothic" w:hAnsi="Malgun Gothic" w:eastAsia="Malgun Gothic" w:cs="Malgun Gothic"/>
-                <w:b/>
-                <w:color w:val="0B2545"/>
-                <w:sz w:val="17"/>
-              </w:rPr>
-              <w:t>순서</w:t>
-            </w:r>
-          </w:p>
-        </w:tc>
-        <w:tc>
-          <w:tcPr>
-            <w:tcW w:type="dxa" w:w="2300"/>
-            <w:vAlign w:val="center"/>
-            <w:tcMar>
-              <w:top w:w="80" w:type="dxa"/>
-              <w:start w:w="120" w:type="dxa"/>
-              <w:bottom w:w="80" w:type="dxa"/>
-              <w:end w:w="120" w:type="dxa"/>
-            </w:tcMar>
-            <w:shd w:fill="E8EEF5"/>
-          </w:tcPr>
-          <w:p>
-            <w:pPr>
-              <w:spacing w:before="0" w:after="0" w:line="269" w:lineRule="auto"/>
-            </w:pPr>
-            <w:r>
-              <w:rPr>
-                <w:b/>
-                <w:color w:val="0B2545"/>
-              </w:rPr>
-            </w:r>
-            <w:r>
-              <w:rPr>
-                <w:rFonts w:ascii="Malgun Gothic" w:hAnsi="Malgun Gothic" w:eastAsia="Malgun Gothic" w:cs="Malgun Gothic"/>
-                <w:b/>
-                <w:color w:val="0B2545"/>
-                <w:sz w:val="17"/>
-              </w:rPr>
-              <w:t>권장 시간</w:t>
-            </w:r>
-          </w:p>
-        </w:tc>
-        <w:tc>
-          <w:tcPr>
-            <w:tcW w:type="dxa" w:w="1800"/>
-            <w:vAlign w:val="center"/>
-            <w:tcMar>
-              <w:top w:w="80" w:type="dxa"/>
-              <w:start w:w="120" w:type="dxa"/>
-              <w:bottom w:w="80" w:type="dxa"/>
-              <w:end w:w="120" w:type="dxa"/>
-            </w:tcMar>
-            <w:shd w:fill="E8EEF5"/>
-          </w:tcPr>
-          <w:p>
-            <w:pPr>
-              <w:spacing w:before="0" w:after="0" w:line="269" w:lineRule="auto"/>
-            </w:pPr>
-            <w:r>
-              <w:rPr>
-                <w:b/>
-                <w:color w:val="0B2545"/>
-              </w:rPr>
-            </w:r>
-            <w:r>
-              <w:rPr>
-                <w:rFonts w:ascii="Malgun Gothic" w:hAnsi="Malgun Gothic" w:eastAsia="Malgun Gothic" w:cs="Malgun Gothic"/>
-                <w:b/>
-                <w:color w:val="0B2545"/>
-                <w:sz w:val="17"/>
-              </w:rPr>
-              <w:t>함께 볼 내용</w:t>
-            </w:r>
-          </w:p>
-        </w:tc>
-        <w:tc>
-          <w:tcPr>
-            <w:tcW w:type="dxa" w:w="3860"/>
-            <w:vAlign w:val="center"/>
-            <w:tcMar>
-              <w:top w:w="80" w:type="dxa"/>
-              <w:start w:w="120" w:type="dxa"/>
-              <w:bottom w:w="80" w:type="dxa"/>
-              <w:end w:w="120" w:type="dxa"/>
-            </w:tcMar>
-            <w:shd w:fill="E8EEF5"/>
-          </w:tcPr>
-          <w:p>
-            <w:pPr>
-              <w:spacing w:before="0" w:after="0" w:line="269" w:lineRule="auto"/>
-            </w:pPr>
-            <w:r>
-              <w:rPr>
-                <w:b/>
-                <w:color w:val="0B2545"/>
-              </w:rPr>
-            </w:r>
-            <w:r>
-              <w:rPr>
-                <w:rFonts w:ascii="Malgun Gothic" w:hAnsi="Malgun Gothic" w:eastAsia="Malgun Gothic" w:cs="Malgun Gothic"/>
-                <w:b/>
-                <w:color w:val="0B2545"/>
-                <w:sz w:val="17"/>
-              </w:rPr>
-              <w:t>확인해 볼 것</w:t>
-            </w:r>
-          </w:p>
-        </w:tc>
-      </w:tr>
-      <w:tr>
-        <w:tc>
-          <w:tcPr>
-            <w:tcW w:type="dxa" w:w="1400"/>
-            <w:vAlign w:val="center"/>
-            <w:tcMar>
-              <w:top w:w="80" w:type="dxa"/>
-              <w:start w:w="120" w:type="dxa"/>
-              <w:bottom w:w="80" w:type="dxa"/>
-              <w:end w:w="120" w:type="dxa"/>
-            </w:tcMar>
-            <w:shd w:fill="F4F6F9"/>
-          </w:tcPr>
-          <w:p>
-            <w:pPr>
-              <w:spacing w:before="0" w:after="0" w:line="269" w:lineRule="auto"/>
-            </w:pPr>
-            <w:r>
-              <w:rPr>
-                <w:b/>
-              </w:rPr>
-            </w:r>
-            <w:r>
-              <w:rPr>
-                <w:rFonts w:ascii="Malgun Gothic" w:hAnsi="Malgun Gothic" w:eastAsia="Malgun Gothic" w:cs="Malgun Gothic"/>
-                <w:b/>
-                <w:color w:val="0B2545"/>
-                <w:sz w:val="17"/>
-              </w:rPr>
-              <w:t>1. 전체 모습</w:t>
-            </w:r>
-          </w:p>
-        </w:tc>
-        <w:tc>
-          <w:tcPr>
-            <w:tcW w:type="dxa" w:w="2300"/>
-            <w:vAlign w:val="center"/>
-            <w:tcMar>
-              <w:top w:w="80" w:type="dxa"/>
-              <w:start w:w="120" w:type="dxa"/>
-              <w:bottom w:w="80" w:type="dxa"/>
-              <w:end w:w="120" w:type="dxa"/>
-            </w:tcMar>
-          </w:tcPr>
-          <w:p>
-            <w:pPr>
-              <w:spacing w:before="0" w:after="0" w:line="269" w:lineRule="auto"/>
-            </w:pPr>
-            <w:r/>
-            <w:r>
-              <w:rPr>
-                <w:rFonts w:ascii="Malgun Gothic" w:hAnsi="Malgun Gothic" w:eastAsia="Malgun Gothic" w:cs="Malgun Gothic"/>
-                <w:color w:val="0B2545"/>
-                <w:sz w:val="17"/>
-              </w:rPr>
-              <w:t>10분</w:t>
-            </w:r>
-          </w:p>
-        </w:tc>
-        <w:tc>
-          <w:tcPr>
-            <w:tcW w:type="dxa" w:w="1800"/>
-            <w:vAlign w:val="center"/>
-            <w:tcMar>
-              <w:top w:w="80" w:type="dxa"/>
-              <w:start w:w="120" w:type="dxa"/>
-              <w:bottom w:w="80" w:type="dxa"/>
-              <w:end w:w="120" w:type="dxa"/>
-            </w:tcMar>
-          </w:tcPr>
-          <w:p>
-            <w:pPr>
-              <w:spacing w:before="0" w:after="0" w:line="269" w:lineRule="auto"/>
-            </w:pPr>
-            <w:r/>
-            <w:r>
-              <w:rPr>
-                <w:rFonts w:ascii="Malgun Gothic" w:hAnsi="Malgun Gothic" w:eastAsia="Malgun Gothic" w:cs="Malgun Gothic"/>
-                <w:color w:val="0B2545"/>
-                <w:sz w:val="17"/>
-              </w:rPr>
-              <w:t>관리자 홈, 메뉴, 접수번호</w:t>
-            </w:r>
-          </w:p>
-        </w:tc>
-        <w:tc>
-          <w:tcPr>
-            <w:tcW w:type="dxa" w:w="3860"/>
-            <w:vAlign w:val="center"/>
-            <w:tcMar>
-              <w:top w:w="80" w:type="dxa"/>
-              <w:start w:w="120" w:type="dxa"/>
-              <w:bottom w:w="80" w:type="dxa"/>
-              <w:end w:w="120" w:type="dxa"/>
-            </w:tcMar>
-          </w:tcPr>
-          <w:p>
-            <w:pPr>
-              <w:spacing w:before="0" w:after="0" w:line="269" w:lineRule="auto"/>
-            </w:pPr>
-            <w:r/>
-            <w:r>
-              <w:rPr>
-                <w:rFonts w:ascii="Malgun Gothic" w:hAnsi="Malgun Gothic" w:eastAsia="Malgun Gothic" w:cs="Malgun Gothic"/>
-                <w:color w:val="0B2545"/>
-                <w:sz w:val="17"/>
-              </w:rPr>
-              <w:t>경고·내전 메뉴 위치 찾기</w:t>
-            </w:r>
-          </w:p>
-        </w:tc>
-      </w:tr>
-      <w:tr>
-        <w:tc>
-          <w:tcPr>
-            <w:tcW w:type="dxa" w:w="1400"/>
-            <w:vAlign w:val="center"/>
-            <w:tcMar>
-              <w:top w:w="80" w:type="dxa"/>
-              <w:start w:w="120" w:type="dxa"/>
-              <w:bottom w:w="80" w:type="dxa"/>
-              <w:end w:w="120" w:type="dxa"/>
-            </w:tcMar>
-            <w:shd w:fill="F4F6F9"/>
-          </w:tcPr>
-          <w:p>
-            <w:pPr>
-              <w:spacing w:before="0" w:after="0" w:line="269" w:lineRule="auto"/>
-            </w:pPr>
-            <w:r>
-              <w:rPr>
-                <w:b/>
-              </w:rPr>
-            </w:r>
-            <w:r>
-              <w:rPr>
-                <w:rFonts w:ascii="Malgun Gothic" w:hAnsi="Malgun Gothic" w:eastAsia="Malgun Gothic" w:cs="Malgun Gothic"/>
-                <w:b/>
-                <w:color w:val="0B2545"/>
-                <w:sz w:val="17"/>
-              </w:rPr>
-              <w:t>2. 경고</w:t>
-            </w:r>
-          </w:p>
-        </w:tc>
-        <w:tc>
-          <w:tcPr>
-            <w:tcW w:type="dxa" w:w="2300"/>
-            <w:vAlign w:val="center"/>
-            <w:tcMar>
-              <w:top w:w="80" w:type="dxa"/>
-              <w:start w:w="120" w:type="dxa"/>
-              <w:bottom w:w="80" w:type="dxa"/>
-              <w:end w:w="120" w:type="dxa"/>
-            </w:tcMar>
-          </w:tcPr>
-          <w:p>
-            <w:pPr>
-              <w:spacing w:before="0" w:after="0" w:line="269" w:lineRule="auto"/>
-            </w:pPr>
-            <w:r/>
-            <w:r>
-              <w:rPr>
-                <w:rFonts w:ascii="Malgun Gothic" w:hAnsi="Malgun Gothic" w:eastAsia="Malgun Gothic" w:cs="Malgun Gothic"/>
-                <w:color w:val="0B2545"/>
-                <w:sz w:val="17"/>
-              </w:rPr>
-              <w:t>20~30분</w:t>
-            </w:r>
-          </w:p>
-        </w:tc>
-        <w:tc>
-          <w:tcPr>
-            <w:tcW w:type="dxa" w:w="1800"/>
-            <w:vAlign w:val="center"/>
-            <w:tcMar>
-              <w:top w:w="80" w:type="dxa"/>
-              <w:start w:w="120" w:type="dxa"/>
-              <w:bottom w:w="80" w:type="dxa"/>
-              <w:end w:w="120" w:type="dxa"/>
-            </w:tcMar>
-          </w:tcPr>
-          <w:p>
-            <w:pPr>
-              <w:spacing w:before="0" w:after="0" w:line="269" w:lineRule="auto"/>
-            </w:pPr>
-            <w:r/>
-            <w:r>
-              <w:rPr>
-                <w:rFonts w:ascii="Malgun Gothic" w:hAnsi="Malgun Gothic" w:eastAsia="Malgun Gothic" w:cs="Malgun Gothic"/>
-                <w:color w:val="0B2545"/>
-                <w:sz w:val="17"/>
-              </w:rPr>
-              <w:t>접수, 근거사진, 승인·반려, 차감</w:t>
-            </w:r>
-          </w:p>
-        </w:tc>
-        <w:tc>
-          <w:tcPr>
-            <w:tcW w:type="dxa" w:w="3860"/>
-            <w:vAlign w:val="center"/>
-            <w:tcMar>
-              <w:top w:w="80" w:type="dxa"/>
-              <w:start w:w="120" w:type="dxa"/>
-              <w:bottom w:w="80" w:type="dxa"/>
-              <w:end w:w="120" w:type="dxa"/>
-            </w:tcMar>
-          </w:tcPr>
-          <w:p>
-            <w:pPr>
-              <w:spacing w:before="0" w:after="0" w:line="269" w:lineRule="auto"/>
-            </w:pPr>
-            <w:r/>
-            <w:r>
-              <w:rPr>
-                <w:rFonts w:ascii="Malgun Gothic" w:hAnsi="Malgun Gothic" w:eastAsia="Malgun Gothic" w:cs="Malgun Gothic"/>
-                <w:color w:val="0B2545"/>
-                <w:sz w:val="17"/>
-              </w:rPr>
-              <w:t>0~3장과 10·15장 구분하기</w:t>
-            </w:r>
-          </w:p>
-        </w:tc>
-      </w:tr>
-      <w:tr>
-        <w:tc>
-          <w:tcPr>
-            <w:tcW w:type="dxa" w:w="1400"/>
-            <w:vAlign w:val="center"/>
-            <w:tcMar>
-              <w:top w:w="80" w:type="dxa"/>
-              <w:start w:w="120" w:type="dxa"/>
-              <w:bottom w:w="80" w:type="dxa"/>
-              <w:end w:w="120" w:type="dxa"/>
-            </w:tcMar>
-            <w:shd w:fill="F4F6F9"/>
-          </w:tcPr>
-          <w:p>
-            <w:pPr>
-              <w:spacing w:before="0" w:after="0" w:line="269" w:lineRule="auto"/>
-            </w:pPr>
-            <w:r>
-              <w:rPr>
-                <w:b/>
-              </w:rPr>
-            </w:r>
-            <w:r>
-              <w:rPr>
-                <w:rFonts w:ascii="Malgun Gothic" w:hAnsi="Malgun Gothic" w:eastAsia="Malgun Gothic" w:cs="Malgun Gothic"/>
-                <w:b/>
-                <w:color w:val="0B2545"/>
-                <w:sz w:val="17"/>
-              </w:rPr>
-              <w:t>3. 내전</w:t>
-            </w:r>
-          </w:p>
-        </w:tc>
-        <w:tc>
-          <w:tcPr>
-            <w:tcW w:type="dxa" w:w="2300"/>
-            <w:vAlign w:val="center"/>
-            <w:tcMar>
-              <w:top w:w="80" w:type="dxa"/>
-              <w:start w:w="120" w:type="dxa"/>
-              <w:bottom w:w="80" w:type="dxa"/>
-              <w:end w:w="120" w:type="dxa"/>
-            </w:tcMar>
-          </w:tcPr>
-          <w:p>
-            <w:pPr>
-              <w:spacing w:before="0" w:after="0" w:line="269" w:lineRule="auto"/>
-            </w:pPr>
-            <w:r/>
-            <w:r>
-              <w:rPr>
-                <w:rFonts w:ascii="Malgun Gothic" w:hAnsi="Malgun Gothic" w:eastAsia="Malgun Gothic" w:cs="Malgun Gothic"/>
-                <w:color w:val="0B2545"/>
-                <w:sz w:val="17"/>
-              </w:rPr>
-              <w:t>20~30분</w:t>
-            </w:r>
-          </w:p>
-        </w:tc>
-        <w:tc>
-          <w:tcPr>
-            <w:tcW w:type="dxa" w:w="1800"/>
-            <w:vAlign w:val="center"/>
-            <w:tcMar>
-              <w:top w:w="80" w:type="dxa"/>
-              <w:start w:w="120" w:type="dxa"/>
-              <w:bottom w:w="80" w:type="dxa"/>
-              <w:end w:w="120" w:type="dxa"/>
-            </w:tcMar>
-          </w:tcPr>
-          <w:p>
-            <w:pPr>
-              <w:spacing w:before="0" w:after="0" w:line="269" w:lineRule="auto"/>
-            </w:pPr>
-            <w:r/>
-            <w:r>
-              <w:rPr>
-                <w:rFonts w:ascii="Malgun Gothic" w:hAnsi="Malgun Gothic" w:eastAsia="Malgun Gothic" w:cs="Malgun Gothic"/>
-                <w:color w:val="0B2545"/>
-                <w:sz w:val="17"/>
-              </w:rPr>
-              <w:t>2·3세트 사진, 접수 확인, 수기 등록</w:t>
-            </w:r>
-          </w:p>
-        </w:tc>
-        <w:tc>
-          <w:tcPr>
-            <w:tcW w:type="dxa" w:w="3860"/>
-            <w:vAlign w:val="center"/>
-            <w:tcMar>
-              <w:top w:w="80" w:type="dxa"/>
-              <w:start w:w="120" w:type="dxa"/>
-              <w:bottom w:w="80" w:type="dxa"/>
-              <w:end w:w="120" w:type="dxa"/>
-            </w:tcMar>
-          </w:tcPr>
-          <w:p>
-            <w:pPr>
-              <w:spacing w:before="0" w:after="0" w:line="269" w:lineRule="auto"/>
-            </w:pPr>
-            <w:r/>
-            <w:r>
-              <w:rPr>
-                <w:rFonts w:ascii="Malgun Gothic" w:hAnsi="Malgun Gothic" w:eastAsia="Malgun Gothic" w:cs="Malgun Gothic"/>
-                <w:color w:val="0B2545"/>
-                <w:sz w:val="17"/>
-              </w:rPr>
-              <w:t>사진 순서와 등록 화면 연결하기</w:t>
-            </w:r>
-          </w:p>
-        </w:tc>
-      </w:tr>
-      <w:tr>
-        <w:tc>
-          <w:tcPr>
-            <w:tcW w:type="dxa" w:w="1400"/>
-            <w:vAlign w:val="center"/>
-            <w:tcMar>
-              <w:top w:w="80" w:type="dxa"/>
-              <w:start w:w="120" w:type="dxa"/>
-              <w:bottom w:w="80" w:type="dxa"/>
-              <w:end w:w="120" w:type="dxa"/>
-            </w:tcMar>
-            <w:shd w:fill="F4F6F9"/>
-          </w:tcPr>
-          <w:p>
-            <w:pPr>
-              <w:spacing w:before="0" w:after="0" w:line="269" w:lineRule="auto"/>
-            </w:pPr>
-            <w:r>
-              <w:rPr>
-                <w:b/>
-              </w:rPr>
-            </w:r>
-            <w:r>
-              <w:rPr>
-                <w:rFonts w:ascii="Malgun Gothic" w:hAnsi="Malgun Gothic" w:eastAsia="Malgun Gothic" w:cs="Malgun Gothic"/>
-                <w:b/>
-                <w:color w:val="0B2545"/>
-                <w:sz w:val="17"/>
-              </w:rPr>
-              <w:t>4. 카카오 운영</w:t>
-            </w:r>
-          </w:p>
-        </w:tc>
-        <w:tc>
-          <w:tcPr>
-            <w:tcW w:type="dxa" w:w="2300"/>
-            <w:vAlign w:val="center"/>
-            <w:tcMar>
-              <w:top w:w="80" w:type="dxa"/>
-              <w:start w:w="120" w:type="dxa"/>
-              <w:bottom w:w="80" w:type="dxa"/>
-              <w:end w:w="120" w:type="dxa"/>
-            </w:tcMar>
-          </w:tcPr>
-          <w:p>
-            <w:pPr>
-              <w:spacing w:before="0" w:after="0" w:line="269" w:lineRule="auto"/>
-            </w:pPr>
-            <w:r/>
-            <w:r>
-              <w:rPr>
-                <w:rFonts w:ascii="Malgun Gothic" w:hAnsi="Malgun Gothic" w:eastAsia="Malgun Gothic" w:cs="Malgun Gothic"/>
-                <w:color w:val="0B2545"/>
-                <w:sz w:val="17"/>
-              </w:rPr>
-              <w:t>15~20분</w:t>
-            </w:r>
-          </w:p>
-        </w:tc>
-        <w:tc>
-          <w:tcPr>
-            <w:tcW w:type="dxa" w:w="1800"/>
-            <w:vAlign w:val="center"/>
-            <w:tcMar>
-              <w:top w:w="80" w:type="dxa"/>
-              <w:start w:w="120" w:type="dxa"/>
-              <w:bottom w:w="80" w:type="dxa"/>
-              <w:end w:w="120" w:type="dxa"/>
-            </w:tcMar>
-          </w:tcPr>
-          <w:p>
-            <w:pPr>
-              <w:spacing w:before="0" w:after="0" w:line="269" w:lineRule="auto"/>
-            </w:pPr>
-            <w:r/>
-            <w:r>
-              <w:rPr>
-                <w:rFonts w:ascii="Malgun Gothic" w:hAnsi="Malgun Gothic" w:eastAsia="Malgun Gothic" w:cs="Malgun Gothic"/>
-                <w:color w:val="0B2545"/>
-                <w:sz w:val="17"/>
-              </w:rPr>
-              <w:t>구인·스크림·내전 명령과 로그</w:t>
-            </w:r>
-          </w:p>
-        </w:tc>
-        <w:tc>
-          <w:tcPr>
-            <w:tcW w:type="dxa" w:w="3860"/>
-            <w:vAlign w:val="center"/>
-            <w:tcMar>
-              <w:top w:w="80" w:type="dxa"/>
-              <w:start w:w="120" w:type="dxa"/>
-              <w:bottom w:w="80" w:type="dxa"/>
-              <w:end w:w="120" w:type="dxa"/>
-            </w:tcMar>
-          </w:tcPr>
-          <w:p>
-            <w:pPr>
-              <w:spacing w:before="0" w:after="0" w:line="269" w:lineRule="auto"/>
-            </w:pPr>
-            <w:r/>
-            <w:r>
-              <w:rPr>
-                <w:rFonts w:ascii="Malgun Gothic" w:hAnsi="Malgun Gothic" w:eastAsia="Malgun Gothic" w:cs="Malgun Gothic"/>
-                <w:color w:val="0B2545"/>
-                <w:sz w:val="17"/>
-              </w:rPr>
-              <w:t>모집번호가 왜 필요한지 설명하기</w:t>
-            </w:r>
-          </w:p>
-        </w:tc>
-      </w:tr>
-      <w:tr>
-        <w:tc>
-          <w:tcPr>
-            <w:tcW w:type="dxa" w:w="1400"/>
-            <w:vAlign w:val="center"/>
-            <w:tcMar>
-              <w:top w:w="80" w:type="dxa"/>
-              <w:start w:w="120" w:type="dxa"/>
-              <w:bottom w:w="80" w:type="dxa"/>
-              <w:end w:w="120" w:type="dxa"/>
-            </w:tcMar>
-            <w:shd w:fill="F4F6F9"/>
-          </w:tcPr>
-          <w:p>
-            <w:pPr>
-              <w:spacing w:before="0" w:after="0" w:line="269" w:lineRule="auto"/>
-            </w:pPr>
-            <w:r>
-              <w:rPr>
-                <w:b/>
-              </w:rPr>
-            </w:r>
-            <w:r>
-              <w:rPr>
-                <w:rFonts w:ascii="Malgun Gothic" w:hAnsi="Malgun Gothic" w:eastAsia="Malgun Gothic" w:cs="Malgun Gothic"/>
-                <w:b/>
-                <w:color w:val="0B2545"/>
-                <w:sz w:val="17"/>
-              </w:rPr>
-              <w:t>5. 애매한 상황</w:t>
-            </w:r>
-          </w:p>
-        </w:tc>
-        <w:tc>
-          <w:tcPr>
-            <w:tcW w:type="dxa" w:w="2300"/>
-            <w:vAlign w:val="center"/>
-            <w:tcMar>
-              <w:top w:w="80" w:type="dxa"/>
-              <w:start w:w="120" w:type="dxa"/>
-              <w:bottom w:w="80" w:type="dxa"/>
-              <w:end w:w="120" w:type="dxa"/>
-            </w:tcMar>
-          </w:tcPr>
-          <w:p>
-            <w:pPr>
-              <w:spacing w:before="0" w:after="0" w:line="269" w:lineRule="auto"/>
-            </w:pPr>
-            <w:r/>
-            <w:r>
-              <w:rPr>
-                <w:rFonts w:ascii="Malgun Gothic" w:hAnsi="Malgun Gothic" w:eastAsia="Malgun Gothic" w:cs="Malgun Gothic"/>
-                <w:color w:val="0B2545"/>
-                <w:sz w:val="17"/>
-              </w:rPr>
-              <w:t>10분</w:t>
-            </w:r>
-          </w:p>
-        </w:tc>
-        <w:tc>
-          <w:tcPr>
-            <w:tcW w:type="dxa" w:w="1800"/>
-            <w:vAlign w:val="center"/>
-            <w:tcMar>
-              <w:top w:w="80" w:type="dxa"/>
-              <w:start w:w="120" w:type="dxa"/>
-              <w:bottom w:w="80" w:type="dxa"/>
-              <w:end w:w="120" w:type="dxa"/>
-            </w:tcMar>
-          </w:tcPr>
-          <w:p>
-            <w:pPr>
-              <w:spacing w:before="0" w:after="0" w:line="269" w:lineRule="auto"/>
-            </w:pPr>
-            <w:r/>
-            <w:r>
-              <w:rPr>
-                <w:rFonts w:ascii="Malgun Gothic" w:hAnsi="Malgun Gothic" w:eastAsia="Malgun Gothic" w:cs="Malgun Gothic"/>
-                <w:color w:val="0B2545"/>
-                <w:sz w:val="17"/>
-              </w:rPr>
-              <w:t>보류, 운영진 상의, 오류 기록</w:t>
-            </w:r>
-          </w:p>
-        </w:tc>
-        <w:tc>
-          <w:tcPr>
-            <w:tcW w:type="dxa" w:w="3860"/>
-            <w:vAlign w:val="center"/>
-            <w:tcMar>
-              <w:top w:w="80" w:type="dxa"/>
-              <w:start w:w="120" w:type="dxa"/>
-              <w:bottom w:w="80" w:type="dxa"/>
-              <w:end w:w="120" w:type="dxa"/>
-            </w:tcMar>
-          </w:tcPr>
-          <w:p>
-            <w:pPr>
-              <w:spacing w:before="0" w:after="0" w:line="269" w:lineRule="auto"/>
-            </w:pPr>
-            <w:r/>
-            <w:r>
-              <w:rPr>
-                <w:rFonts w:ascii="Malgun Gothic" w:hAnsi="Malgun Gothic" w:eastAsia="Malgun Gothic" w:cs="Malgun Gothic"/>
-                <w:color w:val="0B2545"/>
-                <w:sz w:val="17"/>
-              </w:rPr>
-              <w:t>혼자 처리하지 않을 경우 구분하기</w:t>
-            </w:r>
-          </w:p>
-        </w:tc>
-      </w:tr>
-    </w:tbl>
-    <w:p>
-      <w:pPr>
-        <w:spacing w:after="40"/>
-      </w:pPr>
-    </w:p>
-    <w:p>
-      <w:pPr>
-        <w:pStyle w:val="Heading2"/>
-      </w:pPr>
-      <w:r>
-        <w:rPr>
-          <w:rFonts w:ascii="Malgun Gothic" w:hAnsi="Malgun Gothic" w:eastAsia="Malgun Gothic" w:cs="Malgun Gothic"/>
-          <w:color w:val="2E74B5"/>
-          <w:sz w:val="26"/>
-        </w:rPr>
-        <w:t>같이 보기 전 준비</w:t>
-      </w:r>
-    </w:p>
-    <w:p>
-      <w:pPr>
-        <w:pStyle w:val="ListBullet"/>
-      </w:pPr>
-      <w:r>
-        <w:rPr>
-          <w:rFonts w:ascii="Malgun Gothic" w:hAnsi="Malgun Gothic" w:eastAsia="Malgun Gothic" w:cs="Malgun Gothic"/>
-        </w:rPr>
-        <w:t>사용할 관리자 계정과 권한 범위를 확인한다.</w:t>
-      </w:r>
-    </w:p>
-    <w:p>
-      <w:pPr>
-        <w:pStyle w:val="ListBullet"/>
-      </w:pPr>
-      <w:r>
-        <w:rPr>
-          <w:rFonts w:ascii="Malgun Gothic" w:hAnsi="Malgun Gothic" w:eastAsia="Malgun Gothic" w:cs="Malgun Gothic"/>
-        </w:rPr>
-        <w:t>관리자 페이지 로그인과 2단계 인증 상태를 확인한다.</w:t>
-      </w:r>
-    </w:p>
-    <w:p>
-      <w:pPr>
-        <w:pStyle w:val="ListBullet"/>
-      </w:pPr>
-      <w:r>
-        <w:rPr>
-          <w:rFonts w:ascii="Malgun Gothic" w:hAnsi="Malgun Gothic" w:eastAsia="Malgun Gothic" w:cs="Malgun Gothic"/>
-        </w:rPr>
-        <w:t>테스트에 사용할 카카오방과 테스트 표시 이름을 정한다.</w:t>
-      </w:r>
-    </w:p>
-    <w:p>
-      <w:pPr>
-        <w:pStyle w:val="ListBullet"/>
-      </w:pPr>
-      <w:r>
-        <w:rPr>
-          <w:rFonts w:ascii="Malgun Gothic" w:hAnsi="Malgun Gothic" w:eastAsia="Malgun Gothic" w:cs="Malgun Gothic"/>
-        </w:rPr>
-        <w:t>실제 운영 대상과 구분되는 테스트 이름을 사용한다.</w:t>
-      </w:r>
-    </w:p>
-    <w:p>
-      <w:pPr>
-        <w:pStyle w:val="ListBullet"/>
-      </w:pPr>
-      <w:r>
-        <w:rPr>
-          <w:rFonts w:ascii="Malgun Gothic" w:hAnsi="Malgun Gothic" w:eastAsia="Malgun Gothic" w:cs="Malgun Gothic"/>
-        </w:rPr>
-        <w:t>현재 사진 저장은 Vercel Blob 인증 문제로 성공 테스트가 제한될 수 있음을 먼저 알려준다.</w:t>
-      </w:r>
-    </w:p>
-    <w:p>
-      <w:r>
-        <w:br w:type="page"/>
-      </w:r>
-    </w:p>
-    <w:p>
-      <w:pPr>
-        <w:pStyle w:val="Heading1"/>
-      </w:pPr>
-      <w:r>
-        <w:rPr>
-          <w:rFonts w:ascii="Malgun Gothic" w:hAnsi="Malgun Gothic" w:eastAsia="Malgun Gothic" w:cs="Malgun Gothic"/>
-          <w:color w:val="2E74B5"/>
-          <w:sz w:val="32"/>
-        </w:rPr>
-        <w:t>3. 관리자 역할과 권한 원칙</w:t>
+        <w:t>K-LOL.GG 기능은 카카오톡에서 양식이나 사진을 접수하고, 사이트에서 상태를 확인하거나 최종 처리하는 방식으로 연결된다.</w:t>
       </w:r>
     </w:p>
     <w:tbl>
@@ -1176,7 +196,7 @@
                 <w:color w:val="0B2545"/>
                 <w:sz w:val="17"/>
               </w:rPr>
-              <w:t>역할</w:t>
+              <w:t>기능</w:t>
             </w:r>
           </w:p>
         </w:tc>
@@ -1209,7 +229,7 @@
                 <w:color w:val="0B2545"/>
                 <w:sz w:val="17"/>
               </w:rPr>
-              <w:t>주로 돕는 내용</w:t>
+              <w:t>카카오톡에서 하는 일</w:t>
             </w:r>
           </w:p>
         </w:tc>
@@ -1242,7 +262,7 @@
                 <w:color w:val="0B2545"/>
                 <w:sz w:val="17"/>
               </w:rPr>
-              <w:t>하면 안 되는 일</w:t>
+              <w:t>사이트에서 하는 일</w:t>
             </w:r>
           </w:p>
         </w:tc>
@@ -1276,7 +296,7 @@
                 <w:color w:val="0B2545"/>
                 <w:sz w:val="17"/>
               </w:rPr>
-              <w:t>일반 관리자</w:t>
+              <w:t>파티·내전·스크림 구인</w:t>
             </w:r>
           </w:p>
         </w:tc>
@@ -1302,7 +322,7 @@
                 <w:color w:val="0B2545"/>
                 <w:sz w:val="17"/>
               </w:rPr>
-              <w:t>접수 확인, 승인·반려, 내전·구인·콘텐츠 운영</w:t>
+              <w:t>모집 생성, 명단 수정, 현황 조회, 마감</w:t>
             </w:r>
           </w:p>
         </w:tc>
@@ -1328,7 +348,7 @@
                 <w:color w:val="0B2545"/>
                 <w:sz w:val="17"/>
               </w:rPr>
-              <w:t>권한 밖 설정 변경, 근거 없는 징계, 운영 기록 임의 삭제</w:t>
+              <w:t>현재 모집과 참가자 확인·관리</w:t>
             </w:r>
           </w:p>
         </w:tc>
@@ -1362,7 +382,7 @@
                 <w:color w:val="0B2545"/>
                 <w:sz w:val="17"/>
               </w:rPr>
-              <w:t>최고관리자</w:t>
+              <w:t>경고</w:t>
             </w:r>
           </w:p>
         </w:tc>
@@ -1388,7 +408,7 @@
                 <w:color w:val="0B2545"/>
                 <w:sz w:val="17"/>
               </w:rPr>
-              <w:t>사이트 설정, 감사 로그, AI 요청 로그, 고위험 권한 관리</w:t>
+              <w:t>경고 양식 접수, 근거사진 전송, 상태 조회, 차감 인증</w:t>
             </w:r>
           </w:p>
         </w:tc>
@@ -1414,7 +434,7 @@
                 <w:color w:val="0B2545"/>
                 <w:sz w:val="17"/>
               </w:rPr>
-              <w:t>비밀값 공유, 복구 계획 없는 전체 초기화</w:t>
+              <w:t>접수 검토, 사유 입력, 승인·반려, 통계 확인</w:t>
             </w:r>
           </w:p>
         </w:tc>
@@ -1448,7 +468,101 @@
                 <w:color w:val="0B2545"/>
                 <w:sz w:val="17"/>
               </w:rPr>
-              <w:t>설명을 맡은 관리자</w:t>
+              <w:t>종료 내전 결과</w:t>
+            </w:r>
+          </w:p>
+        </w:tc>
+        <w:tc>
+          <w:tcPr>
+            <w:tcW w:type="dxa" w:w="2700"/>
+            <w:vAlign w:val="center"/>
+            <w:tcMar>
+              <w:top w:w="80" w:type="dxa"/>
+              <w:start w:w="120" w:type="dxa"/>
+              <w:bottom w:w="80" w:type="dxa"/>
+              <w:end w:w="120" w:type="dxa"/>
+            </w:tcMar>
+          </w:tcPr>
+          <w:p>
+            <w:pPr>
+              <w:spacing w:before="0" w:after="0" w:line="269" w:lineRule="auto"/>
+            </w:pPr>
+            <w:r/>
+            <w:r>
+              <w:rPr>
+                <w:rFonts w:ascii="Consolas" w:hAnsi="Consolas" w:eastAsia="Consolas" w:cs="Consolas"/>
+                <w:color w:val="1F4D78"/>
+                <w:sz w:val="17"/>
+              </w:rPr>
+              <w:t>/내전등록</w:t>
+            </w:r>
+            <w:r>
+              <w:rPr>
+                <w:rFonts w:ascii="Malgun Gothic" w:hAnsi="Malgun Gothic" w:eastAsia="Malgun Gothic" w:cs="Malgun Gothic"/>
+                <w:color w:val="0B2545"/>
+                <w:sz w:val="17"/>
+              </w:rPr>
+              <w:t xml:space="preserve"> 양식 작성, 2~3장의 결과사진 전송</w:t>
+            </w:r>
+          </w:p>
+        </w:tc>
+        <w:tc>
+          <w:tcPr>
+            <w:tcW w:type="dxa" w:w="4560"/>
+            <w:vAlign w:val="center"/>
+            <w:tcMar>
+              <w:top w:w="80" w:type="dxa"/>
+              <w:start w:w="120" w:type="dxa"/>
+              <w:bottom w:w="80" w:type="dxa"/>
+              <w:end w:w="120" w:type="dxa"/>
+            </w:tcMar>
+          </w:tcPr>
+          <w:p>
+            <w:pPr>
+              <w:spacing w:before="0" w:after="0" w:line="269" w:lineRule="auto"/>
+            </w:pPr>
+            <w:r/>
+            <w:r>
+              <w:rPr>
+                <w:rFonts w:ascii="Malgun Gothic" w:hAnsi="Malgun Gothic" w:eastAsia="Malgun Gothic" w:cs="Malgun Gothic"/>
+                <w:color w:val="0B2545"/>
+                <w:sz w:val="17"/>
+              </w:rPr>
+              <w:t>사진 검토 후 기존 내전 등록 화면에서 수기 확정</w:t>
+            </w:r>
+          </w:p>
+        </w:tc>
+      </w:tr>
+      <w:tr>
+        <w:tc>
+          <w:tcPr>
+            <w:tcW w:type="dxa" w:w="2100"/>
+            <w:vAlign w:val="center"/>
+            <w:tcMar>
+              <w:top w:w="80" w:type="dxa"/>
+              <w:start w:w="120" w:type="dxa"/>
+              <w:bottom w:w="80" w:type="dxa"/>
+              <w:end w:w="120" w:type="dxa"/>
+            </w:tcMar>
+            <w:shd w:fill="F4F6F9"/>
+          </w:tcPr>
+          <w:p>
+            <w:pPr>
+              <w:spacing w:before="0" w:after="0" w:line="269" w:lineRule="auto"/>
+            </w:pPr>
+            <w:r>
+              <w:rPr>
+                <w:b/>
+              </w:rPr>
+            </w:r>
+            <w:r>
+              <w:rPr>
+                <w:rFonts w:ascii="Malgun Gothic" w:hAnsi="Malgun Gothic" w:eastAsia="Malgun Gothic" w:cs="Malgun Gothic"/>
+                <w:b/>
+                <w:color w:val="0B2545"/>
+                <w:sz w:val="17"/>
+              </w:rPr>
+              <w:t>운영 신청</w:t>
             </w:r>
           </w:p>
         </w:tc>
@@ -1474,7 +588,7 @@
                 <w:color w:val="0B2545"/>
                 <w:sz w:val="17"/>
               </w:rPr>
-              <w:t>화면을 같이 보며 기능과 주의점을 안내</w:t>
+              <w:t>지인·건의·모임·외출 양식 접수</w:t>
             </w:r>
           </w:p>
         </w:tc>
@@ -1500,7 +614,93 @@
                 <w:color w:val="0B2545"/>
                 <w:sz w:val="17"/>
               </w:rPr>
-              <w:t>연습을 실제 이용자 데이터로 진행</w:t>
+              <w:t>유형별 신청 확인과 상태 처리</w:t>
+            </w:r>
+          </w:p>
+        </w:tc>
+      </w:tr>
+      <w:tr>
+        <w:tc>
+          <w:tcPr>
+            <w:tcW w:type="dxa" w:w="2100"/>
+            <w:vAlign w:val="center"/>
+            <w:tcMar>
+              <w:top w:w="80" w:type="dxa"/>
+              <w:start w:w="120" w:type="dxa"/>
+              <w:bottom w:w="80" w:type="dxa"/>
+              <w:end w:w="120" w:type="dxa"/>
+            </w:tcMar>
+            <w:shd w:fill="F4F6F9"/>
+          </w:tcPr>
+          <w:p>
+            <w:pPr>
+              <w:spacing w:before="0" w:after="0" w:line="269" w:lineRule="auto"/>
+            </w:pPr>
+            <w:r>
+              <w:rPr>
+                <w:b/>
+              </w:rPr>
+            </w:r>
+            <w:r>
+              <w:rPr>
+                <w:rFonts w:ascii="Malgun Gothic" w:hAnsi="Malgun Gothic" w:eastAsia="Malgun Gothic" w:cs="Malgun Gothic"/>
+                <w:b/>
+                <w:color w:val="0B2545"/>
+                <w:sz w:val="17"/>
+              </w:rPr>
+              <w:t>전적·랭킹</w:t>
+            </w:r>
+          </w:p>
+        </w:tc>
+        <w:tc>
+          <w:tcPr>
+            <w:tcW w:type="dxa" w:w="2700"/>
+            <w:vAlign w:val="center"/>
+            <w:tcMar>
+              <w:top w:w="80" w:type="dxa"/>
+              <w:start w:w="120" w:type="dxa"/>
+              <w:bottom w:w="80" w:type="dxa"/>
+              <w:end w:w="120" w:type="dxa"/>
+            </w:tcMar>
+          </w:tcPr>
+          <w:p>
+            <w:pPr>
+              <w:spacing w:before="0" w:after="0" w:line="269" w:lineRule="auto"/>
+            </w:pPr>
+            <w:r/>
+            <w:r>
+              <w:rPr>
+                <w:rFonts w:ascii="Malgun Gothic" w:hAnsi="Malgun Gothic" w:eastAsia="Malgun Gothic" w:cs="Malgun Gothic"/>
+                <w:color w:val="0B2545"/>
+                <w:sz w:val="17"/>
+              </w:rPr>
+              <w:t>카카오 명령으로 간단 조회</w:t>
+            </w:r>
+          </w:p>
+        </w:tc>
+        <w:tc>
+          <w:tcPr>
+            <w:tcW w:type="dxa" w:w="4560"/>
+            <w:vAlign w:val="center"/>
+            <w:tcMar>
+              <w:top w:w="80" w:type="dxa"/>
+              <w:start w:w="120" w:type="dxa"/>
+              <w:bottom w:w="80" w:type="dxa"/>
+              <w:end w:w="120" w:type="dxa"/>
+            </w:tcMar>
+          </w:tcPr>
+          <w:p>
+            <w:pPr>
+              <w:spacing w:before="0" w:after="0" w:line="269" w:lineRule="auto"/>
+            </w:pPr>
+            <w:r/>
+            <w:r>
+              <w:rPr>
+                <w:rFonts w:ascii="Malgun Gothic" w:hAnsi="Malgun Gothic" w:eastAsia="Malgun Gothic" w:cs="Malgun Gothic"/>
+                <w:color w:val="0B2545"/>
+                <w:sz w:val="17"/>
+              </w:rPr>
+              <w:t>상세 전적, 랭킹, 플레이어, MMR 확인</w:t>
             </w:r>
           </w:p>
         </w:tc>
@@ -1510,153 +710,6 @@
       <w:pPr>
         <w:spacing w:after="40"/>
       </w:pPr>
-    </w:p>
-    <w:p>
-      <w:r>
-        <w:rPr>
-          <w:rFonts w:ascii="Malgun Gothic" w:hAnsi="Malgun Gothic" w:eastAsia="Malgun Gothic" w:cs="Malgun Gothic"/>
-        </w:rPr>
-        <w:t xml:space="preserve">관리자 처리는 </w:t>
-      </w:r>
-      <w:r>
-        <w:rPr>
-          <w:rFonts w:ascii="Consolas" w:hAnsi="Consolas" w:eastAsia="Consolas" w:cs="Consolas"/>
-          <w:color w:val="1F4D78"/>
-          <w:sz w:val="19"/>
-        </w:rPr>
-        <w:t>누가, 언제, 무엇을, 왜 변경했는지</w:t>
-      </w:r>
-      <w:r>
-        <w:rPr>
-          <w:rFonts w:ascii="Malgun Gothic" w:hAnsi="Malgun Gothic" w:eastAsia="Malgun Gothic" w:cs="Malgun Gothic"/>
-        </w:rPr>
-        <w:t xml:space="preserve"> 나중에 확인할 수 있어야 한다. 불확실하면 승인하지 말고 보류한 뒤 다른 운영진과 근거를 확인한다.</w:t>
-      </w:r>
-    </w:p>
-    <w:p>
-      <w:pPr>
-        <w:pStyle w:val="Callout"/>
-        <w:shd w:fill="E8EEF5"/>
-        <w:pBdr>
-          <w:left w:val="single" w:sz="18" w:space="8" w:color="2E74B5"/>
-        </w:pBdr>
-      </w:pPr>
-      <w:r>
-        <w:rPr>
-          <w:rFonts w:ascii="Malgun Gothic" w:hAnsi="Malgun Gothic" w:eastAsia="Malgun Gothic" w:cs="Malgun Gothic"/>
-          <w:color w:val="0B2545"/>
-          <w:sz w:val="21"/>
-        </w:rPr>
-        <w:t>일반 관리자는 계정·권한 변경, 전체 데이터 삭제, 번호 초기화, 시즌 종료, 비밀값 변경처럼 영향이 큰 기능을 직접 처리하지 않는다. 이런 기능은 최고관리자와 먼저 상의한다.</w:t>
-      </w:r>
-    </w:p>
-    <w:p>
-      <w:pPr>
-        <w:pStyle w:val="Heading2"/>
-      </w:pPr>
-      <w:r>
-        <w:rPr>
-          <w:rFonts w:ascii="Malgun Gothic" w:hAnsi="Malgun Gothic" w:eastAsia="Malgun Gothic" w:cs="Malgun Gothic"/>
-          <w:color w:val="2E74B5"/>
-          <w:sz w:val="26"/>
-        </w:rPr>
-        <w:t>즉시 중단해야 하는 상황</w:t>
-      </w:r>
-    </w:p>
-    <w:p>
-      <w:pPr>
-        <w:pStyle w:val="ListBullet"/>
-      </w:pPr>
-      <w:r>
-        <w:rPr>
-          <w:rFonts w:ascii="Malgun Gothic" w:hAnsi="Malgun Gothic" w:eastAsia="Malgun Gothic" w:cs="Malgun Gothic"/>
-        </w:rPr>
-        <w:t>대상 이름이나 닉네임이 서로 다른 경우</w:t>
-      </w:r>
-    </w:p>
-    <w:p>
-      <w:pPr>
-        <w:pStyle w:val="ListBullet"/>
-      </w:pPr>
-      <w:r>
-        <w:rPr>
-          <w:rFonts w:ascii="Malgun Gothic" w:hAnsi="Malgun Gothic" w:eastAsia="Malgun Gothic" w:cs="Malgun Gothic"/>
-        </w:rPr>
-        <w:t>사진의 경기 순서나 세트 수가 양식과 맞지 않는 경우</w:t>
-      </w:r>
-    </w:p>
-    <w:p>
-      <w:pPr>
-        <w:pStyle w:val="ListBullet"/>
-      </w:pPr>
-      <w:r>
-        <w:rPr>
-          <w:rFonts w:ascii="Malgun Gothic" w:hAnsi="Malgun Gothic" w:eastAsia="Malgun Gothic" w:cs="Malgun Gothic"/>
-        </w:rPr>
-        <w:t>같은 접수번호를 여러 관리자가 동시에 처리 중인 경우</w:t>
-      </w:r>
-    </w:p>
-    <w:p>
-      <w:pPr>
-        <w:pStyle w:val="ListBullet"/>
-      </w:pPr>
-      <w:r>
-        <w:rPr>
-          <w:rFonts w:ascii="Malgun Gothic" w:hAnsi="Malgun Gothic" w:eastAsia="Malgun Gothic" w:cs="Malgun Gothic"/>
-        </w:rPr>
-        <w:t>인증값, 토큰, 비밀번호가 화면이나 채팅에 노출된 경우</w:t>
-      </w:r>
-    </w:p>
-    <w:p>
-      <w:pPr>
-        <w:pStyle w:val="ListBullet"/>
-      </w:pPr>
-      <w:r>
-        <w:rPr>
-          <w:rFonts w:ascii="Malgun Gothic" w:hAnsi="Malgun Gothic" w:eastAsia="Malgun Gothic" w:cs="Malgun Gothic"/>
-        </w:rPr>
-        <w:t>전체 삭제, 번호 초기화, 시즌 종료처럼 복구가 어려운 작업인 경우</w:t>
-      </w:r>
-    </w:p>
-    <w:p>
-      <w:r>
-        <w:br w:type="page"/>
-      </w:r>
-    </w:p>
-    <w:p>
-      <w:pPr>
-        <w:pStyle w:val="Heading1"/>
-      </w:pPr>
-      <w:r>
-        <w:rPr>
-          <w:rFonts w:ascii="Malgun Gothic" w:hAnsi="Malgun Gothic" w:eastAsia="Malgun Gothic" w:cs="Malgun Gothic"/>
-          <w:color w:val="2E74B5"/>
-          <w:sz w:val="32"/>
-        </w:rPr>
-        <w:t>4. 관리자 홈과 메뉴 지도</w:t>
-      </w:r>
-    </w:p>
-    <w:p>
-      <w:r>
-        <w:rPr>
-          <w:rFonts w:ascii="Malgun Gothic" w:hAnsi="Malgun Gothic" w:eastAsia="Malgun Gothic" w:cs="Malgun Gothic"/>
-        </w:rPr>
-        <w:t xml:space="preserve">관리자는 로그인 후 </w:t>
-      </w:r>
-      <w:r>
-        <w:rPr>
-          <w:rFonts w:ascii="Consolas" w:hAnsi="Consolas" w:eastAsia="Consolas" w:cs="Consolas"/>
-          <w:color w:val="1F4D78"/>
-          <w:sz w:val="19"/>
-        </w:rPr>
-        <w:t>/admin</w:t>
-      </w:r>
-      <w:r>
-        <w:rPr>
-          <w:rFonts w:ascii="Malgun Gothic" w:hAnsi="Malgun Gothic" w:eastAsia="Malgun Gothic" w:cs="Malgun Gothic"/>
-        </w:rPr>
-        <w:t>에서 접수, 오류, 자동화 상태를 확인할 수 있다. 메뉴 검색을 이용하면 기능 이름이나 상황 키워드로 빠르게 이동할 수 있다.</w:t>
-      </w:r>
     </w:p>
     <w:p>
       <w:r>
@@ -1673,7 +726,7 @@
         <w:drawing>
           <wp:inline xmlns:a="http://schemas.openxmlformats.org/drawingml/2006/main" xmlns:pic="http://schemas.openxmlformats.org/drawingml/2006/picture">
             <wp:extent cx="5760720" cy="4050506"/>
-            <wp:docPr id="1" name="Picture 1" descr="관리자 홈: 왼쪽 메뉴와 현재 운영 현황을 확인하는 시작 화면" title="관리자 홈: 왼쪽 메뉴와 현재 운영 현황을 확인하는 시작 화면"/>
+            <wp:docPr id="1" name="Picture 1" descr="관리자 홈: 사이트 기능 메뉴와 현재 현황을 확인하는 화면" title="관리자 홈: 사이트 기능 메뉴와 현재 현황을 확인하는 화면"/>
             <wp:cNvGraphicFramePr>
               <a:graphicFrameLocks noChangeAspect="1"/>
             </wp:cNvGraphicFramePr>
@@ -1716,7 +769,38 @@
           <w:color w:val="5C6773"/>
           <w:sz w:val="18"/>
         </w:rPr>
-        <w:t>관리자 홈: 왼쪽 메뉴와 현재 운영 현황을 확인하는 시작 화면</w:t>
+        <w:t>관리자 홈: 사이트 기능 메뉴와 현재 현황을 확인하는 화면</w:t>
+      </w:r>
+    </w:p>
+    <w:p>
+      <w:r>
+        <w:br w:type="page"/>
+      </w:r>
+    </w:p>
+    <w:p>
+      <w:pPr>
+        <w:pStyle w:val="Heading1"/>
+      </w:pPr>
+      <w:r>
+        <w:rPr>
+          <w:rFonts w:ascii="Malgun Gothic" w:hAnsi="Malgun Gothic" w:eastAsia="Malgun Gothic" w:cs="Malgun Gothic"/>
+          <w:color w:val="2E74B5"/>
+          <w:sz w:val="32"/>
+        </w:rPr>
+        <w:t>2. 사이트 기능</w:t>
+      </w:r>
+    </w:p>
+    <w:p>
+      <w:pPr>
+        <w:pStyle w:val="Heading2"/>
+      </w:pPr>
+      <w:r>
+        <w:rPr>
+          <w:rFonts w:ascii="Malgun Gothic" w:hAnsi="Malgun Gothic" w:eastAsia="Malgun Gothic" w:cs="Malgun Gothic"/>
+          <w:color w:val="2E74B5"/>
+          <w:sz w:val="26"/>
+        </w:rPr>
+        <w:t>공개 화면</w:t>
       </w:r>
     </w:p>
     <w:tbl>
@@ -1773,7 +857,7 @@
                 <w:color w:val="0B2545"/>
                 <w:sz w:val="17"/>
               </w:rPr>
-              <w:t>하고 싶은 일</w:t>
+              <w:t>화면</w:t>
             </w:r>
           </w:p>
         </w:tc>
@@ -1806,7 +890,7 @@
                 <w:color w:val="0B2545"/>
                 <w:sz w:val="17"/>
               </w:rPr>
-              <w:t>주요 메뉴</w:t>
+              <w:t>주소</w:t>
             </w:r>
           </w:p>
         </w:tc>
@@ -1839,7 +923,7 @@
                 <w:color w:val="0B2545"/>
                 <w:sz w:val="17"/>
               </w:rPr>
-              <w:t>언제 사용하나</w:t>
+              <w:t>제공 기능</w:t>
             </w:r>
           </w:p>
         </w:tc>
@@ -1873,7 +957,7 @@
                 <w:color w:val="0B2545"/>
                 <w:sz w:val="17"/>
               </w:rPr>
-              <w:t>전체 현황 보기</w:t>
+              <w:t>현재 구인</w:t>
             </w:r>
           </w:p>
         </w:tc>
@@ -1895,11 +979,11 @@
             <w:r/>
             <w:r>
               <w:rPr>
-                <w:rFonts w:ascii="Malgun Gothic" w:hAnsi="Malgun Gothic" w:eastAsia="Malgun Gothic" w:cs="Malgun Gothic"/>
-                <w:color w:val="0B2545"/>
+                <w:rFonts w:ascii="Consolas" w:hAnsi="Consolas" w:eastAsia="Consolas" w:cs="Consolas"/>
+                <w:color w:val="1F4D78"/>
                 <w:sz w:val="17"/>
               </w:rPr>
-              <w:t>관리자 홈</w:t>
+              <w:t>/recruit</w:t>
             </w:r>
           </w:p>
         </w:tc>
@@ -1925,7 +1009,7 @@
                 <w:color w:val="0B2545"/>
                 <w:sz w:val="17"/>
               </w:rPr>
-              <w:t>접수나 오류가 있는지 궁금할 때</w:t>
+              <w:t>진행 중인 파티·내전·스크림 모집 확인</w:t>
             </w:r>
           </w:p>
         </w:tc>
@@ -1959,7 +1043,7 @@
                 <w:color w:val="0B2545"/>
                 <w:sz w:val="17"/>
               </w:rPr>
-              <w:t>내전 등록·수정</w:t>
+              <w:t>내전 결과</w:t>
             </w:r>
           </w:p>
         </w:tc>
@@ -1981,11 +1065,11 @@
             <w:r/>
             <w:r>
               <w:rPr>
-                <w:rFonts w:ascii="Malgun Gothic" w:hAnsi="Malgun Gothic" w:eastAsia="Malgun Gothic" w:cs="Malgun Gothic"/>
-                <w:color w:val="0B2545"/>
+                <w:rFonts w:ascii="Consolas" w:hAnsi="Consolas" w:eastAsia="Consolas" w:cs="Consolas"/>
+                <w:color w:val="1F4D78"/>
                 <w:sz w:val="17"/>
               </w:rPr>
-              <w:t>새 내전 등록, 내전 관리</w:t>
+              <w:t>/matches</w:t>
             </w:r>
           </w:p>
         </w:tc>
@@ -2011,7 +1095,7 @@
                 <w:color w:val="0B2545"/>
                 <w:sz w:val="17"/>
               </w:rPr>
-              <w:t>최종 경기 결과를 확정할 때</w:t>
+              <w:t>등록된 내전 경기와 세트 결과 확인</w:t>
             </w:r>
           </w:p>
         </w:tc>
@@ -2045,7 +1129,7 @@
                 <w:color w:val="0B2545"/>
                 <w:sz w:val="17"/>
               </w:rPr>
-              <w:t>카카오 내전 접수</w:t>
+              <w:t>시즌 랭킹</w:t>
             </w:r>
           </w:p>
         </w:tc>
@@ -2067,11 +1151,11 @@
             <w:r/>
             <w:r>
               <w:rPr>
-                <w:rFonts w:ascii="Malgun Gothic" w:hAnsi="Malgun Gothic" w:eastAsia="Malgun Gothic" w:cs="Malgun Gothic"/>
-                <w:color w:val="0B2545"/>
+                <w:rFonts w:ascii="Consolas" w:hAnsi="Consolas" w:eastAsia="Consolas" w:cs="Consolas"/>
+                <w:color w:val="1F4D78"/>
                 <w:sz w:val="17"/>
               </w:rPr>
-              <w:t>내전 접수</w:t>
+              <w:t>/rankings</w:t>
             </w:r>
           </w:p>
         </w:tc>
@@ -2093,19 +1177,11 @@
             <w:r/>
             <w:r>
               <w:rPr>
-                <w:rFonts w:ascii="Consolas" w:hAnsi="Consolas" w:eastAsia="Consolas" w:cs="Consolas"/>
-                <w:color w:val="1F4D78"/>
-                <w:sz w:val="17"/>
-              </w:rPr>
-              <w:t>/내전등록</w:t>
-            </w:r>
-            <w:r>
-              <w:rPr>
                 <w:rFonts w:ascii="Malgun Gothic" w:hAnsi="Malgun Gothic" w:eastAsia="Malgun Gothic" w:cs="Malgun Gothic"/>
                 <w:color w:val="0B2545"/>
                 <w:sz w:val="17"/>
               </w:rPr>
-              <w:t xml:space="preserve"> 사진을 검토할 때</w:t>
+              <w:t>시즌별 순위와 주요 기록 확인</w:t>
             </w:r>
           </w:p>
         </w:tc>
@@ -2139,7 +1215,839 @@
                 <w:color w:val="0B2545"/>
                 <w:sz w:val="17"/>
               </w:rPr>
-              <w:t>파티·스크림</w:t>
+              <w:t>플레이어</w:t>
+            </w:r>
+          </w:p>
+        </w:tc>
+        <w:tc>
+          <w:tcPr>
+            <w:tcW w:type="dxa" w:w="2700"/>
+            <w:vAlign w:val="center"/>
+            <w:tcMar>
+              <w:top w:w="80" w:type="dxa"/>
+              <w:start w:w="120" w:type="dxa"/>
+              <w:bottom w:w="80" w:type="dxa"/>
+              <w:end w:w="120" w:type="dxa"/>
+            </w:tcMar>
+          </w:tcPr>
+          <w:p>
+            <w:pPr>
+              <w:spacing w:before="0" w:after="0" w:line="269" w:lineRule="auto"/>
+            </w:pPr>
+            <w:r/>
+            <w:r>
+              <w:rPr>
+                <w:rFonts w:ascii="Consolas" w:hAnsi="Consolas" w:eastAsia="Consolas" w:cs="Consolas"/>
+                <w:color w:val="1F4D78"/>
+                <w:sz w:val="17"/>
+              </w:rPr>
+              <w:t>/players</w:t>
+            </w:r>
+          </w:p>
+        </w:tc>
+        <w:tc>
+          <w:tcPr>
+            <w:tcW w:type="dxa" w:w="4560"/>
+            <w:vAlign w:val="center"/>
+            <w:tcMar>
+              <w:top w:w="80" w:type="dxa"/>
+              <w:start w:w="120" w:type="dxa"/>
+              <w:bottom w:w="80" w:type="dxa"/>
+              <w:end w:w="120" w:type="dxa"/>
+            </w:tcMar>
+          </w:tcPr>
+          <w:p>
+            <w:pPr>
+              <w:spacing w:before="0" w:after="0" w:line="269" w:lineRule="auto"/>
+            </w:pPr>
+            <w:r/>
+            <w:r>
+              <w:rPr>
+                <w:rFonts w:ascii="Malgun Gothic" w:hAnsi="Malgun Gothic" w:eastAsia="Malgun Gothic" w:cs="Malgun Gothic"/>
+                <w:color w:val="0B2545"/>
+                <w:sz w:val="17"/>
+              </w:rPr>
+              <w:t>이름·닉네임으로 플레이어 검색</w:t>
+            </w:r>
+          </w:p>
+        </w:tc>
+      </w:tr>
+      <w:tr>
+        <w:tc>
+          <w:tcPr>
+            <w:tcW w:type="dxa" w:w="2100"/>
+            <w:vAlign w:val="center"/>
+            <w:tcMar>
+              <w:top w:w="80" w:type="dxa"/>
+              <w:start w:w="120" w:type="dxa"/>
+              <w:bottom w:w="80" w:type="dxa"/>
+              <w:end w:w="120" w:type="dxa"/>
+            </w:tcMar>
+            <w:shd w:fill="F4F6F9"/>
+          </w:tcPr>
+          <w:p>
+            <w:pPr>
+              <w:spacing w:before="0" w:after="0" w:line="269" w:lineRule="auto"/>
+            </w:pPr>
+            <w:r>
+              <w:rPr>
+                <w:b/>
+              </w:rPr>
+            </w:r>
+            <w:r>
+              <w:rPr>
+                <w:rFonts w:ascii="Malgun Gothic" w:hAnsi="Malgun Gothic" w:eastAsia="Malgun Gothic" w:cs="Malgun Gothic"/>
+                <w:b/>
+                <w:color w:val="0B2545"/>
+                <w:sz w:val="17"/>
+              </w:rPr>
+              <w:t>K-LOL MMR</w:t>
+            </w:r>
+          </w:p>
+        </w:tc>
+        <w:tc>
+          <w:tcPr>
+            <w:tcW w:type="dxa" w:w="2700"/>
+            <w:vAlign w:val="center"/>
+            <w:tcMar>
+              <w:top w:w="80" w:type="dxa"/>
+              <w:start w:w="120" w:type="dxa"/>
+              <w:bottom w:w="80" w:type="dxa"/>
+              <w:end w:w="120" w:type="dxa"/>
+            </w:tcMar>
+          </w:tcPr>
+          <w:p>
+            <w:pPr>
+              <w:spacing w:before="0" w:after="0" w:line="269" w:lineRule="auto"/>
+            </w:pPr>
+            <w:r/>
+            <w:r>
+              <w:rPr>
+                <w:rFonts w:ascii="Consolas" w:hAnsi="Consolas" w:eastAsia="Consolas" w:cs="Consolas"/>
+                <w:color w:val="1F4D78"/>
+                <w:sz w:val="17"/>
+              </w:rPr>
+              <w:t>/ai-balance</w:t>
+            </w:r>
+          </w:p>
+        </w:tc>
+        <w:tc>
+          <w:tcPr>
+            <w:tcW w:type="dxa" w:w="4560"/>
+            <w:vAlign w:val="center"/>
+            <w:tcMar>
+              <w:top w:w="80" w:type="dxa"/>
+              <w:start w:w="120" w:type="dxa"/>
+              <w:bottom w:w="80" w:type="dxa"/>
+              <w:end w:w="120" w:type="dxa"/>
+            </w:tcMar>
+          </w:tcPr>
+          <w:p>
+            <w:pPr>
+              <w:spacing w:before="0" w:after="0" w:line="269" w:lineRule="auto"/>
+            </w:pPr>
+            <w:r/>
+            <w:r>
+              <w:rPr>
+                <w:rFonts w:ascii="Malgun Gothic" w:hAnsi="Malgun Gothic" w:eastAsia="Malgun Gothic" w:cs="Malgun Gothic"/>
+                <w:color w:val="0B2545"/>
+                <w:sz w:val="17"/>
+              </w:rPr>
+              <w:t>MMR과 팀 밸런스 관련 정보 확인</w:t>
+            </w:r>
+          </w:p>
+        </w:tc>
+      </w:tr>
+      <w:tr>
+        <w:tc>
+          <w:tcPr>
+            <w:tcW w:type="dxa" w:w="2100"/>
+            <w:vAlign w:val="center"/>
+            <w:tcMar>
+              <w:top w:w="80" w:type="dxa"/>
+              <w:start w:w="120" w:type="dxa"/>
+              <w:bottom w:w="80" w:type="dxa"/>
+              <w:end w:w="120" w:type="dxa"/>
+            </w:tcMar>
+            <w:shd w:fill="F4F6F9"/>
+          </w:tcPr>
+          <w:p>
+            <w:pPr>
+              <w:spacing w:before="0" w:after="0" w:line="269" w:lineRule="auto"/>
+            </w:pPr>
+            <w:r>
+              <w:rPr>
+                <w:b/>
+              </w:rPr>
+            </w:r>
+            <w:r>
+              <w:rPr>
+                <w:rFonts w:ascii="Malgun Gothic" w:hAnsi="Malgun Gothic" w:eastAsia="Malgun Gothic" w:cs="Malgun Gothic"/>
+                <w:b/>
+                <w:color w:val="0B2545"/>
+                <w:sz w:val="17"/>
+              </w:rPr>
+              <w:t>이벤트·멸망전</w:t>
+            </w:r>
+          </w:p>
+        </w:tc>
+        <w:tc>
+          <w:tcPr>
+            <w:tcW w:type="dxa" w:w="2700"/>
+            <w:vAlign w:val="center"/>
+            <w:tcMar>
+              <w:top w:w="80" w:type="dxa"/>
+              <w:start w:w="120" w:type="dxa"/>
+              <w:bottom w:w="80" w:type="dxa"/>
+              <w:end w:w="120" w:type="dxa"/>
+            </w:tcMar>
+          </w:tcPr>
+          <w:p>
+            <w:pPr>
+              <w:spacing w:before="0" w:after="0" w:line="269" w:lineRule="auto"/>
+            </w:pPr>
+            <w:r/>
+            <w:r>
+              <w:rPr>
+                <w:rFonts w:ascii="Consolas" w:hAnsi="Consolas" w:eastAsia="Consolas" w:cs="Consolas"/>
+                <w:color w:val="1F4D78"/>
+                <w:sz w:val="17"/>
+              </w:rPr>
+              <w:t>/progress</w:t>
+            </w:r>
+          </w:p>
+        </w:tc>
+        <w:tc>
+          <w:tcPr>
+            <w:tcW w:type="dxa" w:w="4560"/>
+            <w:vAlign w:val="center"/>
+            <w:tcMar>
+              <w:top w:w="80" w:type="dxa"/>
+              <w:start w:w="120" w:type="dxa"/>
+              <w:bottom w:w="80" w:type="dxa"/>
+              <w:end w:w="120" w:type="dxa"/>
+            </w:tcMar>
+          </w:tcPr>
+          <w:p>
+            <w:pPr>
+              <w:spacing w:before="0" w:after="0" w:line="269" w:lineRule="auto"/>
+            </w:pPr>
+            <w:r/>
+            <w:r>
+              <w:rPr>
+                <w:rFonts w:ascii="Malgun Gothic" w:hAnsi="Malgun Gothic" w:eastAsia="Malgun Gothic" w:cs="Malgun Gothic"/>
+                <w:color w:val="0B2545"/>
+                <w:sz w:val="17"/>
+              </w:rPr>
+              <w:t>대회 진행 상황, 참가자, 대진과 결과 확인</w:t>
+            </w:r>
+          </w:p>
+        </w:tc>
+      </w:tr>
+      <w:tr>
+        <w:tc>
+          <w:tcPr>
+            <w:tcW w:type="dxa" w:w="2100"/>
+            <w:vAlign w:val="center"/>
+            <w:tcMar>
+              <w:top w:w="80" w:type="dxa"/>
+              <w:start w:w="120" w:type="dxa"/>
+              <w:bottom w:w="80" w:type="dxa"/>
+              <w:end w:w="120" w:type="dxa"/>
+            </w:tcMar>
+            <w:shd w:fill="F4F6F9"/>
+          </w:tcPr>
+          <w:p>
+            <w:pPr>
+              <w:spacing w:before="0" w:after="0" w:line="269" w:lineRule="auto"/>
+            </w:pPr>
+            <w:r>
+              <w:rPr>
+                <w:b/>
+              </w:rPr>
+            </w:r>
+            <w:r>
+              <w:rPr>
+                <w:rFonts w:ascii="Malgun Gothic" w:hAnsi="Malgun Gothic" w:eastAsia="Malgun Gothic" w:cs="Malgun Gothic"/>
+                <w:b/>
+                <w:color w:val="0B2545"/>
+                <w:sz w:val="17"/>
+              </w:rPr>
+              <w:t>징계 현황</w:t>
+            </w:r>
+          </w:p>
+        </w:tc>
+        <w:tc>
+          <w:tcPr>
+            <w:tcW w:type="dxa" w:w="2700"/>
+            <w:vAlign w:val="center"/>
+            <w:tcMar>
+              <w:top w:w="80" w:type="dxa"/>
+              <w:start w:w="120" w:type="dxa"/>
+              <w:bottom w:w="80" w:type="dxa"/>
+              <w:end w:w="120" w:type="dxa"/>
+            </w:tcMar>
+          </w:tcPr>
+          <w:p>
+            <w:pPr>
+              <w:spacing w:before="0" w:after="0" w:line="269" w:lineRule="auto"/>
+            </w:pPr>
+            <w:r/>
+            <w:r>
+              <w:rPr>
+                <w:rFonts w:ascii="Consolas" w:hAnsi="Consolas" w:eastAsia="Consolas" w:cs="Consolas"/>
+                <w:color w:val="1F4D78"/>
+                <w:sz w:val="17"/>
+              </w:rPr>
+              <w:t>/discipline</w:t>
+            </w:r>
+          </w:p>
+        </w:tc>
+        <w:tc>
+          <w:tcPr>
+            <w:tcW w:type="dxa" w:w="4560"/>
+            <w:vAlign w:val="center"/>
+            <w:tcMar>
+              <w:top w:w="80" w:type="dxa"/>
+              <w:start w:w="120" w:type="dxa"/>
+              <w:bottom w:w="80" w:type="dxa"/>
+              <w:end w:w="120" w:type="dxa"/>
+            </w:tcMar>
+          </w:tcPr>
+          <w:p>
+            <w:pPr>
+              <w:spacing w:before="0" w:after="0" w:line="269" w:lineRule="auto"/>
+            </w:pPr>
+            <w:r/>
+            <w:r>
+              <w:rPr>
+                <w:rFonts w:ascii="Malgun Gothic" w:hAnsi="Malgun Gothic" w:eastAsia="Malgun Gothic" w:cs="Malgun Gothic"/>
+                <w:color w:val="0B2545"/>
+                <w:sz w:val="17"/>
+              </w:rPr>
+              <w:t>이름, 닉네임, 주의·경고 수, 벤 상태 확인</w:t>
+            </w:r>
+          </w:p>
+        </w:tc>
+      </w:tr>
+      <w:tr>
+        <w:tc>
+          <w:tcPr>
+            <w:tcW w:type="dxa" w:w="2100"/>
+            <w:vAlign w:val="center"/>
+            <w:tcMar>
+              <w:top w:w="80" w:type="dxa"/>
+              <w:start w:w="120" w:type="dxa"/>
+              <w:bottom w:w="80" w:type="dxa"/>
+              <w:end w:w="120" w:type="dxa"/>
+            </w:tcMar>
+            <w:shd w:fill="F4F6F9"/>
+          </w:tcPr>
+          <w:p>
+            <w:pPr>
+              <w:spacing w:before="0" w:after="0" w:line="269" w:lineRule="auto"/>
+            </w:pPr>
+            <w:r>
+              <w:rPr>
+                <w:b/>
+              </w:rPr>
+            </w:r>
+            <w:r>
+              <w:rPr>
+                <w:rFonts w:ascii="Malgun Gothic" w:hAnsi="Malgun Gothic" w:eastAsia="Malgun Gothic" w:cs="Malgun Gothic"/>
+                <w:b/>
+                <w:color w:val="0B2545"/>
+                <w:sz w:val="17"/>
+              </w:rPr>
+              <w:t>카카오 도움말</w:t>
+            </w:r>
+          </w:p>
+        </w:tc>
+        <w:tc>
+          <w:tcPr>
+            <w:tcW w:type="dxa" w:w="2700"/>
+            <w:vAlign w:val="center"/>
+            <w:tcMar>
+              <w:top w:w="80" w:type="dxa"/>
+              <w:start w:w="120" w:type="dxa"/>
+              <w:bottom w:w="80" w:type="dxa"/>
+              <w:end w:w="120" w:type="dxa"/>
+            </w:tcMar>
+          </w:tcPr>
+          <w:p>
+            <w:pPr>
+              <w:spacing w:before="0" w:after="0" w:line="269" w:lineRule="auto"/>
+            </w:pPr>
+            <w:r/>
+            <w:r>
+              <w:rPr>
+                <w:rFonts w:ascii="Consolas" w:hAnsi="Consolas" w:eastAsia="Consolas" w:cs="Consolas"/>
+                <w:color w:val="1F4D78"/>
+                <w:sz w:val="17"/>
+              </w:rPr>
+              <w:t>/recruit-helper</w:t>
+            </w:r>
+          </w:p>
+        </w:tc>
+        <w:tc>
+          <w:tcPr>
+            <w:tcW w:type="dxa" w:w="4560"/>
+            <w:vAlign w:val="center"/>
+            <w:tcMar>
+              <w:top w:w="80" w:type="dxa"/>
+              <w:start w:w="120" w:type="dxa"/>
+              <w:bottom w:w="80" w:type="dxa"/>
+              <w:end w:w="120" w:type="dxa"/>
+            </w:tcMar>
+          </w:tcPr>
+          <w:p>
+            <w:pPr>
+              <w:spacing w:before="0" w:after="0" w:line="269" w:lineRule="auto"/>
+            </w:pPr>
+            <w:r/>
+            <w:r>
+              <w:rPr>
+                <w:rFonts w:ascii="Malgun Gothic" w:hAnsi="Malgun Gothic" w:eastAsia="Malgun Gothic" w:cs="Malgun Gothic"/>
+                <w:color w:val="0B2545"/>
+                <w:sz w:val="17"/>
+              </w:rPr>
+              <w:t>명령어와 양식 사용법 확인</w:t>
+            </w:r>
+          </w:p>
+        </w:tc>
+      </w:tr>
+      <w:tr>
+        <w:tc>
+          <w:tcPr>
+            <w:tcW w:type="dxa" w:w="2100"/>
+            <w:vAlign w:val="center"/>
+            <w:tcMar>
+              <w:top w:w="80" w:type="dxa"/>
+              <w:start w:w="120" w:type="dxa"/>
+              <w:bottom w:w="80" w:type="dxa"/>
+              <w:end w:w="120" w:type="dxa"/>
+            </w:tcMar>
+            <w:shd w:fill="F4F6F9"/>
+          </w:tcPr>
+          <w:p>
+            <w:pPr>
+              <w:spacing w:before="0" w:after="0" w:line="269" w:lineRule="auto"/>
+            </w:pPr>
+            <w:r>
+              <w:rPr>
+                <w:b/>
+              </w:rPr>
+            </w:r>
+            <w:r>
+              <w:rPr>
+                <w:rFonts w:ascii="Malgun Gothic" w:hAnsi="Malgun Gothic" w:eastAsia="Malgun Gothic" w:cs="Malgun Gothic"/>
+                <w:b/>
+                <w:color w:val="0B2545"/>
+                <w:sz w:val="17"/>
+              </w:rPr>
+              <w:t>계정</w:t>
+            </w:r>
+          </w:p>
+        </w:tc>
+        <w:tc>
+          <w:tcPr>
+            <w:tcW w:type="dxa" w:w="2700"/>
+            <w:vAlign w:val="center"/>
+            <w:tcMar>
+              <w:top w:w="80" w:type="dxa"/>
+              <w:start w:w="120" w:type="dxa"/>
+              <w:bottom w:w="80" w:type="dxa"/>
+              <w:end w:w="120" w:type="dxa"/>
+            </w:tcMar>
+          </w:tcPr>
+          <w:p>
+            <w:pPr>
+              <w:spacing w:before="0" w:after="0" w:line="269" w:lineRule="auto"/>
+            </w:pPr>
+            <w:r/>
+            <w:r>
+              <w:rPr>
+                <w:rFonts w:ascii="Consolas" w:hAnsi="Consolas" w:eastAsia="Consolas" w:cs="Consolas"/>
+                <w:color w:val="1F4D78"/>
+                <w:sz w:val="17"/>
+              </w:rPr>
+              <w:t>/account</w:t>
+            </w:r>
+          </w:p>
+        </w:tc>
+        <w:tc>
+          <w:tcPr>
+            <w:tcW w:type="dxa" w:w="4560"/>
+            <w:vAlign w:val="center"/>
+            <w:tcMar>
+              <w:top w:w="80" w:type="dxa"/>
+              <w:start w:w="120" w:type="dxa"/>
+              <w:bottom w:w="80" w:type="dxa"/>
+              <w:end w:w="120" w:type="dxa"/>
+            </w:tcMar>
+          </w:tcPr>
+          <w:p>
+            <w:pPr>
+              <w:spacing w:before="0" w:after="0" w:line="269" w:lineRule="auto"/>
+            </w:pPr>
+            <w:r/>
+            <w:r>
+              <w:rPr>
+                <w:rFonts w:ascii="Malgun Gothic" w:hAnsi="Malgun Gothic" w:eastAsia="Malgun Gothic" w:cs="Malgun Gothic"/>
+                <w:color w:val="0B2545"/>
+                <w:sz w:val="17"/>
+              </w:rPr>
+              <w:t>로그인 계정과 연결 정보 확인</w:t>
+            </w:r>
+          </w:p>
+        </w:tc>
+      </w:tr>
+      <w:tr>
+        <w:tc>
+          <w:tcPr>
+            <w:tcW w:type="dxa" w:w="2100"/>
+            <w:vAlign w:val="center"/>
+            <w:tcMar>
+              <w:top w:w="80" w:type="dxa"/>
+              <w:start w:w="120" w:type="dxa"/>
+              <w:bottom w:w="80" w:type="dxa"/>
+              <w:end w:w="120" w:type="dxa"/>
+            </w:tcMar>
+            <w:shd w:fill="F4F6F9"/>
+          </w:tcPr>
+          <w:p>
+            <w:pPr>
+              <w:spacing w:before="0" w:after="0" w:line="269" w:lineRule="auto"/>
+            </w:pPr>
+            <w:r>
+              <w:rPr>
+                <w:b/>
+              </w:rPr>
+            </w:r>
+            <w:r>
+              <w:rPr>
+                <w:rFonts w:ascii="Malgun Gothic" w:hAnsi="Malgun Gothic" w:eastAsia="Malgun Gothic" w:cs="Malgun Gothic"/>
+                <w:b/>
+                <w:color w:val="0B2545"/>
+                <w:sz w:val="17"/>
+              </w:rPr>
+              <w:t>앱 설치</w:t>
+            </w:r>
+          </w:p>
+        </w:tc>
+        <w:tc>
+          <w:tcPr>
+            <w:tcW w:type="dxa" w:w="2700"/>
+            <w:vAlign w:val="center"/>
+            <w:tcMar>
+              <w:top w:w="80" w:type="dxa"/>
+              <w:start w:w="120" w:type="dxa"/>
+              <w:bottom w:w="80" w:type="dxa"/>
+              <w:end w:w="120" w:type="dxa"/>
+            </w:tcMar>
+          </w:tcPr>
+          <w:p>
+            <w:pPr>
+              <w:spacing w:before="0" w:after="0" w:line="269" w:lineRule="auto"/>
+            </w:pPr>
+            <w:r/>
+            <w:r>
+              <w:rPr>
+                <w:rFonts w:ascii="Consolas" w:hAnsi="Consolas" w:eastAsia="Consolas" w:cs="Consolas"/>
+                <w:color w:val="1F4D78"/>
+                <w:sz w:val="17"/>
+              </w:rPr>
+              <w:t>/install</w:t>
+            </w:r>
+          </w:p>
+        </w:tc>
+        <w:tc>
+          <w:tcPr>
+            <w:tcW w:type="dxa" w:w="4560"/>
+            <w:vAlign w:val="center"/>
+            <w:tcMar>
+              <w:top w:w="80" w:type="dxa"/>
+              <w:start w:w="120" w:type="dxa"/>
+              <w:bottom w:w="80" w:type="dxa"/>
+              <w:end w:w="120" w:type="dxa"/>
+            </w:tcMar>
+          </w:tcPr>
+          <w:p>
+            <w:pPr>
+              <w:spacing w:before="0" w:after="0" w:line="269" w:lineRule="auto"/>
+            </w:pPr>
+            <w:r/>
+            <w:r>
+              <w:rPr>
+                <w:rFonts w:ascii="Malgun Gothic" w:hAnsi="Malgun Gothic" w:eastAsia="Malgun Gothic" w:cs="Malgun Gothic"/>
+                <w:color w:val="0B2545"/>
+                <w:sz w:val="17"/>
+              </w:rPr>
+              <w:t>K-LOL.GG 앱 설치 안내</w:t>
+            </w:r>
+          </w:p>
+        </w:tc>
+      </w:tr>
+    </w:tbl>
+    <w:p>
+      <w:pPr>
+        <w:spacing w:after="40"/>
+      </w:pPr>
+    </w:p>
+    <w:p>
+      <w:pPr>
+        <w:pStyle w:val="Heading2"/>
+      </w:pPr>
+      <w:r>
+        <w:rPr>
+          <w:rFonts w:ascii="Malgun Gothic" w:hAnsi="Malgun Gothic" w:eastAsia="Malgun Gothic" w:cs="Malgun Gothic"/>
+          <w:color w:val="2E74B5"/>
+          <w:sz w:val="26"/>
+        </w:rPr>
+        <w:t>관리자 화면</w:t>
+      </w:r>
+    </w:p>
+    <w:tbl>
+      <w:tblPr>
+        <w:tblW w:type="dxa" w:w="9360"/>
+        <w:jc w:val="left"/>
+        <w:tblLayout w:type="fixed"/>
+        <w:tblLook w:firstColumn="1" w:firstRow="1" w:lastColumn="0" w:lastRow="0" w:noHBand="0" w:noVBand="1" w:val="04A0"/>
+        <w:tblInd w:w="120" w:type="dxa"/>
+        <w:tblBorders>
+          <w:top w:val="single" w:sz="6" w:space="0" w:color="CBD3DC"/>
+          <w:left w:val="single" w:sz="6" w:space="0" w:color="CBD3DC"/>
+          <w:bottom w:val="single" w:sz="6" w:space="0" w:color="CBD3DC"/>
+          <w:right w:val="single" w:sz="6" w:space="0" w:color="CBD3DC"/>
+          <w:insideH w:val="single" w:sz="6" w:space="0" w:color="CBD3DC"/>
+          <w:insideV w:val="single" w:sz="6" w:space="0" w:color="CBD3DC"/>
+        </w:tblBorders>
+      </w:tblPr>
+      <w:tblGrid>
+        <w:gridCol w:w="2100"/>
+        <w:gridCol w:w="2700"/>
+        <w:gridCol w:w="4560"/>
+      </w:tblGrid>
+      <w:tr>
+        <w:trPr>
+          <w:tblHeader w:val="true"/>
+        </w:trPr>
+        <w:tc>
+          <w:tcPr>
+            <w:tcW w:type="dxa" w:w="2100"/>
+            <w:vAlign w:val="center"/>
+            <w:tcMar>
+              <w:top w:w="80" w:type="dxa"/>
+              <w:start w:w="120" w:type="dxa"/>
+              <w:bottom w:w="80" w:type="dxa"/>
+              <w:end w:w="120" w:type="dxa"/>
+            </w:tcMar>
+            <w:shd w:fill="E8EEF5"/>
+          </w:tcPr>
+          <w:p>
+            <w:pPr>
+              <w:spacing w:before="0" w:after="0" w:line="269" w:lineRule="auto"/>
+            </w:pPr>
+            <w:r>
+              <w:rPr>
+                <w:b/>
+                <w:color w:val="0B2545"/>
+              </w:rPr>
+            </w:r>
+            <w:r>
+              <w:rPr>
+                <w:rFonts w:ascii="Malgun Gothic" w:hAnsi="Malgun Gothic" w:eastAsia="Malgun Gothic" w:cs="Malgun Gothic"/>
+                <w:b/>
+                <w:color w:val="0B2545"/>
+                <w:sz w:val="17"/>
+              </w:rPr>
+              <w:t>기능</w:t>
+            </w:r>
+          </w:p>
+        </w:tc>
+        <w:tc>
+          <w:tcPr>
+            <w:tcW w:type="dxa" w:w="2700"/>
+            <w:vAlign w:val="center"/>
+            <w:tcMar>
+              <w:top w:w="80" w:type="dxa"/>
+              <w:start w:w="120" w:type="dxa"/>
+              <w:bottom w:w="80" w:type="dxa"/>
+              <w:end w:w="120" w:type="dxa"/>
+            </w:tcMar>
+            <w:shd w:fill="E8EEF5"/>
+          </w:tcPr>
+          <w:p>
+            <w:pPr>
+              <w:spacing w:before="0" w:after="0" w:line="269" w:lineRule="auto"/>
+            </w:pPr>
+            <w:r>
+              <w:rPr>
+                <w:b/>
+                <w:color w:val="0B2545"/>
+              </w:rPr>
+            </w:r>
+            <w:r>
+              <w:rPr>
+                <w:rFonts w:ascii="Malgun Gothic" w:hAnsi="Malgun Gothic" w:eastAsia="Malgun Gothic" w:cs="Malgun Gothic"/>
+                <w:b/>
+                <w:color w:val="0B2545"/>
+                <w:sz w:val="17"/>
+              </w:rPr>
+              <w:t>주요 화면</w:t>
+            </w:r>
+          </w:p>
+        </w:tc>
+        <w:tc>
+          <w:tcPr>
+            <w:tcW w:type="dxa" w:w="4560"/>
+            <w:vAlign w:val="center"/>
+            <w:tcMar>
+              <w:top w:w="80" w:type="dxa"/>
+              <w:start w:w="120" w:type="dxa"/>
+              <w:bottom w:w="80" w:type="dxa"/>
+              <w:end w:w="120" w:type="dxa"/>
+            </w:tcMar>
+            <w:shd w:fill="E8EEF5"/>
+          </w:tcPr>
+          <w:p>
+            <w:pPr>
+              <w:spacing w:before="0" w:after="0" w:line="269" w:lineRule="auto"/>
+            </w:pPr>
+            <w:r>
+              <w:rPr>
+                <w:b/>
+                <w:color w:val="0B2545"/>
+              </w:rPr>
+            </w:r>
+            <w:r>
+              <w:rPr>
+                <w:rFonts w:ascii="Malgun Gothic" w:hAnsi="Malgun Gothic" w:eastAsia="Malgun Gothic" w:cs="Malgun Gothic"/>
+                <w:b/>
+                <w:color w:val="0B2545"/>
+                <w:sz w:val="17"/>
+              </w:rPr>
+              <w:t>제공 기능</w:t>
+            </w:r>
+          </w:p>
+        </w:tc>
+      </w:tr>
+      <w:tr>
+        <w:tc>
+          <w:tcPr>
+            <w:tcW w:type="dxa" w:w="2100"/>
+            <w:vAlign w:val="center"/>
+            <w:tcMar>
+              <w:top w:w="80" w:type="dxa"/>
+              <w:start w:w="120" w:type="dxa"/>
+              <w:bottom w:w="80" w:type="dxa"/>
+              <w:end w:w="120" w:type="dxa"/>
+            </w:tcMar>
+            <w:shd w:fill="F4F6F9"/>
+          </w:tcPr>
+          <w:p>
+            <w:pPr>
+              <w:spacing w:before="0" w:after="0" w:line="269" w:lineRule="auto"/>
+            </w:pPr>
+            <w:r>
+              <w:rPr>
+                <w:b/>
+              </w:rPr>
+            </w:r>
+            <w:r>
+              <w:rPr>
+                <w:rFonts w:ascii="Malgun Gothic" w:hAnsi="Malgun Gothic" w:eastAsia="Malgun Gothic" w:cs="Malgun Gothic"/>
+                <w:b/>
+                <w:color w:val="0B2545"/>
+                <w:sz w:val="17"/>
+              </w:rPr>
+              <w:t>내전</w:t>
+            </w:r>
+          </w:p>
+        </w:tc>
+        <w:tc>
+          <w:tcPr>
+            <w:tcW w:type="dxa" w:w="2700"/>
+            <w:vAlign w:val="center"/>
+            <w:tcMar>
+              <w:top w:w="80" w:type="dxa"/>
+              <w:start w:w="120" w:type="dxa"/>
+              <w:bottom w:w="80" w:type="dxa"/>
+              <w:end w:w="120" w:type="dxa"/>
+            </w:tcMar>
+          </w:tcPr>
+          <w:p>
+            <w:pPr>
+              <w:spacing w:before="0" w:after="0" w:line="269" w:lineRule="auto"/>
+            </w:pPr>
+            <w:r/>
+            <w:r>
+              <w:rPr>
+                <w:rFonts w:ascii="Malgun Gothic" w:hAnsi="Malgun Gothic" w:eastAsia="Malgun Gothic" w:cs="Malgun Gothic"/>
+                <w:color w:val="0B2545"/>
+                <w:sz w:val="17"/>
+              </w:rPr>
+              <w:t>새 내전 등록, 내전 관리, 내전 접수</w:t>
+            </w:r>
+          </w:p>
+        </w:tc>
+        <w:tc>
+          <w:tcPr>
+            <w:tcW w:type="dxa" w:w="4560"/>
+            <w:vAlign w:val="center"/>
+            <w:tcMar>
+              <w:top w:w="80" w:type="dxa"/>
+              <w:start w:w="120" w:type="dxa"/>
+              <w:bottom w:w="80" w:type="dxa"/>
+              <w:end w:w="120" w:type="dxa"/>
+            </w:tcMar>
+          </w:tcPr>
+          <w:p>
+            <w:pPr>
+              <w:spacing w:before="0" w:after="0" w:line="269" w:lineRule="auto"/>
+            </w:pPr>
+            <w:r/>
+            <w:r>
+              <w:rPr>
+                <w:rFonts w:ascii="Malgun Gothic" w:hAnsi="Malgun Gothic" w:eastAsia="Malgun Gothic" w:cs="Malgun Gothic"/>
+                <w:color w:val="0B2545"/>
+                <w:sz w:val="17"/>
+              </w:rPr>
+              <w:t>경기 생성·수정, 결과사진 확인, 수기 등록 연결</w:t>
+            </w:r>
+          </w:p>
+        </w:tc>
+      </w:tr>
+      <w:tr>
+        <w:tc>
+          <w:tcPr>
+            <w:tcW w:type="dxa" w:w="2100"/>
+            <w:vAlign w:val="center"/>
+            <w:tcMar>
+              <w:top w:w="80" w:type="dxa"/>
+              <w:start w:w="120" w:type="dxa"/>
+              <w:bottom w:w="80" w:type="dxa"/>
+              <w:end w:w="120" w:type="dxa"/>
+            </w:tcMar>
+            <w:shd w:fill="F4F6F9"/>
+          </w:tcPr>
+          <w:p>
+            <w:pPr>
+              <w:spacing w:before="0" w:after="0" w:line="269" w:lineRule="auto"/>
+            </w:pPr>
+            <w:r>
+              <w:rPr>
+                <w:b/>
+              </w:rPr>
+            </w:r>
+            <w:r>
+              <w:rPr>
+                <w:rFonts w:ascii="Malgun Gothic" w:hAnsi="Malgun Gothic" w:eastAsia="Malgun Gothic" w:cs="Malgun Gothic"/>
+                <w:b/>
+                <w:color w:val="0B2545"/>
+                <w:sz w:val="17"/>
+              </w:rPr>
+              <w:t>구인·스크림</w:t>
             </w:r>
           </w:p>
         </w:tc>
@@ -2191,7 +2099,265 @@
                 <w:color w:val="0B2545"/>
                 <w:sz w:val="17"/>
               </w:rPr>
-              <w:t>모집 상태와 참가자를 확인할 때</w:t>
+              <w:t>모집 상태, 참가자, 완료·취소 상태 확인</w:t>
+            </w:r>
+          </w:p>
+        </w:tc>
+      </w:tr>
+      <w:tr>
+        <w:tc>
+          <w:tcPr>
+            <w:tcW w:type="dxa" w:w="2100"/>
+            <w:vAlign w:val="center"/>
+            <w:tcMar>
+              <w:top w:w="80" w:type="dxa"/>
+              <w:start w:w="120" w:type="dxa"/>
+              <w:bottom w:w="80" w:type="dxa"/>
+              <w:end w:w="120" w:type="dxa"/>
+            </w:tcMar>
+            <w:shd w:fill="F4F6F9"/>
+          </w:tcPr>
+          <w:p>
+            <w:pPr>
+              <w:spacing w:before="0" w:after="0" w:line="269" w:lineRule="auto"/>
+            </w:pPr>
+            <w:r>
+              <w:rPr>
+                <w:b/>
+              </w:rPr>
+            </w:r>
+            <w:r>
+              <w:rPr>
+                <w:rFonts w:ascii="Malgun Gothic" w:hAnsi="Malgun Gothic" w:eastAsia="Malgun Gothic" w:cs="Malgun Gothic"/>
+                <w:b/>
+                <w:color w:val="0B2545"/>
+                <w:sz w:val="17"/>
+              </w:rPr>
+              <w:t>경고</w:t>
+            </w:r>
+          </w:p>
+        </w:tc>
+        <w:tc>
+          <w:tcPr>
+            <w:tcW w:type="dxa" w:w="2700"/>
+            <w:vAlign w:val="center"/>
+            <w:tcMar>
+              <w:top w:w="80" w:type="dxa"/>
+              <w:start w:w="120" w:type="dxa"/>
+              <w:bottom w:w="80" w:type="dxa"/>
+              <w:end w:w="120" w:type="dxa"/>
+            </w:tcMar>
+          </w:tcPr>
+          <w:p>
+            <w:pPr>
+              <w:spacing w:before="0" w:after="0" w:line="269" w:lineRule="auto"/>
+            </w:pPr>
+            <w:r/>
+            <w:r>
+              <w:rPr>
+                <w:rFonts w:ascii="Malgun Gothic" w:hAnsi="Malgun Gothic" w:eastAsia="Malgun Gothic" w:cs="Malgun Gothic"/>
+                <w:color w:val="0B2545"/>
+                <w:sz w:val="17"/>
+              </w:rPr>
+              <w:t>주의·경고·벤</w:t>
+            </w:r>
+          </w:p>
+        </w:tc>
+        <w:tc>
+          <w:tcPr>
+            <w:tcW w:type="dxa" w:w="4560"/>
+            <w:vAlign w:val="center"/>
+            <w:tcMar>
+              <w:top w:w="80" w:type="dxa"/>
+              <w:start w:w="120" w:type="dxa"/>
+              <w:bottom w:w="80" w:type="dxa"/>
+              <w:end w:w="120" w:type="dxa"/>
+            </w:tcMar>
+          </w:tcPr>
+          <w:p>
+            <w:pPr>
+              <w:spacing w:before="0" w:after="0" w:line="269" w:lineRule="auto"/>
+            </w:pPr>
+            <w:r/>
+            <w:r>
+              <w:rPr>
+                <w:rFonts w:ascii="Malgun Gothic" w:hAnsi="Malgun Gothic" w:eastAsia="Malgun Gothic" w:cs="Malgun Gothic"/>
+                <w:color w:val="0B2545"/>
+                <w:sz w:val="17"/>
+              </w:rPr>
+              <w:t>경고 접수 승인·반려, 사유 입력, 차감 인증과 누적 통계 확인</w:t>
+            </w:r>
+          </w:p>
+        </w:tc>
+      </w:tr>
+      <w:tr>
+        <w:tc>
+          <w:tcPr>
+            <w:tcW w:type="dxa" w:w="2100"/>
+            <w:vAlign w:val="center"/>
+            <w:tcMar>
+              <w:top w:w="80" w:type="dxa"/>
+              <w:start w:w="120" w:type="dxa"/>
+              <w:bottom w:w="80" w:type="dxa"/>
+              <w:end w:w="120" w:type="dxa"/>
+            </w:tcMar>
+            <w:shd w:fill="F4F6F9"/>
+          </w:tcPr>
+          <w:p>
+            <w:pPr>
+              <w:spacing w:before="0" w:after="0" w:line="269" w:lineRule="auto"/>
+            </w:pPr>
+            <w:r>
+              <w:rPr>
+                <w:b/>
+              </w:rPr>
+            </w:r>
+            <w:r>
+              <w:rPr>
+                <w:rFonts w:ascii="Malgun Gothic" w:hAnsi="Malgun Gothic" w:eastAsia="Malgun Gothic" w:cs="Malgun Gothic"/>
+                <w:b/>
+                <w:color w:val="0B2545"/>
+                <w:sz w:val="17"/>
+              </w:rPr>
+              <w:t>운영 신청</w:t>
+            </w:r>
+          </w:p>
+        </w:tc>
+        <w:tc>
+          <w:tcPr>
+            <w:tcW w:type="dxa" w:w="2700"/>
+            <w:vAlign w:val="center"/>
+            <w:tcMar>
+              <w:top w:w="80" w:type="dxa"/>
+              <w:start w:w="120" w:type="dxa"/>
+              <w:bottom w:w="80" w:type="dxa"/>
+              <w:end w:w="120" w:type="dxa"/>
+            </w:tcMar>
+          </w:tcPr>
+          <w:p>
+            <w:pPr>
+              <w:spacing w:before="0" w:after="0" w:line="269" w:lineRule="auto"/>
+            </w:pPr>
+            <w:r/>
+            <w:r>
+              <w:rPr>
+                <w:rFonts w:ascii="Malgun Gothic" w:hAnsi="Malgun Gothic" w:eastAsia="Malgun Gothic" w:cs="Malgun Gothic"/>
+                <w:color w:val="0B2545"/>
+                <w:sz w:val="17"/>
+              </w:rPr>
+              <w:t>운영 신청</w:t>
+            </w:r>
+          </w:p>
+        </w:tc>
+        <w:tc>
+          <w:tcPr>
+            <w:tcW w:type="dxa" w:w="4560"/>
+            <w:vAlign w:val="center"/>
+            <w:tcMar>
+              <w:top w:w="80" w:type="dxa"/>
+              <w:start w:w="120" w:type="dxa"/>
+              <w:bottom w:w="80" w:type="dxa"/>
+              <w:end w:w="120" w:type="dxa"/>
+            </w:tcMar>
+          </w:tcPr>
+          <w:p>
+            <w:pPr>
+              <w:spacing w:before="0" w:after="0" w:line="269" w:lineRule="auto"/>
+            </w:pPr>
+            <w:r/>
+            <w:r>
+              <w:rPr>
+                <w:rFonts w:ascii="Malgun Gothic" w:hAnsi="Malgun Gothic" w:eastAsia="Malgun Gothic" w:cs="Malgun Gothic"/>
+                <w:color w:val="0B2545"/>
+                <w:sz w:val="17"/>
+              </w:rPr>
+              <w:t>지인·건의·모임·외출 신청 확인과 처리</w:t>
+            </w:r>
+          </w:p>
+        </w:tc>
+      </w:tr>
+      <w:tr>
+        <w:tc>
+          <w:tcPr>
+            <w:tcW w:type="dxa" w:w="2100"/>
+            <w:vAlign w:val="center"/>
+            <w:tcMar>
+              <w:top w:w="80" w:type="dxa"/>
+              <w:start w:w="120" w:type="dxa"/>
+              <w:bottom w:w="80" w:type="dxa"/>
+              <w:end w:w="120" w:type="dxa"/>
+            </w:tcMar>
+            <w:shd w:fill="F4F6F9"/>
+          </w:tcPr>
+          <w:p>
+            <w:pPr>
+              <w:spacing w:before="0" w:after="0" w:line="269" w:lineRule="auto"/>
+            </w:pPr>
+            <w:r>
+              <w:rPr>
+                <w:b/>
+              </w:rPr>
+            </w:r>
+            <w:r>
+              <w:rPr>
+                <w:rFonts w:ascii="Malgun Gothic" w:hAnsi="Malgun Gothic" w:eastAsia="Malgun Gothic" w:cs="Malgun Gothic"/>
+                <w:b/>
+                <w:color w:val="0B2545"/>
+                <w:sz w:val="17"/>
+              </w:rPr>
+              <w:t>계정·플레이어</w:t>
+            </w:r>
+          </w:p>
+        </w:tc>
+        <w:tc>
+          <w:tcPr>
+            <w:tcW w:type="dxa" w:w="2700"/>
+            <w:vAlign w:val="center"/>
+            <w:tcMar>
+              <w:top w:w="80" w:type="dxa"/>
+              <w:start w:w="120" w:type="dxa"/>
+              <w:bottom w:w="80" w:type="dxa"/>
+              <w:end w:w="120" w:type="dxa"/>
+            </w:tcMar>
+          </w:tcPr>
+          <w:p>
+            <w:pPr>
+              <w:spacing w:before="0" w:after="0" w:line="269" w:lineRule="auto"/>
+            </w:pPr>
+            <w:r/>
+            <w:r>
+              <w:rPr>
+                <w:rFonts w:ascii="Malgun Gothic" w:hAnsi="Malgun Gothic" w:eastAsia="Malgun Gothic" w:cs="Malgun Gothic"/>
+                <w:color w:val="0B2545"/>
+                <w:sz w:val="17"/>
+              </w:rPr>
+              <w:t>계정 관리, 플레이어 관리</w:t>
+            </w:r>
+          </w:p>
+        </w:tc>
+        <w:tc>
+          <w:tcPr>
+            <w:tcW w:type="dxa" w:w="4560"/>
+            <w:vAlign w:val="center"/>
+            <w:tcMar>
+              <w:top w:w="80" w:type="dxa"/>
+              <w:start w:w="120" w:type="dxa"/>
+              <w:bottom w:w="80" w:type="dxa"/>
+              <w:end w:w="120" w:type="dxa"/>
+            </w:tcMar>
+          </w:tcPr>
+          <w:p>
+            <w:pPr>
+              <w:spacing w:before="0" w:after="0" w:line="269" w:lineRule="auto"/>
+            </w:pPr>
+            <w:r/>
+            <w:r>
+              <w:rPr>
+                <w:rFonts w:ascii="Malgun Gothic" w:hAnsi="Malgun Gothic" w:eastAsia="Malgun Gothic" w:cs="Malgun Gothic"/>
+                <w:color w:val="0B2545"/>
+                <w:sz w:val="17"/>
+              </w:rPr>
+              <w:t>가입 승인, 연결 정보, 플레이어 정보 확인·수정</w:t>
             </w:r>
           </w:p>
         </w:tc>
@@ -2277,7 +2443,7 @@
                 <w:color w:val="0B2545"/>
                 <w:sz w:val="17"/>
               </w:rPr>
-              <w:t>대회 생성, 참가자, 대진, 결과 처리</w:t>
+              <w:t>대회 생성, 참가자, 팀, 대진, 경기 결과와 MVP 처리</w:t>
             </w:r>
           </w:p>
         </w:tc>
@@ -2311,7 +2477,7 @@
                 <w:color w:val="0B2545"/>
                 <w:sz w:val="17"/>
               </w:rPr>
-              <w:t>사람</w:t>
+              <w:t>카카오 자동화</w:t>
             </w:r>
           </w:p>
         </w:tc>
@@ -2337,7 +2503,7 @@
                 <w:color w:val="0B2545"/>
                 <w:sz w:val="17"/>
               </w:rPr>
-              <w:t>플레이어 관리, 계정 관리</w:t>
+              <w:t>카카오 운영 요약, 설정, 양식, 처리 로그</w:t>
             </w:r>
           </w:p>
         </w:tc>
@@ -2363,265 +2529,7 @@
                 <w:color w:val="0B2545"/>
                 <w:sz w:val="17"/>
               </w:rPr>
-              <w:t>가입 승인, 연결 정보, 권한 확인</w:t>
-            </w:r>
-          </w:p>
-        </w:tc>
-      </w:tr>
-      <w:tr>
-        <w:tc>
-          <w:tcPr>
-            <w:tcW w:type="dxa" w:w="2100"/>
-            <w:vAlign w:val="center"/>
-            <w:tcMar>
-              <w:top w:w="80" w:type="dxa"/>
-              <w:start w:w="120" w:type="dxa"/>
-              <w:bottom w:w="80" w:type="dxa"/>
-              <w:end w:w="120" w:type="dxa"/>
-            </w:tcMar>
-            <w:shd w:fill="F4F6F9"/>
-          </w:tcPr>
-          <w:p>
-            <w:pPr>
-              <w:spacing w:before="0" w:after="0" w:line="269" w:lineRule="auto"/>
-            </w:pPr>
-            <w:r>
-              <w:rPr>
-                <w:b/>
-              </w:rPr>
-            </w:r>
-            <w:r>
-              <w:rPr>
-                <w:rFonts w:ascii="Malgun Gothic" w:hAnsi="Malgun Gothic" w:eastAsia="Malgun Gothic" w:cs="Malgun Gothic"/>
-                <w:b/>
-                <w:color w:val="0B2545"/>
-                <w:sz w:val="17"/>
-              </w:rPr>
-              <w:t>징계</w:t>
-            </w:r>
-          </w:p>
-        </w:tc>
-        <w:tc>
-          <w:tcPr>
-            <w:tcW w:type="dxa" w:w="2700"/>
-            <w:vAlign w:val="center"/>
-            <w:tcMar>
-              <w:top w:w="80" w:type="dxa"/>
-              <w:start w:w="120" w:type="dxa"/>
-              <w:bottom w:w="80" w:type="dxa"/>
-              <w:end w:w="120" w:type="dxa"/>
-            </w:tcMar>
-          </w:tcPr>
-          <w:p>
-            <w:pPr>
-              <w:spacing w:before="0" w:after="0" w:line="269" w:lineRule="auto"/>
-            </w:pPr>
-            <w:r/>
-            <w:r>
-              <w:rPr>
-                <w:rFonts w:ascii="Malgun Gothic" w:hAnsi="Malgun Gothic" w:eastAsia="Malgun Gothic" w:cs="Malgun Gothic"/>
-                <w:color w:val="0B2545"/>
-                <w:sz w:val="17"/>
-              </w:rPr>
-              <w:t>주의·경고·벤</w:t>
-            </w:r>
-          </w:p>
-        </w:tc>
-        <w:tc>
-          <w:tcPr>
-            <w:tcW w:type="dxa" w:w="4560"/>
-            <w:vAlign w:val="center"/>
-            <w:tcMar>
-              <w:top w:w="80" w:type="dxa"/>
-              <w:start w:w="120" w:type="dxa"/>
-              <w:bottom w:w="80" w:type="dxa"/>
-              <w:end w:w="120" w:type="dxa"/>
-            </w:tcMar>
-          </w:tcPr>
-          <w:p>
-            <w:pPr>
-              <w:spacing w:before="0" w:after="0" w:line="269" w:lineRule="auto"/>
-            </w:pPr>
-            <w:r/>
-            <w:r>
-              <w:rPr>
-                <w:rFonts w:ascii="Malgun Gothic" w:hAnsi="Malgun Gothic" w:eastAsia="Malgun Gothic" w:cs="Malgun Gothic"/>
-                <w:color w:val="0B2545"/>
-                <w:sz w:val="17"/>
-              </w:rPr>
-              <w:t>경고 접수와 차감 인증을 처리할 때</w:t>
-            </w:r>
-          </w:p>
-        </w:tc>
-      </w:tr>
-      <w:tr>
-        <w:tc>
-          <w:tcPr>
-            <w:tcW w:type="dxa" w:w="2100"/>
-            <w:vAlign w:val="center"/>
-            <w:tcMar>
-              <w:top w:w="80" w:type="dxa"/>
-              <w:start w:w="120" w:type="dxa"/>
-              <w:bottom w:w="80" w:type="dxa"/>
-              <w:end w:w="120" w:type="dxa"/>
-            </w:tcMar>
-            <w:shd w:fill="F4F6F9"/>
-          </w:tcPr>
-          <w:p>
-            <w:pPr>
-              <w:spacing w:before="0" w:after="0" w:line="269" w:lineRule="auto"/>
-            </w:pPr>
-            <w:r>
-              <w:rPr>
-                <w:b/>
-              </w:rPr>
-            </w:r>
-            <w:r>
-              <w:rPr>
-                <w:rFonts w:ascii="Malgun Gothic" w:hAnsi="Malgun Gothic" w:eastAsia="Malgun Gothic" w:cs="Malgun Gothic"/>
-                <w:b/>
-                <w:color w:val="0B2545"/>
-                <w:sz w:val="17"/>
-              </w:rPr>
-              <w:t>운영 신청</w:t>
-            </w:r>
-          </w:p>
-        </w:tc>
-        <w:tc>
-          <w:tcPr>
-            <w:tcW w:type="dxa" w:w="2700"/>
-            <w:vAlign w:val="center"/>
-            <w:tcMar>
-              <w:top w:w="80" w:type="dxa"/>
-              <w:start w:w="120" w:type="dxa"/>
-              <w:bottom w:w="80" w:type="dxa"/>
-              <w:end w:w="120" w:type="dxa"/>
-            </w:tcMar>
-          </w:tcPr>
-          <w:p>
-            <w:pPr>
-              <w:spacing w:before="0" w:after="0" w:line="269" w:lineRule="auto"/>
-            </w:pPr>
-            <w:r/>
-            <w:r>
-              <w:rPr>
-                <w:rFonts w:ascii="Malgun Gothic" w:hAnsi="Malgun Gothic" w:eastAsia="Malgun Gothic" w:cs="Malgun Gothic"/>
-                <w:color w:val="0B2545"/>
-                <w:sz w:val="17"/>
-              </w:rPr>
-              <w:t>운영 신청</w:t>
-            </w:r>
-          </w:p>
-        </w:tc>
-        <w:tc>
-          <w:tcPr>
-            <w:tcW w:type="dxa" w:w="4560"/>
-            <w:vAlign w:val="center"/>
-            <w:tcMar>
-              <w:top w:w="80" w:type="dxa"/>
-              <w:start w:w="120" w:type="dxa"/>
-              <w:bottom w:w="80" w:type="dxa"/>
-              <w:end w:w="120" w:type="dxa"/>
-            </w:tcMar>
-          </w:tcPr>
-          <w:p>
-            <w:pPr>
-              <w:spacing w:before="0" w:after="0" w:line="269" w:lineRule="auto"/>
-            </w:pPr>
-            <w:r/>
-            <w:r>
-              <w:rPr>
-                <w:rFonts w:ascii="Malgun Gothic" w:hAnsi="Malgun Gothic" w:eastAsia="Malgun Gothic" w:cs="Malgun Gothic"/>
-                <w:color w:val="0B2545"/>
-                <w:sz w:val="17"/>
-              </w:rPr>
-              <w:t>지인·건의·모임·외출 양식 처리</w:t>
-            </w:r>
-          </w:p>
-        </w:tc>
-      </w:tr>
-      <w:tr>
-        <w:tc>
-          <w:tcPr>
-            <w:tcW w:type="dxa" w:w="2100"/>
-            <w:vAlign w:val="center"/>
-            <w:tcMar>
-              <w:top w:w="80" w:type="dxa"/>
-              <w:start w:w="120" w:type="dxa"/>
-              <w:bottom w:w="80" w:type="dxa"/>
-              <w:end w:w="120" w:type="dxa"/>
-            </w:tcMar>
-            <w:shd w:fill="F4F6F9"/>
-          </w:tcPr>
-          <w:p>
-            <w:pPr>
-              <w:spacing w:before="0" w:after="0" w:line="269" w:lineRule="auto"/>
-            </w:pPr>
-            <w:r>
-              <w:rPr>
-                <w:b/>
-              </w:rPr>
-            </w:r>
-            <w:r>
-              <w:rPr>
-                <w:rFonts w:ascii="Malgun Gothic" w:hAnsi="Malgun Gothic" w:eastAsia="Malgun Gothic" w:cs="Malgun Gothic"/>
-                <w:b/>
-                <w:color w:val="0B2545"/>
-                <w:sz w:val="17"/>
-              </w:rPr>
-              <w:t>자동화</w:t>
-            </w:r>
-          </w:p>
-        </w:tc>
-        <w:tc>
-          <w:tcPr>
-            <w:tcW w:type="dxa" w:w="2700"/>
-            <w:vAlign w:val="center"/>
-            <w:tcMar>
-              <w:top w:w="80" w:type="dxa"/>
-              <w:start w:w="120" w:type="dxa"/>
-              <w:bottom w:w="80" w:type="dxa"/>
-              <w:end w:w="120" w:type="dxa"/>
-            </w:tcMar>
-          </w:tcPr>
-          <w:p>
-            <w:pPr>
-              <w:spacing w:before="0" w:after="0" w:line="269" w:lineRule="auto"/>
-            </w:pPr>
-            <w:r/>
-            <w:r>
-              <w:rPr>
-                <w:rFonts w:ascii="Malgun Gothic" w:hAnsi="Malgun Gothic" w:eastAsia="Malgun Gothic" w:cs="Malgun Gothic"/>
-                <w:color w:val="0B2545"/>
-                <w:sz w:val="17"/>
-              </w:rPr>
-              <w:t>카카오 운영 요약, 처리 로그</w:t>
-            </w:r>
-          </w:p>
-        </w:tc>
-        <w:tc>
-          <w:tcPr>
-            <w:tcW w:type="dxa" w:w="4560"/>
-            <w:vAlign w:val="center"/>
-            <w:tcMar>
-              <w:top w:w="80" w:type="dxa"/>
-              <w:start w:w="120" w:type="dxa"/>
-              <w:bottom w:w="80" w:type="dxa"/>
-              <w:end w:w="120" w:type="dxa"/>
-            </w:tcMar>
-          </w:tcPr>
-          <w:p>
-            <w:pPr>
-              <w:spacing w:before="0" w:after="0" w:line="269" w:lineRule="auto"/>
-            </w:pPr>
-            <w:r/>
-            <w:r>
-              <w:rPr>
-                <w:rFonts w:ascii="Malgun Gothic" w:hAnsi="Malgun Gothic" w:eastAsia="Malgun Gothic" w:cs="Malgun Gothic"/>
-                <w:color w:val="0B2545"/>
-                <w:sz w:val="17"/>
-              </w:rPr>
-              <w:t>명령 실패와 중복 인식 조사</w:t>
+              <w:t>기능 켜기·끄기, 양식 게시, 명령 처리 결과와 오류 확인</w:t>
             </w:r>
           </w:p>
         </w:tc>
@@ -2707,7 +2615,7 @@
                 <w:color w:val="0B2545"/>
                 <w:sz w:val="17"/>
               </w:rPr>
-              <w:t>동기화·밸런스 지표 점검</w:t>
+              <w:t>계정 동기화, MMR과 밸런스 정보 관리</w:t>
             </w:r>
           </w:p>
         </w:tc>
@@ -2793,179 +2701,7 @@
                 <w:color w:val="0B2545"/>
                 <w:sz w:val="17"/>
               </w:rPr>
-              <w:t>사이트 공개 콘텐츠 관리</w:t>
-            </w:r>
-          </w:p>
-        </w:tc>
-      </w:tr>
-      <w:tr>
-        <w:tc>
-          <w:tcPr>
-            <w:tcW w:type="dxa" w:w="2100"/>
-            <w:vAlign w:val="center"/>
-            <w:tcMar>
-              <w:top w:w="80" w:type="dxa"/>
-              <w:start w:w="120" w:type="dxa"/>
-              <w:bottom w:w="80" w:type="dxa"/>
-              <w:end w:w="120" w:type="dxa"/>
-            </w:tcMar>
-            <w:shd w:fill="F4F6F9"/>
-          </w:tcPr>
-          <w:p>
-            <w:pPr>
-              <w:spacing w:before="0" w:after="0" w:line="269" w:lineRule="auto"/>
-            </w:pPr>
-            <w:r>
-              <w:rPr>
-                <w:b/>
-              </w:rPr>
-            </w:r>
-            <w:r>
-              <w:rPr>
-                <w:rFonts w:ascii="Malgun Gothic" w:hAnsi="Malgun Gothic" w:eastAsia="Malgun Gothic" w:cs="Malgun Gothic"/>
-                <w:b/>
-                <w:color w:val="0B2545"/>
-                <w:sz w:val="17"/>
-              </w:rPr>
-              <w:t>설정</w:t>
-            </w:r>
-          </w:p>
-        </w:tc>
-        <w:tc>
-          <w:tcPr>
-            <w:tcW w:type="dxa" w:w="2700"/>
-            <w:vAlign w:val="center"/>
-            <w:tcMar>
-              <w:top w:w="80" w:type="dxa"/>
-              <w:start w:w="120" w:type="dxa"/>
-              <w:bottom w:w="80" w:type="dxa"/>
-              <w:end w:w="120" w:type="dxa"/>
-            </w:tcMar>
-          </w:tcPr>
-          <w:p>
-            <w:pPr>
-              <w:spacing w:before="0" w:after="0" w:line="269" w:lineRule="auto"/>
-            </w:pPr>
-            <w:r/>
-            <w:r>
-              <w:rPr>
-                <w:rFonts w:ascii="Malgun Gothic" w:hAnsi="Malgun Gothic" w:eastAsia="Malgun Gothic" w:cs="Malgun Gothic"/>
-                <w:color w:val="0B2545"/>
-                <w:sz w:val="17"/>
-              </w:rPr>
-              <w:t>자동화 설정, 보안, 시즌, 챔피언</w:t>
-            </w:r>
-          </w:p>
-        </w:tc>
-        <w:tc>
-          <w:tcPr>
-            <w:tcW w:type="dxa" w:w="4560"/>
-            <w:vAlign w:val="center"/>
-            <w:tcMar>
-              <w:top w:w="80" w:type="dxa"/>
-              <w:start w:w="120" w:type="dxa"/>
-              <w:bottom w:w="80" w:type="dxa"/>
-              <w:end w:w="120" w:type="dxa"/>
-            </w:tcMar>
-          </w:tcPr>
-          <w:p>
-            <w:pPr>
-              <w:spacing w:before="0" w:after="0" w:line="269" w:lineRule="auto"/>
-            </w:pPr>
-            <w:r/>
-            <w:r>
-              <w:rPr>
-                <w:rFonts w:ascii="Malgun Gothic" w:hAnsi="Malgun Gothic" w:eastAsia="Malgun Gothic" w:cs="Malgun Gothic"/>
-                <w:color w:val="0B2545"/>
-                <w:sz w:val="17"/>
-              </w:rPr>
-              <w:t>기능 스위치와 기준 데이터 관리</w:t>
-            </w:r>
-          </w:p>
-        </w:tc>
-      </w:tr>
-      <w:tr>
-        <w:tc>
-          <w:tcPr>
-            <w:tcW w:type="dxa" w:w="2100"/>
-            <w:vAlign w:val="center"/>
-            <w:tcMar>
-              <w:top w:w="80" w:type="dxa"/>
-              <w:start w:w="120" w:type="dxa"/>
-              <w:bottom w:w="80" w:type="dxa"/>
-              <w:end w:w="120" w:type="dxa"/>
-            </w:tcMar>
-            <w:shd w:fill="F4F6F9"/>
-          </w:tcPr>
-          <w:p>
-            <w:pPr>
-              <w:spacing w:before="0" w:after="0" w:line="269" w:lineRule="auto"/>
-            </w:pPr>
-            <w:r>
-              <w:rPr>
-                <w:b/>
-              </w:rPr>
-            </w:r>
-            <w:r>
-              <w:rPr>
-                <w:rFonts w:ascii="Malgun Gothic" w:hAnsi="Malgun Gothic" w:eastAsia="Malgun Gothic" w:cs="Malgun Gothic"/>
-                <w:b/>
-                <w:color w:val="0B2545"/>
-                <w:sz w:val="17"/>
-              </w:rPr>
-              <w:t>최고관리자</w:t>
-            </w:r>
-          </w:p>
-        </w:tc>
-        <w:tc>
-          <w:tcPr>
-            <w:tcW w:type="dxa" w:w="2700"/>
-            <w:vAlign w:val="center"/>
-            <w:tcMar>
-              <w:top w:w="80" w:type="dxa"/>
-              <w:start w:w="120" w:type="dxa"/>
-              <w:bottom w:w="80" w:type="dxa"/>
-              <w:end w:w="120" w:type="dxa"/>
-            </w:tcMar>
-          </w:tcPr>
-          <w:p>
-            <w:pPr>
-              <w:spacing w:before="0" w:after="0" w:line="269" w:lineRule="auto"/>
-            </w:pPr>
-            <w:r/>
-            <w:r>
-              <w:rPr>
-                <w:rFonts w:ascii="Malgun Gothic" w:hAnsi="Malgun Gothic" w:eastAsia="Malgun Gothic" w:cs="Malgun Gothic"/>
-                <w:color w:val="0B2545"/>
-                <w:sz w:val="17"/>
-              </w:rPr>
-              <w:t>사이트 설정, AI 요청, 감사 로그</w:t>
-            </w:r>
-          </w:p>
-        </w:tc>
-        <w:tc>
-          <w:tcPr>
-            <w:tcW w:type="dxa" w:w="4560"/>
-            <w:vAlign w:val="center"/>
-            <w:tcMar>
-              <w:top w:w="80" w:type="dxa"/>
-              <w:start w:w="120" w:type="dxa"/>
-              <w:bottom w:w="80" w:type="dxa"/>
-              <w:end w:w="120" w:type="dxa"/>
-            </w:tcMar>
-          </w:tcPr>
-          <w:p>
-            <w:pPr>
-              <w:spacing w:before="0" w:after="0" w:line="269" w:lineRule="auto"/>
-            </w:pPr>
-            <w:r/>
-            <w:r>
-              <w:rPr>
-                <w:rFonts w:ascii="Malgun Gothic" w:hAnsi="Malgun Gothic" w:eastAsia="Malgun Gothic" w:cs="Malgun Gothic"/>
-                <w:color w:val="0B2545"/>
-                <w:sz w:val="17"/>
-              </w:rPr>
-              <w:t>고위험 설정과 변경 이력 확인</w:t>
+              <w:t>사이트에 공개할 콘텐츠와 이미지 관리</w:t>
             </w:r>
           </w:p>
         </w:tc>
@@ -2991,352 +2727,412 @@
           <w:color w:val="2E74B5"/>
           <w:sz w:val="32"/>
         </w:rPr>
-        <w:t>5. 관리 페이지를 열었을 때</w:t>
+        <w:t>3. 카카오톡 공통 기능</w:t>
       </w:r>
     </w:p>
+    <w:tbl>
+      <w:tblPr>
+        <w:tblW w:type="dxa" w:w="9360"/>
+        <w:jc w:val="left"/>
+        <w:tblLayout w:type="fixed"/>
+        <w:tblLook w:firstColumn="1" w:firstRow="1" w:lastColumn="0" w:lastRow="0" w:noHBand="0" w:noVBand="1" w:val="04A0"/>
+        <w:tblInd w:w="120" w:type="dxa"/>
+        <w:tblBorders>
+          <w:top w:val="single" w:sz="6" w:space="0" w:color="CBD3DC"/>
+          <w:left w:val="single" w:sz="6" w:space="0" w:color="CBD3DC"/>
+          <w:bottom w:val="single" w:sz="6" w:space="0" w:color="CBD3DC"/>
+          <w:right w:val="single" w:sz="6" w:space="0" w:color="CBD3DC"/>
+          <w:insideH w:val="single" w:sz="6" w:space="0" w:color="CBD3DC"/>
+          <w:insideV w:val="single" w:sz="6" w:space="0" w:color="CBD3DC"/>
+        </w:tblBorders>
+      </w:tblPr>
+      <w:tblGrid>
+        <w:gridCol w:w="2700"/>
+        <w:gridCol w:w="6660"/>
+      </w:tblGrid>
+      <w:tr>
+        <w:trPr>
+          <w:tblHeader w:val="true"/>
+        </w:trPr>
+        <w:tc>
+          <w:tcPr>
+            <w:tcW w:type="dxa" w:w="2700"/>
+            <w:vAlign w:val="center"/>
+            <w:tcMar>
+              <w:top w:w="80" w:type="dxa"/>
+              <w:start w:w="120" w:type="dxa"/>
+              <w:bottom w:w="80" w:type="dxa"/>
+              <w:end w:w="120" w:type="dxa"/>
+            </w:tcMar>
+            <w:shd w:fill="E8EEF5"/>
+          </w:tcPr>
+          <w:p>
+            <w:pPr>
+              <w:spacing w:before="0" w:after="0" w:line="269" w:lineRule="auto"/>
+            </w:pPr>
+            <w:r>
+              <w:rPr>
+                <w:b/>
+                <w:color w:val="0B2545"/>
+              </w:rPr>
+            </w:r>
+            <w:r>
+              <w:rPr>
+                <w:rFonts w:ascii="Malgun Gothic" w:hAnsi="Malgun Gothic" w:eastAsia="Malgun Gothic" w:cs="Malgun Gothic"/>
+                <w:b/>
+                <w:color w:val="0B2545"/>
+                <w:sz w:val="17"/>
+              </w:rPr>
+              <w:t>입력</w:t>
+            </w:r>
+          </w:p>
+        </w:tc>
+        <w:tc>
+          <w:tcPr>
+            <w:tcW w:type="dxa" w:w="6660"/>
+            <w:vAlign w:val="center"/>
+            <w:tcMar>
+              <w:top w:w="80" w:type="dxa"/>
+              <w:start w:w="120" w:type="dxa"/>
+              <w:bottom w:w="80" w:type="dxa"/>
+              <w:end w:w="120" w:type="dxa"/>
+            </w:tcMar>
+            <w:shd w:fill="E8EEF5"/>
+          </w:tcPr>
+          <w:p>
+            <w:pPr>
+              <w:spacing w:before="0" w:after="0" w:line="269" w:lineRule="auto"/>
+            </w:pPr>
+            <w:r>
+              <w:rPr>
+                <w:b/>
+                <w:color w:val="0B2545"/>
+              </w:rPr>
+            </w:r>
+            <w:r>
+              <w:rPr>
+                <w:rFonts w:ascii="Malgun Gothic" w:hAnsi="Malgun Gothic" w:eastAsia="Malgun Gothic" w:cs="Malgun Gothic"/>
+                <w:b/>
+                <w:color w:val="0B2545"/>
+                <w:sz w:val="17"/>
+              </w:rPr>
+              <w:t>기능</w:t>
+            </w:r>
+          </w:p>
+        </w:tc>
+      </w:tr>
+      <w:tr>
+        <w:tc>
+          <w:tcPr>
+            <w:tcW w:type="dxa" w:w="2700"/>
+            <w:vAlign w:val="center"/>
+            <w:tcMar>
+              <w:top w:w="80" w:type="dxa"/>
+              <w:start w:w="120" w:type="dxa"/>
+              <w:bottom w:w="80" w:type="dxa"/>
+              <w:end w:w="120" w:type="dxa"/>
+            </w:tcMar>
+            <w:shd w:fill="F4F6F9"/>
+          </w:tcPr>
+          <w:p>
+            <w:pPr>
+              <w:spacing w:before="0" w:after="0" w:line="269" w:lineRule="auto"/>
+            </w:pPr>
+            <w:r>
+              <w:rPr>
+                <w:b/>
+              </w:rPr>
+            </w:r>
+            <w:r>
+              <w:rPr>
+                <w:rFonts w:ascii="Consolas" w:hAnsi="Consolas" w:eastAsia="Consolas" w:cs="Consolas"/>
+                <w:b/>
+                <w:color w:val="1F4D78"/>
+                <w:sz w:val="17"/>
+              </w:rPr>
+              <w:t>/봇버전</w:t>
+            </w:r>
+          </w:p>
+        </w:tc>
+        <w:tc>
+          <w:tcPr>
+            <w:tcW w:type="dxa" w:w="6660"/>
+            <w:vAlign w:val="center"/>
+            <w:tcMar>
+              <w:top w:w="80" w:type="dxa"/>
+              <w:start w:w="120" w:type="dxa"/>
+              <w:bottom w:w="80" w:type="dxa"/>
+              <w:end w:w="120" w:type="dxa"/>
+            </w:tcMar>
+          </w:tcPr>
+          <w:p>
+            <w:pPr>
+              <w:spacing w:before="0" w:after="0" w:line="269" w:lineRule="auto"/>
+            </w:pPr>
+            <w:r/>
+            <w:r>
+              <w:rPr>
+                <w:rFonts w:ascii="Malgun Gothic" w:hAnsi="Malgun Gothic" w:eastAsia="Malgun Gothic" w:cs="Malgun Gothic"/>
+                <w:color w:val="0B2545"/>
+                <w:sz w:val="17"/>
+              </w:rPr>
+              <w:t>현재 카카오톡봇 코드 버전 확인</w:t>
+            </w:r>
+          </w:p>
+        </w:tc>
+      </w:tr>
+      <w:tr>
+        <w:tc>
+          <w:tcPr>
+            <w:tcW w:type="dxa" w:w="2700"/>
+            <w:vAlign w:val="center"/>
+            <w:tcMar>
+              <w:top w:w="80" w:type="dxa"/>
+              <w:start w:w="120" w:type="dxa"/>
+              <w:bottom w:w="80" w:type="dxa"/>
+              <w:end w:w="120" w:type="dxa"/>
+            </w:tcMar>
+            <w:shd w:fill="F4F6F9"/>
+          </w:tcPr>
+          <w:p>
+            <w:pPr>
+              <w:spacing w:before="0" w:after="0" w:line="269" w:lineRule="auto"/>
+            </w:pPr>
+            <w:r>
+              <w:rPr>
+                <w:b/>
+              </w:rPr>
+            </w:r>
+            <w:r>
+              <w:rPr>
+                <w:rFonts w:ascii="Consolas" w:hAnsi="Consolas" w:eastAsia="Consolas" w:cs="Consolas"/>
+                <w:b/>
+                <w:color w:val="1F4D78"/>
+                <w:sz w:val="17"/>
+              </w:rPr>
+              <w:t>/도움말</w:t>
+            </w:r>
+          </w:p>
+        </w:tc>
+        <w:tc>
+          <w:tcPr>
+            <w:tcW w:type="dxa" w:w="6660"/>
+            <w:vAlign w:val="center"/>
+            <w:tcMar>
+              <w:top w:w="80" w:type="dxa"/>
+              <w:start w:w="120" w:type="dxa"/>
+              <w:bottom w:w="80" w:type="dxa"/>
+              <w:end w:w="120" w:type="dxa"/>
+            </w:tcMar>
+          </w:tcPr>
+          <w:p>
+            <w:pPr>
+              <w:spacing w:before="0" w:after="0" w:line="269" w:lineRule="auto"/>
+            </w:pPr>
+            <w:r/>
+            <w:r>
+              <w:rPr>
+                <w:rFonts w:ascii="Malgun Gothic" w:hAnsi="Malgun Gothic" w:eastAsia="Malgun Gothic" w:cs="Malgun Gothic"/>
+                <w:color w:val="0B2545"/>
+                <w:sz w:val="17"/>
+              </w:rPr>
+              <w:t>사용할 수 있는 기능 안내 확인</w:t>
+            </w:r>
+          </w:p>
+        </w:tc>
+      </w:tr>
+      <w:tr>
+        <w:tc>
+          <w:tcPr>
+            <w:tcW w:type="dxa" w:w="2700"/>
+            <w:vAlign w:val="center"/>
+            <w:tcMar>
+              <w:top w:w="80" w:type="dxa"/>
+              <w:start w:w="120" w:type="dxa"/>
+              <w:bottom w:w="80" w:type="dxa"/>
+              <w:end w:w="120" w:type="dxa"/>
+            </w:tcMar>
+            <w:shd w:fill="F4F6F9"/>
+          </w:tcPr>
+          <w:p>
+            <w:pPr>
+              <w:spacing w:before="0" w:after="0" w:line="269" w:lineRule="auto"/>
+            </w:pPr>
+            <w:r>
+              <w:rPr>
+                <w:b/>
+              </w:rPr>
+            </w:r>
+            <w:r>
+              <w:rPr>
+                <w:rFonts w:ascii="Consolas" w:hAnsi="Consolas" w:eastAsia="Consolas" w:cs="Consolas"/>
+                <w:b/>
+                <w:color w:val="1F4D78"/>
+                <w:sz w:val="17"/>
+              </w:rPr>
+              <w:t>구인도우미</w:t>
+            </w:r>
+          </w:p>
+        </w:tc>
+        <w:tc>
+          <w:tcPr>
+            <w:tcW w:type="dxa" w:w="6660"/>
+            <w:vAlign w:val="center"/>
+            <w:tcMar>
+              <w:top w:w="80" w:type="dxa"/>
+              <w:start w:w="120" w:type="dxa"/>
+              <w:bottom w:w="80" w:type="dxa"/>
+              <w:end w:w="120" w:type="dxa"/>
+            </w:tcMar>
+          </w:tcPr>
+          <w:p>
+            <w:pPr>
+              <w:spacing w:before="0" w:after="0" w:line="269" w:lineRule="auto"/>
+            </w:pPr>
+            <w:r/>
+            <w:r>
+              <w:rPr>
+                <w:rFonts w:ascii="Malgun Gothic" w:hAnsi="Malgun Gothic" w:eastAsia="Malgun Gothic" w:cs="Malgun Gothic"/>
+                <w:color w:val="0B2545"/>
+                <w:sz w:val="17"/>
+              </w:rPr>
+              <w:t>구인 관련 명령과 사용법 확인</w:t>
+            </w:r>
+          </w:p>
+        </w:tc>
+      </w:tr>
+      <w:tr>
+        <w:tc>
+          <w:tcPr>
+            <w:tcW w:type="dxa" w:w="2700"/>
+            <w:vAlign w:val="center"/>
+            <w:tcMar>
+              <w:top w:w="80" w:type="dxa"/>
+              <w:start w:w="120" w:type="dxa"/>
+              <w:bottom w:w="80" w:type="dxa"/>
+              <w:end w:w="120" w:type="dxa"/>
+            </w:tcMar>
+            <w:shd w:fill="F4F6F9"/>
+          </w:tcPr>
+          <w:p>
+            <w:pPr>
+              <w:spacing w:before="0" w:after="0" w:line="269" w:lineRule="auto"/>
+            </w:pPr>
+            <w:r>
+              <w:rPr>
+                <w:b/>
+              </w:rPr>
+            </w:r>
+            <w:r>
+              <w:rPr>
+                <w:rFonts w:ascii="Consolas" w:hAnsi="Consolas" w:eastAsia="Consolas" w:cs="Consolas"/>
+                <w:b/>
+                <w:color w:val="1F4D78"/>
+                <w:sz w:val="17"/>
+              </w:rPr>
+              <w:t>/경고</w:t>
+            </w:r>
+          </w:p>
+        </w:tc>
+        <w:tc>
+          <w:tcPr>
+            <w:tcW w:type="dxa" w:w="6660"/>
+            <w:vAlign w:val="center"/>
+            <w:tcMar>
+              <w:top w:w="80" w:type="dxa"/>
+              <w:start w:w="120" w:type="dxa"/>
+              <w:bottom w:w="80" w:type="dxa"/>
+              <w:end w:w="120" w:type="dxa"/>
+            </w:tcMar>
+          </w:tcPr>
+          <w:p>
+            <w:pPr>
+              <w:spacing w:before="0" w:after="0" w:line="269" w:lineRule="auto"/>
+            </w:pPr>
+            <w:r/>
+            <w:r>
+              <w:rPr>
+                <w:rFonts w:ascii="Malgun Gothic" w:hAnsi="Malgun Gothic" w:eastAsia="Malgun Gothic" w:cs="Malgun Gothic"/>
+                <w:color w:val="0B2545"/>
+                <w:sz w:val="17"/>
+              </w:rPr>
+              <w:t>경고 접수 양식 받기</w:t>
+            </w:r>
+          </w:p>
+        </w:tc>
+      </w:tr>
+      <w:tr>
+        <w:tc>
+          <w:tcPr>
+            <w:tcW w:type="dxa" w:w="2700"/>
+            <w:vAlign w:val="center"/>
+            <w:tcMar>
+              <w:top w:w="80" w:type="dxa"/>
+              <w:start w:w="120" w:type="dxa"/>
+              <w:bottom w:w="80" w:type="dxa"/>
+              <w:end w:w="120" w:type="dxa"/>
+            </w:tcMar>
+            <w:shd w:fill="F4F6F9"/>
+          </w:tcPr>
+          <w:p>
+            <w:pPr>
+              <w:spacing w:before="0" w:after="0" w:line="269" w:lineRule="auto"/>
+            </w:pPr>
+            <w:r>
+              <w:rPr>
+                <w:b/>
+              </w:rPr>
+            </w:r>
+            <w:r>
+              <w:rPr>
+                <w:rFonts w:ascii="Consolas" w:hAnsi="Consolas" w:eastAsia="Consolas" w:cs="Consolas"/>
+                <w:b/>
+                <w:color w:val="1F4D78"/>
+                <w:sz w:val="17"/>
+              </w:rPr>
+              <w:t>/내전등록</w:t>
+            </w:r>
+          </w:p>
+        </w:tc>
+        <w:tc>
+          <w:tcPr>
+            <w:tcW w:type="dxa" w:w="6660"/>
+            <w:vAlign w:val="center"/>
+            <w:tcMar>
+              <w:top w:w="80" w:type="dxa"/>
+              <w:start w:w="120" w:type="dxa"/>
+              <w:bottom w:w="80" w:type="dxa"/>
+              <w:end w:w="120" w:type="dxa"/>
+            </w:tcMar>
+          </w:tcPr>
+          <w:p>
+            <w:pPr>
+              <w:spacing w:before="0" w:after="0" w:line="269" w:lineRule="auto"/>
+            </w:pPr>
+            <w:r/>
+            <w:r>
+              <w:rPr>
+                <w:rFonts w:ascii="Malgun Gothic" w:hAnsi="Malgun Gothic" w:eastAsia="Malgun Gothic" w:cs="Malgun Gothic"/>
+                <w:color w:val="0B2545"/>
+                <w:sz w:val="17"/>
+              </w:rPr>
+              <w:t>종료된 내전 결과 접수 양식 받기</w:t>
+            </w:r>
+          </w:p>
+        </w:tc>
+      </w:tr>
+    </w:tbl>
     <w:p>
       <w:pPr>
-        <w:pStyle w:val="Heading2"/>
+        <w:spacing w:after="40"/>
       </w:pPr>
-      <w:r>
-        <w:rPr>
-          <w:rFonts w:ascii="Malgun Gothic" w:hAnsi="Malgun Gothic" w:eastAsia="Malgun Gothic" w:cs="Malgun Gothic"/>
-          <w:color w:val="2E74B5"/>
-          <w:sz w:val="26"/>
-        </w:rPr>
-        <w:t>먼저 보면 좋은 곳</w:t>
-      </w:r>
     </w:p>
     <w:p>
-      <w:pPr>
-        <w:pStyle w:val="ListNumber"/>
-      </w:pPr>
       <w:r>
         <w:rPr>
           <w:rFonts w:ascii="Malgun Gothic" w:hAnsi="Malgun Gothic" w:eastAsia="Malgun Gothic" w:cs="Malgun Gothic"/>
         </w:rPr>
-        <w:t>관리자 홈에서 미처리 접수와 오류 수를 확인한다.</w:t>
-      </w:r>
-    </w:p>
-    <w:p>
-      <w:pPr>
-        <w:pStyle w:val="ListNumber"/>
-      </w:pPr>
-      <w:r>
-        <w:rPr>
-          <w:rFonts w:ascii="Consolas" w:hAnsi="Consolas" w:eastAsia="Consolas" w:cs="Consolas"/>
-          <w:color w:val="1F4D78"/>
-          <w:sz w:val="19"/>
-        </w:rPr>
-        <w:t>/admin/kakao</w:t>
-      </w:r>
-      <w:r>
-        <w:rPr>
-          <w:rFonts w:ascii="Malgun Gothic" w:hAnsi="Malgun Gothic" w:eastAsia="Malgun Gothic" w:cs="Malgun Gothic"/>
-        </w:rPr>
-        <w:t>에서 자동화 요약과 기능 중지 상태를 확인한다.</w:t>
-      </w:r>
-    </w:p>
-    <w:p>
-      <w:pPr>
-        <w:pStyle w:val="ListNumber"/>
-      </w:pPr>
-      <w:r>
-        <w:rPr>
-          <w:rFonts w:ascii="Consolas" w:hAnsi="Consolas" w:eastAsia="Consolas" w:cs="Consolas"/>
-          <w:color w:val="1F4D78"/>
-          <w:sz w:val="19"/>
-        </w:rPr>
-        <w:t>/admin/logs/kakao</w:t>
-      </w:r>
-      <w:r>
-        <w:rPr>
-          <w:rFonts w:ascii="Malgun Gothic" w:hAnsi="Malgun Gothic" w:eastAsia="Malgun Gothic" w:cs="Malgun Gothic"/>
-        </w:rPr>
-        <w:t>에서 최근 반복 오류가 있는지 확인한다.</w:t>
-      </w:r>
-    </w:p>
-    <w:p>
-      <w:pPr>
-        <w:pStyle w:val="ListNumber"/>
-      </w:pPr>
-      <w:r>
-        <w:rPr>
-          <w:rFonts w:ascii="Malgun Gothic" w:hAnsi="Malgun Gothic" w:eastAsia="Malgun Gothic" w:cs="Malgun Gothic"/>
-        </w:rPr>
-        <w:t>구인·스크림·내전 모집의 진행 상태와 오래된 항목을 확인한다.</w:t>
-      </w:r>
-    </w:p>
-    <w:p>
-      <w:pPr>
-        <w:pStyle w:val="ListNumber"/>
-      </w:pPr>
-      <w:r>
-        <w:rPr>
-          <w:rFonts w:ascii="Malgun Gothic" w:hAnsi="Malgun Gothic" w:eastAsia="Malgun Gothic" w:cs="Malgun Gothic"/>
-        </w:rPr>
-        <w:t>경고와 내전 결과 접수 중 사진 대기·검토 대기 건을 확인한다.</w:t>
-      </w:r>
-    </w:p>
-    <w:p>
-      <w:pPr>
-        <w:pStyle w:val="ListNumber"/>
-      </w:pPr>
-      <w:r>
-        <w:rPr>
-          <w:rFonts w:ascii="Malgun Gothic" w:hAnsi="Malgun Gothic" w:eastAsia="Malgun Gothic" w:cs="Malgun Gothic"/>
-        </w:rPr>
-        <w:t>다른 관리자가 이미 보고 있는 접수번호가 있는지 확인한다.</w:t>
-      </w:r>
-    </w:p>
-    <w:p>
-      <w:pPr>
-        <w:pStyle w:val="Heading2"/>
-      </w:pPr>
-      <w:r>
-        <w:rPr>
-          <w:rFonts w:ascii="Malgun Gothic" w:hAnsi="Malgun Gothic" w:eastAsia="Malgun Gothic" w:cs="Malgun Gothic"/>
-          <w:color w:val="2E74B5"/>
-          <w:sz w:val="26"/>
-        </w:rPr>
-        <w:t>처리를 마쳤을 때</w:t>
-      </w:r>
-    </w:p>
-    <w:p>
-      <w:pPr>
-        <w:pStyle w:val="ListNumber"/>
-      </w:pPr>
-      <w:r>
-        <w:rPr>
-          <w:rFonts w:ascii="Malgun Gothic" w:hAnsi="Malgun Gothic" w:eastAsia="Malgun Gothic" w:cs="Malgun Gothic"/>
-        </w:rPr>
-        <w:t>여러 사람이 알아야 하는 처리라면 접수번호와 결과를 운영진 방에 남긴다.</w:t>
-      </w:r>
-    </w:p>
-    <w:p>
-      <w:pPr>
-        <w:pStyle w:val="ListNumber"/>
-      </w:pPr>
-      <w:r>
-        <w:rPr>
-          <w:rFonts w:ascii="Malgun Gothic" w:hAnsi="Malgun Gothic" w:eastAsia="Malgun Gothic" w:cs="Malgun Gothic"/>
-        </w:rPr>
-        <w:t>보류 건은 이유와 추가로 필요한 내용을 짧게 적는다.</w:t>
-      </w:r>
-    </w:p>
-    <w:p>
-      <w:pPr>
-        <w:pStyle w:val="ListNumber"/>
-      </w:pPr>
-      <w:r>
-        <w:rPr>
-          <w:rFonts w:ascii="Malgun Gothic" w:hAnsi="Malgun Gothic" w:eastAsia="Malgun Gothic" w:cs="Malgun Gothic"/>
-        </w:rPr>
-        <w:t>오류 건은 시간, 방, 보낸 사람, 명령, 봇 응답을 기록한다.</w:t>
-      </w:r>
-    </w:p>
-    <w:p>
-      <w:pPr>
-        <w:pStyle w:val="ListNumber"/>
-      </w:pPr>
-      <w:r>
-        <w:rPr>
-          <w:rFonts w:ascii="Malgun Gothic" w:hAnsi="Malgun Gothic" w:eastAsia="Malgun Gothic" w:cs="Malgun Gothic"/>
-        </w:rPr>
-        <w:t>테스트 데이터와 실제 운영 데이터를 구분해 표시한다.</w:t>
-      </w:r>
-    </w:p>
-    <w:p>
-      <w:pPr>
-        <w:pStyle w:val="ListNumber"/>
-      </w:pPr>
-      <w:r>
-        <w:rPr>
-          <w:rFonts w:ascii="Malgun Gothic" w:hAnsi="Malgun Gothic" w:eastAsia="Malgun Gothic" w:cs="Malgun Gothic"/>
-        </w:rPr>
-        <w:t>로그아웃하고 공용 기기에 인증 정보가 남지 않았는지 확인한다.</w:t>
-      </w:r>
-    </w:p>
-    <w:p>
-      <w:r>
-        <w:br w:type="page"/>
-      </w:r>
-    </w:p>
-    <w:p>
-      <w:pPr>
-        <w:pStyle w:val="Heading1"/>
-      </w:pPr>
-      <w:r>
-        <w:rPr>
-          <w:rFonts w:ascii="Malgun Gothic" w:hAnsi="Malgun Gothic" w:eastAsia="Malgun Gothic" w:cs="Malgun Gothic"/>
-          <w:color w:val="2E74B5"/>
-          <w:sz w:val="32"/>
-        </w:rPr>
-        <w:t>6. 계정·플레이어 관리 교육</w:t>
-      </w:r>
-    </w:p>
-    <w:p>
-      <w:pPr>
-        <w:pStyle w:val="Heading2"/>
-      </w:pPr>
-      <w:r>
-        <w:rPr>
-          <w:rFonts w:ascii="Malgun Gothic" w:hAnsi="Malgun Gothic" w:eastAsia="Malgun Gothic" w:cs="Malgun Gothic"/>
-          <w:color w:val="2E74B5"/>
-          <w:sz w:val="26"/>
-        </w:rPr>
-        <w:t>가입 계정 처리</w:t>
-      </w:r>
-    </w:p>
-    <w:p>
-      <w:pPr>
-        <w:pStyle w:val="ListNumber"/>
-      </w:pPr>
-      <w:r>
-        <w:rPr>
-          <w:rFonts w:ascii="Consolas" w:hAnsi="Consolas" w:eastAsia="Consolas" w:cs="Consolas"/>
-          <w:color w:val="1F4D78"/>
-          <w:sz w:val="19"/>
-        </w:rPr>
-        <w:t>/admin/users</w:t>
-      </w:r>
-      <w:r>
-        <w:rPr>
-          <w:rFonts w:ascii="Malgun Gothic" w:hAnsi="Malgun Gothic" w:eastAsia="Malgun Gothic" w:cs="Malgun Gothic"/>
-        </w:rPr>
-        <w:t>에서 신청 계정의 이름과 연결 정보를 확인한다.</w:t>
-      </w:r>
-    </w:p>
-    <w:p>
-      <w:pPr>
-        <w:pStyle w:val="ListNumber"/>
-      </w:pPr>
-      <w:r>
-        <w:rPr>
-          <w:rFonts w:ascii="Malgun Gothic" w:hAnsi="Malgun Gothic" w:eastAsia="Malgun Gothic" w:cs="Malgun Gothic"/>
-        </w:rPr>
-        <w:t>기존 플레이어와 중복되는 이름·닉네임이 있는지 검색한다.</w:t>
-      </w:r>
-    </w:p>
-    <w:p>
-      <w:pPr>
-        <w:pStyle w:val="ListNumber"/>
-      </w:pPr>
-      <w:r>
-        <w:rPr>
-          <w:rFonts w:ascii="Malgun Gothic" w:hAnsi="Malgun Gothic" w:eastAsia="Malgun Gothic" w:cs="Malgun Gothic"/>
-        </w:rPr>
-        <w:t>승인 기준을 충족하면 승인하고, 부족하면 반려 사유를 명확히 남긴다.</w:t>
-      </w:r>
-    </w:p>
-    <w:p>
-      <w:pPr>
-        <w:pStyle w:val="ListNumber"/>
-      </w:pPr>
-      <w:r>
-        <w:rPr>
-          <w:rFonts w:ascii="Malgun Gothic" w:hAnsi="Malgun Gothic" w:eastAsia="Malgun Gothic" w:cs="Malgun Gothic"/>
-        </w:rPr>
-        <w:t>관리자 역할 부여는 최고관리자 또는 승인된 절차를 따른다.</w:t>
-      </w:r>
-    </w:p>
-    <w:p>
-      <w:pPr>
-        <w:pStyle w:val="ListNumber"/>
-      </w:pPr>
-      <w:r>
-        <w:rPr>
-          <w:rFonts w:ascii="Malgun Gothic" w:hAnsi="Malgun Gothic" w:eastAsia="Malgun Gothic" w:cs="Malgun Gothic"/>
-        </w:rPr>
-        <w:t>비밀번호 초기화와 2FA 초기화는 본인 확인 후 실행한다.</w:t>
-      </w:r>
-    </w:p>
-    <w:p>
-      <w:pPr>
-        <w:pStyle w:val="Heading2"/>
-      </w:pPr>
-      <w:r>
-        <w:rPr>
-          <w:rFonts w:ascii="Malgun Gothic" w:hAnsi="Malgun Gothic" w:eastAsia="Malgun Gothic" w:cs="Malgun Gothic"/>
-          <w:color w:val="2E74B5"/>
-          <w:sz w:val="26"/>
-        </w:rPr>
-        <w:t>플레이어 정보 수정</w:t>
-      </w:r>
-    </w:p>
-    <w:p>
-      <w:pPr>
-        <w:pStyle w:val="ListBullet"/>
-      </w:pPr>
-      <w:r>
-        <w:rPr>
-          <w:rFonts w:ascii="Malgun Gothic" w:hAnsi="Malgun Gothic" w:eastAsia="Malgun Gothic" w:cs="Malgun Gothic"/>
-        </w:rPr>
-        <w:t>닉네임#태그, 이름, 포지션, 티어 변경 근거를 먼저 확인한다.</w:t>
-      </w:r>
-    </w:p>
-    <w:p>
-      <w:pPr>
-        <w:pStyle w:val="ListBullet"/>
-      </w:pPr>
-      <w:r>
-        <w:rPr>
-          <w:rFonts w:ascii="Malgun Gothic" w:hAnsi="Malgun Gothic" w:eastAsia="Malgun Gothic" w:cs="Malgun Gothic"/>
-        </w:rPr>
-        <w:t>Riot 동기화 값과 수기 입력값이 충돌하면 최신 동기화 시각을 확인한다.</w:t>
-      </w:r>
-    </w:p>
-    <w:p>
-      <w:pPr>
-        <w:pStyle w:val="ListBullet"/>
-      </w:pPr>
-      <w:r>
-        <w:rPr>
-          <w:rFonts w:ascii="Malgun Gothic" w:hAnsi="Malgun Gothic" w:eastAsia="Malgun Gothic" w:cs="Malgun Gothic"/>
-        </w:rPr>
-        <w:t>밸런스 보정은 사유와 기대 효과를 기록한다.</w:t>
-      </w:r>
-    </w:p>
-    <w:p>
-      <w:pPr>
-        <w:pStyle w:val="ListBullet"/>
-      </w:pPr>
-      <w:r>
-        <w:rPr>
-          <w:rFonts w:ascii="Malgun Gothic" w:hAnsi="Malgun Gothic" w:eastAsia="Malgun Gothic" w:cs="Malgun Gothic"/>
-        </w:rPr>
-        <w:t>플레이어 삭제보다 비활성화·복구 가능한 처리를 우선한다.</w:t>
-      </w:r>
-    </w:p>
-    <w:p>
-      <w:r>
-        <w:br w:type="page"/>
-      </w:r>
-    </w:p>
-    <w:p>
-      <w:pPr>
-        <w:pStyle w:val="Heading1"/>
-      </w:pPr>
-      <w:r>
-        <w:rPr>
-          <w:rFonts w:ascii="Malgun Gothic" w:hAnsi="Malgun Gothic" w:eastAsia="Malgun Gothic" w:cs="Malgun Gothic"/>
-          <w:color w:val="2E74B5"/>
-          <w:sz w:val="32"/>
-        </w:rPr>
-        <w:t>7. 카카오 구인·스크림·내전 운영</w:t>
-      </w:r>
-    </w:p>
-    <w:p>
-      <w:pPr>
-        <w:pStyle w:val="Heading2"/>
-      </w:pPr>
-      <w:r>
-        <w:rPr>
-          <w:rFonts w:ascii="Malgun Gothic" w:hAnsi="Malgun Gothic" w:eastAsia="Malgun Gothic" w:cs="Malgun Gothic"/>
-          <w:color w:val="2E74B5"/>
-          <w:sz w:val="26"/>
-        </w:rPr>
-        <w:t>파티 구인</w:t>
+        <w:t>카카오톡 접수에는 기능별 번호가 발급된다.</w:t>
       </w:r>
     </w:p>
     <w:tbl>
@@ -3393,7 +3189,7 @@
                 <w:color w:val="0B2545"/>
                 <w:sz w:val="17"/>
               </w:rPr>
-              <w:t>업무</w:t>
+              <w:t>번호</w:t>
             </w:r>
           </w:p>
         </w:tc>
@@ -3426,7 +3222,7 @@
                 <w:color w:val="0B2545"/>
                 <w:sz w:val="17"/>
               </w:rPr>
-              <w:t>명령·확인</w:t>
+              <w:t>의미</w:t>
             </w:r>
           </w:p>
         </w:tc>
@@ -3459,7 +3255,7 @@
                 <w:color w:val="0B2545"/>
                 <w:sz w:val="17"/>
               </w:rPr>
-              <w:t>관리자 판단</w:t>
+              <w:t>예시 용도</w:t>
             </w:r>
           </w:p>
         </w:tc>
@@ -3488,12 +3284,12 @@
             </w:r>
             <w:r>
               <w:rPr>
-                <w:rFonts w:ascii="Malgun Gothic" w:hAnsi="Malgun Gothic" w:eastAsia="Malgun Gothic" w:cs="Malgun Gothic"/>
+                <w:rFonts w:ascii="Consolas" w:hAnsi="Consolas" w:eastAsia="Consolas" w:cs="Consolas"/>
                 <w:b/>
-                <w:color w:val="0B2545"/>
+                <w:color w:val="1F4D78"/>
                 <w:sz w:val="17"/>
               </w:rPr>
-              <w:t>생성</w:t>
+              <w:t>#번호</w:t>
             </w:r>
           </w:p>
         </w:tc>
@@ -3515,35 +3311,11 @@
             <w:r/>
             <w:r>
               <w:rPr>
-                <w:rFonts w:ascii="Consolas" w:hAnsi="Consolas" w:eastAsia="Consolas" w:cs="Consolas"/>
-                <w:color w:val="1F4D78"/>
-                <w:sz w:val="17"/>
-              </w:rPr>
-              <w:t>5인파티</w:t>
-            </w:r>
-            <w:r>
-              <w:rPr>
                 <w:rFonts w:ascii="Malgun Gothic" w:hAnsi="Malgun Gothic" w:eastAsia="Malgun Gothic" w:cs="Malgun Gothic"/>
                 <w:color w:val="0B2545"/>
                 <w:sz w:val="17"/>
               </w:rPr>
-              <w:t xml:space="preserve">, </w:t>
-            </w:r>
-            <w:r>
-              <w:rPr>
-                <w:rFonts w:ascii="Consolas" w:hAnsi="Consolas" w:eastAsia="Consolas" w:cs="Consolas"/>
-                <w:color w:val="1F4D78"/>
-                <w:sz w:val="17"/>
-              </w:rPr>
-              <w:t>자랭구인</w:t>
-            </w:r>
-            <w:r>
-              <w:rPr>
-                <w:rFonts w:ascii="Malgun Gothic" w:hAnsi="Malgun Gothic" w:eastAsia="Malgun Gothic" w:cs="Malgun Gothic"/>
-                <w:color w:val="0B2545"/>
-                <w:sz w:val="17"/>
-              </w:rPr>
-              <w:t xml:space="preserve"> 등</w:t>
+              <w:t>파티·내전·스크림 모집번호</w:t>
             </w:r>
           </w:p>
         </w:tc>
@@ -3569,7 +3341,7 @@
                 <w:color w:val="0B2545"/>
                 <w:sz w:val="17"/>
               </w:rPr>
-              <w:t>봇이 모집번호를 발급했는지 확인</w:t>
+              <w:t>같은 모집 수정·조회·마감</w:t>
             </w:r>
           </w:p>
         </w:tc>
@@ -3598,12 +3370,12 @@
             </w:r>
             <w:r>
               <w:rPr>
-                <w:rFonts w:ascii="Malgun Gothic" w:hAnsi="Malgun Gothic" w:eastAsia="Malgun Gothic" w:cs="Malgun Gothic"/>
+                <w:rFonts w:ascii="Consolas" w:hAnsi="Consolas" w:eastAsia="Consolas" w:cs="Consolas"/>
                 <w:b/>
-                <w:color w:val="0B2545"/>
+                <w:color w:val="1F4D78"/>
                 <w:sz w:val="17"/>
               </w:rPr>
-              <w:t>수정</w:t>
+              <w:t>DS...</w:t>
             </w:r>
           </w:p>
         </w:tc>
@@ -3629,7 +3401,7 @@
                 <w:color w:val="0B2545"/>
                 <w:sz w:val="17"/>
               </w:rPr>
-              <w:t>번호가 포함된 양식 전체 전송</w:t>
+              <w:t>경고 접수번호</w:t>
             </w:r>
           </w:p>
         </w:tc>
@@ -3655,15 +3427,7 @@
                 <w:color w:val="1F4D78"/>
                 <w:sz w:val="17"/>
               </w:rPr>
-              <w:t>모집번호: #번호</w:t>
-            </w:r>
-            <w:r>
-              <w:rPr>
-                <w:rFonts w:ascii="Malgun Gothic" w:hAnsi="Malgun Gothic" w:eastAsia="Malgun Gothic" w:cs="Malgun Gothic"/>
-                <w:color w:val="0B2545"/>
-                <w:sz w:val="17"/>
-              </w:rPr>
-              <w:t xml:space="preserve"> 유지 여부 확인</w:t>
+              <w:t>/경고현황 DS접수번호</w:t>
             </w:r>
           </w:p>
         </w:tc>
@@ -3692,12 +3456,12 @@
             </w:r>
             <w:r>
               <w:rPr>
-                <w:rFonts w:ascii="Malgun Gothic" w:hAnsi="Malgun Gothic" w:eastAsia="Malgun Gothic" w:cs="Malgun Gothic"/>
+                <w:rFonts w:ascii="Consolas" w:hAnsi="Consolas" w:eastAsia="Consolas" w:cs="Consolas"/>
                 <w:b/>
-                <w:color w:val="0B2545"/>
+                <w:color w:val="1F4D78"/>
                 <w:sz w:val="17"/>
               </w:rPr>
-              <w:t>현황</w:t>
+              <w:t>WR...</w:t>
             </w:r>
           </w:p>
         </w:tc>
@@ -3719,27 +3483,11 @@
             <w:r/>
             <w:r>
               <w:rPr>
-                <w:rFonts w:ascii="Consolas" w:hAnsi="Consolas" w:eastAsia="Consolas" w:cs="Consolas"/>
-                <w:color w:val="1F4D78"/>
-                <w:sz w:val="17"/>
-              </w:rPr>
-              <w:t>구인현황</w:t>
-            </w:r>
-            <w:r>
-              <w:rPr>
                 <w:rFonts w:ascii="Malgun Gothic" w:hAnsi="Malgun Gothic" w:eastAsia="Malgun Gothic" w:cs="Malgun Gothic"/>
                 <w:color w:val="0B2545"/>
                 <w:sz w:val="17"/>
               </w:rPr>
-              <w:t xml:space="preserve">, </w:t>
-            </w:r>
-            <w:r>
-              <w:rPr>
-                <w:rFonts w:ascii="Consolas" w:hAnsi="Consolas" w:eastAsia="Consolas" w:cs="Consolas"/>
-                <w:color w:val="1F4D78"/>
-                <w:sz w:val="17"/>
-              </w:rPr>
-              <w:t>구인상세 12</w:t>
+              <w:t>경고 차감 인증번호</w:t>
             </w:r>
           </w:p>
         </w:tc>
@@ -3761,11 +3509,11 @@
             <w:r/>
             <w:r>
               <w:rPr>
-                <w:rFonts w:ascii="Malgun Gothic" w:hAnsi="Malgun Gothic" w:eastAsia="Malgun Gothic" w:cs="Malgun Gothic"/>
-                <w:color w:val="0B2545"/>
+                <w:rFonts w:ascii="Consolas" w:hAnsi="Consolas" w:eastAsia="Consolas" w:cs="Consolas"/>
+                <w:color w:val="1F4D78"/>
                 <w:sz w:val="17"/>
               </w:rPr>
-              <w:t>사이트와 카카오 인원이 일치하는지 확인</w:t>
+              <w:t>/경고인증 WR인증번호</w:t>
             </w:r>
           </w:p>
         </w:tc>
@@ -3794,12 +3542,12 @@
             </w:r>
             <w:r>
               <w:rPr>
-                <w:rFonts w:ascii="Malgun Gothic" w:hAnsi="Malgun Gothic" w:eastAsia="Malgun Gothic" w:cs="Malgun Gothic"/>
+                <w:rFonts w:ascii="Consolas" w:hAnsi="Consolas" w:eastAsia="Consolas" w:cs="Consolas"/>
                 <w:b/>
-                <w:color w:val="0B2545"/>
+                <w:color w:val="1F4D78"/>
                 <w:sz w:val="17"/>
               </w:rPr>
-              <w:t>마감</w:t>
+              <w:t>MR...</w:t>
             </w:r>
           </w:p>
         </w:tc>
@@ -3821,27 +3569,11 @@
             <w:r/>
             <w:r>
               <w:rPr>
-                <w:rFonts w:ascii="Consolas" w:hAnsi="Consolas" w:eastAsia="Consolas" w:cs="Consolas"/>
-                <w:color w:val="1F4D78"/>
-                <w:sz w:val="17"/>
-              </w:rPr>
-              <w:t>12ㅉ</w:t>
-            </w:r>
-            <w:r>
-              <w:rPr>
                 <w:rFonts w:ascii="Malgun Gothic" w:hAnsi="Malgun Gothic" w:eastAsia="Malgun Gothic" w:cs="Malgun Gothic"/>
                 <w:color w:val="0B2545"/>
                 <w:sz w:val="17"/>
               </w:rPr>
-              <w:t xml:space="preserve">, </w:t>
-            </w:r>
-            <w:r>
-              <w:rPr>
-                <w:rFonts w:ascii="Consolas" w:hAnsi="Consolas" w:eastAsia="Consolas" w:cs="Consolas"/>
-                <w:color w:val="1F4D78"/>
-                <w:sz w:val="17"/>
-              </w:rPr>
-              <w:t>#12ㅉ</w:t>
+              <w:t>종료 내전 결과 접수번호</w:t>
             </w:r>
           </w:p>
         </w:tc>
@@ -3863,11 +3595,11 @@
             <w:r/>
             <w:r>
               <w:rPr>
-                <w:rFonts w:ascii="Malgun Gothic" w:hAnsi="Malgun Gothic" w:eastAsia="Malgun Gothic" w:cs="Malgun Gothic"/>
-                <w:color w:val="0B2545"/>
+                <w:rFonts w:ascii="Consolas" w:hAnsi="Consolas" w:eastAsia="Consolas" w:cs="Consolas"/>
+                <w:color w:val="1F4D78"/>
                 <w:sz w:val="17"/>
               </w:rPr>
-              <w:t>잘못된 번호를 마감하지 않았는지 확인</w:t>
+              <w:t>/내전등록현황 MR접수번호</w:t>
             </w:r>
           </w:p>
         </w:tc>
@@ -3880,10 +3612,184 @@
     </w:p>
     <w:p>
       <w:r>
+        <w:br w:type="page"/>
+      </w:r>
+    </w:p>
+    <w:p>
+      <w:pPr>
+        <w:pStyle w:val="Heading1"/>
+      </w:pPr>
+      <w:r>
+        <w:rPr>
+          <w:rFonts w:ascii="Malgun Gothic" w:hAnsi="Malgun Gothic" w:eastAsia="Malgun Gothic" w:cs="Malgun Gothic"/>
+          <w:color w:val="2E74B5"/>
+          <w:sz w:val="32"/>
+        </w:rPr>
+        <w:t>4. 파티 구인 기능</w:t>
+      </w:r>
+    </w:p>
+    <w:p>
+      <w:pPr>
+        <w:pStyle w:val="Heading2"/>
+      </w:pPr>
+      <w:r>
+        <w:rPr>
+          <w:rFonts w:ascii="Malgun Gothic" w:hAnsi="Malgun Gothic" w:eastAsia="Malgun Gothic" w:cs="Malgun Gothic"/>
+          <w:color w:val="2E74B5"/>
+          <w:sz w:val="26"/>
+        </w:rPr>
+        <w:t>카카오톡</w:t>
+      </w:r>
+    </w:p>
+    <w:p>
+      <w:pPr>
+        <w:pStyle w:val="ListNumber"/>
+      </w:pPr>
+      <w:r>
+        <w:rPr>
+          <w:rFonts w:ascii="Consolas" w:hAnsi="Consolas" w:eastAsia="Consolas" w:cs="Consolas"/>
+          <w:color w:val="1F4D78"/>
+          <w:sz w:val="19"/>
+        </w:rPr>
+        <w:t>5인파티</w:t>
+      </w:r>
+      <w:r>
         <w:rPr>
           <w:rFonts w:ascii="Malgun Gothic" w:hAnsi="Malgun Gothic" w:eastAsia="Malgun Gothic" w:cs="Malgun Gothic"/>
         </w:rPr>
-        <w:t>모집번호가 빠진 내전 양식은 새 구인이나 파티 양식으로 오인될 수 있다. 원본 헤더와 번호를 유지하도록 안내한다.</w:t>
+        <w:t xml:space="preserve">, </w:t>
+      </w:r>
+      <w:r>
+        <w:rPr>
+          <w:rFonts w:ascii="Consolas" w:hAnsi="Consolas" w:eastAsia="Consolas" w:cs="Consolas"/>
+          <w:color w:val="1F4D78"/>
+          <w:sz w:val="19"/>
+        </w:rPr>
+        <w:t>자랭구인</w:t>
+      </w:r>
+      <w:r>
+        <w:rPr>
+          <w:rFonts w:ascii="Malgun Gothic" w:hAnsi="Malgun Gothic" w:eastAsia="Malgun Gothic" w:cs="Malgun Gothic"/>
+        </w:rPr>
+        <w:t xml:space="preserve"> 등 지원되는 구인 명령을 보낸다.</w:t>
+      </w:r>
+    </w:p>
+    <w:p>
+      <w:pPr>
+        <w:pStyle w:val="ListNumber"/>
+      </w:pPr>
+      <w:r>
+        <w:rPr>
+          <w:rFonts w:ascii="Malgun Gothic" w:hAnsi="Malgun Gothic" w:eastAsia="Malgun Gothic" w:cs="Malgun Gothic"/>
+        </w:rPr>
+        <w:t>봇이 모집번호가 포함된 양식을 보내면 내용을 작성해 양식 전체를 전송한다.</w:t>
+      </w:r>
+    </w:p>
+    <w:p>
+      <w:pPr>
+        <w:pStyle w:val="ListNumber"/>
+      </w:pPr>
+      <w:r>
+        <w:rPr>
+          <w:rFonts w:ascii="Malgun Gothic" w:hAnsi="Malgun Gothic" w:eastAsia="Malgun Gothic" w:cs="Malgun Gothic"/>
+        </w:rPr>
+        <w:t xml:space="preserve">참가자를 수정할 때는 헤더의 </w:t>
+      </w:r>
+      <w:r>
+        <w:rPr>
+          <w:rFonts w:ascii="Consolas" w:hAnsi="Consolas" w:eastAsia="Consolas" w:cs="Consolas"/>
+          <w:color w:val="1F4D78"/>
+          <w:sz w:val="19"/>
+        </w:rPr>
+        <w:t>#번호</w:t>
+      </w:r>
+      <w:r>
+        <w:rPr>
+          <w:rFonts w:ascii="Malgun Gothic" w:hAnsi="Malgun Gothic" w:eastAsia="Malgun Gothic" w:cs="Malgun Gothic"/>
+        </w:rPr>
+        <w:t>를 유지하고 명단을 수정한 뒤 양식 전체를 다시 보낸다.</w:t>
+      </w:r>
+    </w:p>
+    <w:p>
+      <w:pPr>
+        <w:pStyle w:val="ListNumber"/>
+      </w:pPr>
+      <w:r>
+        <w:rPr>
+          <w:rFonts w:ascii="Consolas" w:hAnsi="Consolas" w:eastAsia="Consolas" w:cs="Consolas"/>
+          <w:color w:val="1F4D78"/>
+          <w:sz w:val="19"/>
+        </w:rPr>
+        <w:t>구인현황</w:t>
+      </w:r>
+      <w:r>
+        <w:rPr>
+          <w:rFonts w:ascii="Malgun Gothic" w:hAnsi="Malgun Gothic" w:eastAsia="Malgun Gothic" w:cs="Malgun Gothic"/>
+        </w:rPr>
+        <w:t xml:space="preserve">, </w:t>
+      </w:r>
+      <w:r>
+        <w:rPr>
+          <w:rFonts w:ascii="Consolas" w:hAnsi="Consolas" w:eastAsia="Consolas" w:cs="Consolas"/>
+          <w:color w:val="1F4D78"/>
+          <w:sz w:val="19"/>
+        </w:rPr>
+        <w:t>구인상세 번호</w:t>
+      </w:r>
+      <w:r>
+        <w:rPr>
+          <w:rFonts w:ascii="Malgun Gothic" w:hAnsi="Malgun Gothic" w:eastAsia="Malgun Gothic" w:cs="Malgun Gothic"/>
+        </w:rPr>
+        <w:t>로 모집 상태를 확인한다.</w:t>
+      </w:r>
+    </w:p>
+    <w:p>
+      <w:pPr>
+        <w:pStyle w:val="ListNumber"/>
+      </w:pPr>
+      <w:r>
+        <w:rPr>
+          <w:rFonts w:ascii="Consolas" w:hAnsi="Consolas" w:eastAsia="Consolas" w:cs="Consolas"/>
+          <w:color w:val="1F4D78"/>
+          <w:sz w:val="19"/>
+        </w:rPr>
+        <w:t>12ㅉ</w:t>
+      </w:r>
+      <w:r>
+        <w:rPr>
+          <w:rFonts w:ascii="Malgun Gothic" w:hAnsi="Malgun Gothic" w:eastAsia="Malgun Gothic" w:cs="Malgun Gothic"/>
+        </w:rPr>
+        <w:t xml:space="preserve">, </w:t>
+      </w:r>
+      <w:r>
+        <w:rPr>
+          <w:rFonts w:ascii="Consolas" w:hAnsi="Consolas" w:eastAsia="Consolas" w:cs="Consolas"/>
+          <w:color w:val="1F4D78"/>
+          <w:sz w:val="19"/>
+        </w:rPr>
+        <w:t>#12ㅉ</w:t>
+      </w:r>
+      <w:r>
+        <w:rPr>
+          <w:rFonts w:ascii="Malgun Gothic" w:hAnsi="Malgun Gothic" w:eastAsia="Malgun Gothic" w:cs="Malgun Gothic"/>
+        </w:rPr>
+        <w:t>처럼 봇이 안내한 형식으로 모집을 마감한다.</w:t>
+      </w:r>
+    </w:p>
+    <w:p>
+      <w:r>
+        <w:rPr>
+          <w:rFonts w:ascii="Consolas" w:hAnsi="Consolas" w:eastAsia="Consolas" w:cs="Consolas"/>
+          <w:color w:val="1F4D78"/>
+          <w:sz w:val="19"/>
+        </w:rPr>
+        <w:t>#번호</w:t>
+      </w:r>
+      <w:r>
+        <w:rPr>
+          <w:rFonts w:ascii="Malgun Gothic" w:hAnsi="Malgun Gothic" w:eastAsia="Malgun Gothic" w:cs="Malgun Gothic"/>
+        </w:rPr>
+        <w:t>가 사라지면 기존 모집 수정이 아니라 새 모집으로 인식되거나 다른 구인 기능과 충돌할 수 있다.</w:t>
       </w:r>
     </w:p>
     <w:p>
@@ -3901,7 +3807,7 @@
         <w:drawing>
           <wp:inline xmlns:a="http://schemas.openxmlformats.org/drawingml/2006/main" xmlns:pic="http://schemas.openxmlformats.org/drawingml/2006/picture">
             <wp:extent cx="2684242" cy="5806440"/>
-            <wp:docPr id="2" name="Picture 2" descr="공지 재사용 가능: 모바일 카카오 도움말의 5인 파티 생성과 모집번호 예시" title="공지 재사용 가능: 모바일 카카오 도움말의 5인 파티 생성과 모집번호 예시"/>
+            <wp:docPr id="2" name="Picture 2" descr="카카오톡 파티 구인: 모집 생성과 모집번호 유지 방법" title="카카오톡 파티 구인: 모집 생성과 모집번호 유지 방법"/>
             <wp:cNvGraphicFramePr>
               <a:graphicFrameLocks noChangeAspect="1"/>
             </wp:cNvGraphicFramePr>
@@ -3944,7 +3850,7 @@
           <w:color w:val="5C6773"/>
           <w:sz w:val="18"/>
         </w:rPr>
-        <w:t>공지 재사용 가능: 모바일 카카오 도움말의 5인 파티 생성과 모집번호 예시</w:t>
+        <w:t>카카오톡 파티 구인: 모집 생성과 모집번호 유지 방법</w:t>
       </w:r>
     </w:p>
     <w:p>
@@ -3957,7 +3863,46 @@
           <w:color w:val="2E74B5"/>
           <w:sz w:val="26"/>
         </w:rPr>
-        <w:t>내전 구인</w:t>
+        <w:t>사이트</w:t>
+      </w:r>
+    </w:p>
+    <w:p>
+      <w:r>
+        <w:rPr>
+          <w:rFonts w:ascii="Malgun Gothic" w:hAnsi="Malgun Gothic" w:eastAsia="Malgun Gothic" w:cs="Malgun Gothic"/>
+        </w:rPr>
+        <w:t>사이트의 구인 화면에서는 진행 중인 모집, 참가자 수, 모집 종류와 상태를 확인한다. 관리자 구인 화면에서는 잘못 생성된 모집이나 완료·취소 상태를 관리한다.</w:t>
+      </w:r>
+    </w:p>
+    <w:p>
+      <w:r>
+        <w:br w:type="page"/>
+      </w:r>
+    </w:p>
+    <w:p>
+      <w:pPr>
+        <w:pStyle w:val="Heading1"/>
+      </w:pPr>
+      <w:r>
+        <w:rPr>
+          <w:rFonts w:ascii="Malgun Gothic" w:hAnsi="Malgun Gothic" w:eastAsia="Malgun Gothic" w:cs="Malgun Gothic"/>
+          <w:color w:val="2E74B5"/>
+          <w:sz w:val="32"/>
+        </w:rPr>
+        <w:t>5. 내전 구인 기능</w:t>
+      </w:r>
+    </w:p>
+    <w:p>
+      <w:pPr>
+        <w:pStyle w:val="Heading2"/>
+      </w:pPr>
+      <w:r>
+        <w:rPr>
+          <w:rFonts w:ascii="Malgun Gothic" w:hAnsi="Malgun Gothic" w:eastAsia="Malgun Gothic" w:cs="Malgun Gothic"/>
+          <w:color w:val="2E74B5"/>
+          <w:sz w:val="26"/>
+        </w:rPr>
+        <w:t>카카오톡</w:t>
       </w:r>
     </w:p>
     <w:p>
@@ -4004,7 +3949,7 @@
         <w:rPr>
           <w:rFonts w:ascii="Malgun Gothic" w:hAnsi="Malgun Gothic" w:eastAsia="Malgun Gothic" w:cs="Malgun Gothic"/>
         </w:rPr>
-        <w:t>으로 종목을 구분한다.</w:t>
+        <w:t>으로 내전 종류를 선택한다.</w:t>
       </w:r>
     </w:p>
     <w:p>
@@ -4015,7 +3960,18 @@
         <w:rPr>
           <w:rFonts w:ascii="Malgun Gothic" w:hAnsi="Malgun Gothic" w:eastAsia="Malgun Gothic" w:cs="Malgun Gothic"/>
         </w:rPr>
-        <w:t xml:space="preserve">날짜·시간을 명령에 넣을 수 있으며 필요하면 끝에 </w:t>
+        <w:t>명령 뒤에 날짜와 시간을 넣을 수 있다.</w:t>
+      </w:r>
+    </w:p>
+    <w:p>
+      <w:pPr>
+        <w:pStyle w:val="ListBullet"/>
+      </w:pPr>
+      <w:r>
+        <w:rPr>
+          <w:rFonts w:ascii="Malgun Gothic" w:hAnsi="Malgun Gothic" w:eastAsia="Malgun Gothic" w:cs="Malgun Gothic"/>
+        </w:rPr>
+        <w:t xml:space="preserve">기존 모집을 수정할 때는 </w:t>
       </w:r>
       <w:r>
         <w:rPr>
@@ -4029,7 +3985,7 @@
         <w:rPr>
           <w:rFonts w:ascii="Malgun Gothic" w:hAnsi="Malgun Gothic" w:eastAsia="Malgun Gothic" w:cs="Malgun Gothic"/>
         </w:rPr>
-        <w:t>를 지정한다.</w:t>
+        <w:t>가 포함된 원본 헤더를 유지한다.</w:t>
       </w:r>
     </w:p>
     <w:p>
@@ -4048,8 +4004,13 @@
         <w:rPr>
           <w:rFonts w:ascii="Malgun Gothic" w:hAnsi="Malgun Gothic" w:eastAsia="Malgun Gothic" w:cs="Malgun Gothic"/>
         </w:rPr>
-        <w:t xml:space="preserve">, </w:t>
+        <w:t>으로 전체 모집을 확인한다.</w:t>
       </w:r>
+    </w:p>
+    <w:p>
+      <w:pPr>
+        <w:pStyle w:val="ListBullet"/>
+      </w:pPr>
       <w:r>
         <w:rPr>
           <w:rFonts w:ascii="Consolas" w:hAnsi="Consolas" w:eastAsia="Consolas" w:cs="Consolas"/>
@@ -4062,7 +4023,7 @@
         <w:rPr>
           <w:rFonts w:ascii="Malgun Gothic" w:hAnsi="Malgun Gothic" w:eastAsia="Malgun Gothic" w:cs="Malgun Gothic"/>
         </w:rPr>
-        <w:t>로 반영 결과를 확인한다.</w:t>
+        <w:t>로 특정 모집의 일정과 명단을 확인한다.</w:t>
       </w:r>
     </w:p>
     <w:p>
@@ -4073,32 +4034,7 @@
         <w:rPr>
           <w:rFonts w:ascii="Malgun Gothic" w:hAnsi="Malgun Gothic" w:eastAsia="Malgun Gothic" w:cs="Malgun Gothic"/>
         </w:rPr>
-        <w:t xml:space="preserve">모집 명단을 수정할 때 헤더의 </w:t>
-      </w:r>
-      <w:r>
-        <w:rPr>
-          <w:rFonts w:ascii="Consolas" w:hAnsi="Consolas" w:eastAsia="Consolas" w:cs="Consolas"/>
-          <w:color w:val="1F4D78"/>
-          <w:sz w:val="19"/>
-        </w:rPr>
-        <w:t>#번호</w:t>
-      </w:r>
-      <w:r>
-        <w:rPr>
-          <w:rFonts w:ascii="Malgun Gothic" w:hAnsi="Malgun Gothic" w:eastAsia="Malgun Gothic" w:cs="Malgun Gothic"/>
-        </w:rPr>
-        <w:t>를 삭제하지 않는다.</w:t>
-      </w:r>
-    </w:p>
-    <w:p>
-      <w:pPr>
-        <w:pStyle w:val="ListBullet"/>
-      </w:pPr>
-      <w:r>
-        <w:rPr>
-          <w:rFonts w:ascii="Malgun Gothic" w:hAnsi="Malgun Gothic" w:eastAsia="Malgun Gothic" w:cs="Malgun Gothic"/>
-        </w:rPr>
-        <w:t>내전과 스크림 모집은 매일 오전 6시 자동 종료된다.</w:t>
+        <w:t>내전 모집은 설정된 자동 종료 시각에 마감된다.</w:t>
       </w:r>
     </w:p>
     <w:p>
@@ -4111,7 +4047,46 @@
           <w:color w:val="2E74B5"/>
           <w:sz w:val="26"/>
         </w:rPr>
-        <w:t>스크림</w:t>
+        <w:t>사이트</w:t>
+      </w:r>
+    </w:p>
+    <w:p>
+      <w:r>
+        <w:rPr>
+          <w:rFonts w:ascii="Malgun Gothic" w:hAnsi="Malgun Gothic" w:eastAsia="Malgun Gothic" w:cs="Malgun Gothic"/>
+        </w:rPr>
+        <w:t>내전 구인 화면에서는 모집번호, 종류, 일정, 참가자와 현재 상태를 확인한다. 종료된 내전의 실제 경기 결과 등록은 별도의 내전 결과 접수 기능을 사용한다.</w:t>
+      </w:r>
+    </w:p>
+    <w:p>
+      <w:r>
+        <w:br w:type="page"/>
+      </w:r>
+    </w:p>
+    <w:p>
+      <w:pPr>
+        <w:pStyle w:val="Heading1"/>
+      </w:pPr>
+      <w:r>
+        <w:rPr>
+          <w:rFonts w:ascii="Malgun Gothic" w:hAnsi="Malgun Gothic" w:eastAsia="Malgun Gothic" w:cs="Malgun Gothic"/>
+          <w:color w:val="2E74B5"/>
+          <w:sz w:val="32"/>
+        </w:rPr>
+        <w:t>6. 스크림 기능</w:t>
+      </w:r>
+    </w:p>
+    <w:p>
+      <w:pPr>
+        <w:pStyle w:val="Heading2"/>
+      </w:pPr>
+      <w:r>
+        <w:rPr>
+          <w:rFonts w:ascii="Malgun Gothic" w:hAnsi="Malgun Gothic" w:eastAsia="Malgun Gothic" w:cs="Malgun Gothic"/>
+          <w:color w:val="2E74B5"/>
+          <w:sz w:val="26"/>
+        </w:rPr>
+        <w:t>카카오톡</w:t>
       </w:r>
     </w:p>
     <w:p>
@@ -4130,7 +4105,7 @@
         <w:rPr>
           <w:rFonts w:ascii="Malgun Gothic" w:hAnsi="Malgun Gothic" w:eastAsia="Malgun Gothic" w:cs="Malgun Gothic"/>
         </w:rPr>
-        <w:t>으로 양식을 호출한다.</w:t>
+        <w:t>으로 양식을 받는다.</w:t>
       </w:r>
     </w:p>
     <w:p>
@@ -4141,7 +4116,7 @@
         <w:rPr>
           <w:rFonts w:ascii="Malgun Gothic" w:hAnsi="Malgun Gothic" w:eastAsia="Malgun Gothic" w:cs="Malgun Gothic"/>
         </w:rPr>
-        <w:t>우리 팀이 번호가 포함된 양식을 먼저 등록한다.</w:t>
+        <w:t>우리 팀이 모집번호가 포함된 양식을 먼저 등록한다.</w:t>
       </w:r>
     </w:p>
     <w:p>
@@ -4152,7 +4127,7 @@
         <w:rPr>
           <w:rFonts w:ascii="Malgun Gothic" w:hAnsi="Malgun Gothic" w:eastAsia="Malgun Gothic" w:cs="Malgun Gothic"/>
         </w:rPr>
-        <w:t>상대 팀은 같은 번호 양식에 정보를 추가한다.</w:t>
+        <w:t>상대 팀은 같은 번호 양식에 팀 정보를 추가한다.</w:t>
       </w:r>
     </w:p>
     <w:p>
@@ -4196,7 +4171,28 @@
         <w:rPr>
           <w:rFonts w:ascii="Malgun Gothic" w:hAnsi="Malgun Gothic" w:eastAsia="Malgun Gothic" w:cs="Malgun Gothic"/>
         </w:rPr>
-        <w:t>완료·취소 명령은 봇이 안내한 번호 기준으로 실행한다.</w:t>
+        <w:t>완료·취소 명령은 봇이 안내한 모집번호를 기준으로 사용한다.</w:t>
+      </w:r>
+    </w:p>
+    <w:p>
+      <w:pPr>
+        <w:pStyle w:val="Heading2"/>
+      </w:pPr>
+      <w:r>
+        <w:rPr>
+          <w:rFonts w:ascii="Malgun Gothic" w:hAnsi="Malgun Gothic" w:eastAsia="Malgun Gothic" w:cs="Malgun Gothic"/>
+          <w:color w:val="2E74B5"/>
+          <w:sz w:val="26"/>
+        </w:rPr>
+        <w:t>사이트</w:t>
+      </w:r>
+    </w:p>
+    <w:p>
+      <w:r>
+        <w:rPr>
+          <w:rFonts w:ascii="Malgun Gothic" w:hAnsi="Malgun Gothic" w:eastAsia="Malgun Gothic" w:cs="Malgun Gothic"/>
+        </w:rPr>
+        <w:t>스크림 관리 화면에서는 우리 팀과 상대 팀 정보, 일정, 진행 상태를 확인하고 필요한 상태 변경을 처리한다.</w:t>
       </w:r>
     </w:p>
     <w:p>
@@ -4214,7 +4210,7 @@
           <w:color w:val="2E74B5"/>
           <w:sz w:val="32"/>
         </w:rPr>
-        <w:t>8. 경고 접수 관리자 실무</w:t>
+        <w:t>7. 경고 기능</w:t>
       </w:r>
     </w:p>
     <w:p>
@@ -4227,7 +4223,7 @@
           <w:color w:val="2E74B5"/>
           <w:sz w:val="26"/>
         </w:rPr>
-        <w:t>먼저 알아야 할 수량</w:t>
+        <w:t>사진 수 구분</w:t>
       </w:r>
     </w:p>
     <w:tbl>
@@ -4247,10 +4243,9 @@
         </w:tblBorders>
       </w:tblPr>
       <w:tblGrid>
-        <w:gridCol w:w="1400"/>
-        <w:gridCol w:w="2300"/>
-        <w:gridCol w:w="1800"/>
-        <w:gridCol w:w="3860"/>
+        <w:gridCol w:w="2100"/>
+        <w:gridCol w:w="2700"/>
+        <w:gridCol w:w="4560"/>
       </w:tblGrid>
       <w:tr>
         <w:trPr>
@@ -4258,7 +4253,7 @@
         </w:trPr>
         <w:tc>
           <w:tcPr>
-            <w:tcW w:type="dxa" w:w="1400"/>
+            <w:tcW w:type="dxa" w:w="2100"/>
             <w:vAlign w:val="center"/>
             <w:tcMar>
               <w:top w:w="80" w:type="dxa"/>
@@ -4291,7 +4286,7 @@
         </w:tc>
         <w:tc>
           <w:tcPr>
-            <w:tcW w:type="dxa" w:w="2300"/>
+            <w:tcW w:type="dxa" w:w="2700"/>
             <w:vAlign w:val="center"/>
             <w:tcMar>
               <w:top w:w="80" w:type="dxa"/>
@@ -4324,7 +4319,7 @@
         </w:tc>
         <w:tc>
           <w:tcPr>
-            <w:tcW w:type="dxa" w:w="1800"/>
+            <w:tcW w:type="dxa" w:w="4560"/>
             <w:vAlign w:val="center"/>
             <w:tcMar>
               <w:top w:w="80" w:type="dxa"/>
@@ -4351,40 +4346,7 @@
                 <w:color w:val="0B2545"/>
                 <w:sz w:val="17"/>
               </w:rPr>
-              <w:t>확인 목적</w:t>
-            </w:r>
-          </w:p>
-        </w:tc>
-        <w:tc>
-          <w:tcPr>
-            <w:tcW w:type="dxa" w:w="3860"/>
-            <w:vAlign w:val="center"/>
-            <w:tcMar>
-              <w:top w:w="80" w:type="dxa"/>
-              <w:start w:w="120" w:type="dxa"/>
-              <w:bottom w:w="80" w:type="dxa"/>
-              <w:end w:w="120" w:type="dxa"/>
-            </w:tcMar>
-            <w:shd w:fill="E8EEF5"/>
-          </w:tcPr>
-          <w:p>
-            <w:pPr>
-              <w:spacing w:before="0" w:after="0" w:line="269" w:lineRule="auto"/>
-            </w:pPr>
-            <w:r>
-              <w:rPr>
-                <w:b/>
-                <w:color w:val="0B2545"/>
-              </w:rPr>
-            </w:r>
-            <w:r>
-              <w:rPr>
-                <w:rFonts w:ascii="Malgun Gothic" w:hAnsi="Malgun Gothic" w:eastAsia="Malgun Gothic" w:cs="Malgun Gothic"/>
-                <w:b/>
-                <w:color w:val="0B2545"/>
-                <w:sz w:val="17"/>
-              </w:rPr>
-              <w:t>처리 시점</w:t>
+              <w:t>기능</w:t>
             </w:r>
           </w:p>
         </w:tc>
@@ -4392,7 +4354,7 @@
       <w:tr>
         <w:tc>
           <w:tcPr>
-            <w:tcW w:type="dxa" w:w="1400"/>
+            <w:tcW w:type="dxa" w:w="2100"/>
             <w:vAlign w:val="center"/>
             <w:tcMar>
               <w:top w:w="80" w:type="dxa"/>
@@ -4418,13 +4380,13 @@
                 <w:color w:val="0B2545"/>
                 <w:sz w:val="17"/>
               </w:rPr>
-              <w:t>경고 부여 근거</w:t>
+              <w:t>경고 부여 근거사진</w:t>
             </w:r>
           </w:p>
         </w:tc>
         <w:tc>
           <w:tcPr>
-            <w:tcW w:type="dxa" w:w="2300"/>
+            <w:tcW w:type="dxa" w:w="2700"/>
             <w:vAlign w:val="center"/>
             <w:tcMar>
               <w:top w:w="80" w:type="dxa"/>
@@ -4450,7 +4412,7 @@
         </w:tc>
         <w:tc>
           <w:tcPr>
-            <w:tcW w:type="dxa" w:w="1800"/>
+            <w:tcW w:type="dxa" w:w="4560"/>
             <w:vAlign w:val="center"/>
             <w:tcMar>
               <w:top w:w="80" w:type="dxa"/>
@@ -4470,33 +4432,7 @@
                 <w:color w:val="0B2545"/>
                 <w:sz w:val="17"/>
               </w:rPr>
-              <w:t>위반 사실 검토</w:t>
-            </w:r>
-          </w:p>
-        </w:tc>
-        <w:tc>
-          <w:tcPr>
-            <w:tcW w:type="dxa" w:w="3860"/>
-            <w:vAlign w:val="center"/>
-            <w:tcMar>
-              <w:top w:w="80" w:type="dxa"/>
-              <w:start w:w="120" w:type="dxa"/>
-              <w:bottom w:w="80" w:type="dxa"/>
-              <w:end w:w="120" w:type="dxa"/>
-            </w:tcMar>
-          </w:tcPr>
-          <w:p>
-            <w:pPr>
-              <w:spacing w:before="0" w:after="0" w:line="269" w:lineRule="auto"/>
-            </w:pPr>
-            <w:r/>
-            <w:r>
-              <w:rPr>
-                <w:rFonts w:ascii="Malgun Gothic" w:hAnsi="Malgun Gothic" w:eastAsia="Malgun Gothic" w:cs="Malgun Gothic"/>
-                <w:color w:val="0B2545"/>
-                <w:sz w:val="17"/>
-              </w:rPr>
-              <w:t>경고 접수 직후</w:t>
+              <w:t>경고 접수 당시 위반 근거 첨부</w:t>
             </w:r>
           </w:p>
         </w:tc>
@@ -4504,7 +4440,7 @@
       <w:tr>
         <w:tc>
           <w:tcPr>
-            <w:tcW w:type="dxa" w:w="1400"/>
+            <w:tcW w:type="dxa" w:w="2100"/>
             <w:vAlign w:val="center"/>
             <w:tcMar>
               <w:top w:w="80" w:type="dxa"/>
@@ -4530,13 +4466,13 @@
                 <w:color w:val="0B2545"/>
                 <w:sz w:val="17"/>
               </w:rPr>
-              <w:t>일반 경고 차감</w:t>
+              <w:t>일반 경고 차감 인증</w:t>
             </w:r>
           </w:p>
         </w:tc>
         <w:tc>
           <w:tcPr>
-            <w:tcW w:type="dxa" w:w="2300"/>
+            <w:tcW w:type="dxa" w:w="2700"/>
             <w:vAlign w:val="center"/>
             <w:tcMar>
               <w:top w:w="80" w:type="dxa"/>
@@ -4562,7 +4498,7 @@
         </w:tc>
         <w:tc>
           <w:tcPr>
-            <w:tcW w:type="dxa" w:w="1800"/>
+            <w:tcW w:type="dxa" w:w="4560"/>
             <w:vAlign w:val="center"/>
             <w:tcMar>
               <w:top w:w="80" w:type="dxa"/>
@@ -4582,33 +4518,7 @@
                 <w:color w:val="0B2545"/>
                 <w:sz w:val="17"/>
               </w:rPr>
-              <w:t>일반 경고 해제 조건</w:t>
-            </w:r>
-          </w:p>
-        </w:tc>
-        <w:tc>
-          <w:tcPr>
-            <w:tcW w:type="dxa" w:w="3860"/>
-            <w:vAlign w:val="center"/>
-            <w:tcMar>
-              <w:top w:w="80" w:type="dxa"/>
-              <w:start w:w="120" w:type="dxa"/>
-              <w:bottom w:w="80" w:type="dxa"/>
-              <w:end w:w="120" w:type="dxa"/>
-            </w:tcMar>
-          </w:tcPr>
-          <w:p>
-            <w:pPr>
-              <w:spacing w:before="0" w:after="0" w:line="269" w:lineRule="auto"/>
-            </w:pPr>
-            <w:r/>
-            <w:r>
-              <w:rPr>
-                <w:rFonts w:ascii="Malgun Gothic" w:hAnsi="Malgun Gothic" w:eastAsia="Malgun Gothic" w:cs="Malgun Gothic"/>
-                <w:color w:val="0B2545"/>
-                <w:sz w:val="17"/>
-              </w:rPr>
-              <w:t>승인 후 30일 이내</w:t>
+              <w:t>일반 경고 승인 후 30일 안에 한 판당 한 장 제출</w:t>
             </w:r>
           </w:p>
         </w:tc>
@@ -4616,7 +4526,7 @@
       <w:tr>
         <w:tc>
           <w:tcPr>
-            <w:tcW w:type="dxa" w:w="1400"/>
+            <w:tcW w:type="dxa" w:w="2100"/>
             <w:vAlign w:val="center"/>
             <w:tcMar>
               <w:top w:w="80" w:type="dxa"/>
@@ -4642,13 +4552,13 @@
                 <w:color w:val="0B2545"/>
                 <w:sz w:val="17"/>
               </w:rPr>
-              <w:t>내전 경고 차감</w:t>
+              <w:t>내전 경고 차감 인증</w:t>
             </w:r>
           </w:p>
         </w:tc>
         <w:tc>
           <w:tcPr>
-            <w:tcW w:type="dxa" w:w="2300"/>
+            <w:tcW w:type="dxa" w:w="2700"/>
             <w:vAlign w:val="center"/>
             <w:tcMar>
               <w:top w:w="80" w:type="dxa"/>
@@ -4674,7 +4584,7 @@
         </w:tc>
         <w:tc>
           <w:tcPr>
-            <w:tcW w:type="dxa" w:w="1800"/>
+            <w:tcW w:type="dxa" w:w="4560"/>
             <w:vAlign w:val="center"/>
             <w:tcMar>
               <w:top w:w="80" w:type="dxa"/>
@@ -4694,33 +4604,7 @@
                 <w:color w:val="0B2545"/>
                 <w:sz w:val="17"/>
               </w:rPr>
-              <w:t>내전 경고 해제 조건</w:t>
-            </w:r>
-          </w:p>
-        </w:tc>
-        <w:tc>
-          <w:tcPr>
-            <w:tcW w:type="dxa" w:w="3860"/>
-            <w:vAlign w:val="center"/>
-            <w:tcMar>
-              <w:top w:w="80" w:type="dxa"/>
-              <w:start w:w="120" w:type="dxa"/>
-              <w:bottom w:w="80" w:type="dxa"/>
-              <w:end w:w="120" w:type="dxa"/>
-            </w:tcMar>
-          </w:tcPr>
-          <w:p>
-            <w:pPr>
-              <w:spacing w:before="0" w:after="0" w:line="269" w:lineRule="auto"/>
-            </w:pPr>
-            <w:r/>
-            <w:r>
-              <w:rPr>
-                <w:rFonts w:ascii="Malgun Gothic" w:hAnsi="Malgun Gothic" w:eastAsia="Malgun Gothic" w:cs="Malgun Gothic"/>
-                <w:color w:val="0B2545"/>
-                <w:sz w:val="17"/>
-              </w:rPr>
-              <w:t>승인 후 30일 이내</w:t>
+              <w:t>내전 경고 승인 후 30일 안에 한 판당 한 장 제출</w:t>
             </w:r>
           </w:p>
         </w:tc>
@@ -4732,20 +4616,11 @@
       </w:pPr>
     </w:p>
     <w:p>
-      <w:pPr>
-        <w:pStyle w:val="Callout"/>
-        <w:shd w:fill="E8EEF5"/>
-        <w:pBdr>
-          <w:left w:val="single" w:sz="18" w:space="8" w:color="2E74B5"/>
-        </w:pBdr>
-      </w:pPr>
       <w:r>
         <w:rPr>
           <w:rFonts w:ascii="Malgun Gothic" w:hAnsi="Malgun Gothic" w:eastAsia="Malgun Gothic" w:cs="Malgun Gothic"/>
-          <w:color w:val="0B2545"/>
-          <w:sz w:val="21"/>
         </w:rPr>
-        <w:t>가장 많이 발생할 수 있는 실수는 근거사진 0~3장을 차감사진 10·15장으로 오해하는 것이다. 두 사진은 제출자, 목적, 시점이 모두 다르다.</w:t>
+        <w:t>근거사진 0~3장과 차감 인증사진 10·15장은 서로 다른 기능이다. 경고 사유는 카카오 양식에 표시하지 않고 사이트에서 비공개로 입력한다.</w:t>
       </w:r>
     </w:p>
     <w:p>
@@ -4763,7 +4638,7 @@
         <w:drawing>
           <wp:inline xmlns:a="http://schemas.openxmlformats.org/drawingml/2006/main" xmlns:pic="http://schemas.openxmlformats.org/drawingml/2006/picture">
             <wp:extent cx="2684242" cy="5806440"/>
-            <wp:docPr id="3" name="Picture 3" descr="공지 재사용 가능: 경고 접수 양식과 차감 사진 인증 흐름" title="공지 재사용 가능: 경고 접수 양식과 차감 사진 인증 흐름"/>
+            <wp:docPr id="3" name="Picture 3" descr="카카오톡 경고 기능: 경고 접수와 차감 인증 명령" title="카카오톡 경고 기능: 경고 접수와 차감 인증 명령"/>
             <wp:cNvGraphicFramePr>
               <a:graphicFrameLocks noChangeAspect="1"/>
             </wp:cNvGraphicFramePr>
@@ -4806,7 +4681,7 @@
           <w:color w:val="5C6773"/>
           <w:sz w:val="18"/>
         </w:rPr>
-        <w:t>공지 재사용 가능: 경고 접수 양식과 차감 사진 인증 흐름</w:t>
+        <w:t>카카오톡 경고 기능: 경고 접수와 차감 인증 명령</w:t>
       </w:r>
     </w:p>
     <w:p>
@@ -4819,19 +4694,13 @@
           <w:color w:val="2E74B5"/>
           <w:sz w:val="26"/>
         </w:rPr>
-        <w:t>경고 접수 처리 순서</w:t>
+        <w:t>카카오톡 경고 접수</w:t>
       </w:r>
     </w:p>
     <w:p>
       <w:pPr>
         <w:pStyle w:val="ListNumber"/>
       </w:pPr>
-      <w:r>
-        <w:rPr>
-          <w:rFonts w:ascii="Malgun Gothic" w:hAnsi="Malgun Gothic" w:eastAsia="Malgun Gothic" w:cs="Malgun Gothic"/>
-        </w:rPr>
-        <w:t xml:space="preserve">카카오 </w:t>
-      </w:r>
       <w:r>
         <w:rPr>
           <w:rFonts w:ascii="Consolas" w:hAnsi="Consolas" w:eastAsia="Consolas" w:cs="Consolas"/>
@@ -4844,7 +4713,29 @@
         <w:rPr>
           <w:rFonts w:ascii="Malgun Gothic" w:hAnsi="Malgun Gothic" w:eastAsia="Malgun Gothic" w:cs="Malgun Gothic"/>
         </w:rPr>
-        <w:t xml:space="preserve"> 접수번호 </w:t>
+        <w:t>를 보내 양식을 받는다.</w:t>
+      </w:r>
+    </w:p>
+    <w:p>
+      <w:pPr>
+        <w:pStyle w:val="ListNumber"/>
+      </w:pPr>
+      <w:r>
+        <w:rPr>
+          <w:rFonts w:ascii="Malgun Gothic" w:hAnsi="Malgun Gothic" w:eastAsia="Malgun Gothic" w:cs="Malgun Gothic"/>
+        </w:rPr>
+        <w:t>대상 이름, 닉네임#태그, 일반·내전 구분, 부여일과 근거사진 수를 작성한다.</w:t>
+      </w:r>
+    </w:p>
+    <w:p>
+      <w:pPr>
+        <w:pStyle w:val="ListNumber"/>
+      </w:pPr>
+      <w:r>
+        <w:rPr>
+          <w:rFonts w:ascii="Malgun Gothic" w:hAnsi="Malgun Gothic" w:eastAsia="Malgun Gothic" w:cs="Malgun Gothic"/>
+        </w:rPr>
+        <w:t xml:space="preserve">양식을 보내면 </w:t>
       </w:r>
       <w:r>
         <w:rPr>
@@ -4858,7 +4749,18 @@
         <w:rPr>
           <w:rFonts w:ascii="Malgun Gothic" w:hAnsi="Malgun Gothic" w:eastAsia="Malgun Gothic" w:cs="Malgun Gothic"/>
         </w:rPr>
-        <w:t>를 확인한다.</w:t>
+        <w:t xml:space="preserve"> 접수번호가 발급된다.</w:t>
+      </w:r>
+    </w:p>
+    <w:p>
+      <w:pPr>
+        <w:pStyle w:val="ListNumber"/>
+      </w:pPr>
+      <w:r>
+        <w:rPr>
+          <w:rFonts w:ascii="Malgun Gothic" w:hAnsi="Malgun Gothic" w:eastAsia="Malgun Gothic" w:cs="Malgun Gothic"/>
+        </w:rPr>
+        <w:t>근거사진이 있으면 양식 접수 뒤 사진을 순서대로 보낸다.</w:t>
       </w:r>
     </w:p>
     <w:p>
@@ -4871,13 +4773,26 @@
           <w:color w:val="1F4D78"/>
           <w:sz w:val="19"/>
         </w:rPr>
-        <w:t>/admin/discipline</w:t>
+        <w:t>/경고현황 DS접수번호</w:t>
       </w:r>
       <w:r>
         <w:rPr>
           <w:rFonts w:ascii="Malgun Gothic" w:hAnsi="Malgun Gothic" w:eastAsia="Malgun Gothic" w:cs="Malgun Gothic"/>
         </w:rPr>
-        <w:t>에서 대상 이름, 닉네임#태그, 일반·내전 구분, 부여일을 확인한다.</w:t>
+        <w:t>로 접수 상태를 확인한다.</w:t>
+      </w:r>
+    </w:p>
+    <w:p>
+      <w:pPr>
+        <w:pStyle w:val="Heading2"/>
+      </w:pPr>
+      <w:r>
+        <w:rPr>
+          <w:rFonts w:ascii="Malgun Gothic" w:hAnsi="Malgun Gothic" w:eastAsia="Malgun Gothic" w:cs="Malgun Gothic"/>
+          <w:color w:val="2E74B5"/>
+          <w:sz w:val="26"/>
+        </w:rPr>
+        <w:t>사이트 경고 처리</w:t>
       </w:r>
     </w:p>
     <w:p>
@@ -4888,7 +4803,21 @@
         <w:rPr>
           <w:rFonts w:ascii="Malgun Gothic" w:hAnsi="Malgun Gothic" w:eastAsia="Malgun Gothic" w:cs="Malgun Gothic"/>
         </w:rPr>
-        <w:t>양식에 선언된 근거사진 수와 실제 사진 수를 대조한다.</w:t>
+        <w:t xml:space="preserve">경고 접수 화면에서 </w:t>
+      </w:r>
+      <w:r>
+        <w:rPr>
+          <w:rFonts w:ascii="Consolas" w:hAnsi="Consolas" w:eastAsia="Consolas" w:cs="Consolas"/>
+          <w:color w:val="1F4D78"/>
+          <w:sz w:val="19"/>
+        </w:rPr>
+        <w:t>DS...</w:t>
+      </w:r>
+      <w:r>
+        <w:rPr>
+          <w:rFonts w:ascii="Malgun Gothic" w:hAnsi="Malgun Gothic" w:eastAsia="Malgun Gothic" w:cs="Malgun Gothic"/>
+        </w:rPr>
+        <w:t xml:space="preserve"> 접수의 대상, 구분, 날짜와 사진을 확인한다.</w:t>
       </w:r>
     </w:p>
     <w:p>
@@ -4899,7 +4828,7 @@
         <w:rPr>
           <w:rFonts w:ascii="Malgun Gothic" w:hAnsi="Malgun Gothic" w:eastAsia="Malgun Gothic" w:cs="Malgun Gothic"/>
         </w:rPr>
-        <w:t>사진과 대상 정보가 부족하면 승인하지 않고 보류 또는 반려한다.</w:t>
+        <w:t>승인할 때 경고 사유를 비공개 입력란에 기록한다.</w:t>
       </w:r>
     </w:p>
     <w:p>
@@ -4910,18 +4839,7 @@
         <w:rPr>
           <w:rFonts w:ascii="Malgun Gothic" w:hAnsi="Malgun Gothic" w:eastAsia="Malgun Gothic" w:cs="Malgun Gothic"/>
         </w:rPr>
-        <w:t>승인할 때 경고 사유를 사이트 승인 창에 비공개로 입력한다.</w:t>
-      </w:r>
-    </w:p>
-    <w:p>
-      <w:pPr>
-        <w:pStyle w:val="ListNumber"/>
-      </w:pPr>
-      <w:r>
-        <w:rPr>
-          <w:rFonts w:ascii="Malgun Gothic" w:hAnsi="Malgun Gothic" w:eastAsia="Malgun Gothic" w:cs="Malgun Gothic"/>
-        </w:rPr>
-        <w:t xml:space="preserve">승인 후 생성된 </w:t>
+        <w:t xml:space="preserve">승인되면 일반 10장 또는 내전 15장을 목표로 하는 </w:t>
       </w:r>
       <w:r>
         <w:rPr>
@@ -4935,7 +4853,7 @@
         <w:rPr>
           <w:rFonts w:ascii="Malgun Gothic" w:hAnsi="Malgun Gothic" w:eastAsia="Malgun Gothic" w:cs="Malgun Gothic"/>
         </w:rPr>
-        <w:t xml:space="preserve"> 인증번호와 목표 사진 수를 확인한다.</w:t>
+        <w:t xml:space="preserve"> 인증번호가 생성된다.</w:t>
       </w:r>
     </w:p>
     <w:p>
@@ -4946,21 +4864,7 @@
         <w:rPr>
           <w:rFonts w:ascii="Malgun Gothic" w:hAnsi="Malgun Gothic" w:eastAsia="Malgun Gothic" w:cs="Malgun Gothic"/>
         </w:rPr>
-        <w:t xml:space="preserve">대상자에게 </w:t>
-      </w:r>
-      <w:r>
-        <w:rPr>
-          <w:rFonts w:ascii="Consolas" w:hAnsi="Consolas" w:eastAsia="Consolas" w:cs="Consolas"/>
-          <w:color w:val="1F4D78"/>
-          <w:sz w:val="19"/>
-        </w:rPr>
-        <w:t>/경고인증 WR인증번호</w:t>
-      </w:r>
-      <w:r>
-        <w:rPr>
-          <w:rFonts w:ascii="Malgun Gothic" w:hAnsi="Malgun Gothic" w:eastAsia="Malgun Gothic" w:cs="Malgun Gothic"/>
-        </w:rPr>
-        <w:t xml:space="preserve"> 사용법을 안내한다.</w:t>
+        <w:t>반려되면 해당 접수 상태와 반려 결과가 저장된다.</w:t>
       </w:r>
     </w:p>
     <w:p>
@@ -4978,7 +4882,7 @@
         <w:drawing>
           <wp:inline xmlns:a="http://schemas.openxmlformats.org/drawingml/2006/main" xmlns:pic="http://schemas.openxmlformats.org/drawingml/2006/picture">
             <wp:extent cx="5760720" cy="4050648"/>
-            <wp:docPr id="4" name="Picture 4" descr="관리자 화면: 주의·경고·벤을 직접 등록할 때 사용하는 입력 화면" title="관리자 화면: 주의·경고·벤을 직접 등록할 때 사용하는 입력 화면"/>
+            <wp:docPr id="4" name="Picture 4" descr="사이트 경고 화면: 주의·경고·벤 정보 입력 화면" title="사이트 경고 화면: 주의·경고·벤 정보 입력 화면"/>
             <wp:cNvGraphicFramePr>
               <a:graphicFrameLocks noChangeAspect="1"/>
             </wp:cNvGraphicFramePr>
@@ -5021,7 +4925,7 @@
           <w:color w:val="5C6773"/>
           <w:sz w:val="18"/>
         </w:rPr>
-        <w:t>관리자 화면: 주의·경고·벤을 직접 등록할 때 사용하는 입력 화면</w:t>
+        <w:t>사이트 경고 화면: 주의·경고·벤 정보 입력 화면</w:t>
       </w:r>
     </w:p>
     <w:p>
@@ -5034,7 +4938,7 @@
           <w:color w:val="2E74B5"/>
           <w:sz w:val="26"/>
         </w:rPr>
-        <w:t>차감 인증 처리</w:t>
+        <w:t>카카오톡 차감 인증</w:t>
       </w:r>
     </w:p>
     <w:p>
@@ -5047,13 +4951,13 @@
           <w:color w:val="1F4D78"/>
           <w:sz w:val="19"/>
         </w:rPr>
-        <w:t>WR...</w:t>
+        <w:t>/경고인증 WR인증번호</w:t>
       </w:r>
       <w:r>
         <w:rPr>
           <w:rFonts w:ascii="Malgun Gothic" w:hAnsi="Malgun Gothic" w:eastAsia="Malgun Gothic" w:cs="Malgun Gothic"/>
         </w:rPr>
-        <w:t xml:space="preserve"> 인증번호로 대상과 연결 경고를 확인한다.</w:t>
+        <w:t>를 보낸다.</w:t>
       </w:r>
     </w:p>
     <w:p>
@@ -5064,7 +4968,26 @@
         <w:rPr>
           <w:rFonts w:ascii="Malgun Gothic" w:hAnsi="Malgun Gothic" w:eastAsia="Malgun Gothic" w:cs="Malgun Gothic"/>
         </w:rPr>
-        <w:t>일반 10장 또는 내전 15장 목표와 현재 수량을 대조한다.</w:t>
+        <w:t>봇 안내에 따라 한 판당 사진 한 장을 전송한다.</w:t>
+      </w:r>
+    </w:p>
+    <w:p>
+      <w:pPr>
+        <w:pStyle w:val="ListNumber"/>
+      </w:pPr>
+      <w:r>
+        <w:rPr>
+          <w:rFonts w:ascii="Consolas" w:hAnsi="Consolas" w:eastAsia="Consolas" w:cs="Consolas"/>
+          <w:color w:val="1F4D78"/>
+          <w:sz w:val="19"/>
+        </w:rPr>
+        <w:t>/경고현황 WR인증번호</w:t>
+      </w:r>
+      <w:r>
+        <w:rPr>
+          <w:rFonts w:ascii="Malgun Gothic" w:hAnsi="Malgun Gothic" w:eastAsia="Malgun Gothic" w:cs="Malgun Gothic"/>
+        </w:rPr>
+        <w:t>로 현재 사진 수와 목표 수를 확인한다.</w:t>
       </w:r>
     </w:p>
     <w:p>
@@ -5075,86 +4998,15 @@
         <w:rPr>
           <w:rFonts w:ascii="Malgun Gothic" w:hAnsi="Malgun Gothic" w:eastAsia="Malgun Gothic" w:cs="Malgun Gothic"/>
         </w:rPr>
-        <w:t>한 판당 한 장인지, 서로 다른 경기인지 확인한다.</w:t>
+        <w:t>사이트에서 인증이 승인되면 연결된 경고 1건이 차감 처리된다.</w:t>
       </w:r>
     </w:p>
     <w:p>
-      <w:pPr>
-        <w:pStyle w:val="ListNumber"/>
-      </w:pPr>
       <w:r>
         <w:rPr>
           <w:rFonts w:ascii="Malgun Gothic" w:hAnsi="Malgun Gothic" w:eastAsia="Malgun Gothic" w:cs="Malgun Gothic"/>
         </w:rPr>
-        <w:t>30일 기한과 사진 순서를 확인한다.</w:t>
-      </w:r>
-    </w:p>
-    <w:p>
-      <w:pPr>
-        <w:pStyle w:val="ListNumber"/>
-      </w:pPr>
-      <w:r>
-        <w:rPr>
-          <w:rFonts w:ascii="Malgun Gothic" w:hAnsi="Malgun Gothic" w:eastAsia="Malgun Gothic" w:cs="Malgun Gothic"/>
-        </w:rPr>
-        <w:t>모든 조건이 맞을 때만 승인한다.</w:t>
-      </w:r>
-    </w:p>
-    <w:p>
-      <w:pPr>
-        <w:pStyle w:val="ListNumber"/>
-      </w:pPr>
-      <w:r>
-        <w:rPr>
-          <w:rFonts w:ascii="Malgun Gothic" w:hAnsi="Malgun Gothic" w:eastAsia="Malgun Gothic" w:cs="Malgun Gothic"/>
-        </w:rPr>
-        <w:t>승인 결과로 연결된 경고 1건만 비활성화됐는지 확인한다.</w:t>
-      </w:r>
-    </w:p>
-    <w:p>
-      <w:pPr>
-        <w:pStyle w:val="Heading2"/>
-      </w:pPr>
-      <w:r>
-        <w:rPr>
-          <w:rFonts w:ascii="Malgun Gothic" w:hAnsi="Malgun Gothic" w:eastAsia="Malgun Gothic" w:cs="Malgun Gothic"/>
-          <w:color w:val="2E74B5"/>
-          <w:sz w:val="26"/>
-        </w:rPr>
-        <w:t>누적 정책</w:t>
-      </w:r>
-    </w:p>
-    <w:p>
-      <w:pPr>
-        <w:pStyle w:val="ListBullet"/>
-      </w:pPr>
-      <w:r>
-        <w:rPr>
-          <w:rFonts w:ascii="Malgun Gothic" w:hAnsi="Malgun Gothic" w:eastAsia="Malgun Gothic" w:cs="Malgun Gothic"/>
-        </w:rPr>
-        <w:t>주의 3회는 경고 1회로 전환하고 사용된 주의 3건은 비활성 처리한다.</w:t>
-      </w:r>
-    </w:p>
-    <w:p>
-      <w:pPr>
-        <w:pStyle w:val="ListBullet"/>
-      </w:pPr>
-      <w:r>
-        <w:rPr>
-          <w:rFonts w:ascii="Malgun Gothic" w:hAnsi="Malgun Gothic" w:eastAsia="Malgun Gothic" w:cs="Malgun Gothic"/>
-        </w:rPr>
-        <w:t>경고 3회 누적 시 강퇴 검토 건이 생성되며 관리자가 최종 확정한다.</w:t>
-      </w:r>
-    </w:p>
-    <w:p>
-      <w:pPr>
-        <w:pStyle w:val="ListBullet"/>
-      </w:pPr>
-      <w:r>
-        <w:rPr>
-          <w:rFonts w:ascii="Malgun Gothic" w:hAnsi="Malgun Gothic" w:eastAsia="Malgun Gothic" w:cs="Malgun Gothic"/>
-        </w:rPr>
-        <w:t>자동 전환 결과가 의심되면 징계 통계와 대상별 기록을 함께 확인한다.</w:t>
+        <w:t>사이트 통계에는 주의·경고 수와 벤 상태가 표시되며, 주의 3회는 경고 1회로 전환되고 경고 3회 누적은 강퇴 검토 상태와 연결된다.</w:t>
       </w:r>
     </w:p>
     <w:p>
@@ -5172,7 +5024,7 @@
           <w:color w:val="2E74B5"/>
           <w:sz w:val="32"/>
         </w:rPr>
-        <w:t>9. 종료된 내전 결과 관리자 실무</w:t>
+        <w:t>8. 종료 내전 결과 등록 기능</w:t>
       </w:r>
     </w:p>
     <w:p>
@@ -5185,19 +5037,13 @@
           <w:color w:val="2E74B5"/>
           <w:sz w:val="26"/>
         </w:rPr>
-        <w:t>접수 확인</w:t>
+        <w:t>카카오톡</w:t>
       </w:r>
     </w:p>
     <w:p>
       <w:pPr>
         <w:pStyle w:val="ListNumber"/>
       </w:pPr>
-      <w:r>
-        <w:rPr>
-          <w:rFonts w:ascii="Malgun Gothic" w:hAnsi="Malgun Gothic" w:eastAsia="Malgun Gothic" w:cs="Malgun Gothic"/>
-        </w:rPr>
-        <w:t xml:space="preserve">카카오 </w:t>
-      </w:r>
       <w:r>
         <w:rPr>
           <w:rFonts w:ascii="Consolas" w:hAnsi="Consolas" w:eastAsia="Consolas" w:cs="Consolas"/>
@@ -5210,7 +5056,29 @@
         <w:rPr>
           <w:rFonts w:ascii="Malgun Gothic" w:hAnsi="Malgun Gothic" w:eastAsia="Malgun Gothic" w:cs="Malgun Gothic"/>
         </w:rPr>
-        <w:t xml:space="preserve"> 접수번호 </w:t>
+        <w:t>을 보내 양식을 받는다.</w:t>
+      </w:r>
+    </w:p>
+    <w:p>
+      <w:pPr>
+        <w:pStyle w:val="ListNumber"/>
+      </w:pPr>
+      <w:r>
+        <w:rPr>
+          <w:rFonts w:ascii="Malgun Gothic" w:hAnsi="Malgun Gothic" w:eastAsia="Malgun Gothic" w:cs="Malgun Gothic"/>
+        </w:rPr>
+        <w:t>진행일, 진행자, 세트 수, 내전 회차와 팀 밸런스 번호를 작성한다.</w:t>
+      </w:r>
+    </w:p>
+    <w:p>
+      <w:pPr>
+        <w:pStyle w:val="ListNumber"/>
+      </w:pPr>
+      <w:r>
+        <w:rPr>
+          <w:rFonts w:ascii="Malgun Gothic" w:hAnsi="Malgun Gothic" w:eastAsia="Malgun Gothic" w:cs="Malgun Gothic"/>
+        </w:rPr>
+        <w:t xml:space="preserve">양식을 보내면 </w:t>
       </w:r>
       <w:r>
         <w:rPr>
@@ -5224,7 +5092,18 @@
         <w:rPr>
           <w:rFonts w:ascii="Malgun Gothic" w:hAnsi="Malgun Gothic" w:eastAsia="Malgun Gothic" w:cs="Malgun Gothic"/>
         </w:rPr>
-        <w:t>를 확인한다.</w:t>
+        <w:t xml:space="preserve"> 접수번호가 발급된다.</w:t>
+      </w:r>
+    </w:p>
+    <w:p>
+      <w:pPr>
+        <w:pStyle w:val="ListNumber"/>
+      </w:pPr>
+      <w:r>
+        <w:rPr>
+          <w:rFonts w:ascii="Malgun Gothic" w:hAnsi="Malgun Gothic" w:eastAsia="Malgun Gothic" w:cs="Malgun Gothic"/>
+        </w:rPr>
+        <w:t>2세트는 결과사진 2장, 3세트는 결과사진 3장을 1세트부터 순서대로 보낸다.</w:t>
       </w:r>
     </w:p>
     <w:p>
@@ -5237,161 +5116,13 @@
           <w:color w:val="1F4D78"/>
           <w:sz w:val="19"/>
         </w:rPr>
-        <w:t>/admin/matches/submissions</w:t>
+        <w:t>/내전등록현황 MR접수번호</w:t>
       </w:r>
       <w:r>
         <w:rPr>
           <w:rFonts w:ascii="Malgun Gothic" w:hAnsi="Malgun Gothic" w:eastAsia="Malgun Gothic" w:cs="Malgun Gothic"/>
         </w:rPr>
-        <w:t>에서 진행일, 진행자, 세트 수, 내전 회차를 확인한다.</w:t>
-      </w:r>
-    </w:p>
-    <w:p>
-      <w:pPr>
-        <w:pStyle w:val="ListNumber"/>
-      </w:pPr>
-      <w:r>
-        <w:rPr>
-          <w:rFonts w:ascii="Malgun Gothic" w:hAnsi="Malgun Gothic" w:eastAsia="Malgun Gothic" w:cs="Malgun Gothic"/>
-        </w:rPr>
-        <w:t>2세트면 사진 2장, 3세트면 사진 3장인지 대조한다.</w:t>
-      </w:r>
-    </w:p>
-    <w:p>
-      <w:pPr>
-        <w:pStyle w:val="ListNumber"/>
-      </w:pPr>
-      <w:r>
-        <w:rPr>
-          <w:rFonts w:ascii="Malgun Gothic" w:hAnsi="Malgun Gothic" w:eastAsia="Malgun Gothic" w:cs="Malgun Gothic"/>
-        </w:rPr>
-        <w:t>사진이 1세트부터 순서대로 들어왔는지 확인한다.</w:t>
-      </w:r>
-    </w:p>
-    <w:p>
-      <w:pPr>
-        <w:pStyle w:val="ListNumber"/>
-      </w:pPr>
-      <w:r>
-        <w:rPr>
-          <w:rFonts w:ascii="Malgun Gothic" w:hAnsi="Malgun Gothic" w:eastAsia="Malgun Gothic" w:cs="Malgun Gothic"/>
-        </w:rPr>
-        <w:t>팀 밸런스 번호가 있으면 기존 배정안과 참가자를 대조한다.</w:t>
-      </w:r>
-    </w:p>
-    <w:p>
-      <w:pPr>
-        <w:pStyle w:val="Heading2"/>
-      </w:pPr>
-      <w:r>
-        <w:rPr>
-          <w:rFonts w:ascii="Malgun Gothic" w:hAnsi="Malgun Gothic" w:eastAsia="Malgun Gothic" w:cs="Malgun Gothic"/>
-          <w:color w:val="2E74B5"/>
-          <w:sz w:val="26"/>
-        </w:rPr>
-        <w:t>수기 등록</w:t>
-      </w:r>
-    </w:p>
-    <w:p>
-      <w:pPr>
-        <w:pStyle w:val="ListNumber"/>
-      </w:pPr>
-      <w:r>
-        <w:rPr>
-          <w:rFonts w:ascii="Malgun Gothic" w:hAnsi="Malgun Gothic" w:eastAsia="Malgun Gothic" w:cs="Malgun Gothic"/>
-        </w:rPr>
-        <w:t xml:space="preserve">모든 사진이 확인된 접수에서 </w:t>
-      </w:r>
-      <w:r>
-        <w:rPr>
-          <w:rFonts w:ascii="Consolas" w:hAnsi="Consolas" w:eastAsia="Consolas" w:cs="Consolas"/>
-          <w:color w:val="1F4D78"/>
-          <w:sz w:val="19"/>
-        </w:rPr>
-        <w:t>수기 등록 시작</w:t>
-      </w:r>
-      <w:r>
-        <w:rPr>
-          <w:rFonts w:ascii="Malgun Gothic" w:hAnsi="Malgun Gothic" w:eastAsia="Malgun Gothic" w:cs="Malgun Gothic"/>
-        </w:rPr>
-        <w:t>을 누른다.</w:t>
-      </w:r>
-    </w:p>
-    <w:p>
-      <w:pPr>
-        <w:pStyle w:val="ListNumber"/>
-      </w:pPr>
-      <w:r>
-        <w:rPr>
-          <w:rFonts w:ascii="Malgun Gothic" w:hAnsi="Malgun Gothic" w:eastAsia="Malgun Gothic" w:cs="Malgun Gothic"/>
-        </w:rPr>
-        <w:t>기존 내전 등록 화면으로 이동했는지 확인한다.</w:t>
-      </w:r>
-    </w:p>
-    <w:p>
-      <w:pPr>
-        <w:pStyle w:val="ListNumber"/>
-      </w:pPr>
-      <w:r>
-        <w:rPr>
-          <w:rFonts w:ascii="Malgun Gothic" w:hAnsi="Malgun Gothic" w:eastAsia="Malgun Gothic" w:cs="Malgun Gothic"/>
-        </w:rPr>
-        <w:t>각 세트의 선수, 챔피언, KDA, 승리팀을 사진과 대조해 입력한다.</w:t>
-      </w:r>
-    </w:p>
-    <w:p>
-      <w:pPr>
-        <w:pStyle w:val="ListNumber"/>
-      </w:pPr>
-      <w:r>
-        <w:rPr>
-          <w:rFonts w:ascii="Malgun Gothic" w:hAnsi="Malgun Gothic" w:eastAsia="Malgun Gothic" w:cs="Malgun Gothic"/>
-        </w:rPr>
-        <w:t>같은 선수나 세트가 중복되지 않았는지 검토한다.</w:t>
-      </w:r>
-    </w:p>
-    <w:p>
-      <w:pPr>
-        <w:pStyle w:val="ListNumber"/>
-      </w:pPr>
-      <w:r>
-        <w:rPr>
-          <w:rFonts w:ascii="Malgun Gothic" w:hAnsi="Malgun Gothic" w:eastAsia="Malgun Gothic" w:cs="Malgun Gothic"/>
-        </w:rPr>
-        <w:t>저장 전 전체 세트 수와 최종 승패를 다시 확인한다.</w:t>
-      </w:r>
-    </w:p>
-    <w:p>
-      <w:pPr>
-        <w:pStyle w:val="ListNumber"/>
-      </w:pPr>
-      <w:r>
-        <w:rPr>
-          <w:rFonts w:ascii="Malgun Gothic" w:hAnsi="Malgun Gothic" w:eastAsia="Malgun Gothic" w:cs="Malgun Gothic"/>
-        </w:rPr>
-        <w:t>저장 후 내전 목록과 플레이어 통계 반영을 확인한다.</w:t>
-      </w:r>
-    </w:p>
-    <w:p>
-      <w:r>
-        <w:rPr>
-          <w:rFonts w:ascii="Malgun Gothic" w:hAnsi="Malgun Gothic" w:eastAsia="Malgun Gothic" w:cs="Malgun Gothic"/>
-        </w:rPr>
-        <w:t xml:space="preserve">사진만으로 결과가 자동 확정되지는 않는다. </w:t>
-      </w:r>
-      <w:r>
-        <w:rPr>
-          <w:rFonts w:ascii="Consolas" w:hAnsi="Consolas" w:eastAsia="Consolas" w:cs="Consolas"/>
-          <w:color w:val="1F4D78"/>
-          <w:sz w:val="19"/>
-        </w:rPr>
-        <w:t>수기 등록 시작</w:t>
-      </w:r>
-      <w:r>
-        <w:rPr>
-          <w:rFonts w:ascii="Malgun Gothic" w:hAnsi="Malgun Gothic" w:eastAsia="Malgun Gothic" w:cs="Malgun Gothic"/>
-        </w:rPr>
-        <w:t xml:space="preserve"> 이후 최종 저장까지는 관리자가 책임지고 검증한다.</w:t>
+        <w:t>로 사진 수와 접수 상태를 확인한다.</w:t>
       </w:r>
     </w:p>
     <w:p>
@@ -5409,7 +5140,7 @@
         <w:drawing>
           <wp:inline xmlns:a="http://schemas.openxmlformats.org/drawingml/2006/main" xmlns:pic="http://schemas.openxmlformats.org/drawingml/2006/picture">
             <wp:extent cx="2684242" cy="5806440"/>
-            <wp:docPr id="5" name="Picture 5" descr="공지 재사용 가능: 종료된 내전 결과 2·3세트 접수 예시" title="공지 재사용 가능: 종료된 내전 결과 2·3세트 접수 예시"/>
+            <wp:docPr id="5" name="Picture 5" descr="카카오톡 내전 결과: 2세트·3세트 사진 접수 방법" title="카카오톡 내전 결과: 2세트·3세트 사진 접수 방법"/>
             <wp:cNvGraphicFramePr>
               <a:graphicFrameLocks noChangeAspect="1"/>
             </wp:cNvGraphicFramePr>
@@ -5452,7 +5183,94 @@
           <w:color w:val="5C6773"/>
           <w:sz w:val="18"/>
         </w:rPr>
-        <w:t>공지 재사용 가능: 종료된 내전 결과 2·3세트 접수 예시</w:t>
+        <w:t>카카오톡 내전 결과: 2세트·3세트 사진 접수 방법</w:t>
+      </w:r>
+    </w:p>
+    <w:p>
+      <w:pPr>
+        <w:pStyle w:val="Heading2"/>
+      </w:pPr>
+      <w:r>
+        <w:rPr>
+          <w:rFonts w:ascii="Malgun Gothic" w:hAnsi="Malgun Gothic" w:eastAsia="Malgun Gothic" w:cs="Malgun Gothic"/>
+          <w:color w:val="2E74B5"/>
+          <w:sz w:val="26"/>
+        </w:rPr>
+        <w:t>사이트</w:t>
+      </w:r>
+    </w:p>
+    <w:p>
+      <w:pPr>
+        <w:pStyle w:val="ListNumber"/>
+      </w:pPr>
+      <w:r>
+        <w:rPr>
+          <w:rFonts w:ascii="Malgun Gothic" w:hAnsi="Malgun Gothic" w:eastAsia="Malgun Gothic" w:cs="Malgun Gothic"/>
+        </w:rPr>
+        <w:t xml:space="preserve">내전 접수 화면에서 </w:t>
+      </w:r>
+      <w:r>
+        <w:rPr>
+          <w:rFonts w:ascii="Consolas" w:hAnsi="Consolas" w:eastAsia="Consolas" w:cs="Consolas"/>
+          <w:color w:val="1F4D78"/>
+          <w:sz w:val="19"/>
+        </w:rPr>
+        <w:t>MR...</w:t>
+      </w:r>
+      <w:r>
+        <w:rPr>
+          <w:rFonts w:ascii="Malgun Gothic" w:hAnsi="Malgun Gothic" w:eastAsia="Malgun Gothic" w:cs="Malgun Gothic"/>
+        </w:rPr>
+        <w:t xml:space="preserve"> 접수의 진행일, 진행자, 세트 수와 사진 순서를 확인한다.</w:t>
+      </w:r>
+    </w:p>
+    <w:p>
+      <w:pPr>
+        <w:pStyle w:val="ListNumber"/>
+      </w:pPr>
+      <w:r>
+        <w:rPr>
+          <w:rFonts w:ascii="Consolas" w:hAnsi="Consolas" w:eastAsia="Consolas" w:cs="Consolas"/>
+          <w:color w:val="1F4D78"/>
+          <w:sz w:val="19"/>
+        </w:rPr>
+        <w:t>수기 등록 시작</w:t>
+      </w:r>
+      <w:r>
+        <w:rPr>
+          <w:rFonts w:ascii="Malgun Gothic" w:hAnsi="Malgun Gothic" w:eastAsia="Malgun Gothic" w:cs="Malgun Gothic"/>
+        </w:rPr>
+        <w:t>을 누르면 기존 내전 등록 화면으로 이동한다.</w:t>
+      </w:r>
+    </w:p>
+    <w:p>
+      <w:pPr>
+        <w:pStyle w:val="ListNumber"/>
+      </w:pPr>
+      <w:r>
+        <w:rPr>
+          <w:rFonts w:ascii="Malgun Gothic" w:hAnsi="Malgun Gothic" w:eastAsia="Malgun Gothic" w:cs="Malgun Gothic"/>
+        </w:rPr>
+        <w:t>사진을 기준으로 각 세트의 선수, 챔피언, KDA와 승리팀을 입력한다.</w:t>
+      </w:r>
+    </w:p>
+    <w:p>
+      <w:pPr>
+        <w:pStyle w:val="ListNumber"/>
+      </w:pPr>
+      <w:r>
+        <w:rPr>
+          <w:rFonts w:ascii="Malgun Gothic" w:hAnsi="Malgun Gothic" w:eastAsia="Malgun Gothic" w:cs="Malgun Gothic"/>
+        </w:rPr>
+        <w:t>저장하면 내전 목록과 플레이어 통계에 결과가 반영된다.</w:t>
+      </w:r>
+    </w:p>
+    <w:p>
+      <w:r>
+        <w:rPr>
+          <w:rFonts w:ascii="Malgun Gothic" w:hAnsi="Malgun Gothic" w:eastAsia="Malgun Gothic" w:cs="Malgun Gothic"/>
+        </w:rPr>
+        <w:t>카카오톡으로 받은 사진만으로 경기 결과가 자동 확정되지는 않는다. 사이트의 내전 등록 화면에서 최종 저장해야 한다.</w:t>
       </w:r>
     </w:p>
     <w:p>
@@ -5470,7 +5288,7 @@
         <w:drawing>
           <wp:inline xmlns:a="http://schemas.openxmlformats.org/drawingml/2006/main" xmlns:pic="http://schemas.openxmlformats.org/drawingml/2006/picture">
             <wp:extent cx="5760720" cy="4050506"/>
-            <wp:docPr id="6" name="Picture 6" descr="관리자 화면: 사진을 검토한 뒤 선수·세트 결과를 확정하는 기존 내전 등록 화면" title="관리자 화면: 사진을 검토한 뒤 선수·세트 결과를 확정하는 기존 내전 등록 화면"/>
+            <wp:docPr id="6" name="Picture 6" descr="사이트 내전 등록: 사진을 확인한 뒤 세트 결과를 입력하는 화면" title="사이트 내전 등록: 사진을 확인한 뒤 세트 결과를 입력하는 화면"/>
             <wp:cNvGraphicFramePr>
               <a:graphicFrameLocks noChangeAspect="1"/>
             </wp:cNvGraphicFramePr>
@@ -5513,7 +5331,7 @@
           <w:color w:val="5C6773"/>
           <w:sz w:val="18"/>
         </w:rPr>
-        <w:t>관리자 화면: 사진을 검토한 뒤 선수·세트 결과를 확정하는 기존 내전 등록 화면</w:t>
+        <w:t>사이트 내전 등록: 사진을 확인한 뒤 세트 결과를 입력하는 화면</w:t>
       </w:r>
     </w:p>
     <w:p>
@@ -5531,7 +5349,15 @@
           <w:color w:val="2E74B5"/>
           <w:sz w:val="32"/>
         </w:rPr>
-        <w:t>10. 운영 신청 처리</w:t>
+        <w:t>9. 운영 신청 기능</w:t>
+      </w:r>
+    </w:p>
+    <w:p>
+      <w:r>
+        <w:rPr>
+          <w:rFonts w:ascii="Malgun Gothic" w:hAnsi="Malgun Gothic" w:eastAsia="Malgun Gothic" w:cs="Malgun Gothic"/>
+        </w:rPr>
+        <w:t>카카오톡에서 지인·건의·모임·외출 양식을 작성하면 사이트의 운영 신청 화면에 유형별로 저장된다.</w:t>
       </w:r>
     </w:p>
     <w:tbl>
@@ -5621,7 +5447,7 @@
                 <w:color w:val="0B2545"/>
                 <w:sz w:val="17"/>
               </w:rPr>
-              <w:t>핵심 항목</w:t>
+              <w:t>주요 입력 내용</w:t>
             </w:r>
           </w:p>
         </w:tc>
@@ -5654,7 +5480,7 @@
                 <w:color w:val="0B2545"/>
                 <w:sz w:val="17"/>
               </w:rPr>
-              <w:t>처리 기준</w:t>
+              <w:t>사이트에서 확인되는 내용</w:t>
             </w:r>
           </w:p>
         </w:tc>
@@ -5714,7 +5540,7 @@
                 <w:color w:val="0B2545"/>
                 <w:sz w:val="17"/>
               </w:rPr>
-              <w:t>지인 이름, 닉네임, 이용기간, 디스코드 닉네임 변경</w:t>
+              <w:t>지인 이름, 닉네임, 이용기간, 디스코드 정보</w:t>
             </w:r>
           </w:p>
         </w:tc>
@@ -5740,7 +5566,7 @@
                 <w:color w:val="0B2545"/>
                 <w:sz w:val="17"/>
               </w:rPr>
-              <w:t>대상과 기간 확인</w:t>
+              <w:t>신청자와 대상, 기간, 처리 상태</w:t>
             </w:r>
           </w:p>
         </w:tc>
@@ -5800,7 +5626,7 @@
                 <w:color w:val="0B2545"/>
                 <w:sz w:val="17"/>
               </w:rPr>
-              <w:t>본인 이름 및 닉네임, 건의 사유, 건의 내용</w:t>
+              <w:t>이름, 닉네임, 건의 사유와 내용</w:t>
             </w:r>
           </w:p>
         </w:tc>
@@ -5826,7 +5652,7 @@
                 <w:color w:val="0B2545"/>
                 <w:sz w:val="17"/>
               </w:rPr>
-              <w:t>중복·비방 여부 확인 후 메모</w:t>
+              <w:t>건의 본문, 접수 시각, 처리 상태</w:t>
             </w:r>
           </w:p>
         </w:tc>
@@ -5886,7 +5712,7 @@
                 <w:color w:val="0B2545"/>
                 <w:sz w:val="17"/>
               </w:rPr>
-              <w:t>주최자, 일자, 장소, 참여자 명단</w:t>
+              <w:t>주최자, 일자, 장소, 참여자</w:t>
             </w:r>
           </w:p>
         </w:tc>
@@ -5912,7 +5738,7 @@
                 <w:color w:val="0B2545"/>
                 <w:sz w:val="17"/>
               </w:rPr>
-              <w:t>모임 양식 완성도와 안전 기준 확인</w:t>
+              <w:t>모임 정보와 참여자 명단</w:t>
             </w:r>
           </w:p>
         </w:tc>
@@ -5972,7 +5798,7 @@
                 <w:color w:val="0B2545"/>
                 <w:sz w:val="17"/>
               </w:rPr>
-              <w:t>이름 및 닉네임, 외출기간, 외출사유, 외출범위</w:t>
+              <w:t>이름, 닉네임, 기간, 사유와 범위</w:t>
             </w:r>
           </w:p>
         </w:tc>
@@ -5998,7 +5824,7 @@
                 <w:color w:val="0B2545"/>
                 <w:sz w:val="17"/>
               </w:rPr>
-              <w:t>기간과 복귀 예정 확인</w:t>
+              <w:t>외출 기간과 복귀 예정 정보</w:t>
             </w:r>
           </w:p>
         </w:tc>
@@ -6014,7 +5840,7 @@
         <w:rPr>
           <w:rFonts w:ascii="Malgun Gothic" w:hAnsi="Malgun Gothic" w:eastAsia="Malgun Gothic" w:cs="Malgun Gothic"/>
         </w:rPr>
-        <w:t xml:space="preserve">관리자는 </w:t>
+        <w:t xml:space="preserve">사이트의 </w:t>
       </w:r>
       <w:r>
         <w:rPr>
@@ -6028,7 +5854,7 @@
         <w:rPr>
           <w:rFonts w:ascii="Malgun Gothic" w:hAnsi="Malgun Gothic" w:eastAsia="Malgun Gothic" w:cs="Malgun Gothic"/>
         </w:rPr>
-        <w:t>에서 유형별 접수를 확인하고 처리 메모를 남긴다. 양식 항목이 누락되면 임의 보완하지 말고 신청자에게 다시 요청한다.</w:t>
+        <w:t>에서 접수 유형, 작성 내용과 처리 상태를 확인한다.</w:t>
       </w:r>
     </w:p>
     <w:p>
@@ -6046,7 +5872,7 @@
           <w:color w:val="2E74B5"/>
           <w:sz w:val="32"/>
         </w:rPr>
-        <w:t>11. 대회·콘텐츠·Riot·MMR 운영</w:t>
+        <w:t>10. 카카오 자동화 설정 기능</w:t>
       </w:r>
     </w:p>
     <w:p>
@@ -6059,174 +5885,7 @@
           <w:color w:val="2E74B5"/>
           <w:sz w:val="26"/>
         </w:rPr>
-        <w:t>이벤트·멸망전</w:t>
-      </w:r>
-    </w:p>
-    <w:p>
-      <w:pPr>
-        <w:pStyle w:val="ListBullet"/>
-      </w:pPr>
-      <w:r>
-        <w:rPr>
-          <w:rFonts w:ascii="Malgun Gothic" w:hAnsi="Malgun Gothic" w:eastAsia="Malgun Gothic" w:cs="Malgun Gothic"/>
-        </w:rPr>
-        <w:t>새 대회를 만들기 전에 일정, 참가 방식, 공개 범위를 확인한다.</w:t>
-      </w:r>
-    </w:p>
-    <w:p>
-      <w:pPr>
-        <w:pStyle w:val="ListBullet"/>
-      </w:pPr>
-      <w:r>
-        <w:rPr>
-          <w:rFonts w:ascii="Malgun Gothic" w:hAnsi="Malgun Gothic" w:eastAsia="Malgun Gothic" w:cs="Malgun Gothic"/>
-        </w:rPr>
-        <w:t>참가자 가져오기와 팀 배정 전 중복 신청을 확인한다.</w:t>
-      </w:r>
-    </w:p>
-    <w:p>
-      <w:pPr>
-        <w:pStyle w:val="ListBullet"/>
-      </w:pPr>
-      <w:r>
-        <w:rPr>
-          <w:rFonts w:ascii="Malgun Gothic" w:hAnsi="Malgun Gothic" w:eastAsia="Malgun Gothic" w:cs="Malgun Gothic"/>
-        </w:rPr>
-        <w:t>대진·경기 결과를 저장한 뒤 공개 화면에서 반영을 확인한다.</w:t>
-      </w:r>
-    </w:p>
-    <w:p>
-      <w:pPr>
-        <w:pStyle w:val="ListBullet"/>
-      </w:pPr>
-      <w:r>
-        <w:rPr>
-          <w:rFonts w:ascii="Malgun Gothic" w:hAnsi="Malgun Gothic" w:eastAsia="Malgun Gothic" w:cs="Malgun Gothic"/>
-        </w:rPr>
-        <w:t>MVP 투표는 대상 경기와 투표 기간을 확인한다.</w:t>
-      </w:r>
-    </w:p>
-    <w:p>
-      <w:pPr>
-        <w:pStyle w:val="Heading2"/>
-      </w:pPr>
-      <w:r>
-        <w:rPr>
-          <w:rFonts w:ascii="Malgun Gothic" w:hAnsi="Malgun Gothic" w:eastAsia="Malgun Gothic" w:cs="Malgun Gothic"/>
-          <w:color w:val="2E74B5"/>
-          <w:sz w:val="26"/>
-        </w:rPr>
-        <w:t>하이라이트·이미지</w:t>
-      </w:r>
-    </w:p>
-    <w:p>
-      <w:pPr>
-        <w:pStyle w:val="ListBullet"/>
-      </w:pPr>
-      <w:r>
-        <w:rPr>
-          <w:rFonts w:ascii="Malgun Gothic" w:hAnsi="Malgun Gothic" w:eastAsia="Malgun Gothic" w:cs="Malgun Gothic"/>
-        </w:rPr>
-        <w:t>제목, 공개 여부, 연결 경기, 저작권·초상권을 확인한다.</w:t>
-      </w:r>
-    </w:p>
-    <w:p>
-      <w:pPr>
-        <w:pStyle w:val="ListBullet"/>
-      </w:pPr>
-      <w:r>
-        <w:rPr>
-          <w:rFonts w:ascii="Malgun Gothic" w:hAnsi="Malgun Gothic" w:eastAsia="Malgun Gothic" w:cs="Malgun Gothic"/>
-        </w:rPr>
-        <w:t>홈 노출 이미지는 모바일 잘림과 부적절한 내용을 확인한다.</w:t>
-      </w:r>
-    </w:p>
-    <w:p>
-      <w:pPr>
-        <w:pStyle w:val="ListBullet"/>
-      </w:pPr>
-      <w:r>
-        <w:rPr>
-          <w:rFonts w:ascii="Malgun Gothic" w:hAnsi="Malgun Gothic" w:eastAsia="Malgun Gothic" w:cs="Malgun Gothic"/>
-        </w:rPr>
-        <w:t>삭제보다 공개 중지 또는 수정이 가능한지 먼저 검토한다.</w:t>
-      </w:r>
-    </w:p>
-    <w:p>
-      <w:pPr>
-        <w:pStyle w:val="Heading2"/>
-      </w:pPr>
-      <w:r>
-        <w:rPr>
-          <w:rFonts w:ascii="Malgun Gothic" w:hAnsi="Malgun Gothic" w:eastAsia="Malgun Gothic" w:cs="Malgun Gothic"/>
-          <w:color w:val="2E74B5"/>
-          <w:sz w:val="26"/>
-        </w:rPr>
-        <w:t>Riot·MMR</w:t>
-      </w:r>
-    </w:p>
-    <w:p>
-      <w:pPr>
-        <w:pStyle w:val="ListBullet"/>
-      </w:pPr>
-      <w:r>
-        <w:rPr>
-          <w:rFonts w:ascii="Malgun Gothic" w:hAnsi="Malgun Gothic" w:eastAsia="Malgun Gothic" w:cs="Malgun Gothic"/>
-        </w:rPr>
-        <w:t>Riot 실패 로그와 마지막 동기화 시각을 확인한 뒤 재시도한다.</w:t>
-      </w:r>
-    </w:p>
-    <w:p>
-      <w:pPr>
-        <w:pStyle w:val="ListBullet"/>
-      </w:pPr>
-      <w:r>
-        <w:rPr>
-          <w:rFonts w:ascii="Malgun Gothic" w:hAnsi="Malgun Gothic" w:eastAsia="Malgun Gothic" w:cs="Malgun Gothic"/>
-        </w:rPr>
-        <w:t>전체 동기화와 전체 MMR 재계산은 영향 범위가 크므로 운영 시간과 백업을 확인한다.</w:t>
-      </w:r>
-    </w:p>
-    <w:p>
-      <w:pPr>
-        <w:pStyle w:val="ListBullet"/>
-      </w:pPr>
-      <w:r>
-        <w:rPr>
-          <w:rFonts w:ascii="Malgun Gothic" w:hAnsi="Malgun Gothic" w:eastAsia="Malgun Gothic" w:cs="Malgun Gothic"/>
-        </w:rPr>
-        <w:t>수기 밸런스 보정은 사유와 기간을 기록한다.</w:t>
-      </w:r>
-    </w:p>
-    <w:p>
-      <w:r>
-        <w:br w:type="page"/>
-      </w:r>
-    </w:p>
-    <w:p>
-      <w:pPr>
-        <w:pStyle w:val="Heading1"/>
-      </w:pPr>
-      <w:r>
-        <w:rPr>
-          <w:rFonts w:ascii="Malgun Gothic" w:hAnsi="Malgun Gothic" w:eastAsia="Malgun Gothic" w:cs="Malgun Gothic"/>
-          <w:color w:val="2E74B5"/>
-          <w:sz w:val="32"/>
-        </w:rPr>
-        <w:t>12. 자동화 설정과 보안</w:t>
-      </w:r>
-    </w:p>
-    <w:p>
-      <w:pPr>
-        <w:pStyle w:val="Heading2"/>
-      </w:pPr>
-      <w:r>
-        <w:rPr>
-          <w:rFonts w:ascii="Malgun Gothic" w:hAnsi="Malgun Gothic" w:eastAsia="Malgun Gothic" w:cs="Malgun Gothic"/>
-          <w:color w:val="2E74B5"/>
-          <w:sz w:val="26"/>
-        </w:rPr>
-        <w:t>카카오 기능 스위치</w:t>
+        <w:t>기능 켜기·끄기</w:t>
       </w:r>
     </w:p>
     <w:p>
@@ -6242,152 +5901,7 @@
         <w:rPr>
           <w:rFonts w:ascii="Malgun Gothic" w:hAnsi="Malgun Gothic" w:eastAsia="Malgun Gothic" w:cs="Malgun Gothic"/>
         </w:rPr>
-        <w:t>에서 경고 양식, 경고 현황, 사진 접수, 내전등록, 구인, 스크림, 전적·랭킹 기능을 각각 제어한다.</w:t>
-      </w:r>
-    </w:p>
-    <w:p>
-      <w:pPr>
-        <w:pStyle w:val="ListBullet"/>
-      </w:pPr>
-      <w:r>
-        <w:rPr>
-          <w:rFonts w:ascii="Malgun Gothic" w:hAnsi="Malgun Gothic" w:eastAsia="Malgun Gothic" w:cs="Malgun Gothic"/>
-        </w:rPr>
-        <w:t>기능을 켜기 전에 DB, API 인증, 저장소 상태를 확인한다.</w:t>
-      </w:r>
-    </w:p>
-    <w:p>
-      <w:pPr>
-        <w:pStyle w:val="ListBullet"/>
-      </w:pPr>
-      <w:r>
-        <w:rPr>
-          <w:rFonts w:ascii="Malgun Gothic" w:hAnsi="Malgun Gothic" w:eastAsia="Malgun Gothic" w:cs="Malgun Gothic"/>
-        </w:rPr>
-        <w:t>장애가 발생하면 전체 봇을 끄기보다 문제가 있는 기능만 중지한다.</w:t>
-      </w:r>
-    </w:p>
-    <w:p>
-      <w:pPr>
-        <w:pStyle w:val="ListBullet"/>
-      </w:pPr>
-      <w:r>
-        <w:rPr>
-          <w:rFonts w:ascii="Malgun Gothic" w:hAnsi="Malgun Gothic" w:eastAsia="Malgun Gothic" w:cs="Malgun Gothic"/>
-        </w:rPr>
-        <w:t>응답 문구를 바꿀 때 명령어와 양식 항목명을 임의로 변경하지 않는다.</w:t>
-      </w:r>
-    </w:p>
-    <w:p>
-      <w:pPr>
-        <w:pStyle w:val="ListBullet"/>
-      </w:pPr>
-      <w:r>
-        <w:rPr>
-          <w:rFonts w:ascii="Malgun Gothic" w:hAnsi="Malgun Gothic" w:eastAsia="Malgun Gothic" w:cs="Malgun Gothic"/>
-        </w:rPr>
-        <w:t>양식 버전을 변경하면 봇 코드와 사이트 템플릿을 함께 배포한다.</w:t>
-      </w:r>
-    </w:p>
-    <w:p>
-      <w:pPr>
-        <w:pStyle w:val="Heading2"/>
-      </w:pPr>
-      <w:r>
-        <w:rPr>
-          <w:rFonts w:ascii="Malgun Gothic" w:hAnsi="Malgun Gothic" w:eastAsia="Malgun Gothic" w:cs="Malgun Gothic"/>
-          <w:color w:val="2E74B5"/>
-          <w:sz w:val="26"/>
-        </w:rPr>
-        <w:t>비밀값</w:t>
-      </w:r>
-    </w:p>
-    <w:p>
-      <w:pPr>
-        <w:pStyle w:val="ListBullet"/>
-      </w:pPr>
-      <w:r>
-        <w:rPr>
-          <w:rFonts w:ascii="Consolas" w:hAnsi="Consolas" w:eastAsia="Consolas" w:cs="Consolas"/>
-          <w:color w:val="1F4D78"/>
-          <w:sz w:val="19"/>
-        </w:rPr>
-        <w:t>KLOL_KAKAO_RECRUIT_SECRET</w:t>
-      </w:r>
-      <w:r>
-        <w:rPr>
-          <w:rFonts w:ascii="Malgun Gothic" w:hAnsi="Malgun Gothic" w:eastAsia="Malgun Gothic" w:cs="Malgun Gothic"/>
-        </w:rPr>
-        <w:t xml:space="preserve">, </w:t>
-      </w:r>
-      <w:r>
-        <w:rPr>
-          <w:rFonts w:ascii="Consolas" w:hAnsi="Consolas" w:eastAsia="Consolas" w:cs="Consolas"/>
-          <w:color w:val="1F4D78"/>
-          <w:sz w:val="19"/>
-        </w:rPr>
-        <w:t>KLOL_KAKAO_OPENCHAT_SECRET</w:t>
-      </w:r>
-      <w:r>
-        <w:rPr>
-          <w:rFonts w:ascii="Malgun Gothic" w:hAnsi="Malgun Gothic" w:eastAsia="Malgun Gothic" w:cs="Malgun Gothic"/>
-        </w:rPr>
-        <w:t xml:space="preserve">, </w:t>
-      </w:r>
-      <w:r>
-        <w:rPr>
-          <w:rFonts w:ascii="Consolas" w:hAnsi="Consolas" w:eastAsia="Consolas" w:cs="Consolas"/>
-          <w:color w:val="1F4D78"/>
-          <w:sz w:val="19"/>
-        </w:rPr>
-        <w:t>KLOL_KAKAO_SEARCH_PLAYER_SECRET</w:t>
-      </w:r>
-      <w:r>
-        <w:rPr>
-          <w:rFonts w:ascii="Malgun Gothic" w:hAnsi="Malgun Gothic" w:eastAsia="Malgun Gothic" w:cs="Malgun Gothic"/>
-        </w:rPr>
-        <w:t>은 메신저봇R DataBase에 저장한다.</w:t>
-      </w:r>
-    </w:p>
-    <w:p>
-      <w:pPr>
-        <w:pStyle w:val="ListBullet"/>
-      </w:pPr>
-      <w:r>
-        <w:rPr>
-          <w:rFonts w:ascii="Consolas" w:hAnsi="Consolas" w:eastAsia="Consolas" w:cs="Consolas"/>
-          <w:color w:val="1F4D78"/>
-          <w:sz w:val="19"/>
-        </w:rPr>
-        <w:t>BLOB_READ_WRITE_TOKEN</w:t>
-      </w:r>
-      <w:r>
-        <w:rPr>
-          <w:rFonts w:ascii="Malgun Gothic" w:hAnsi="Malgun Gothic" w:eastAsia="Malgun Gothic" w:cs="Malgun Gothic"/>
-        </w:rPr>
-        <w:t>은 카카오봇에 넣지 않고 Vercel에서만 관리한다.</w:t>
-      </w:r>
-    </w:p>
-    <w:p>
-      <w:pPr>
-        <w:pStyle w:val="ListBullet"/>
-      </w:pPr>
-      <w:r>
-        <w:rPr>
-          <w:rFonts w:ascii="Malgun Gothic" w:hAnsi="Malgun Gothic" w:eastAsia="Malgun Gothic" w:cs="Malgun Gothic"/>
-        </w:rPr>
-        <w:t>토큰을 채팅, 공지, 스크린샷, 교육자료에 원문으로 남기지 않는다.</w:t>
-      </w:r>
-    </w:p>
-    <w:p>
-      <w:pPr>
-        <w:pStyle w:val="ListBullet"/>
-      </w:pPr>
-      <w:r>
-        <w:rPr>
-          <w:rFonts w:ascii="Malgun Gothic" w:hAnsi="Malgun Gothic" w:eastAsia="Malgun Gothic" w:cs="Malgun Gothic"/>
-        </w:rPr>
-        <w:t>Google Drive는 카카오 사진 저장소로 사용하지 않는다.</w:t>
+        <w:t>에서 경고 양식, 경고 현황, 경고 사진, 내전 결과, 구인, 스크림, 전적·랭킹 기능을 각각 켜거나 끌 수 있다.</w:t>
       </w:r>
     </w:p>
     <w:p>
@@ -6405,7 +5919,7 @@
         <w:drawing>
           <wp:inline xmlns:a="http://schemas.openxmlformats.org/drawingml/2006/main" xmlns:pic="http://schemas.openxmlformats.org/drawingml/2006/picture">
             <wp:extent cx="5760720" cy="4050648"/>
-            <wp:docPr id="7" name="Picture 7" descr="관리자 화면: 경고 양식·경고 현황·사진 수신·내전 결과 기능을 단계적으로 켜는 카카오 설정" title="관리자 화면: 경고 양식·경고 현황·사진 수신·내전 결과 기능을 단계적으로 켜는 카카오 설정"/>
+            <wp:docPr id="7" name="Picture 7" descr="카카오 자동화 설정: 경고·사진·내전 결과 기능 스위치" title="카카오 자동화 설정: 경고·사진·내전 결과 기능 스위치"/>
             <wp:cNvGraphicFramePr>
               <a:graphicFrameLocks noChangeAspect="1"/>
             </wp:cNvGraphicFramePr>
@@ -6448,7 +5962,28 @@
           <w:color w:val="5C6773"/>
           <w:sz w:val="18"/>
         </w:rPr>
-        <w:t>관리자 화면: 경고 양식·경고 현황·사진 수신·내전 결과 기능을 단계적으로 켜는 카카오 설정</w:t>
+        <w:t>카카오 자동화 설정: 경고·사진·내전 결과 기능 스위치</w:t>
+      </w:r>
+    </w:p>
+    <w:p>
+      <w:pPr>
+        <w:pStyle w:val="Heading2"/>
+      </w:pPr>
+      <w:r>
+        <w:rPr>
+          <w:rFonts w:ascii="Malgun Gothic" w:hAnsi="Malgun Gothic" w:eastAsia="Malgun Gothic" w:cs="Malgun Gothic"/>
+          <w:color w:val="2E74B5"/>
+          <w:sz w:val="26"/>
+        </w:rPr>
+        <w:t>양식 관리</w:t>
+      </w:r>
+    </w:p>
+    <w:p>
+      <w:r>
+        <w:rPr>
+          <w:rFonts w:ascii="Malgun Gothic" w:hAnsi="Malgun Gothic" w:eastAsia="Malgun Gothic" w:cs="Malgun Gothic"/>
+        </w:rPr>
+        <w:t>카카오 양식 관리 화면에서는 경고와 내전 결과 양식의 초안과 게시 버전을 관리한다. 게시된 양식이 카카오톡 명령 응답에 사용된다.</w:t>
       </w:r>
     </w:p>
     <w:p>
@@ -6466,7 +6001,7 @@
         <w:drawing>
           <wp:inline xmlns:a="http://schemas.openxmlformats.org/drawingml/2006/main" xmlns:pic="http://schemas.openxmlformats.org/drawingml/2006/picture">
             <wp:extent cx="5760720" cy="4050648"/>
-            <wp:docPr id="8" name="Picture 8" descr="관리자 화면: 경고와 내전 결과 양식의 초안·게시 버전을 관리하는 화면" title="관리자 화면: 경고와 내전 결과 양식의 초안·게시 버전을 관리하는 화면"/>
+            <wp:docPr id="8" name="Picture 8" descr="카카오 양식 관리: 경고와 내전 결과 양식 버전 관리 화면" title="카카오 양식 관리: 경고와 내전 결과 양식 버전 관리 화면"/>
             <wp:cNvGraphicFramePr>
               <a:graphicFrameLocks noChangeAspect="1"/>
             </wp:cNvGraphicFramePr>
@@ -6509,7 +6044,28 @@
           <w:color w:val="5C6773"/>
           <w:sz w:val="18"/>
         </w:rPr>
-        <w:t>관리자 화면: 경고와 내전 결과 양식의 초안·게시 버전을 관리하는 화면</w:t>
+        <w:t>카카오 양식 관리: 경고와 내전 결과 양식 버전 관리 화면</w:t>
+      </w:r>
+    </w:p>
+    <w:p>
+      <w:pPr>
+        <w:pStyle w:val="Heading2"/>
+      </w:pPr>
+      <w:r>
+        <w:rPr>
+          <w:rFonts w:ascii="Malgun Gothic" w:hAnsi="Malgun Gothic" w:eastAsia="Malgun Gothic" w:cs="Malgun Gothic"/>
+          <w:color w:val="2E74B5"/>
+          <w:sz w:val="26"/>
+        </w:rPr>
+        <w:t>처리 로그</w:t>
+      </w:r>
+    </w:p>
+    <w:p>
+      <w:r>
+        <w:rPr>
+          <w:rFonts w:ascii="Malgun Gothic" w:hAnsi="Malgun Gothic" w:eastAsia="Malgun Gothic" w:cs="Malgun Gothic"/>
+        </w:rPr>
+        <w:t>카카오 처리 로그에서는 명령, 접수번호, 처리 결과와 오류 내용을 확인한다. 접수 처리 오류나 중복 인식이 발생했을 때 입력 시각과 명령을 기준으로 찾는다.</w:t>
       </w:r>
     </w:p>
     <w:p>
@@ -6527,20 +6083,7 @@
           <w:color w:val="2E74B5"/>
           <w:sz w:val="32"/>
         </w:rPr>
-        <w:t>13. 장애 대응 교육</w:t>
-      </w:r>
-    </w:p>
-    <w:p>
-      <w:pPr>
-        <w:pStyle w:val="Heading2"/>
-      </w:pPr>
-      <w:r>
-        <w:rPr>
-          <w:rFonts w:ascii="Malgun Gothic" w:hAnsi="Malgun Gothic" w:eastAsia="Malgun Gothic" w:cs="Malgun Gothic"/>
-          <w:color w:val="2E74B5"/>
-          <w:sz w:val="26"/>
-        </w:rPr>
-        <w:t>오류 분류</w:t>
+        <w:t>11. 오류 메시지와 확인 위치</w:t>
       </w:r>
     </w:p>
     <w:tbl>
@@ -6560,47 +6103,13 @@
         </w:tblBorders>
       </w:tblPr>
       <w:tblGrid>
-        <w:gridCol w:w="2100"/>
         <w:gridCol w:w="2700"/>
-        <w:gridCol w:w="4560"/>
+        <w:gridCol w:w="6660"/>
       </w:tblGrid>
       <w:tr>
         <w:trPr>
           <w:tblHeader w:val="true"/>
         </w:trPr>
-        <w:tc>
-          <w:tcPr>
-            <w:tcW w:type="dxa" w:w="2100"/>
-            <w:vAlign w:val="center"/>
-            <w:tcMar>
-              <w:top w:w="80" w:type="dxa"/>
-              <w:start w:w="120" w:type="dxa"/>
-              <w:bottom w:w="80" w:type="dxa"/>
-              <w:end w:w="120" w:type="dxa"/>
-            </w:tcMar>
-            <w:shd w:fill="E8EEF5"/>
-          </w:tcPr>
-          <w:p>
-            <w:pPr>
-              <w:spacing w:before="0" w:after="0" w:line="269" w:lineRule="auto"/>
-            </w:pPr>
-            <w:r>
-              <w:rPr>
-                <w:b/>
-                <w:color w:val="0B2545"/>
-              </w:rPr>
-            </w:r>
-            <w:r>
-              <w:rPr>
-                <w:rFonts w:ascii="Malgun Gothic" w:hAnsi="Malgun Gothic" w:eastAsia="Malgun Gothic" w:cs="Malgun Gothic"/>
-                <w:b/>
-                <w:color w:val="0B2545"/>
-                <w:sz w:val="17"/>
-              </w:rPr>
-              <w:t>증상</w:t>
-            </w:r>
-          </w:p>
-        </w:tc>
         <w:tc>
           <w:tcPr>
             <w:tcW w:type="dxa" w:w="2700"/>
@@ -6630,13 +6139,13 @@
                 <w:color w:val="0B2545"/>
                 <w:sz w:val="17"/>
               </w:rPr>
-              <w:t>우선 확인</w:t>
+              <w:t>카카오톡 응답</w:t>
             </w:r>
           </w:p>
         </w:tc>
         <w:tc>
           <w:tcPr>
-            <w:tcW w:type="dxa" w:w="4560"/>
+            <w:tcW w:type="dxa" w:w="6660"/>
             <w:vAlign w:val="center"/>
             <w:tcMar>
               <w:top w:w="80" w:type="dxa"/>
@@ -6663,7 +6172,7 @@
                 <w:color w:val="0B2545"/>
                 <w:sz w:val="17"/>
               </w:rPr>
-              <w:t>관리자 행동</w:t>
+              <w:t>확인할 사이트 기능</w:t>
             </w:r>
           </w:p>
         </w:tc>
@@ -6671,7 +6180,7 @@
       <w:tr>
         <w:tc>
           <w:tcPr>
-            <w:tcW w:type="dxa" w:w="2100"/>
+            <w:tcW w:type="dxa" w:w="2700"/>
             <w:vAlign w:val="center"/>
             <w:tcMar>
               <w:top w:w="80" w:type="dxa"/>
@@ -6697,13 +6206,13 @@
                 <w:color w:val="0B2545"/>
                 <w:sz w:val="17"/>
               </w:rPr>
-              <w:t>기능이 중지됨</w:t>
+              <w:t>현재 해당 기능이 중지되어 있습니다</w:t>
             </w:r>
           </w:p>
         </w:tc>
         <w:tc>
           <w:tcPr>
-            <w:tcW w:type="dxa" w:w="2700"/>
+            <w:tcW w:type="dxa" w:w="6660"/>
             <w:vAlign w:val="center"/>
             <w:tcMar>
               <w:top w:w="80" w:type="dxa"/>
@@ -6723,33 +6232,7 @@
                 <w:color w:val="0B2545"/>
                 <w:sz w:val="17"/>
               </w:rPr>
-              <w:t>카카오 자동화 설정</w:t>
-            </w:r>
-          </w:p>
-        </w:tc>
-        <w:tc>
-          <w:tcPr>
-            <w:tcW w:type="dxa" w:w="4560"/>
-            <w:vAlign w:val="center"/>
-            <w:tcMar>
-              <w:top w:w="80" w:type="dxa"/>
-              <w:start w:w="120" w:type="dxa"/>
-              <w:bottom w:w="80" w:type="dxa"/>
-              <w:end w:w="120" w:type="dxa"/>
-            </w:tcMar>
-          </w:tcPr>
-          <w:p>
-            <w:pPr>
-              <w:spacing w:before="0" w:after="0" w:line="269" w:lineRule="auto"/>
-            </w:pPr>
-            <w:r/>
-            <w:r>
-              <w:rPr>
-                <w:rFonts w:ascii="Malgun Gothic" w:hAnsi="Malgun Gothic" w:eastAsia="Malgun Gothic" w:cs="Malgun Gothic"/>
-                <w:color w:val="0B2545"/>
-                <w:sz w:val="17"/>
-              </w:rPr>
-              <w:t>필요한 기능 스위치와 변경 이력 확인</w:t>
+              <w:t>카카오 자동화 설정의 기능 스위치</w:t>
             </w:r>
           </w:p>
         </w:tc>
@@ -6757,7 +6240,7 @@
       <w:tr>
         <w:tc>
           <w:tcPr>
-            <w:tcW w:type="dxa" w:w="2100"/>
+            <w:tcW w:type="dxa" w:w="2700"/>
             <w:vAlign w:val="center"/>
             <w:tcMar>
               <w:top w:w="80" w:type="dxa"/>
@@ -6783,13 +6266,13 @@
                 <w:color w:val="0B2545"/>
                 <w:sz w:val="17"/>
               </w:rPr>
-              <w:t>접수 처리 오류</w:t>
+              <w:t>접수 처리 중 오류가 발생했습니다</w:t>
             </w:r>
           </w:p>
         </w:tc>
         <w:tc>
           <w:tcPr>
-            <w:tcW w:type="dxa" w:w="2700"/>
+            <w:tcW w:type="dxa" w:w="6660"/>
             <w:vAlign w:val="center"/>
             <w:tcMar>
               <w:top w:w="80" w:type="dxa"/>
@@ -6809,33 +6292,7 @@
                 <w:color w:val="0B2545"/>
                 <w:sz w:val="17"/>
               </w:rPr>
-              <w:t>카카오 처리 로그, API 상태</w:t>
-            </w:r>
-          </w:p>
-        </w:tc>
-        <w:tc>
-          <w:tcPr>
-            <w:tcW w:type="dxa" w:w="4560"/>
-            <w:vAlign w:val="center"/>
-            <w:tcMar>
-              <w:top w:w="80" w:type="dxa"/>
-              <w:start w:w="120" w:type="dxa"/>
-              <w:bottom w:w="80" w:type="dxa"/>
-              <w:end w:w="120" w:type="dxa"/>
-            </w:tcMar>
-          </w:tcPr>
-          <w:p>
-            <w:pPr>
-              <w:spacing w:before="0" w:after="0" w:line="269" w:lineRule="auto"/>
-            </w:pPr>
-            <w:r/>
-            <w:r>
-              <w:rPr>
-                <w:rFonts w:ascii="Malgun Gothic" w:hAnsi="Malgun Gothic" w:eastAsia="Malgun Gothic" w:cs="Malgun Gothic"/>
-                <w:color w:val="0B2545"/>
-                <w:sz w:val="17"/>
-              </w:rPr>
-              <w:t>시간·방·보낸 사람·명령을 기록</w:t>
+              <w:t>카카오 처리 로그와 API 처리 결과</w:t>
             </w:r>
           </w:p>
         </w:tc>
@@ -6843,7 +6300,7 @@
       <w:tr>
         <w:tc>
           <w:tcPr>
-            <w:tcW w:type="dxa" w:w="2100"/>
+            <w:tcW w:type="dxa" w:w="2700"/>
             <w:vAlign w:val="center"/>
             <w:tcMar>
               <w:top w:w="80" w:type="dxa"/>
@@ -6869,13 +6326,13 @@
                 <w:color w:val="0B2545"/>
                 <w:sz w:val="17"/>
               </w:rPr>
-              <w:t>사진 저장 오류</w:t>
+              <w:t>사진 저장 중 오류가 발생했습니다</w:t>
             </w:r>
           </w:p>
         </w:tc>
         <w:tc>
           <w:tcPr>
-            <w:tcW w:type="dxa" w:w="2700"/>
+            <w:tcW w:type="dxa" w:w="6660"/>
             <w:vAlign w:val="center"/>
             <w:tcMar>
               <w:top w:w="80" w:type="dxa"/>
@@ -6895,33 +6352,7 @@
                 <w:color w:val="0B2545"/>
                 <w:sz w:val="17"/>
               </w:rPr>
-              <w:t>Blob 연결, 비공개 저장소 인증</w:t>
-            </w:r>
-          </w:p>
-        </w:tc>
-        <w:tc>
-          <w:tcPr>
-            <w:tcW w:type="dxa" w:w="4560"/>
-            <w:vAlign w:val="center"/>
-            <w:tcMar>
-              <w:top w:w="80" w:type="dxa"/>
-              <w:start w:w="120" w:type="dxa"/>
-              <w:bottom w:w="80" w:type="dxa"/>
-              <w:end w:w="120" w:type="dxa"/>
-            </w:tcMar>
-          </w:tcPr>
-          <w:p>
-            <w:pPr>
-              <w:spacing w:before="0" w:after="0" w:line="269" w:lineRule="auto"/>
-            </w:pPr>
-            <w:r/>
-            <w:r>
-              <w:rPr>
-                <w:rFonts w:ascii="Malgun Gothic" w:hAnsi="Malgun Gothic" w:eastAsia="Malgun Gothic" w:cs="Malgun Gothic"/>
-                <w:color w:val="0B2545"/>
-                <w:sz w:val="17"/>
-              </w:rPr>
-              <w:t>사진 재전송 반복 금지, 저장소 담당자 보고</w:t>
+              <w:t>비공개 이미지 저장소 연결 상태와 사진 처리 로그</w:t>
             </w:r>
           </w:p>
         </w:tc>
@@ -6929,7 +6360,7 @@
       <w:tr>
         <w:tc>
           <w:tcPr>
-            <w:tcW w:type="dxa" w:w="2100"/>
+            <w:tcW w:type="dxa" w:w="2700"/>
             <w:vAlign w:val="center"/>
             <w:tcMar>
               <w:top w:w="80" w:type="dxa"/>
@@ -6955,13 +6386,13 @@
                 <w:color w:val="0B2545"/>
                 <w:sz w:val="17"/>
               </w:rPr>
-              <w:t>중복 접수</w:t>
+              <w:t>이미 접수된 양식입니다</w:t>
             </w:r>
           </w:p>
         </w:tc>
         <w:tc>
           <w:tcPr>
-            <w:tcW w:type="dxa" w:w="2700"/>
+            <w:tcW w:type="dxa" w:w="6660"/>
             <w:vAlign w:val="center"/>
             <w:tcMar>
               <w:top w:w="80" w:type="dxa"/>
@@ -6981,33 +6412,39 @@
                 <w:color w:val="0B2545"/>
                 <w:sz w:val="17"/>
               </w:rPr>
-              <w:t>기존 접수번호와 동일 양식</w:t>
+              <w:t xml:space="preserve">기존 </w:t>
             </w:r>
-          </w:p>
-        </w:tc>
-        <w:tc>
-          <w:tcPr>
-            <w:tcW w:type="dxa" w:w="4560"/>
-            <w:vAlign w:val="center"/>
-            <w:tcMar>
-              <w:top w:w="80" w:type="dxa"/>
-              <w:start w:w="120" w:type="dxa"/>
-              <w:bottom w:w="80" w:type="dxa"/>
-              <w:end w:w="120" w:type="dxa"/>
-            </w:tcMar>
-          </w:tcPr>
-          <w:p>
-            <w:pPr>
-              <w:spacing w:before="0" w:after="0" w:line="269" w:lineRule="auto"/>
-            </w:pPr>
-            <w:r/>
+            <w:r>
+              <w:rPr>
+                <w:rFonts w:ascii="Consolas" w:hAnsi="Consolas" w:eastAsia="Consolas" w:cs="Consolas"/>
+                <w:color w:val="1F4D78"/>
+                <w:sz w:val="17"/>
+              </w:rPr>
+              <w:t>DS...</w:t>
+            </w:r>
             <w:r>
               <w:rPr>
                 <w:rFonts w:ascii="Malgun Gothic" w:hAnsi="Malgun Gothic" w:eastAsia="Malgun Gothic" w:cs="Malgun Gothic"/>
                 <w:color w:val="0B2545"/>
                 <w:sz w:val="17"/>
               </w:rPr>
-              <w:t>새 접수 생성 금지, 기존 번호 사용</w:t>
+              <w:t xml:space="preserve"> 또는 </w:t>
+            </w:r>
+            <w:r>
+              <w:rPr>
+                <w:rFonts w:ascii="Consolas" w:hAnsi="Consolas" w:eastAsia="Consolas" w:cs="Consolas"/>
+                <w:color w:val="1F4D78"/>
+                <w:sz w:val="17"/>
+              </w:rPr>
+              <w:t>MR...</w:t>
+            </w:r>
+            <w:r>
+              <w:rPr>
+                <w:rFonts w:ascii="Malgun Gothic" w:hAnsi="Malgun Gothic" w:eastAsia="Malgun Gothic" w:cs="Malgun Gothic"/>
+                <w:color w:val="0B2545"/>
+                <w:sz w:val="17"/>
+              </w:rPr>
+              <w:t xml:space="preserve"> 접수번호와 상태</w:t>
             </w:r>
           </w:p>
         </w:tc>
@@ -7015,7 +6452,7 @@
       <w:tr>
         <w:tc>
           <w:tcPr>
-            <w:tcW w:type="dxa" w:w="2100"/>
+            <w:tcW w:type="dxa" w:w="2700"/>
             <w:vAlign w:val="center"/>
             <w:tcMar>
               <w:top w:w="80" w:type="dxa"/>
@@ -7041,13 +6478,13 @@
                 <w:color w:val="0B2545"/>
                 <w:sz w:val="17"/>
               </w:rPr>
-              <w:t>인원 불일치</w:t>
+              <w:t>내전구인으로 보이는 메시지입니다</w:t>
             </w:r>
           </w:p>
         </w:tc>
         <w:tc>
           <w:tcPr>
-            <w:tcW w:type="dxa" w:w="2700"/>
+            <w:tcW w:type="dxa" w:w="6660"/>
             <w:vAlign w:val="center"/>
             <w:tcMar>
               <w:top w:w="80" w:type="dxa"/>
@@ -7067,33 +6504,7 @@
                 <w:color w:val="0B2545"/>
                 <w:sz w:val="17"/>
               </w:rPr>
-              <w:t>모집번호와 양식 전체</w:t>
-            </w:r>
-          </w:p>
-        </w:tc>
-        <w:tc>
-          <w:tcPr>
-            <w:tcW w:type="dxa" w:w="4560"/>
-            <w:vAlign w:val="center"/>
-            <w:tcMar>
-              <w:top w:w="80" w:type="dxa"/>
-              <w:start w:w="120" w:type="dxa"/>
-              <w:bottom w:w="80" w:type="dxa"/>
-              <w:end w:w="120" w:type="dxa"/>
-            </w:tcMar>
-          </w:tcPr>
-          <w:p>
-            <w:pPr>
-              <w:spacing w:before="0" w:after="0" w:line="269" w:lineRule="auto"/>
-            </w:pPr>
-            <w:r/>
-            <w:r>
-              <w:rPr>
-                <w:rFonts w:ascii="Malgun Gothic" w:hAnsi="Malgun Gothic" w:eastAsia="Malgun Gothic" w:cs="Malgun Gothic"/>
-                <w:color w:val="0B2545"/>
-                <w:sz w:val="17"/>
-              </w:rPr>
-              <w:t>번호가 포함된 원본 양식 재요청</w:t>
+              <w:t>내전 모집번호와 원본 양식 헤더</w:t>
             </w:r>
           </w:p>
         </w:tc>
@@ -7101,7 +6512,7 @@
       <w:tr>
         <w:tc>
           <w:tcPr>
-            <w:tcW w:type="dxa" w:w="2100"/>
+            <w:tcW w:type="dxa" w:w="2700"/>
             <w:vAlign w:val="center"/>
             <w:tcMar>
               <w:top w:w="80" w:type="dxa"/>
@@ -7127,13 +6538,13 @@
                 <w:color w:val="0B2545"/>
                 <w:sz w:val="17"/>
               </w:rPr>
-              <w:t>Riot 동기화 실패</w:t>
+              <w:t>인원 또는 명단이 맞지 않습니다</w:t>
             </w:r>
           </w:p>
         </w:tc>
         <w:tc>
           <w:tcPr>
-            <w:tcW w:type="dxa" w:w="2700"/>
+            <w:tcW w:type="dxa" w:w="6660"/>
             <w:vAlign w:val="center"/>
             <w:tcMar>
               <w:top w:w="80" w:type="dxa"/>
@@ -7153,33 +6564,7 @@
                 <w:color w:val="0B2545"/>
                 <w:sz w:val="17"/>
               </w:rPr>
-              <w:t>계정·태그·최근 로그</w:t>
-            </w:r>
-          </w:p>
-        </w:tc>
-        <w:tc>
-          <w:tcPr>
-            <w:tcW w:type="dxa" w:w="4560"/>
-            <w:vAlign w:val="center"/>
-            <w:tcMar>
-              <w:top w:w="80" w:type="dxa"/>
-              <w:start w:w="120" w:type="dxa"/>
-              <w:bottom w:w="80" w:type="dxa"/>
-              <w:end w:w="120" w:type="dxa"/>
-            </w:tcMar>
-          </w:tcPr>
-          <w:p>
-            <w:pPr>
-              <w:spacing w:before="0" w:after="0" w:line="269" w:lineRule="auto"/>
-            </w:pPr>
-            <w:r/>
-            <w:r>
-              <w:rPr>
-                <w:rFonts w:ascii="Malgun Gothic" w:hAnsi="Malgun Gothic" w:eastAsia="Malgun Gothic" w:cs="Malgun Gothic"/>
-                <w:color w:val="0B2545"/>
-                <w:sz w:val="17"/>
-              </w:rPr>
-              <w:t>연결 정보 확인 후 제한적으로 재시도</w:t>
+              <w:t>모집번호가 포함된 양식 전체와 사이트 참가자 목록</w:t>
             </w:r>
           </w:p>
         </w:tc>
@@ -7191,159 +6576,53 @@
       </w:pPr>
     </w:p>
     <w:p>
-      <w:pPr>
-        <w:pStyle w:val="Heading2"/>
-      </w:pPr>
       <w:r>
         <w:rPr>
           <w:rFonts w:ascii="Malgun Gothic" w:hAnsi="Malgun Gothic" w:eastAsia="Malgun Gothic" w:cs="Malgun Gothic"/>
-          <w:color w:val="2E74B5"/>
-          <w:sz w:val="26"/>
         </w:rPr>
-        <w:t>장애 보고 양식</w:t>
-      </w:r>
-    </w:p>
-    <w:p>
-      <w:pPr>
-        <w:pStyle w:val="CodeBlock"/>
-        <w:shd w:fill="F2F4F7"/>
-      </w:pPr>
-      <w:r>
-        <w:rPr>
-          <w:rFonts w:ascii="Consolas" w:hAnsi="Consolas" w:eastAsia="Consolas" w:cs="Consolas"/>
-          <w:color w:val="0B2545"/>
-          <w:sz w:val="17"/>
-        </w:rPr>
-        <w:t>[K-LOL.GG 장애 보고]</w:t>
-      </w:r>
-      <w:r>
-        <w:br/>
+        <w:t xml:space="preserve">사진과 채팅이 분리되어 들어와도 먼저 생성된 </w:t>
       </w:r>
       <w:r>
         <w:rPr>
           <w:rFonts w:ascii="Consolas" w:hAnsi="Consolas" w:eastAsia="Consolas" w:cs="Consolas"/>
-          <w:color w:val="0B2545"/>
-          <w:sz w:val="17"/>
+          <w:color w:val="1F4D78"/>
+          <w:sz w:val="19"/>
         </w:rPr>
-        <w:t>발생 시각:</w:t>
+        <w:t>DS...</w:t>
       </w:r>
       <w:r>
-        <w:br/>
+        <w:rPr>
+          <w:rFonts w:ascii="Malgun Gothic" w:hAnsi="Malgun Gothic" w:eastAsia="Malgun Gothic" w:cs="Malgun Gothic"/>
+        </w:rPr>
+        <w:t xml:space="preserve">, </w:t>
       </w:r>
       <w:r>
         <w:rPr>
           <w:rFonts w:ascii="Consolas" w:hAnsi="Consolas" w:eastAsia="Consolas" w:cs="Consolas"/>
-          <w:color w:val="0B2545"/>
-          <w:sz w:val="17"/>
+          <w:color w:val="1F4D78"/>
+          <w:sz w:val="19"/>
         </w:rPr>
-        <w:t>기능/화면:</w:t>
+        <w:t>WR...</w:t>
       </w:r>
       <w:r>
-        <w:br/>
+        <w:rPr>
+          <w:rFonts w:ascii="Malgun Gothic" w:hAnsi="Malgun Gothic" w:eastAsia="Malgun Gothic" w:cs="Malgun Gothic"/>
+        </w:rPr>
+        <w:t xml:space="preserve">, </w:t>
       </w:r>
       <w:r>
         <w:rPr>
           <w:rFonts w:ascii="Consolas" w:hAnsi="Consolas" w:eastAsia="Consolas" w:cs="Consolas"/>
-          <w:color w:val="0B2545"/>
-          <w:sz w:val="17"/>
+          <w:color w:val="1F4D78"/>
+          <w:sz w:val="19"/>
         </w:rPr>
-        <w:t>카카오 방:</w:t>
+        <w:t>MR...</w:t>
       </w:r>
-      <w:r>
-        <w:br/>
-      </w:r>
-      <w:r>
-        <w:rPr>
-          <w:rFonts w:ascii="Consolas" w:hAnsi="Consolas" w:eastAsia="Consolas" w:cs="Consolas"/>
-          <w:color w:val="0B2545"/>
-          <w:sz w:val="17"/>
-        </w:rPr>
-        <w:t>보낸 사람:</w:t>
-      </w:r>
-      <w:r>
-        <w:br/>
-      </w:r>
-      <w:r>
-        <w:rPr>
-          <w:rFonts w:ascii="Consolas" w:hAnsi="Consolas" w:eastAsia="Consolas" w:cs="Consolas"/>
-          <w:color w:val="0B2545"/>
-          <w:sz w:val="17"/>
-        </w:rPr>
-        <w:t>입력 명령 또는 접수번호:</w:t>
-      </w:r>
-      <w:r>
-        <w:br/>
-      </w:r>
-      <w:r>
-        <w:rPr>
-          <w:rFonts w:ascii="Consolas" w:hAnsi="Consolas" w:eastAsia="Consolas" w:cs="Consolas"/>
-          <w:color w:val="0B2545"/>
-          <w:sz w:val="17"/>
-        </w:rPr>
-        <w:t>실제 결과:</w:t>
-      </w:r>
-      <w:r>
-        <w:br/>
-      </w:r>
-      <w:r>
-        <w:rPr>
-          <w:rFonts w:ascii="Consolas" w:hAnsi="Consolas" w:eastAsia="Consolas" w:cs="Consolas"/>
-          <w:color w:val="0B2545"/>
-          <w:sz w:val="17"/>
-        </w:rPr>
-        <w:t>기대 결과:</w:t>
-      </w:r>
-      <w:r>
-        <w:br/>
-      </w:r>
-      <w:r>
-        <w:rPr>
-          <w:rFonts w:ascii="Consolas" w:hAnsi="Consolas" w:eastAsia="Consolas" w:cs="Consolas"/>
-          <w:color w:val="0B2545"/>
-          <w:sz w:val="17"/>
-        </w:rPr>
-        <w:t>재현 여부:</w:t>
-      </w:r>
-      <w:r>
-        <w:br/>
-      </w:r>
-      <w:r>
-        <w:rPr>
-          <w:rFonts w:ascii="Consolas" w:hAnsi="Consolas" w:eastAsia="Consolas" w:cs="Consolas"/>
-          <w:color w:val="0B2545"/>
-          <w:sz w:val="17"/>
-        </w:rPr>
-        <w:t>영향 범위:</w:t>
-      </w:r>
-      <w:r>
-        <w:br/>
-      </w:r>
-      <w:r>
-        <w:rPr>
-          <w:rFonts w:ascii="Consolas" w:hAnsi="Consolas" w:eastAsia="Consolas" w:cs="Consolas"/>
-          <w:color w:val="0B2545"/>
-          <w:sz w:val="17"/>
-        </w:rPr>
-        <w:t>관련 로그 시각:</w:t>
-      </w:r>
-      <w:r>
-        <w:br/>
-      </w:r>
-      <w:r>
-        <w:rPr>
-          <w:rFonts w:ascii="Consolas" w:hAnsi="Consolas" w:eastAsia="Consolas" w:cs="Consolas"/>
-          <w:color w:val="0B2545"/>
-          <w:sz w:val="17"/>
-        </w:rPr>
-        <w:t>민감정보 제거 확인: 예/아니오</w:t>
-      </w:r>
-    </w:p>
-    <w:p>
       <w:r>
         <w:rPr>
           <w:rFonts w:ascii="Malgun Gothic" w:hAnsi="Malgun Gothic" w:eastAsia="Malgun Gothic" w:cs="Malgun Gothic"/>
         </w:rPr>
-        <w:t>현재 유효 PNG는 형식 검사를 통과하지만 Vercel Blob 인증 단계에서 실패한다. 운영자는 같은 사진을 반복 전송하지 말고 저장소 프로젝트 연결 또는 OIDC 업그레이드 완료 후 다시 시험한다.</w:t>
+        <w:t xml:space="preserve"> 사진 세션에 이어서 연결된다. 봇이 사진 대기 안내를 보낸 뒤 지정된 수량만 순서대로 전송한다.</w:t>
       </w:r>
     </w:p>
     <w:p>
@@ -7361,479 +6640,7 @@
           <w:color w:val="2E74B5"/>
           <w:sz w:val="32"/>
         </w:rPr>
-        <w:t>14. 함께 해보면 좋은 예시</w:t>
-      </w:r>
-    </w:p>
-    <w:p>
-      <w:pPr>
-        <w:pStyle w:val="Heading2"/>
-      </w:pPr>
-      <w:r>
-        <w:rPr>
-          <w:rFonts w:ascii="Malgun Gothic" w:hAnsi="Malgun Gothic" w:eastAsia="Malgun Gothic" w:cs="Malgun Gothic"/>
-          <w:color w:val="2E74B5"/>
-          <w:sz w:val="26"/>
-        </w:rPr>
-        <w:t>실습 1. 카카오 상태 확인</w:t>
-      </w:r>
-    </w:p>
-    <w:p>
-      <w:r>
-        <w:rPr>
-          <w:rFonts w:ascii="Malgun Gothic" w:hAnsi="Malgun Gothic" w:eastAsia="Malgun Gothic" w:cs="Malgun Gothic"/>
-        </w:rPr>
-        <w:t xml:space="preserve">해볼 일: </w:t>
-      </w:r>
-      <w:r>
-        <w:rPr>
-          <w:rFonts w:ascii="Consolas" w:hAnsi="Consolas" w:eastAsia="Consolas" w:cs="Consolas"/>
-          <w:color w:val="1F4D78"/>
-          <w:sz w:val="19"/>
-        </w:rPr>
-        <w:t>/봇버전</w:t>
-      </w:r>
-      <w:r>
-        <w:rPr>
-          <w:rFonts w:ascii="Malgun Gothic" w:hAnsi="Malgun Gothic" w:eastAsia="Malgun Gothic" w:cs="Malgun Gothic"/>
-        </w:rPr>
-        <w:t xml:space="preserve">, </w:t>
-      </w:r>
-      <w:r>
-        <w:rPr>
-          <w:rFonts w:ascii="Consolas" w:hAnsi="Consolas" w:eastAsia="Consolas" w:cs="Consolas"/>
-          <w:color w:val="1F4D78"/>
-          <w:sz w:val="19"/>
-        </w:rPr>
-        <w:t>/도움말</w:t>
-      </w:r>
-      <w:r>
-        <w:rPr>
-          <w:rFonts w:ascii="Malgun Gothic" w:hAnsi="Malgun Gothic" w:eastAsia="Malgun Gothic" w:cs="Malgun Gothic"/>
-        </w:rPr>
-        <w:t xml:space="preserve">, </w:t>
-      </w:r>
-      <w:r>
-        <w:rPr>
-          <w:rFonts w:ascii="Consolas" w:hAnsi="Consolas" w:eastAsia="Consolas" w:cs="Consolas"/>
-          <w:color w:val="1F4D78"/>
-          <w:sz w:val="19"/>
-        </w:rPr>
-        <w:t>구인도우미</w:t>
-      </w:r>
-      <w:r>
-        <w:rPr>
-          <w:rFonts w:ascii="Malgun Gothic" w:hAnsi="Malgun Gothic" w:eastAsia="Malgun Gothic" w:cs="Malgun Gothic"/>
-        </w:rPr>
-        <w:t>의 용도를 서로 설명해 본다.</w:t>
-      </w:r>
-    </w:p>
-    <w:p>
-      <w:r>
-        <w:rPr>
-          <w:rFonts w:ascii="Malgun Gothic" w:hAnsi="Malgun Gothic" w:eastAsia="Malgun Gothic" w:cs="Malgun Gothic"/>
-        </w:rPr>
-        <w:t>확인할 점: 봇 버전과 사이트 도움말 주소를 확인하고, 명령 오류 시 로그 위치를 찾을 수 있는지 본다.</w:t>
-      </w:r>
-    </w:p>
-    <w:p>
-      <w:pPr>
-        <w:pStyle w:val="Heading2"/>
-      </w:pPr>
-      <w:r>
-        <w:rPr>
-          <w:rFonts w:ascii="Malgun Gothic" w:hAnsi="Malgun Gothic" w:eastAsia="Malgun Gothic" w:cs="Malgun Gothic"/>
-          <w:color w:val="2E74B5"/>
-          <w:sz w:val="26"/>
-        </w:rPr>
-        <w:t>실습 2. 파티 구인 수정</w:t>
-      </w:r>
-    </w:p>
-    <w:p>
-      <w:r>
-        <w:rPr>
-          <w:rFonts w:ascii="Malgun Gothic" w:hAnsi="Malgun Gothic" w:eastAsia="Malgun Gothic" w:cs="Malgun Gothic"/>
-        </w:rPr>
-        <w:t>해볼 일: 테스트 파티를 만들고 모집번호를 유지한 채 참가자 한 명을 추가한다.</w:t>
-      </w:r>
-    </w:p>
-    <w:p>
-      <w:r>
-        <w:rPr>
-          <w:rFonts w:ascii="Malgun Gothic" w:hAnsi="Malgun Gothic" w:eastAsia="Malgun Gothic" w:cs="Malgun Gothic"/>
-        </w:rPr>
-        <w:t>확인할 점: 새 구인으로 중복 생성하지 않고 같은 모집번호의 인원만 변경되는지 본다.</w:t>
-      </w:r>
-    </w:p>
-    <w:p>
-      <w:pPr>
-        <w:pStyle w:val="Heading2"/>
-      </w:pPr>
-      <w:r>
-        <w:rPr>
-          <w:rFonts w:ascii="Malgun Gothic" w:hAnsi="Malgun Gothic" w:eastAsia="Malgun Gothic" w:cs="Malgun Gothic"/>
-          <w:color w:val="2E74B5"/>
-          <w:sz w:val="26"/>
-        </w:rPr>
-        <w:t>실습 3. 경고 0장 접수</w:t>
-      </w:r>
-    </w:p>
-    <w:p>
-      <w:r>
-        <w:rPr>
-          <w:rFonts w:ascii="Malgun Gothic" w:hAnsi="Malgun Gothic" w:eastAsia="Malgun Gothic" w:cs="Malgun Gothic"/>
-        </w:rPr>
-        <w:t>해볼 일: 테스트 대상에게 근거사진 0장 일반 경고 양식을 접수하고 상태를 조회한다.</w:t>
-      </w:r>
-    </w:p>
-    <w:p>
-      <w:r>
-        <w:rPr>
-          <w:rFonts w:ascii="Malgun Gothic" w:hAnsi="Malgun Gothic" w:eastAsia="Malgun Gothic" w:cs="Malgun Gothic"/>
-        </w:rPr>
-        <w:t xml:space="preserve">확인할 점: 경고 사유를 카카오에 쓰지 않고 </w:t>
-      </w:r>
-      <w:r>
-        <w:rPr>
-          <w:rFonts w:ascii="Consolas" w:hAnsi="Consolas" w:eastAsia="Consolas" w:cs="Consolas"/>
-          <w:color w:val="1F4D78"/>
-          <w:sz w:val="19"/>
-        </w:rPr>
-        <w:t>DS...</w:t>
-      </w:r>
-      <w:r>
-        <w:rPr>
-          <w:rFonts w:ascii="Malgun Gothic" w:hAnsi="Malgun Gothic" w:eastAsia="Malgun Gothic" w:cs="Malgun Gothic"/>
-        </w:rPr>
-        <w:t xml:space="preserve"> 상태가 검토 대기임을 설명할 수 있는지 본다.</w:t>
-      </w:r>
-    </w:p>
-    <w:p>
-      <w:pPr>
-        <w:pStyle w:val="Heading2"/>
-      </w:pPr>
-      <w:r>
-        <w:rPr>
-          <w:rFonts w:ascii="Malgun Gothic" w:hAnsi="Malgun Gothic" w:eastAsia="Malgun Gothic" w:cs="Malgun Gothic"/>
-          <w:color w:val="2E74B5"/>
-          <w:sz w:val="26"/>
-        </w:rPr>
-        <w:t>실습 4. 경고 승인 판단</w:t>
-      </w:r>
-    </w:p>
-    <w:p>
-      <w:r>
-        <w:rPr>
-          <w:rFonts w:ascii="Malgun Gothic" w:hAnsi="Malgun Gothic" w:eastAsia="Malgun Gothic" w:cs="Malgun Gothic"/>
-        </w:rPr>
-        <w:t>해볼 일: 테스트 접수의 대상, 구분, 날짜, 증빙을 같이 검토한다.</w:t>
-      </w:r>
-    </w:p>
-    <w:p>
-      <w:r>
-        <w:rPr>
-          <w:rFonts w:ascii="Malgun Gothic" w:hAnsi="Malgun Gothic" w:eastAsia="Malgun Gothic" w:cs="Malgun Gothic"/>
-        </w:rPr>
-        <w:t>확인할 점: 승인·반려 근거를 말하고 일반 10장·내전 15장 목표를 구분한다. 실제 승인 실행은 함께 설명하는 관리자가 지정한 테스트 대상에만 한다.</w:t>
-      </w:r>
-    </w:p>
-    <w:p>
-      <w:pPr>
-        <w:pStyle w:val="Heading2"/>
-      </w:pPr>
-      <w:r>
-        <w:rPr>
-          <w:rFonts w:ascii="Malgun Gothic" w:hAnsi="Malgun Gothic" w:eastAsia="Malgun Gothic" w:cs="Malgun Gothic"/>
-          <w:color w:val="2E74B5"/>
-          <w:sz w:val="26"/>
-        </w:rPr>
-        <w:t>실습 5. 내전 결과 2·3세트</w:t>
-      </w:r>
-    </w:p>
-    <w:p>
-      <w:r>
-        <w:rPr>
-          <w:rFonts w:ascii="Malgun Gothic" w:hAnsi="Malgun Gothic" w:eastAsia="Malgun Gothic" w:cs="Malgun Gothic"/>
-        </w:rPr>
-        <w:t xml:space="preserve">해볼 일: </w:t>
-      </w:r>
-      <w:r>
-        <w:rPr>
-          <w:rFonts w:ascii="Consolas" w:hAnsi="Consolas" w:eastAsia="Consolas" w:cs="Consolas"/>
-          <w:color w:val="1F4D78"/>
-          <w:sz w:val="19"/>
-        </w:rPr>
-        <w:t>MR...</w:t>
-      </w:r>
-      <w:r>
-        <w:rPr>
-          <w:rFonts w:ascii="Malgun Gothic" w:hAnsi="Malgun Gothic" w:eastAsia="Malgun Gothic" w:cs="Malgun Gothic"/>
-        </w:rPr>
-        <w:t xml:space="preserve"> 접수의 세트 수와 사진 수를 대조한다.</w:t>
-      </w:r>
-    </w:p>
-    <w:p>
-      <w:r>
-        <w:rPr>
-          <w:rFonts w:ascii="Malgun Gothic" w:hAnsi="Malgun Gothic" w:eastAsia="Malgun Gothic" w:cs="Malgun Gothic"/>
-        </w:rPr>
-        <w:t>확인할 점: 2세트 2장, 3세트 3장과 사진 순서를 설명하고 수기 등록 시작 위치를 찾을 수 있는지 본다.</w:t>
-      </w:r>
-    </w:p>
-    <w:p>
-      <w:pPr>
-        <w:pStyle w:val="Heading2"/>
-      </w:pPr>
-      <w:r>
-        <w:rPr>
-          <w:rFonts w:ascii="Malgun Gothic" w:hAnsi="Malgun Gothic" w:eastAsia="Malgun Gothic" w:cs="Malgun Gothic"/>
-          <w:color w:val="2E74B5"/>
-          <w:sz w:val="26"/>
-        </w:rPr>
-        <w:t>실습 6. 장애 보고</w:t>
-      </w:r>
-    </w:p>
-    <w:p>
-      <w:r>
-        <w:rPr>
-          <w:rFonts w:ascii="Malgun Gothic" w:hAnsi="Malgun Gothic" w:eastAsia="Malgun Gothic" w:cs="Malgun Gothic"/>
-        </w:rPr>
-        <w:t>해볼 일: 사진 저장 오류를 장애 공유 양식으로 정리한다.</w:t>
-      </w:r>
-    </w:p>
-    <w:p>
-      <w:r>
-        <w:rPr>
-          <w:rFonts w:ascii="Malgun Gothic" w:hAnsi="Malgun Gothic" w:eastAsia="Malgun Gothic" w:cs="Malgun Gothic"/>
-        </w:rPr>
-        <w:t>확인할 점: 토큰을 노출하지 않고 시간, 방, 보낸 사람, 명령, 접수번호, 실제·기대 결과를 기록했는지 본다.</w:t>
-      </w:r>
-    </w:p>
-    <w:p>
-      <w:r>
-        <w:br w:type="page"/>
-      </w:r>
-    </w:p>
-    <w:p>
-      <w:pPr>
-        <w:pStyle w:val="Heading1"/>
-      </w:pPr>
-      <w:r>
-        <w:rPr>
-          <w:rFonts w:ascii="Malgun Gothic" w:hAnsi="Malgun Gothic" w:eastAsia="Malgun Gothic" w:cs="Malgun Gothic"/>
-          <w:color w:val="2E74B5"/>
-          <w:sz w:val="32"/>
-        </w:rPr>
-        <w:t>15. 설명을 마치기 전 같이 확인할 내용</w:t>
-      </w:r>
-    </w:p>
-    <w:p>
-      <w:r>
-        <w:rPr>
-          <w:rFonts w:ascii="Malgun Gothic" w:hAnsi="Malgun Gothic" w:eastAsia="Malgun Gothic" w:cs="Malgun Gothic"/>
-        </w:rPr>
-        <w:t>시험이나 수료 기준이 아니다. 처음 안내받은 관리자가 헷갈리는 부분이 없는지 대화하면서 확인하는 목록이다.</w:t>
-      </w:r>
-    </w:p>
-    <w:p>
-      <w:pPr>
-        <w:pStyle w:val="ListBullet"/>
-      </w:pPr>
-      <w:r>
-        <w:rPr>
-          <w:rFonts w:ascii="Malgun Gothic" w:hAnsi="Malgun Gothic" w:eastAsia="Malgun Gothic" w:cs="Malgun Gothic"/>
-        </w:rPr>
-        <w:t>관리자 홈에서 미처리 접수와 오류를 찾을 수 있다.</w:t>
-      </w:r>
-    </w:p>
-    <w:p>
-      <w:pPr>
-        <w:pStyle w:val="ListBullet"/>
-      </w:pPr>
-      <w:r>
-        <w:rPr>
-          <w:rFonts w:ascii="Malgun Gothic" w:hAnsi="Malgun Gothic" w:eastAsia="Malgun Gothic" w:cs="Malgun Gothic"/>
-        </w:rPr>
-        <w:t>일반 관리자와 최고관리자 메뉴 차이를 설명할 수 있다.</w:t>
-      </w:r>
-    </w:p>
-    <w:p>
-      <w:pPr>
-        <w:pStyle w:val="ListBullet"/>
-      </w:pPr>
-      <w:r>
-        <w:rPr>
-          <w:rFonts w:ascii="Malgun Gothic" w:hAnsi="Malgun Gothic" w:eastAsia="Malgun Gothic" w:cs="Malgun Gothic"/>
-        </w:rPr>
-        <w:t>실제 제재·삭제·전체 초기화를 교육 중 실행하지 않는다.</w:t>
-      </w:r>
-    </w:p>
-    <w:p>
-      <w:pPr>
-        <w:pStyle w:val="ListBullet"/>
-      </w:pPr>
-      <w:r>
-        <w:rPr>
-          <w:rFonts w:ascii="Consolas" w:hAnsi="Consolas" w:eastAsia="Consolas" w:cs="Consolas"/>
-          <w:color w:val="1F4D78"/>
-          <w:sz w:val="19"/>
-        </w:rPr>
-        <w:t>DS</w:t>
-      </w:r>
-      <w:r>
-        <w:rPr>
-          <w:rFonts w:ascii="Malgun Gothic" w:hAnsi="Malgun Gothic" w:eastAsia="Malgun Gothic" w:cs="Malgun Gothic"/>
-        </w:rPr>
-        <w:t xml:space="preserve">, </w:t>
-      </w:r>
-      <w:r>
-        <w:rPr>
-          <w:rFonts w:ascii="Consolas" w:hAnsi="Consolas" w:eastAsia="Consolas" w:cs="Consolas"/>
-          <w:color w:val="1F4D78"/>
-          <w:sz w:val="19"/>
-        </w:rPr>
-        <w:t>WR</w:t>
-      </w:r>
-      <w:r>
-        <w:rPr>
-          <w:rFonts w:ascii="Malgun Gothic" w:hAnsi="Malgun Gothic" w:eastAsia="Malgun Gothic" w:cs="Malgun Gothic"/>
-        </w:rPr>
-        <w:t xml:space="preserve">, </w:t>
-      </w:r>
-      <w:r>
-        <w:rPr>
-          <w:rFonts w:ascii="Consolas" w:hAnsi="Consolas" w:eastAsia="Consolas" w:cs="Consolas"/>
-          <w:color w:val="1F4D78"/>
-          <w:sz w:val="19"/>
-        </w:rPr>
-        <w:t>MR</w:t>
-      </w:r>
-      <w:r>
-        <w:rPr>
-          <w:rFonts w:ascii="Malgun Gothic" w:hAnsi="Malgun Gothic" w:eastAsia="Malgun Gothic" w:cs="Malgun Gothic"/>
-        </w:rPr>
-        <w:t>, 모집번호의 차이를 설명할 수 있다.</w:t>
-      </w:r>
-    </w:p>
-    <w:p>
-      <w:pPr>
-        <w:pStyle w:val="ListBullet"/>
-      </w:pPr>
-      <w:r>
-        <w:rPr>
-          <w:rFonts w:ascii="Malgun Gothic" w:hAnsi="Malgun Gothic" w:eastAsia="Malgun Gothic" w:cs="Malgun Gothic"/>
-        </w:rPr>
-        <w:t>경고 근거 0~3장과 차감 인증 10·15장을 구분할 수 있다.</w:t>
-      </w:r>
-    </w:p>
-    <w:p>
-      <w:pPr>
-        <w:pStyle w:val="ListBullet"/>
-      </w:pPr>
-      <w:r>
-        <w:rPr>
-          <w:rFonts w:ascii="Malgun Gothic" w:hAnsi="Malgun Gothic" w:eastAsia="Malgun Gothic" w:cs="Malgun Gothic"/>
-        </w:rPr>
-        <w:t>경고 사유가 사이트 승인 창의 비공개 정보임을 안다.</w:t>
-      </w:r>
-    </w:p>
-    <w:p>
-      <w:pPr>
-        <w:pStyle w:val="ListBullet"/>
-      </w:pPr>
-      <w:r>
-        <w:rPr>
-          <w:rFonts w:ascii="Malgun Gothic" w:hAnsi="Malgun Gothic" w:eastAsia="Malgun Gothic" w:cs="Malgun Gothic"/>
-        </w:rPr>
-        <w:t>내전 결과 2·3장 접수 후 수기 등록이 필요한 이유를 설명할 수 있다.</w:t>
-      </w:r>
-    </w:p>
-    <w:p>
-      <w:pPr>
-        <w:pStyle w:val="ListBullet"/>
-      </w:pPr>
-      <w:r>
-        <w:rPr>
-          <w:rFonts w:ascii="Malgun Gothic" w:hAnsi="Malgun Gothic" w:eastAsia="Malgun Gothic" w:cs="Malgun Gothic"/>
-        </w:rPr>
-        <w:t>모집번호가 빠진 양식의 위험을 설명할 수 있다.</w:t>
-      </w:r>
-    </w:p>
-    <w:p>
-      <w:pPr>
-        <w:pStyle w:val="ListBullet"/>
-      </w:pPr>
-      <w:r>
-        <w:rPr>
-          <w:rFonts w:ascii="Malgun Gothic" w:hAnsi="Malgun Gothic" w:eastAsia="Malgun Gothic" w:cs="Malgun Gothic"/>
-        </w:rPr>
-        <w:t>카카오 기능 스위치와 처리 로그 위치를 찾을 수 있다.</w:t>
-      </w:r>
-    </w:p>
-    <w:p>
-      <w:pPr>
-        <w:pStyle w:val="ListBullet"/>
-      </w:pPr>
-      <w:r>
-        <w:rPr>
-          <w:rFonts w:ascii="Consolas" w:hAnsi="Consolas" w:eastAsia="Consolas" w:cs="Consolas"/>
-          <w:color w:val="1F4D78"/>
-          <w:sz w:val="19"/>
-        </w:rPr>
-        <w:t>BLOB_READ_WRITE_TOKEN</w:t>
-      </w:r>
-      <w:r>
-        <w:rPr>
-          <w:rFonts w:ascii="Malgun Gothic" w:hAnsi="Malgun Gothic" w:eastAsia="Malgun Gothic" w:cs="Malgun Gothic"/>
-        </w:rPr>
-        <w:t>을 카카오봇에 넣지 않는다는 것을 안다.</w:t>
-      </w:r>
-    </w:p>
-    <w:p>
-      <w:pPr>
-        <w:pStyle w:val="ListBullet"/>
-      </w:pPr>
-      <w:r>
-        <w:rPr>
-          <w:rFonts w:ascii="Malgun Gothic" w:hAnsi="Malgun Gothic" w:eastAsia="Malgun Gothic" w:cs="Malgun Gothic"/>
-        </w:rPr>
-        <w:t>오류 보고에서 토큰과 개인정보를 제거할 수 있다.</w:t>
-      </w:r>
-    </w:p>
-    <w:p>
-      <w:pPr>
-        <w:pStyle w:val="ListBullet"/>
-      </w:pPr>
-      <w:r>
-        <w:rPr>
-          <w:rFonts w:ascii="Malgun Gothic" w:hAnsi="Malgun Gothic" w:eastAsia="Malgun Gothic" w:cs="Malgun Gothic"/>
-        </w:rPr>
-        <w:t>보류·반려·승인 판단 근거를 다른 운영진이 알 수 있게 남길 수 있다.</w:t>
-      </w:r>
-    </w:p>
-    <w:p>
-      <w:r>
-        <w:rPr>
-          <w:rFonts w:ascii="Malgun Gothic" w:hAnsi="Malgun Gothic" w:eastAsia="Malgun Gothic" w:cs="Malgun Gothic"/>
-        </w:rPr>
-        <w:t>모르는 항목은 그 자리에서 다시 화면을 열어 함께 확인한다. 모든 메뉴를 외우는 것보다, 애매할 때 누구에게 물어보고 어디에서 기록을 찾는지 아는 것이 더 중요하다.</w:t>
-      </w:r>
-    </w:p>
-    <w:p>
-      <w:r>
-        <w:br w:type="page"/>
-      </w:r>
-    </w:p>
-    <w:p>
-      <w:pPr>
-        <w:pStyle w:val="Heading1"/>
-      </w:pPr>
-      <w:r>
-        <w:rPr>
-          <w:rFonts w:ascii="Malgun Gothic" w:hAnsi="Malgun Gothic" w:eastAsia="Malgun Gothic" w:cs="Malgun Gothic"/>
-          <w:color w:val="2E74B5"/>
-          <w:sz w:val="32"/>
-        </w:rPr>
-        <w:t>16. 현장 복붙용 빠른 참조</w:t>
+        <w:t>12. 빠른 명령어 모음</w:t>
       </w:r>
     </w:p>
     <w:p>
@@ -7847,7 +6654,7 @@
           <w:color w:val="0B2545"/>
           <w:sz w:val="17"/>
         </w:rPr>
-        <w:t>[관리 페이지를 열었을 때]</w:t>
+        <w:t>[기본]</w:t>
       </w:r>
       <w:r>
         <w:br/>
@@ -7858,7 +6665,7 @@
           <w:color w:val="0B2545"/>
           <w:sz w:val="17"/>
         </w:rPr>
-        <w:t>1. /admin 미처리·오류 확인</w:t>
+        <w:t>/봇버전</w:t>
       </w:r>
       <w:r>
         <w:br/>
@@ -7869,7 +6676,7 @@
           <w:color w:val="0B2545"/>
           <w:sz w:val="17"/>
         </w:rPr>
-        <w:t>2. /admin/kakao 자동화 상태 확인</w:t>
+        <w:t>/도움말</w:t>
       </w:r>
       <w:r>
         <w:br/>
@@ -7880,29 +6687,7 @@
           <w:color w:val="0B2545"/>
           <w:sz w:val="17"/>
         </w:rPr>
-        <w:t>3. /admin/logs/kakao 최근 반복 오류 확인</w:t>
-      </w:r>
-      <w:r>
-        <w:br/>
-      </w:r>
-      <w:r>
-        <w:rPr>
-          <w:rFonts w:ascii="Consolas" w:hAnsi="Consolas" w:eastAsia="Consolas" w:cs="Consolas"/>
-          <w:color w:val="0B2545"/>
-          <w:sz w:val="17"/>
-        </w:rPr>
-        <w:t>4. 경고·내전 결과·운영 신청 대기 확인</w:t>
-      </w:r>
-      <w:r>
-        <w:br/>
-      </w:r>
-      <w:r>
-        <w:rPr>
-          <w:rFonts w:ascii="Consolas" w:hAnsi="Consolas" w:eastAsia="Consolas" w:cs="Consolas"/>
-          <w:color w:val="0B2545"/>
-          <w:sz w:val="17"/>
-        </w:rPr>
-        <w:t>5. 다른 관리자가 확인 중인 접수번호가 있는지 확인</w:t>
+        <w:t>구인도우미</w:t>
       </w:r>
       <w:r>
         <w:br/>
@@ -7999,7 +6784,7 @@
           <w:color w:val="0B2545"/>
           <w:sz w:val="17"/>
         </w:rPr>
-        <w:t>[내전 결과]</w:t>
+        <w:t>[종료 내전 결과]</w:t>
       </w:r>
       <w:r>
         <w:br/>
@@ -8032,7 +6817,7 @@
           <w:color w:val="0B2545"/>
           <w:sz w:val="17"/>
         </w:rPr>
-        <w:t>2세트=2장 / 3세트=3장 / 관리자 수기 확정</w:t>
+        <w:t>2세트=2장 / 3세트=3장 / 사이트에서 수기 등록</w:t>
       </w:r>
       <w:r>
         <w:br/>
@@ -8053,7 +6838,7 @@
           <w:color w:val="0B2545"/>
           <w:sz w:val="17"/>
         </w:rPr>
-        <w:t>[오류 기록]</w:t>
+        <w:t>[내전 구인]</w:t>
       </w:r>
       <w:r>
         <w:br/>
@@ -8064,7 +6849,105 @@
           <w:color w:val="0B2545"/>
           <w:sz w:val="17"/>
         </w:rPr>
-        <w:t>시간 / 방 / 보낸 사람 / 명령 / 접수번호 / 실제 결과 / 기대 결과 / 로그 시각</w:t>
+        <w:t>/내전구인 협곡</w:t>
+      </w:r>
+      <w:r>
+        <w:br/>
+      </w:r>
+      <w:r>
+        <w:rPr>
+          <w:rFonts w:ascii="Consolas" w:hAnsi="Consolas" w:eastAsia="Consolas" w:cs="Consolas"/>
+          <w:color w:val="0B2545"/>
+          <w:sz w:val="17"/>
+        </w:rPr>
+        <w:t>/내전구인 칼바람</w:t>
+      </w:r>
+      <w:r>
+        <w:br/>
+      </w:r>
+      <w:r>
+        <w:rPr>
+          <w:rFonts w:ascii="Consolas" w:hAnsi="Consolas" w:eastAsia="Consolas" w:cs="Consolas"/>
+          <w:color w:val="0B2545"/>
+          <w:sz w:val="17"/>
+        </w:rPr>
+        <w:t>/내전구인 증바람</w:t>
+      </w:r>
+      <w:r>
+        <w:br/>
+      </w:r>
+      <w:r>
+        <w:rPr>
+          <w:rFonts w:ascii="Consolas" w:hAnsi="Consolas" w:eastAsia="Consolas" w:cs="Consolas"/>
+          <w:color w:val="0B2545"/>
+          <w:sz w:val="17"/>
+        </w:rPr>
+        <w:t>/내전현황</w:t>
+      </w:r>
+      <w:r>
+        <w:br/>
+      </w:r>
+      <w:r>
+        <w:rPr>
+          <w:rFonts w:ascii="Consolas" w:hAnsi="Consolas" w:eastAsia="Consolas" w:cs="Consolas"/>
+          <w:color w:val="0B2545"/>
+          <w:sz w:val="17"/>
+        </w:rPr>
+        <w:t>/내전상세 번호</w:t>
+      </w:r>
+      <w:r>
+        <w:br/>
+      </w:r>
+      <w:r>
+        <w:rPr>
+          <w:rFonts w:ascii="Consolas" w:hAnsi="Consolas" w:eastAsia="Consolas" w:cs="Consolas"/>
+          <w:color w:val="0B2545"/>
+          <w:sz w:val="17"/>
+        </w:rPr>
+      </w:r>
+      <w:r>
+        <w:br/>
+      </w:r>
+      <w:r>
+        <w:rPr>
+          <w:rFonts w:ascii="Consolas" w:hAnsi="Consolas" w:eastAsia="Consolas" w:cs="Consolas"/>
+          <w:color w:val="0B2545"/>
+          <w:sz w:val="17"/>
+        </w:rPr>
+        <w:t>[스크림]</w:t>
+      </w:r>
+      <w:r>
+        <w:br/>
+      </w:r>
+      <w:r>
+        <w:rPr>
+          <w:rFonts w:ascii="Consolas" w:hAnsi="Consolas" w:eastAsia="Consolas" w:cs="Consolas"/>
+          <w:color w:val="0B2545"/>
+          <w:sz w:val="17"/>
+        </w:rPr>
+        <w:t>/스크림구인</w:t>
+      </w:r>
+      <w:r>
+        <w:br/>
+      </w:r>
+      <w:r>
+        <w:rPr>
+          <w:rFonts w:ascii="Consolas" w:hAnsi="Consolas" w:eastAsia="Consolas" w:cs="Consolas"/>
+          <w:color w:val="0B2545"/>
+          <w:sz w:val="17"/>
+        </w:rPr>
+        <w:t>/스크림현황</w:t>
+      </w:r>
+      <w:r>
+        <w:br/>
+      </w:r>
+      <w:r>
+        <w:rPr>
+          <w:rFonts w:ascii="Consolas" w:hAnsi="Consolas" w:eastAsia="Consolas" w:cs="Consolas"/>
+          <w:color w:val="0B2545"/>
+          <w:sz w:val="17"/>
+        </w:rPr>
+        <w:t>/스크림상세 번호</w:t>
       </w:r>
     </w:p>
     <w:p>
@@ -8082,7 +6965,7 @@
           <w:color w:val="2E74B5"/>
           <w:sz w:val="32"/>
         </w:rPr>
-        <w:t>17. 사용자 문의 대응용 사이트 요약</w:t>
+        <w:t>13. 유저 공지에 사용할 수 있는 이미지</w:t>
       </w:r>
     </w:p>
     <w:p>
@@ -8090,850 +6973,7 @@
         <w:rPr>
           <w:rFonts w:ascii="Malgun Gothic" w:hAnsi="Malgun Gothic" w:eastAsia="Malgun Gothic" w:cs="Malgun Gothic"/>
         </w:rPr>
-        <w:t>관리자는 사용자가 어디에서 기능을 찾는지 안내할 수 있어야 한다.</w:t>
-      </w:r>
-    </w:p>
-    <w:tbl>
-      <w:tblPr>
-        <w:tblW w:type="dxa" w:w="9360"/>
-        <w:jc w:val="left"/>
-        <w:tblLayout w:type="fixed"/>
-        <w:tblLook w:firstColumn="1" w:firstRow="1" w:lastColumn="0" w:lastRow="0" w:noHBand="0" w:noVBand="1" w:val="04A0"/>
-        <w:tblInd w:w="120" w:type="dxa"/>
-        <w:tblBorders>
-          <w:top w:val="single" w:sz="6" w:space="0" w:color="CBD3DC"/>
-          <w:left w:val="single" w:sz="6" w:space="0" w:color="CBD3DC"/>
-          <w:bottom w:val="single" w:sz="6" w:space="0" w:color="CBD3DC"/>
-          <w:right w:val="single" w:sz="6" w:space="0" w:color="CBD3DC"/>
-          <w:insideH w:val="single" w:sz="6" w:space="0" w:color="CBD3DC"/>
-          <w:insideV w:val="single" w:sz="6" w:space="0" w:color="CBD3DC"/>
-        </w:tblBorders>
-      </w:tblPr>
-      <w:tblGrid>
-        <w:gridCol w:w="2700"/>
-        <w:gridCol w:w="6660"/>
-      </w:tblGrid>
-      <w:tr>
-        <w:trPr>
-          <w:tblHeader w:val="true"/>
-        </w:trPr>
-        <w:tc>
-          <w:tcPr>
-            <w:tcW w:type="dxa" w:w="2700"/>
-            <w:vAlign w:val="center"/>
-            <w:tcMar>
-              <w:top w:w="80" w:type="dxa"/>
-              <w:start w:w="120" w:type="dxa"/>
-              <w:bottom w:w="80" w:type="dxa"/>
-              <w:end w:w="120" w:type="dxa"/>
-            </w:tcMar>
-            <w:shd w:fill="E8EEF5"/>
-          </w:tcPr>
-          <w:p>
-            <w:pPr>
-              <w:spacing w:before="0" w:after="0" w:line="269" w:lineRule="auto"/>
-            </w:pPr>
-            <w:r>
-              <w:rPr>
-                <w:b/>
-                <w:color w:val="0B2545"/>
-              </w:rPr>
-            </w:r>
-            <w:r>
-              <w:rPr>
-                <w:rFonts w:ascii="Malgun Gothic" w:hAnsi="Malgun Gothic" w:eastAsia="Malgun Gothic" w:cs="Malgun Gothic"/>
-                <w:b/>
-                <w:color w:val="0B2545"/>
-                <w:sz w:val="17"/>
-              </w:rPr>
-              <w:t>사용자 문의</w:t>
-            </w:r>
-          </w:p>
-        </w:tc>
-        <w:tc>
-          <w:tcPr>
-            <w:tcW w:type="dxa" w:w="6660"/>
-            <w:vAlign w:val="center"/>
-            <w:tcMar>
-              <w:top w:w="80" w:type="dxa"/>
-              <w:start w:w="120" w:type="dxa"/>
-              <w:bottom w:w="80" w:type="dxa"/>
-              <w:end w:w="120" w:type="dxa"/>
-            </w:tcMar>
-            <w:shd w:fill="E8EEF5"/>
-          </w:tcPr>
-          <w:p>
-            <w:pPr>
-              <w:spacing w:before="0" w:after="0" w:line="269" w:lineRule="auto"/>
-            </w:pPr>
-            <w:r>
-              <w:rPr>
-                <w:b/>
-                <w:color w:val="0B2545"/>
-              </w:rPr>
-            </w:r>
-            <w:r>
-              <w:rPr>
-                <w:rFonts w:ascii="Malgun Gothic" w:hAnsi="Malgun Gothic" w:eastAsia="Malgun Gothic" w:cs="Malgun Gothic"/>
-                <w:b/>
-                <w:color w:val="0B2545"/>
-                <w:sz w:val="17"/>
-              </w:rPr>
-              <w:t>안내 위치</w:t>
-            </w:r>
-          </w:p>
-        </w:tc>
-      </w:tr>
-      <w:tr>
-        <w:tc>
-          <w:tcPr>
-            <w:tcW w:type="dxa" w:w="2700"/>
-            <w:vAlign w:val="center"/>
-            <w:tcMar>
-              <w:top w:w="80" w:type="dxa"/>
-              <w:start w:w="120" w:type="dxa"/>
-              <w:bottom w:w="80" w:type="dxa"/>
-              <w:end w:w="120" w:type="dxa"/>
-            </w:tcMar>
-            <w:shd w:fill="F4F6F9"/>
-          </w:tcPr>
-          <w:p>
-            <w:pPr>
-              <w:spacing w:before="0" w:after="0" w:line="269" w:lineRule="auto"/>
-            </w:pPr>
-            <w:r>
-              <w:rPr>
-                <w:b/>
-              </w:rPr>
-            </w:r>
-            <w:r>
-              <w:rPr>
-                <w:rFonts w:ascii="Malgun Gothic" w:hAnsi="Malgun Gothic" w:eastAsia="Malgun Gothic" w:cs="Malgun Gothic"/>
-                <w:b/>
-                <w:color w:val="0B2545"/>
-                <w:sz w:val="17"/>
-              </w:rPr>
-              <w:t>현재 구인</w:t>
-            </w:r>
-          </w:p>
-        </w:tc>
-        <w:tc>
-          <w:tcPr>
-            <w:tcW w:type="dxa" w:w="6660"/>
-            <w:vAlign w:val="center"/>
-            <w:tcMar>
-              <w:top w:w="80" w:type="dxa"/>
-              <w:start w:w="120" w:type="dxa"/>
-              <w:bottom w:w="80" w:type="dxa"/>
-              <w:end w:w="120" w:type="dxa"/>
-            </w:tcMar>
-          </w:tcPr>
-          <w:p>
-            <w:pPr>
-              <w:spacing w:before="0" w:after="0" w:line="269" w:lineRule="auto"/>
-            </w:pPr>
-            <w:r/>
-            <w:r>
-              <w:rPr>
-                <w:rFonts w:ascii="Consolas" w:hAnsi="Consolas" w:eastAsia="Consolas" w:cs="Consolas"/>
-                <w:color w:val="1F4D78"/>
-                <w:sz w:val="17"/>
-              </w:rPr>
-              <w:t>/recruit</w:t>
-            </w:r>
-          </w:p>
-        </w:tc>
-      </w:tr>
-      <w:tr>
-        <w:tc>
-          <w:tcPr>
-            <w:tcW w:type="dxa" w:w="2700"/>
-            <w:vAlign w:val="center"/>
-            <w:tcMar>
-              <w:top w:w="80" w:type="dxa"/>
-              <w:start w:w="120" w:type="dxa"/>
-              <w:bottom w:w="80" w:type="dxa"/>
-              <w:end w:w="120" w:type="dxa"/>
-            </w:tcMar>
-            <w:shd w:fill="F4F6F9"/>
-          </w:tcPr>
-          <w:p>
-            <w:pPr>
-              <w:spacing w:before="0" w:after="0" w:line="269" w:lineRule="auto"/>
-            </w:pPr>
-            <w:r>
-              <w:rPr>
-                <w:b/>
-              </w:rPr>
-            </w:r>
-            <w:r>
-              <w:rPr>
-                <w:rFonts w:ascii="Malgun Gothic" w:hAnsi="Malgun Gothic" w:eastAsia="Malgun Gothic" w:cs="Malgun Gothic"/>
-                <w:b/>
-                <w:color w:val="0B2545"/>
-                <w:sz w:val="17"/>
-              </w:rPr>
-              <w:t>내전 결과</w:t>
-            </w:r>
-          </w:p>
-        </w:tc>
-        <w:tc>
-          <w:tcPr>
-            <w:tcW w:type="dxa" w:w="6660"/>
-            <w:vAlign w:val="center"/>
-            <w:tcMar>
-              <w:top w:w="80" w:type="dxa"/>
-              <w:start w:w="120" w:type="dxa"/>
-              <w:bottom w:w="80" w:type="dxa"/>
-              <w:end w:w="120" w:type="dxa"/>
-            </w:tcMar>
-          </w:tcPr>
-          <w:p>
-            <w:pPr>
-              <w:spacing w:before="0" w:after="0" w:line="269" w:lineRule="auto"/>
-            </w:pPr>
-            <w:r/>
-            <w:r>
-              <w:rPr>
-                <w:rFonts w:ascii="Consolas" w:hAnsi="Consolas" w:eastAsia="Consolas" w:cs="Consolas"/>
-                <w:color w:val="1F4D78"/>
-                <w:sz w:val="17"/>
-              </w:rPr>
-              <w:t>/matches</w:t>
-            </w:r>
-          </w:p>
-        </w:tc>
-      </w:tr>
-      <w:tr>
-        <w:tc>
-          <w:tcPr>
-            <w:tcW w:type="dxa" w:w="2700"/>
-            <w:vAlign w:val="center"/>
-            <w:tcMar>
-              <w:top w:w="80" w:type="dxa"/>
-              <w:start w:w="120" w:type="dxa"/>
-              <w:bottom w:w="80" w:type="dxa"/>
-              <w:end w:w="120" w:type="dxa"/>
-            </w:tcMar>
-            <w:shd w:fill="F4F6F9"/>
-          </w:tcPr>
-          <w:p>
-            <w:pPr>
-              <w:spacing w:before="0" w:after="0" w:line="269" w:lineRule="auto"/>
-            </w:pPr>
-            <w:r>
-              <w:rPr>
-                <w:b/>
-              </w:rPr>
-            </w:r>
-            <w:r>
-              <w:rPr>
-                <w:rFonts w:ascii="Malgun Gothic" w:hAnsi="Malgun Gothic" w:eastAsia="Malgun Gothic" w:cs="Malgun Gothic"/>
-                <w:b/>
-                <w:color w:val="0B2545"/>
-                <w:sz w:val="17"/>
-              </w:rPr>
-              <w:t>시즌 랭킹</w:t>
-            </w:r>
-          </w:p>
-        </w:tc>
-        <w:tc>
-          <w:tcPr>
-            <w:tcW w:type="dxa" w:w="6660"/>
-            <w:vAlign w:val="center"/>
-            <w:tcMar>
-              <w:top w:w="80" w:type="dxa"/>
-              <w:start w:w="120" w:type="dxa"/>
-              <w:bottom w:w="80" w:type="dxa"/>
-              <w:end w:w="120" w:type="dxa"/>
-            </w:tcMar>
-          </w:tcPr>
-          <w:p>
-            <w:pPr>
-              <w:spacing w:before="0" w:after="0" w:line="269" w:lineRule="auto"/>
-            </w:pPr>
-            <w:r/>
-            <w:r>
-              <w:rPr>
-                <w:rFonts w:ascii="Consolas" w:hAnsi="Consolas" w:eastAsia="Consolas" w:cs="Consolas"/>
-                <w:color w:val="1F4D78"/>
-                <w:sz w:val="17"/>
-              </w:rPr>
-              <w:t>/rankings</w:t>
-            </w:r>
-          </w:p>
-        </w:tc>
-      </w:tr>
-      <w:tr>
-        <w:tc>
-          <w:tcPr>
-            <w:tcW w:type="dxa" w:w="2700"/>
-            <w:vAlign w:val="center"/>
-            <w:tcMar>
-              <w:top w:w="80" w:type="dxa"/>
-              <w:start w:w="120" w:type="dxa"/>
-              <w:bottom w:w="80" w:type="dxa"/>
-              <w:end w:w="120" w:type="dxa"/>
-            </w:tcMar>
-            <w:shd w:fill="F4F6F9"/>
-          </w:tcPr>
-          <w:p>
-            <w:pPr>
-              <w:spacing w:before="0" w:after="0" w:line="269" w:lineRule="auto"/>
-            </w:pPr>
-            <w:r>
-              <w:rPr>
-                <w:b/>
-              </w:rPr>
-            </w:r>
-            <w:r>
-              <w:rPr>
-                <w:rFonts w:ascii="Malgun Gothic" w:hAnsi="Malgun Gothic" w:eastAsia="Malgun Gothic" w:cs="Malgun Gothic"/>
-                <w:b/>
-                <w:color w:val="0B2545"/>
-                <w:sz w:val="17"/>
-              </w:rPr>
-              <w:t>플레이어 검색</w:t>
-            </w:r>
-          </w:p>
-        </w:tc>
-        <w:tc>
-          <w:tcPr>
-            <w:tcW w:type="dxa" w:w="6660"/>
-            <w:vAlign w:val="center"/>
-            <w:tcMar>
-              <w:top w:w="80" w:type="dxa"/>
-              <w:start w:w="120" w:type="dxa"/>
-              <w:bottom w:w="80" w:type="dxa"/>
-              <w:end w:w="120" w:type="dxa"/>
-            </w:tcMar>
-          </w:tcPr>
-          <w:p>
-            <w:pPr>
-              <w:spacing w:before="0" w:after="0" w:line="269" w:lineRule="auto"/>
-            </w:pPr>
-            <w:r/>
-            <w:r>
-              <w:rPr>
-                <w:rFonts w:ascii="Consolas" w:hAnsi="Consolas" w:eastAsia="Consolas" w:cs="Consolas"/>
-                <w:color w:val="1F4D78"/>
-                <w:sz w:val="17"/>
-              </w:rPr>
-              <w:t>/players</w:t>
-            </w:r>
-          </w:p>
-        </w:tc>
-      </w:tr>
-      <w:tr>
-        <w:tc>
-          <w:tcPr>
-            <w:tcW w:type="dxa" w:w="2700"/>
-            <w:vAlign w:val="center"/>
-            <w:tcMar>
-              <w:top w:w="80" w:type="dxa"/>
-              <w:start w:w="120" w:type="dxa"/>
-              <w:bottom w:w="80" w:type="dxa"/>
-              <w:end w:w="120" w:type="dxa"/>
-            </w:tcMar>
-            <w:shd w:fill="F4F6F9"/>
-          </w:tcPr>
-          <w:p>
-            <w:pPr>
-              <w:spacing w:before="0" w:after="0" w:line="269" w:lineRule="auto"/>
-            </w:pPr>
-            <w:r>
-              <w:rPr>
-                <w:b/>
-              </w:rPr>
-            </w:r>
-            <w:r>
-              <w:rPr>
-                <w:rFonts w:ascii="Malgun Gothic" w:hAnsi="Malgun Gothic" w:eastAsia="Malgun Gothic" w:cs="Malgun Gothic"/>
-                <w:b/>
-                <w:color w:val="0B2545"/>
-                <w:sz w:val="17"/>
-              </w:rPr>
-              <w:t>K-LOL MMR</w:t>
-            </w:r>
-          </w:p>
-        </w:tc>
-        <w:tc>
-          <w:tcPr>
-            <w:tcW w:type="dxa" w:w="6660"/>
-            <w:vAlign w:val="center"/>
-            <w:tcMar>
-              <w:top w:w="80" w:type="dxa"/>
-              <w:start w:w="120" w:type="dxa"/>
-              <w:bottom w:w="80" w:type="dxa"/>
-              <w:end w:w="120" w:type="dxa"/>
-            </w:tcMar>
-          </w:tcPr>
-          <w:p>
-            <w:pPr>
-              <w:spacing w:before="0" w:after="0" w:line="269" w:lineRule="auto"/>
-            </w:pPr>
-            <w:r/>
-            <w:r>
-              <w:rPr>
-                <w:rFonts w:ascii="Consolas" w:hAnsi="Consolas" w:eastAsia="Consolas" w:cs="Consolas"/>
-                <w:color w:val="1F4D78"/>
-                <w:sz w:val="17"/>
-              </w:rPr>
-              <w:t>/ai-balance</w:t>
-            </w:r>
-          </w:p>
-        </w:tc>
-      </w:tr>
-      <w:tr>
-        <w:tc>
-          <w:tcPr>
-            <w:tcW w:type="dxa" w:w="2700"/>
-            <w:vAlign w:val="center"/>
-            <w:tcMar>
-              <w:top w:w="80" w:type="dxa"/>
-              <w:start w:w="120" w:type="dxa"/>
-              <w:bottom w:w="80" w:type="dxa"/>
-              <w:end w:w="120" w:type="dxa"/>
-            </w:tcMar>
-            <w:shd w:fill="F4F6F9"/>
-          </w:tcPr>
-          <w:p>
-            <w:pPr>
-              <w:spacing w:before="0" w:after="0" w:line="269" w:lineRule="auto"/>
-            </w:pPr>
-            <w:r>
-              <w:rPr>
-                <w:b/>
-              </w:rPr>
-            </w:r>
-            <w:r>
-              <w:rPr>
-                <w:rFonts w:ascii="Malgun Gothic" w:hAnsi="Malgun Gothic" w:eastAsia="Malgun Gothic" w:cs="Malgun Gothic"/>
-                <w:b/>
-                <w:color w:val="0B2545"/>
-                <w:sz w:val="17"/>
-              </w:rPr>
-              <w:t>이벤트·멸망전</w:t>
-            </w:r>
-          </w:p>
-        </w:tc>
-        <w:tc>
-          <w:tcPr>
-            <w:tcW w:type="dxa" w:w="6660"/>
-            <w:vAlign w:val="center"/>
-            <w:tcMar>
-              <w:top w:w="80" w:type="dxa"/>
-              <w:start w:w="120" w:type="dxa"/>
-              <w:bottom w:w="80" w:type="dxa"/>
-              <w:end w:w="120" w:type="dxa"/>
-            </w:tcMar>
-          </w:tcPr>
-          <w:p>
-            <w:pPr>
-              <w:spacing w:before="0" w:after="0" w:line="269" w:lineRule="auto"/>
-            </w:pPr>
-            <w:r/>
-            <w:r>
-              <w:rPr>
-                <w:rFonts w:ascii="Consolas" w:hAnsi="Consolas" w:eastAsia="Consolas" w:cs="Consolas"/>
-                <w:color w:val="1F4D78"/>
-                <w:sz w:val="17"/>
-              </w:rPr>
-              <w:t>/progress</w:t>
-            </w:r>
-          </w:p>
-        </w:tc>
-      </w:tr>
-      <w:tr>
-        <w:tc>
-          <w:tcPr>
-            <w:tcW w:type="dxa" w:w="2700"/>
-            <w:vAlign w:val="center"/>
-            <w:tcMar>
-              <w:top w:w="80" w:type="dxa"/>
-              <w:start w:w="120" w:type="dxa"/>
-              <w:bottom w:w="80" w:type="dxa"/>
-              <w:end w:w="120" w:type="dxa"/>
-            </w:tcMar>
-            <w:shd w:fill="F4F6F9"/>
-          </w:tcPr>
-          <w:p>
-            <w:pPr>
-              <w:spacing w:before="0" w:after="0" w:line="269" w:lineRule="auto"/>
-            </w:pPr>
-            <w:r>
-              <w:rPr>
-                <w:b/>
-              </w:rPr>
-            </w:r>
-            <w:r>
-              <w:rPr>
-                <w:rFonts w:ascii="Malgun Gothic" w:hAnsi="Malgun Gothic" w:eastAsia="Malgun Gothic" w:cs="Malgun Gothic"/>
-                <w:b/>
-                <w:color w:val="0B2545"/>
-                <w:sz w:val="17"/>
-              </w:rPr>
-              <w:t>참가 신청</w:t>
-            </w:r>
-          </w:p>
-        </w:tc>
-        <w:tc>
-          <w:tcPr>
-            <w:tcW w:type="dxa" w:w="6660"/>
-            <w:vAlign w:val="center"/>
-            <w:tcMar>
-              <w:top w:w="80" w:type="dxa"/>
-              <w:start w:w="120" w:type="dxa"/>
-              <w:bottom w:w="80" w:type="dxa"/>
-              <w:end w:w="120" w:type="dxa"/>
-            </w:tcMar>
-          </w:tcPr>
-          <w:p>
-            <w:pPr>
-              <w:spacing w:before="0" w:after="0" w:line="269" w:lineRule="auto"/>
-            </w:pPr>
-            <w:r/>
-            <w:r>
-              <w:rPr>
-                <w:rFonts w:ascii="Malgun Gothic" w:hAnsi="Malgun Gothic" w:eastAsia="Malgun Gothic" w:cs="Malgun Gothic"/>
-                <w:color w:val="0B2545"/>
-                <w:sz w:val="17"/>
-              </w:rPr>
-              <w:t>진행 중 대회 상세 화면</w:t>
-            </w:r>
-          </w:p>
-        </w:tc>
-      </w:tr>
-      <w:tr>
-        <w:tc>
-          <w:tcPr>
-            <w:tcW w:type="dxa" w:w="2700"/>
-            <w:vAlign w:val="center"/>
-            <w:tcMar>
-              <w:top w:w="80" w:type="dxa"/>
-              <w:start w:w="120" w:type="dxa"/>
-              <w:bottom w:w="80" w:type="dxa"/>
-              <w:end w:w="120" w:type="dxa"/>
-            </w:tcMar>
-            <w:shd w:fill="F4F6F9"/>
-          </w:tcPr>
-          <w:p>
-            <w:pPr>
-              <w:spacing w:before="0" w:after="0" w:line="269" w:lineRule="auto"/>
-            </w:pPr>
-            <w:r>
-              <w:rPr>
-                <w:b/>
-              </w:rPr>
-            </w:r>
-            <w:r>
-              <w:rPr>
-                <w:rFonts w:ascii="Malgun Gothic" w:hAnsi="Malgun Gothic" w:eastAsia="Malgun Gothic" w:cs="Malgun Gothic"/>
-                <w:b/>
-                <w:color w:val="0B2545"/>
-                <w:sz w:val="17"/>
-              </w:rPr>
-              <w:t>Riot 연결</w:t>
-            </w:r>
-          </w:p>
-        </w:tc>
-        <w:tc>
-          <w:tcPr>
-            <w:tcW w:type="dxa" w:w="6660"/>
-            <w:vAlign w:val="center"/>
-            <w:tcMar>
-              <w:top w:w="80" w:type="dxa"/>
-              <w:start w:w="120" w:type="dxa"/>
-              <w:bottom w:w="80" w:type="dxa"/>
-              <w:end w:w="120" w:type="dxa"/>
-            </w:tcMar>
-          </w:tcPr>
-          <w:p>
-            <w:pPr>
-              <w:spacing w:before="0" w:after="0" w:line="269" w:lineRule="auto"/>
-            </w:pPr>
-            <w:r/>
-            <w:r>
-              <w:rPr>
-                <w:rFonts w:ascii="Consolas" w:hAnsi="Consolas" w:eastAsia="Consolas" w:cs="Consolas"/>
-                <w:color w:val="1F4D78"/>
-                <w:sz w:val="17"/>
-              </w:rPr>
-              <w:t>/me/riot</w:t>
-            </w:r>
-          </w:p>
-        </w:tc>
-      </w:tr>
-      <w:tr>
-        <w:tc>
-          <w:tcPr>
-            <w:tcW w:type="dxa" w:w="2700"/>
-            <w:vAlign w:val="center"/>
-            <w:tcMar>
-              <w:top w:w="80" w:type="dxa"/>
-              <w:start w:w="120" w:type="dxa"/>
-              <w:bottom w:w="80" w:type="dxa"/>
-              <w:end w:w="120" w:type="dxa"/>
-            </w:tcMar>
-            <w:shd w:fill="F4F6F9"/>
-          </w:tcPr>
-          <w:p>
-            <w:pPr>
-              <w:spacing w:before="0" w:after="0" w:line="269" w:lineRule="auto"/>
-            </w:pPr>
-            <w:r>
-              <w:rPr>
-                <w:b/>
-              </w:rPr>
-            </w:r>
-            <w:r>
-              <w:rPr>
-                <w:rFonts w:ascii="Malgun Gothic" w:hAnsi="Malgun Gothic" w:eastAsia="Malgun Gothic" w:cs="Malgun Gothic"/>
-                <w:b/>
-                <w:color w:val="0B2545"/>
-                <w:sz w:val="17"/>
-              </w:rPr>
-              <w:t>징계 현황</w:t>
-            </w:r>
-          </w:p>
-        </w:tc>
-        <w:tc>
-          <w:tcPr>
-            <w:tcW w:type="dxa" w:w="6660"/>
-            <w:vAlign w:val="center"/>
-            <w:tcMar>
-              <w:top w:w="80" w:type="dxa"/>
-              <w:start w:w="120" w:type="dxa"/>
-              <w:bottom w:w="80" w:type="dxa"/>
-              <w:end w:w="120" w:type="dxa"/>
-            </w:tcMar>
-          </w:tcPr>
-          <w:p>
-            <w:pPr>
-              <w:spacing w:before="0" w:after="0" w:line="269" w:lineRule="auto"/>
-            </w:pPr>
-            <w:r/>
-            <w:r>
-              <w:rPr>
-                <w:rFonts w:ascii="Consolas" w:hAnsi="Consolas" w:eastAsia="Consolas" w:cs="Consolas"/>
-                <w:color w:val="1F4D78"/>
-                <w:sz w:val="17"/>
-              </w:rPr>
-              <w:t>/discipline</w:t>
-            </w:r>
-          </w:p>
-        </w:tc>
-      </w:tr>
-      <w:tr>
-        <w:tc>
-          <w:tcPr>
-            <w:tcW w:type="dxa" w:w="2700"/>
-            <w:vAlign w:val="center"/>
-            <w:tcMar>
-              <w:top w:w="80" w:type="dxa"/>
-              <w:start w:w="120" w:type="dxa"/>
-              <w:bottom w:w="80" w:type="dxa"/>
-              <w:end w:w="120" w:type="dxa"/>
-            </w:tcMar>
-            <w:shd w:fill="F4F6F9"/>
-          </w:tcPr>
-          <w:p>
-            <w:pPr>
-              <w:spacing w:before="0" w:after="0" w:line="269" w:lineRule="auto"/>
-            </w:pPr>
-            <w:r>
-              <w:rPr>
-                <w:b/>
-              </w:rPr>
-            </w:r>
-            <w:r>
-              <w:rPr>
-                <w:rFonts w:ascii="Malgun Gothic" w:hAnsi="Malgun Gothic" w:eastAsia="Malgun Gothic" w:cs="Malgun Gothic"/>
-                <w:b/>
-                <w:color w:val="0B2545"/>
-                <w:sz w:val="17"/>
-              </w:rPr>
-              <w:t>카카오 명령어</w:t>
-            </w:r>
-          </w:p>
-        </w:tc>
-        <w:tc>
-          <w:tcPr>
-            <w:tcW w:type="dxa" w:w="6660"/>
-            <w:vAlign w:val="center"/>
-            <w:tcMar>
-              <w:top w:w="80" w:type="dxa"/>
-              <w:start w:w="120" w:type="dxa"/>
-              <w:bottom w:w="80" w:type="dxa"/>
-              <w:end w:w="120" w:type="dxa"/>
-            </w:tcMar>
-          </w:tcPr>
-          <w:p>
-            <w:pPr>
-              <w:spacing w:before="0" w:after="0" w:line="269" w:lineRule="auto"/>
-            </w:pPr>
-            <w:r/>
-            <w:r>
-              <w:rPr>
-                <w:rFonts w:ascii="Consolas" w:hAnsi="Consolas" w:eastAsia="Consolas" w:cs="Consolas"/>
-                <w:color w:val="1F4D78"/>
-                <w:sz w:val="17"/>
-              </w:rPr>
-              <w:t>/recruit-helper</w:t>
-            </w:r>
-          </w:p>
-        </w:tc>
-      </w:tr>
-      <w:tr>
-        <w:tc>
-          <w:tcPr>
-            <w:tcW w:type="dxa" w:w="2700"/>
-            <w:vAlign w:val="center"/>
-            <w:tcMar>
-              <w:top w:w="80" w:type="dxa"/>
-              <w:start w:w="120" w:type="dxa"/>
-              <w:bottom w:w="80" w:type="dxa"/>
-              <w:end w:w="120" w:type="dxa"/>
-            </w:tcMar>
-            <w:shd w:fill="F4F6F9"/>
-          </w:tcPr>
-          <w:p>
-            <w:pPr>
-              <w:spacing w:before="0" w:after="0" w:line="269" w:lineRule="auto"/>
-            </w:pPr>
-            <w:r>
-              <w:rPr>
-                <w:b/>
-              </w:rPr>
-            </w:r>
-            <w:r>
-              <w:rPr>
-                <w:rFonts w:ascii="Malgun Gothic" w:hAnsi="Malgun Gothic" w:eastAsia="Malgun Gothic" w:cs="Malgun Gothic"/>
-                <w:b/>
-                <w:color w:val="0B2545"/>
-                <w:sz w:val="17"/>
-              </w:rPr>
-              <w:t>계정 정보</w:t>
-            </w:r>
-          </w:p>
-        </w:tc>
-        <w:tc>
-          <w:tcPr>
-            <w:tcW w:type="dxa" w:w="6660"/>
-            <w:vAlign w:val="center"/>
-            <w:tcMar>
-              <w:top w:w="80" w:type="dxa"/>
-              <w:start w:w="120" w:type="dxa"/>
-              <w:bottom w:w="80" w:type="dxa"/>
-              <w:end w:w="120" w:type="dxa"/>
-            </w:tcMar>
-          </w:tcPr>
-          <w:p>
-            <w:pPr>
-              <w:spacing w:before="0" w:after="0" w:line="269" w:lineRule="auto"/>
-            </w:pPr>
-            <w:r/>
-            <w:r>
-              <w:rPr>
-                <w:rFonts w:ascii="Consolas" w:hAnsi="Consolas" w:eastAsia="Consolas" w:cs="Consolas"/>
-                <w:color w:val="1F4D78"/>
-                <w:sz w:val="17"/>
-              </w:rPr>
-              <w:t>/account</w:t>
-            </w:r>
-          </w:p>
-        </w:tc>
-      </w:tr>
-      <w:tr>
-        <w:tc>
-          <w:tcPr>
-            <w:tcW w:type="dxa" w:w="2700"/>
-            <w:vAlign w:val="center"/>
-            <w:tcMar>
-              <w:top w:w="80" w:type="dxa"/>
-              <w:start w:w="120" w:type="dxa"/>
-              <w:bottom w:w="80" w:type="dxa"/>
-              <w:end w:w="120" w:type="dxa"/>
-            </w:tcMar>
-            <w:shd w:fill="F4F6F9"/>
-          </w:tcPr>
-          <w:p>
-            <w:pPr>
-              <w:spacing w:before="0" w:after="0" w:line="269" w:lineRule="auto"/>
-            </w:pPr>
-            <w:r>
-              <w:rPr>
-                <w:b/>
-              </w:rPr>
-            </w:r>
-            <w:r>
-              <w:rPr>
-                <w:rFonts w:ascii="Malgun Gothic" w:hAnsi="Malgun Gothic" w:eastAsia="Malgun Gothic" w:cs="Malgun Gothic"/>
-                <w:b/>
-                <w:color w:val="0B2545"/>
-                <w:sz w:val="17"/>
-              </w:rPr>
-              <w:t>앱 설치</w:t>
-            </w:r>
-          </w:p>
-        </w:tc>
-        <w:tc>
-          <w:tcPr>
-            <w:tcW w:type="dxa" w:w="6660"/>
-            <w:vAlign w:val="center"/>
-            <w:tcMar>
-              <w:top w:w="80" w:type="dxa"/>
-              <w:start w:w="120" w:type="dxa"/>
-              <w:bottom w:w="80" w:type="dxa"/>
-              <w:end w:w="120" w:type="dxa"/>
-            </w:tcMar>
-          </w:tcPr>
-          <w:p>
-            <w:pPr>
-              <w:spacing w:before="0" w:after="0" w:line="269" w:lineRule="auto"/>
-            </w:pPr>
-            <w:r/>
-            <w:r>
-              <w:rPr>
-                <w:rFonts w:ascii="Consolas" w:hAnsi="Consolas" w:eastAsia="Consolas" w:cs="Consolas"/>
-                <w:color w:val="1F4D78"/>
-                <w:sz w:val="17"/>
-              </w:rPr>
-              <w:t>/install</w:t>
-            </w:r>
-          </w:p>
-        </w:tc>
-      </w:tr>
-    </w:tbl>
-    <w:p>
-      <w:pPr>
-        <w:spacing w:after="40"/>
-      </w:pPr>
-    </w:p>
-    <w:p>
-      <w:r>
-        <w:br w:type="page"/>
-      </w:r>
-    </w:p>
-    <w:p>
-      <w:pPr>
-        <w:pStyle w:val="Heading1"/>
-      </w:pPr>
-      <w:r>
-        <w:rPr>
-          <w:rFonts w:ascii="Malgun Gothic" w:hAnsi="Malgun Gothic" w:eastAsia="Malgun Gothic" w:cs="Malgun Gothic"/>
-          <w:color w:val="2E74B5"/>
-          <w:sz w:val="32"/>
-        </w:rPr>
-        <w:t>18. 유저 공지 재사용 가이드</w:t>
-      </w:r>
-    </w:p>
-    <w:p>
-      <w:r>
-        <w:rPr>
-          <w:rFonts w:ascii="Malgun Gothic" w:hAnsi="Malgun Gothic" w:eastAsia="Malgun Gothic" w:cs="Malgun Gothic"/>
-        </w:rPr>
-        <w:t>이 가이드의 이미지 중 다음 3장은 실제 이용자 이름이나 관리자 전용 데이터가 없는 모바일 안내 화면으로 만들어 유저 공지에 재사용할 수 있다.</w:t>
+        <w:t>다음 이미지는 관리자 입력값이 없는 모바일 안내 화면이므로 카카오 공지에 재사용할 수 있다.</w:t>
       </w:r>
     </w:p>
     <w:tbl>
@@ -9023,7 +7063,7 @@
                 <w:color w:val="0B2545"/>
                 <w:sz w:val="17"/>
               </w:rPr>
-              <w:t>공지 용도</w:t>
+              <w:t>설명</w:t>
             </w:r>
           </w:p>
         </w:tc>
@@ -9056,7 +7096,7 @@
                 <w:color w:val="0B2545"/>
                 <w:sz w:val="17"/>
               </w:rPr>
-              <w:t>권장 문구</w:t>
+              <w:t>공지 핵심 문구</w:t>
             </w:r>
           </w:p>
         </w:tc>
@@ -9116,7 +7156,7 @@
                 <w:color w:val="0B2545"/>
                 <w:sz w:val="17"/>
               </w:rPr>
-              <w:t>경고 접수·차감 인증 안내</w:t>
+              <w:t>경고 접수와 차감 인증</w:t>
             </w:r>
           </w:p>
         </w:tc>
@@ -9202,7 +7242,7 @@
                 <w:color w:val="0B2545"/>
                 <w:sz w:val="17"/>
               </w:rPr>
-              <w:t>종료 내전 결과 접수 안내</w:t>
+              <w:t>종료 내전 결과 접수</w:t>
             </w:r>
           </w:p>
         </w:tc>
@@ -9288,7 +7328,7 @@
                 <w:color w:val="0B2545"/>
                 <w:sz w:val="17"/>
               </w:rPr>
-              <w:t>파티 구인·수정 안내</w:t>
+              <w:t>파티 구인과 수정</w:t>
             </w:r>
           </w:p>
         </w:tc>
@@ -9326,27 +7366,6 @@
       </w:pPr>
     </w:p>
     <w:p>
-      <w:r>
-        <w:rPr>
-          <w:rFonts w:ascii="Malgun Gothic" w:hAnsi="Malgun Gothic" w:eastAsia="Malgun Gothic" w:cs="Malgun Gothic"/>
-        </w:rPr>
-        <w:t>관리자 화면 이미지 01~05는 운영진 교육방에서만 사용한다. 유저 공지에는 관리자 입력값·설정 화면·테스트 계정이 포함될 수 있으므로 넣지 않는다.</w:t>
-      </w:r>
-    </w:p>
-    <w:p>
-      <w:pPr>
-        <w:pStyle w:val="Heading2"/>
-      </w:pPr>
-      <w:r>
-        <w:rPr>
-          <w:rFonts w:ascii="Malgun Gothic" w:hAnsi="Malgun Gothic" w:eastAsia="Malgun Gothic" w:cs="Malgun Gothic"/>
-          <w:color w:val="2E74B5"/>
-          <w:sz w:val="26"/>
-        </w:rPr>
-        <w:t>유저 공지 복붙 예시</w:t>
-      </w:r>
-    </w:p>
-    <w:p>
       <w:pPr>
         <w:pStyle w:val="CodeBlock"/>
         <w:shd w:fill="F2F4F7"/>
@@ -9357,7 +7376,7 @@
           <w:color w:val="0B2545"/>
           <w:sz w:val="17"/>
         </w:rPr>
-        <w:t>[K-LOL.GG 카카오 기능 사용 안내]</w:t>
+        <w:t>[K-LOL.GG 사이트·카카오톡 기능 안내]</w:t>
       </w:r>
       <w:r>
         <w:br/>
@@ -9400,7 +7419,7 @@
           <w:color w:val="0B2545"/>
           <w:sz w:val="17"/>
         </w:rPr>
-        <w:t>• 이름을 추가·삭제한 뒤 양식 전체를 다시 보내주세요.</w:t>
+        <w:t>• 이름을 수정한 뒤 양식 전체를 다시 보내주세요.</w:t>
       </w:r>
       <w:r>
         <w:br/>
@@ -9421,7 +7440,7 @@
           <w:color w:val="0B2545"/>
           <w:sz w:val="17"/>
         </w:rPr>
-        <w:t>경고 접수와 차감 인증</w:t>
+        <w:t>경고</w:t>
       </w:r>
       <w:r>
         <w:br/>
@@ -9432,7 +7451,7 @@
           <w:color w:val="0B2545"/>
           <w:sz w:val="17"/>
         </w:rPr>
-        <w:t>• 경고 부여 근거사진은 0~3장입니다.</w:t>
+        <w:t>• 경고 근거사진은 0~3장입니다.</w:t>
       </w:r>
       <w:r>
         <w:br/>
@@ -9443,7 +7462,7 @@
           <w:color w:val="0B2545"/>
           <w:sz w:val="17"/>
         </w:rPr>
-        <w:t>• 관리자 승인 후 일반 경고는 10장, 내전 경고는 15장을 인증합니다.</w:t>
+        <w:t>• 승인 후 일반 경고는 10장, 내전 경고는 15장을 인증합니다.</w:t>
       </w:r>
       <w:r>
         <w:br/>
@@ -9497,7 +7516,7 @@
           <w:color w:val="0B2545"/>
           <w:sz w:val="17"/>
         </w:rPr>
-        <w:t>• 2세트는 2장, 3세트는 3장을 1세트부터 순서대로 보냅니다.</w:t>
+        <w:t>• 2세트는 2장, 3세트는 3장을 순서대로 보냅니다.</w:t>
       </w:r>
       <w:r>
         <w:br/>
@@ -9508,7 +7527,7 @@
           <w:color w:val="0B2545"/>
           <w:sz w:val="17"/>
         </w:rPr>
-        <w:t>• 사진 접수 후 관리자가 사이트에서 최종 수기 등록합니다.</w:t>
+        <w:t>• 사진 접수 후 사이트에서 결과를 수기 등록합니다.</w:t>
       </w:r>
       <w:r>
         <w:br/>
@@ -9529,7 +7548,7 @@
           <w:color w:val="0B2545"/>
           <w:sz w:val="17"/>
         </w:rPr>
-        <w:t>전체 사용법: https://k-lol-gg.vercel.app/recruit-helper</w:t>
+        <w:t>전체 도움말: https://k-lol-gg.vercel.app/recruit-helper</w:t>
       </w:r>
     </w:p>
     <w:sectPr>
@@ -9584,7 +7603,7 @@
         <w:color w:val="5C6773"/>
         <w:sz w:val="17"/>
       </w:rPr>
-      <w:t>K-LOL.GG | 운영진 기능 가이드</w:t>
+      <w:t>K-LOL.GG | 사이트·카카오톡 기능 안내</w:t>
     </w:r>
   </w:p>
 </w:hdr>
